--- a/UML/Report.docx
+++ b/UML/Report.docx
@@ -3370,20 +3370,10 @@
           <w:rFonts w:ascii="Times New Roman" w:hAnsi="Times New Roman" w:cs="Times New Roman"/>
           <w:b/>
           <w:bCs/>
-          <w:sz w:val="36"/>
-          <w:szCs w:val="36"/>
-        </w:rPr>
-        <w:t xml:space="preserve"> </w:t>
-      </w:r>
-      <w:r>
-        <w:rPr>
-          <w:rFonts w:ascii="Times New Roman" w:hAnsi="Times New Roman" w:cs="Times New Roman"/>
-          <w:b/>
-          <w:bCs/>
           <w:sz w:val="32"/>
           <w:szCs w:val="32"/>
         </w:rPr>
-        <w:t>Context Level Data Flow Diagram</w:t>
+        <w:t xml:space="preserve"> Entity Relationship Diagram</w:t>
       </w:r>
     </w:p>
     <w:p>
@@ -3397,75 +3387,20 @@
           <w:szCs w:val="32"/>
         </w:rPr>
       </w:pPr>
-    </w:p>
-    <w:p>
-      <w:pPr>
-        <w:jc w:val="both"/>
-        <w:rPr>
-          <w:rFonts w:ascii="Times New Roman" w:hAnsi="Times New Roman" w:cs="Times New Roman"/>
-          <w:b/>
-          <w:bCs/>
+      <w:r>
+        <w:rPr>
+          <w:rFonts w:ascii="Times New Roman" w:hAnsi="Times New Roman" w:cs="Times New Roman"/>
+          <w:b/>
+          <w:bCs/>
+          <w:noProof/>
           <w:sz w:val="32"/>
           <w:szCs w:val="32"/>
         </w:rPr>
-      </w:pPr>
-      <w:r>
-        <w:rPr>
-          <w:rFonts w:ascii="Times New Roman" w:hAnsi="Times New Roman" w:cs="Times New Roman"/>
-          <w:b/>
-          <w:bCs/>
-          <w:sz w:val="32"/>
-          <w:szCs w:val="32"/>
-        </w:rPr>
-        <w:t>2.1.1 0</w:t>
-      </w:r>
-      <w:r>
-        <w:rPr>
-          <w:rFonts w:ascii="Times New Roman" w:hAnsi="Times New Roman" w:cs="Times New Roman"/>
-          <w:b/>
-          <w:bCs/>
-          <w:sz w:val="32"/>
-          <w:szCs w:val="32"/>
-          <w:vertAlign w:val="superscript"/>
-        </w:rPr>
-        <w:t>th</w:t>
-      </w:r>
-      <w:r>
-        <w:rPr>
-          <w:rFonts w:ascii="Times New Roman" w:hAnsi="Times New Roman" w:cs="Times New Roman"/>
-          <w:b/>
-          <w:bCs/>
-          <w:sz w:val="32"/>
-          <w:szCs w:val="32"/>
-        </w:rPr>
-        <w:t xml:space="preserve"> Level DFD</w:t>
-      </w:r>
-    </w:p>
-    <w:p>
-      <w:pPr>
-        <w:jc w:val="both"/>
-        <w:rPr>
-          <w:rFonts w:ascii="Times New Roman" w:hAnsi="Times New Roman" w:cs="Times New Roman"/>
-          <w:b/>
-          <w:bCs/>
-          <w:sz w:val="36"/>
-          <w:szCs w:val="36"/>
-        </w:rPr>
-      </w:pPr>
-      <w:r>
-        <w:rPr>
-          <w:rFonts w:ascii="Times New Roman" w:hAnsi="Times New Roman" w:cs="Times New Roman"/>
-          <w:b/>
-          <w:bCs/>
-          <w:noProof/>
-          <w:sz w:val="36"/>
-          <w:szCs w:val="36"/>
-        </w:rPr>
         <w:drawing>
-          <wp:inline distT="0" distB="0" distL="0" distR="0" wp14:anchorId="5A4E09D9" wp14:editId="7EDCB74C">
-            <wp:extent cx="5731510" cy="1928495"/>
-            <wp:effectExtent l="0" t="0" r="2540" b="0"/>
-            <wp:docPr id="1701606798" name="Picture 2"/>
+          <wp:inline distT="0" distB="0" distL="0" distR="0" wp14:anchorId="08DAC011" wp14:editId="3D02CD1B">
+            <wp:extent cx="5731510" cy="3477260"/>
+            <wp:effectExtent l="0" t="0" r="2540" b="8890"/>
+            <wp:docPr id="406130629" name="Picture 2"/>
             <wp:cNvGraphicFramePr>
               <a:graphicFrameLocks xmlns:a="http://schemas.openxmlformats.org/drawingml/2006/main" noChangeAspect="1"/>
             </wp:cNvGraphicFramePr>
@@ -3473,7 +3408,7 @@
               <a:graphicData uri="http://schemas.openxmlformats.org/drawingml/2006/picture">
                 <pic:pic xmlns:pic="http://schemas.openxmlformats.org/drawingml/2006/picture">
                   <pic:nvPicPr>
-                    <pic:cNvPr id="1701606798" name="Picture 1701606798"/>
+                    <pic:cNvPr id="406130629" name="Picture 406130629"/>
                     <pic:cNvPicPr/>
                   </pic:nvPicPr>
                   <pic:blipFill>
@@ -3491,7 +3426,7 @@
                   <pic:spPr>
                     <a:xfrm>
                       <a:off x="0" y="0"/>
-                      <a:ext cx="5731510" cy="1928495"/>
+                      <a:ext cx="5731510" cy="3477260"/>
                     </a:xfrm>
                     <a:prstGeom prst="rect">
                       <a:avLst/>
@@ -3506,1126 +3441,92 @@
     </w:p>
     <w:p>
       <w:pPr>
-        <w:jc w:val="both"/>
-        <w:rPr>
-          <w:rFonts w:ascii="Times New Roman" w:hAnsi="Times New Roman" w:cs="Times New Roman"/>
-          <w:sz w:val="28"/>
-          <w:szCs w:val="28"/>
-        </w:rPr>
-      </w:pPr>
-    </w:p>
-    <w:p>
-      <w:pPr>
-        <w:jc w:val="both"/>
-        <w:rPr>
-          <w:rFonts w:ascii="Times New Roman" w:hAnsi="Times New Roman" w:cs="Times New Roman"/>
-          <w:b/>
-          <w:bCs/>
-          <w:sz w:val="32"/>
-          <w:szCs w:val="32"/>
-        </w:rPr>
-      </w:pPr>
-      <w:r>
-        <w:rPr>
-          <w:rFonts w:ascii="Times New Roman" w:hAnsi="Times New Roman" w:cs="Times New Roman"/>
-          <w:b/>
-          <w:bCs/>
-          <w:sz w:val="32"/>
-          <w:szCs w:val="32"/>
-        </w:rPr>
-        <w:t>2</w:t>
-      </w:r>
-      <w:r>
-        <w:rPr>
-          <w:rFonts w:ascii="Times New Roman" w:hAnsi="Times New Roman" w:cs="Times New Roman"/>
-          <w:b/>
-          <w:bCs/>
-          <w:sz w:val="32"/>
-          <w:szCs w:val="32"/>
-        </w:rPr>
-        <w:t>.2.2 1</w:t>
-      </w:r>
-      <w:r>
-        <w:rPr>
-          <w:rFonts w:ascii="Times New Roman" w:hAnsi="Times New Roman" w:cs="Times New Roman"/>
-          <w:b/>
-          <w:bCs/>
-          <w:sz w:val="32"/>
-          <w:szCs w:val="32"/>
-          <w:vertAlign w:val="superscript"/>
-        </w:rPr>
-        <w:t>st</w:t>
-      </w:r>
-      <w:r>
-        <w:rPr>
-          <w:rFonts w:ascii="Times New Roman" w:hAnsi="Times New Roman" w:cs="Times New Roman"/>
-          <w:b/>
-          <w:bCs/>
-          <w:sz w:val="32"/>
-          <w:szCs w:val="32"/>
-        </w:rPr>
-        <w:t xml:space="preserve"> Level DFD</w:t>
-      </w:r>
-    </w:p>
-    <w:p>
-      <w:pPr>
-        <w:pStyle w:val="ListParagraph"/>
-        <w:numPr>
-          <w:ilvl w:val="0"/>
-          <w:numId w:val="2"/>
-        </w:numPr>
-        <w:jc w:val="both"/>
-        <w:rPr>
-          <w:rFonts w:ascii="Times New Roman" w:hAnsi="Times New Roman" w:cs="Times New Roman"/>
-          <w:b/>
-          <w:bCs/>
-          <w:sz w:val="32"/>
-          <w:szCs w:val="32"/>
-        </w:rPr>
-      </w:pPr>
-      <w:r>
-        <w:rPr>
-          <w:rFonts w:ascii="Times New Roman" w:hAnsi="Times New Roman" w:cs="Times New Roman"/>
-          <w:b/>
-          <w:bCs/>
-          <w:sz w:val="32"/>
-          <w:szCs w:val="32"/>
-        </w:rPr>
-        <w:t>Processes</w:t>
-      </w:r>
-    </w:p>
-    <w:p>
-      <w:pPr>
-        <w:pStyle w:val="ListParagraph"/>
-        <w:numPr>
-          <w:ilvl w:val="6"/>
-          <w:numId w:val="1"/>
-        </w:numPr>
-        <w:jc w:val="both"/>
-        <w:rPr>
-          <w:rFonts w:ascii="Times New Roman" w:hAnsi="Times New Roman" w:cs="Times New Roman"/>
-          <w:b/>
-          <w:bCs/>
-          <w:sz w:val="32"/>
-          <w:szCs w:val="32"/>
-        </w:rPr>
-      </w:pPr>
-      <w:r>
-        <w:rPr>
-          <w:rFonts w:ascii="Times New Roman" w:hAnsi="Times New Roman" w:cs="Times New Roman"/>
-          <w:b/>
-          <w:bCs/>
-          <w:sz w:val="32"/>
-          <w:szCs w:val="32"/>
-        </w:rPr>
-        <w:t>User Authentication</w:t>
-      </w:r>
-    </w:p>
-    <w:p>
-      <w:pPr>
-        <w:pStyle w:val="ListParagraph"/>
-        <w:numPr>
-          <w:ilvl w:val="6"/>
-          <w:numId w:val="1"/>
-        </w:numPr>
-        <w:jc w:val="both"/>
-        <w:rPr>
-          <w:rFonts w:ascii="Times New Roman" w:hAnsi="Times New Roman" w:cs="Times New Roman"/>
-          <w:b/>
-          <w:bCs/>
-          <w:sz w:val="32"/>
-          <w:szCs w:val="32"/>
-        </w:rPr>
-      </w:pPr>
-      <w:r>
-        <w:rPr>
-          <w:rFonts w:ascii="Times New Roman" w:hAnsi="Times New Roman" w:cs="Times New Roman"/>
-          <w:b/>
-          <w:bCs/>
-          <w:sz w:val="32"/>
-          <w:szCs w:val="32"/>
-        </w:rPr>
-        <w:t>Consumption Data Management</w:t>
-      </w:r>
-    </w:p>
-    <w:p>
-      <w:pPr>
-        <w:pStyle w:val="ListParagraph"/>
-        <w:numPr>
-          <w:ilvl w:val="6"/>
-          <w:numId w:val="1"/>
-        </w:numPr>
-        <w:jc w:val="both"/>
-        <w:rPr>
-          <w:rFonts w:ascii="Times New Roman" w:hAnsi="Times New Roman" w:cs="Times New Roman"/>
-          <w:b/>
-          <w:bCs/>
-          <w:sz w:val="32"/>
-          <w:szCs w:val="32"/>
-        </w:rPr>
-      </w:pPr>
-      <w:r>
-        <w:rPr>
-          <w:rFonts w:ascii="Times New Roman" w:hAnsi="Times New Roman" w:cs="Times New Roman"/>
-          <w:b/>
-          <w:bCs/>
-          <w:sz w:val="32"/>
-          <w:szCs w:val="32"/>
-        </w:rPr>
-        <w:t>Profile Management</w:t>
-      </w:r>
-    </w:p>
-    <w:p>
-      <w:pPr>
-        <w:pStyle w:val="ListParagraph"/>
-        <w:numPr>
-          <w:ilvl w:val="6"/>
-          <w:numId w:val="1"/>
-        </w:numPr>
-        <w:jc w:val="both"/>
-        <w:rPr>
-          <w:rFonts w:ascii="Times New Roman" w:hAnsi="Times New Roman" w:cs="Times New Roman"/>
-          <w:b/>
-          <w:bCs/>
-          <w:sz w:val="32"/>
-          <w:szCs w:val="32"/>
-        </w:rPr>
-      </w:pPr>
-      <w:r>
-        <w:rPr>
-          <w:rFonts w:ascii="Times New Roman" w:hAnsi="Times New Roman" w:cs="Times New Roman"/>
-          <w:b/>
-          <w:bCs/>
-          <w:sz w:val="32"/>
-          <w:szCs w:val="32"/>
-        </w:rPr>
-        <w:t>Analysis &amp; Reports</w:t>
-      </w:r>
-    </w:p>
-    <w:p>
-      <w:pPr>
-        <w:pStyle w:val="ListParagraph"/>
-        <w:numPr>
-          <w:ilvl w:val="6"/>
-          <w:numId w:val="1"/>
-        </w:numPr>
-        <w:jc w:val="both"/>
-        <w:rPr>
-          <w:rFonts w:ascii="Times New Roman" w:hAnsi="Times New Roman" w:cs="Times New Roman"/>
-          <w:b/>
-          <w:bCs/>
-          <w:sz w:val="32"/>
-          <w:szCs w:val="32"/>
-        </w:rPr>
-      </w:pPr>
-      <w:r>
-        <w:rPr>
-          <w:rFonts w:ascii="Times New Roman" w:hAnsi="Times New Roman" w:cs="Times New Roman"/>
-          <w:b/>
-          <w:bCs/>
-          <w:sz w:val="32"/>
-          <w:szCs w:val="32"/>
-        </w:rPr>
-        <w:t>Recommendations</w:t>
-      </w:r>
-    </w:p>
-    <w:p>
-      <w:pPr>
-        <w:pStyle w:val="ListParagraph"/>
-        <w:numPr>
-          <w:ilvl w:val="6"/>
-          <w:numId w:val="1"/>
-        </w:numPr>
-        <w:jc w:val="both"/>
-        <w:rPr>
-          <w:rFonts w:ascii="Times New Roman" w:hAnsi="Times New Roman" w:cs="Times New Roman"/>
-          <w:b/>
-          <w:bCs/>
-          <w:sz w:val="32"/>
-          <w:szCs w:val="32"/>
-        </w:rPr>
-      </w:pPr>
-      <w:r>
-        <w:rPr>
-          <w:rFonts w:ascii="Times New Roman" w:hAnsi="Times New Roman" w:cs="Times New Roman"/>
-          <w:b/>
-          <w:bCs/>
-          <w:sz w:val="32"/>
-          <w:szCs w:val="32"/>
-        </w:rPr>
-        <w:t>User/Admin Management</w:t>
-      </w:r>
-    </w:p>
-    <w:p>
-      <w:pPr>
-        <w:pStyle w:val="ListParagraph"/>
-        <w:numPr>
-          <w:ilvl w:val="6"/>
-          <w:numId w:val="1"/>
-        </w:numPr>
-        <w:jc w:val="both"/>
-        <w:rPr>
-          <w:rFonts w:ascii="Times New Roman" w:hAnsi="Times New Roman" w:cs="Times New Roman"/>
-          <w:b/>
-          <w:bCs/>
-          <w:sz w:val="32"/>
-          <w:szCs w:val="32"/>
-        </w:rPr>
-      </w:pPr>
-      <w:r>
-        <w:rPr>
-          <w:rFonts w:ascii="Times New Roman" w:hAnsi="Times New Roman" w:cs="Times New Roman"/>
-          <w:b/>
-          <w:bCs/>
-          <w:sz w:val="32"/>
-          <w:szCs w:val="32"/>
-        </w:rPr>
-        <w:t>Settings/Notification</w:t>
-      </w:r>
-    </w:p>
-    <w:p>
-      <w:pPr>
-        <w:pStyle w:val="ListParagraph"/>
-        <w:ind w:left="1212"/>
-        <w:jc w:val="both"/>
-        <w:rPr>
-          <w:rFonts w:ascii="Times New Roman" w:hAnsi="Times New Roman" w:cs="Times New Roman"/>
-          <w:b/>
-          <w:bCs/>
-          <w:sz w:val="32"/>
-          <w:szCs w:val="32"/>
-        </w:rPr>
-      </w:pPr>
-    </w:p>
-    <w:p>
-      <w:pPr>
-        <w:pStyle w:val="ListParagraph"/>
-        <w:ind w:left="142"/>
-        <w:rPr>
-          <w:rFonts w:ascii="Times New Roman" w:hAnsi="Times New Roman" w:cs="Times New Roman"/>
-          <w:b/>
-          <w:bCs/>
-          <w:sz w:val="32"/>
-          <w:szCs w:val="32"/>
-        </w:rPr>
-      </w:pPr>
-      <w:r>
-        <w:rPr>
-          <w:rFonts w:ascii="Times New Roman" w:hAnsi="Times New Roman" w:cs="Times New Roman"/>
-          <w:b/>
-          <w:bCs/>
-          <w:noProof/>
-          <w:sz w:val="32"/>
-          <w:szCs w:val="32"/>
-        </w:rPr>
-        <w:drawing>
-          <wp:inline distT="0" distB="0" distL="0" distR="0" wp14:anchorId="7470ED45" wp14:editId="2B4B6A47">
-            <wp:extent cx="5699760" cy="1343025"/>
-            <wp:effectExtent l="0" t="0" r="0" b="9525"/>
-            <wp:docPr id="747100949" name="Picture 3"/>
-            <wp:cNvGraphicFramePr>
-              <a:graphicFrameLocks xmlns:a="http://schemas.openxmlformats.org/drawingml/2006/main" noChangeAspect="1"/>
-            </wp:cNvGraphicFramePr>
-            <a:graphic xmlns:a="http://schemas.openxmlformats.org/drawingml/2006/main">
-              <a:graphicData uri="http://schemas.openxmlformats.org/drawingml/2006/picture">
-                <pic:pic xmlns:pic="http://schemas.openxmlformats.org/drawingml/2006/picture">
-                  <pic:nvPicPr>
-                    <pic:cNvPr id="747100949" name="Picture 747100949"/>
-                    <pic:cNvPicPr/>
-                  </pic:nvPicPr>
-                  <pic:blipFill>
-                    <a:blip r:embed="rId8">
-                      <a:extLst>
-                        <a:ext uri="{28A0092B-C50C-407E-A947-70E740481C1C}">
-                          <a14:useLocalDpi xmlns:a14="http://schemas.microsoft.com/office/drawing/2010/main" val="0"/>
-                        </a:ext>
-                      </a:extLst>
-                    </a:blip>
-                    <a:stretch>
-                      <a:fillRect/>
-                    </a:stretch>
-                  </pic:blipFill>
-                  <pic:spPr>
-                    <a:xfrm>
-                      <a:off x="0" y="0"/>
-                      <a:ext cx="5699760" cy="1343025"/>
-                    </a:xfrm>
-                    <a:prstGeom prst="rect">
-                      <a:avLst/>
-                    </a:prstGeom>
-                  </pic:spPr>
-                </pic:pic>
-              </a:graphicData>
-            </a:graphic>
-          </wp:inline>
-        </w:drawing>
-      </w:r>
-    </w:p>
-    <w:p>
-      <w:pPr>
-        <w:jc w:val="both"/>
-        <w:rPr>
-          <w:rFonts w:ascii="Times New Roman" w:hAnsi="Times New Roman" w:cs="Times New Roman"/>
-          <w:sz w:val="28"/>
-          <w:szCs w:val="28"/>
-        </w:rPr>
-      </w:pPr>
-    </w:p>
-    <w:p>
-      <w:pPr>
-        <w:ind w:left="720"/>
-        <w:jc w:val="both"/>
-        <w:rPr>
-          <w:rFonts w:ascii="Times New Roman" w:hAnsi="Times New Roman" w:cs="Times New Roman"/>
-          <w:sz w:val="28"/>
-          <w:szCs w:val="28"/>
-        </w:rPr>
-      </w:pPr>
-    </w:p>
-    <w:p>
-      <w:pPr>
-        <w:ind w:left="142"/>
-        <w:jc w:val="both"/>
-        <w:rPr>
-          <w:rFonts w:ascii="Times New Roman" w:hAnsi="Times New Roman" w:cs="Times New Roman"/>
-          <w:sz w:val="28"/>
-          <w:szCs w:val="28"/>
-        </w:rPr>
-      </w:pPr>
-      <w:r>
-        <w:rPr>
-          <w:rFonts w:ascii="Times New Roman" w:hAnsi="Times New Roman" w:cs="Times New Roman"/>
-          <w:noProof/>
-          <w:sz w:val="28"/>
-          <w:szCs w:val="28"/>
-        </w:rPr>
-        <w:lastRenderedPageBreak/>
-        <w:drawing>
-          <wp:inline distT="0" distB="0" distL="0" distR="0" wp14:anchorId="0738E32A" wp14:editId="2C6F6CAB">
-            <wp:extent cx="5707380" cy="1343025"/>
-            <wp:effectExtent l="0" t="0" r="7620" b="9525"/>
-            <wp:docPr id="1026111645" name="Picture 4"/>
-            <wp:cNvGraphicFramePr>
-              <a:graphicFrameLocks xmlns:a="http://schemas.openxmlformats.org/drawingml/2006/main" noChangeAspect="1"/>
-            </wp:cNvGraphicFramePr>
-            <a:graphic xmlns:a="http://schemas.openxmlformats.org/drawingml/2006/main">
-              <a:graphicData uri="http://schemas.openxmlformats.org/drawingml/2006/picture">
-                <pic:pic xmlns:pic="http://schemas.openxmlformats.org/drawingml/2006/picture">
-                  <pic:nvPicPr>
-                    <pic:cNvPr id="1026111645" name="Picture 1026111645"/>
-                    <pic:cNvPicPr/>
-                  </pic:nvPicPr>
-                  <pic:blipFill>
-                    <a:blip r:embed="rId9">
-                      <a:extLst>
-                        <a:ext uri="{28A0092B-C50C-407E-A947-70E740481C1C}">
-                          <a14:useLocalDpi xmlns:a14="http://schemas.microsoft.com/office/drawing/2010/main" val="0"/>
-                        </a:ext>
-                      </a:extLst>
-                    </a:blip>
-                    <a:stretch>
-                      <a:fillRect/>
-                    </a:stretch>
-                  </pic:blipFill>
-                  <pic:spPr>
-                    <a:xfrm>
-                      <a:off x="0" y="0"/>
-                      <a:ext cx="5707380" cy="1343025"/>
-                    </a:xfrm>
-                    <a:prstGeom prst="rect">
-                      <a:avLst/>
-                    </a:prstGeom>
-                  </pic:spPr>
-                </pic:pic>
-              </a:graphicData>
-            </a:graphic>
-          </wp:inline>
-        </w:drawing>
-      </w:r>
-    </w:p>
-    <w:p>
-      <w:pPr>
-        <w:ind w:left="720"/>
-        <w:jc w:val="both"/>
-        <w:rPr>
-          <w:rFonts w:ascii="Times New Roman" w:hAnsi="Times New Roman" w:cs="Times New Roman"/>
-          <w:sz w:val="28"/>
-          <w:szCs w:val="28"/>
-        </w:rPr>
-      </w:pPr>
-    </w:p>
-    <w:p>
-      <w:pPr>
-        <w:jc w:val="both"/>
-        <w:rPr>
-          <w:rFonts w:ascii="Times New Roman" w:hAnsi="Times New Roman" w:cs="Times New Roman"/>
-          <w:sz w:val="28"/>
-          <w:szCs w:val="28"/>
-        </w:rPr>
-      </w:pPr>
-      <w:r>
-        <w:rPr>
-          <w:rFonts w:ascii="Times New Roman" w:hAnsi="Times New Roman" w:cs="Times New Roman"/>
-          <w:noProof/>
-          <w:sz w:val="28"/>
-          <w:szCs w:val="28"/>
-        </w:rPr>
-        <w:drawing>
-          <wp:inline distT="0" distB="0" distL="0" distR="0" wp14:anchorId="49A8AE9E" wp14:editId="673FBCB6">
-            <wp:extent cx="5829300" cy="1343025"/>
-            <wp:effectExtent l="0" t="0" r="0" b="9525"/>
-            <wp:docPr id="1827457673" name="Picture 5"/>
-            <wp:cNvGraphicFramePr>
-              <a:graphicFrameLocks xmlns:a="http://schemas.openxmlformats.org/drawingml/2006/main" noChangeAspect="1"/>
-            </wp:cNvGraphicFramePr>
-            <a:graphic xmlns:a="http://schemas.openxmlformats.org/drawingml/2006/main">
-              <a:graphicData uri="http://schemas.openxmlformats.org/drawingml/2006/picture">
-                <pic:pic xmlns:pic="http://schemas.openxmlformats.org/drawingml/2006/picture">
-                  <pic:nvPicPr>
-                    <pic:cNvPr id="1827457673" name="Picture 1827457673"/>
-                    <pic:cNvPicPr/>
-                  </pic:nvPicPr>
-                  <pic:blipFill>
-                    <a:blip r:embed="rId10">
-                      <a:extLst>
-                        <a:ext uri="{28A0092B-C50C-407E-A947-70E740481C1C}">
-                          <a14:useLocalDpi xmlns:a14="http://schemas.microsoft.com/office/drawing/2010/main" val="0"/>
-                        </a:ext>
-                      </a:extLst>
-                    </a:blip>
-                    <a:stretch>
-                      <a:fillRect/>
-                    </a:stretch>
-                  </pic:blipFill>
-                  <pic:spPr>
-                    <a:xfrm>
-                      <a:off x="0" y="0"/>
-                      <a:ext cx="5829300" cy="1343025"/>
-                    </a:xfrm>
-                    <a:prstGeom prst="rect">
-                      <a:avLst/>
-                    </a:prstGeom>
-                  </pic:spPr>
-                </pic:pic>
-              </a:graphicData>
-            </a:graphic>
-          </wp:inline>
-        </w:drawing>
-      </w:r>
-    </w:p>
-    <w:p>
-      <w:pPr>
-        <w:jc w:val="both"/>
-        <w:rPr>
-          <w:rFonts w:ascii="Times New Roman" w:hAnsi="Times New Roman" w:cs="Times New Roman"/>
-          <w:sz w:val="28"/>
-          <w:szCs w:val="28"/>
-        </w:rPr>
-      </w:pPr>
-    </w:p>
-    <w:p>
-      <w:pPr>
-        <w:jc w:val="both"/>
-        <w:rPr>
-          <w:rFonts w:ascii="Times New Roman" w:hAnsi="Times New Roman" w:cs="Times New Roman"/>
-          <w:sz w:val="28"/>
-          <w:szCs w:val="28"/>
-        </w:rPr>
-      </w:pPr>
-    </w:p>
-    <w:p>
-      <w:pPr>
-        <w:jc w:val="both"/>
-        <w:rPr>
-          <w:rFonts w:ascii="Times New Roman" w:hAnsi="Times New Roman" w:cs="Times New Roman"/>
-          <w:sz w:val="28"/>
-          <w:szCs w:val="28"/>
-        </w:rPr>
-      </w:pPr>
-    </w:p>
-    <w:p>
-      <w:pPr>
-        <w:rPr>
-          <w:rFonts w:ascii="Times New Roman" w:hAnsi="Times New Roman" w:cs="Times New Roman"/>
-          <w:b/>
-          <w:bCs/>
+        <w:rPr>
+          <w:rFonts w:ascii="Times New Roman" w:hAnsi="Times New Roman" w:cs="Times New Roman"/>
           <w:sz w:val="36"/>
           <w:szCs w:val="36"/>
           <w:lang w:val="en-US"/>
         </w:rPr>
       </w:pPr>
-      <w:r>
-        <w:rPr>
-          <w:rFonts w:ascii="Times New Roman" w:hAnsi="Times New Roman" w:cs="Times New Roman"/>
-          <w:noProof/>
-          <w:sz w:val="28"/>
-          <w:szCs w:val="28"/>
-        </w:rPr>
-        <w:drawing>
-          <wp:inline distT="0" distB="0" distL="0" distR="0" wp14:anchorId="13377FBE" wp14:editId="532C4588">
-            <wp:extent cx="5731510" cy="2236551"/>
-            <wp:effectExtent l="0" t="0" r="2540" b="0"/>
-            <wp:docPr id="1126608836" name="Picture 6"/>
-            <wp:cNvGraphicFramePr>
-              <a:graphicFrameLocks xmlns:a="http://schemas.openxmlformats.org/drawingml/2006/main" noChangeAspect="1"/>
-            </wp:cNvGraphicFramePr>
-            <a:graphic xmlns:a="http://schemas.openxmlformats.org/drawingml/2006/main">
-              <a:graphicData uri="http://schemas.openxmlformats.org/drawingml/2006/picture">
-                <pic:pic xmlns:pic="http://schemas.openxmlformats.org/drawingml/2006/picture">
-                  <pic:nvPicPr>
-                    <pic:cNvPr id="1126608836" name="Picture 1126608836"/>
-                    <pic:cNvPicPr/>
-                  </pic:nvPicPr>
-                  <pic:blipFill>
-                    <a:blip r:embed="rId11">
-                      <a:extLst>
-                        <a:ext uri="{28A0092B-C50C-407E-A947-70E740481C1C}">
-                          <a14:useLocalDpi xmlns:a14="http://schemas.microsoft.com/office/drawing/2010/main" val="0"/>
-                        </a:ext>
-                      </a:extLst>
-                    </a:blip>
-                    <a:stretch>
-                      <a:fillRect/>
-                    </a:stretch>
-                  </pic:blipFill>
-                  <pic:spPr>
-                    <a:xfrm>
-                      <a:off x="0" y="0"/>
-                      <a:ext cx="5731510" cy="2236551"/>
-                    </a:xfrm>
-                    <a:prstGeom prst="rect">
-                      <a:avLst/>
-                    </a:prstGeom>
-                  </pic:spPr>
-                </pic:pic>
-              </a:graphicData>
-            </a:graphic>
-          </wp:inline>
-        </w:drawing>
-      </w:r>
-    </w:p>
-    <w:p>
-      <w:pPr>
-        <w:jc w:val="center"/>
-        <w:rPr>
-          <w:rFonts w:ascii="Times New Roman" w:hAnsi="Times New Roman" w:cs="Times New Roman"/>
-          <w:b/>
-          <w:bCs/>
+    </w:p>
+    <w:p>
+      <w:pPr>
+        <w:rPr>
+          <w:rFonts w:ascii="Times New Roman" w:hAnsi="Times New Roman" w:cs="Times New Roman"/>
           <w:sz w:val="36"/>
           <w:szCs w:val="36"/>
           <w:lang w:val="en-US"/>
         </w:rPr>
       </w:pPr>
-      <w:r>
-        <w:rPr>
-          <w:rFonts w:ascii="Times New Roman" w:hAnsi="Times New Roman" w:cs="Times New Roman"/>
-          <w:noProof/>
-          <w:sz w:val="28"/>
-          <w:szCs w:val="28"/>
-        </w:rPr>
-        <w:drawing>
-          <wp:inline distT="0" distB="0" distL="0" distR="0" wp14:anchorId="6474645F" wp14:editId="603B74EA">
-            <wp:extent cx="5731510" cy="1371707"/>
-            <wp:effectExtent l="0" t="0" r="2540" b="0"/>
-            <wp:docPr id="874338634" name="Picture 7"/>
-            <wp:cNvGraphicFramePr>
-              <a:graphicFrameLocks xmlns:a="http://schemas.openxmlformats.org/drawingml/2006/main" noChangeAspect="1"/>
-            </wp:cNvGraphicFramePr>
-            <a:graphic xmlns:a="http://schemas.openxmlformats.org/drawingml/2006/main">
-              <a:graphicData uri="http://schemas.openxmlformats.org/drawingml/2006/picture">
-                <pic:pic xmlns:pic="http://schemas.openxmlformats.org/drawingml/2006/picture">
-                  <pic:nvPicPr>
-                    <pic:cNvPr id="874338634" name="Picture 874338634"/>
-                    <pic:cNvPicPr/>
-                  </pic:nvPicPr>
-                  <pic:blipFill>
-                    <a:blip r:embed="rId12">
-                      <a:extLst>
-                        <a:ext uri="{28A0092B-C50C-407E-A947-70E740481C1C}">
-                          <a14:useLocalDpi xmlns:a14="http://schemas.microsoft.com/office/drawing/2010/main" val="0"/>
-                        </a:ext>
-                      </a:extLst>
-                    </a:blip>
-                    <a:stretch>
-                      <a:fillRect/>
-                    </a:stretch>
-                  </pic:blipFill>
-                  <pic:spPr>
-                    <a:xfrm>
-                      <a:off x="0" y="0"/>
-                      <a:ext cx="5731510" cy="1371707"/>
-                    </a:xfrm>
-                    <a:prstGeom prst="rect">
-                      <a:avLst/>
-                    </a:prstGeom>
-                  </pic:spPr>
-                </pic:pic>
-              </a:graphicData>
-            </a:graphic>
-          </wp:inline>
-        </w:drawing>
-      </w:r>
-    </w:p>
-    <w:p>
-      <w:pPr>
-        <w:jc w:val="center"/>
-        <w:rPr>
-          <w:rFonts w:ascii="Times New Roman" w:hAnsi="Times New Roman" w:cs="Times New Roman"/>
-          <w:b/>
-          <w:bCs/>
-          <w:sz w:val="36"/>
-          <w:szCs w:val="36"/>
-          <w:lang w:val="en-US"/>
-        </w:rPr>
-      </w:pPr>
-    </w:p>
-    <w:p>
-      <w:pPr>
-        <w:jc w:val="center"/>
-        <w:rPr>
-          <w:rFonts w:ascii="Times New Roman" w:hAnsi="Times New Roman" w:cs="Times New Roman"/>
-          <w:b/>
-          <w:bCs/>
-          <w:sz w:val="36"/>
-          <w:szCs w:val="36"/>
-          <w:lang w:val="en-US"/>
-        </w:rPr>
-      </w:pPr>
-      <w:r>
-        <w:rPr>
-          <w:rFonts w:ascii="Times New Roman" w:hAnsi="Times New Roman" w:cs="Times New Roman"/>
-          <w:b/>
-          <w:bCs/>
-          <w:noProof/>
-          <w:sz w:val="36"/>
-          <w:szCs w:val="36"/>
-          <w:lang w:val="en-US"/>
-        </w:rPr>
-        <w:lastRenderedPageBreak/>
-        <w:drawing>
-          <wp:inline distT="0" distB="0" distL="0" distR="0" wp14:anchorId="64011E21" wp14:editId="19EDD220">
-            <wp:extent cx="5661660" cy="1343025"/>
-            <wp:effectExtent l="0" t="0" r="0" b="9525"/>
-            <wp:docPr id="294864487" name="Picture 8"/>
-            <wp:cNvGraphicFramePr>
-              <a:graphicFrameLocks xmlns:a="http://schemas.openxmlformats.org/drawingml/2006/main" noChangeAspect="1"/>
-            </wp:cNvGraphicFramePr>
-            <a:graphic xmlns:a="http://schemas.openxmlformats.org/drawingml/2006/main">
-              <a:graphicData uri="http://schemas.openxmlformats.org/drawingml/2006/picture">
-                <pic:pic xmlns:pic="http://schemas.openxmlformats.org/drawingml/2006/picture">
-                  <pic:nvPicPr>
-                    <pic:cNvPr id="294864487" name="Picture 294864487"/>
-                    <pic:cNvPicPr/>
-                  </pic:nvPicPr>
-                  <pic:blipFill>
-                    <a:blip r:embed="rId13">
-                      <a:extLst>
-                        <a:ext uri="{28A0092B-C50C-407E-A947-70E740481C1C}">
-                          <a14:useLocalDpi xmlns:a14="http://schemas.microsoft.com/office/drawing/2010/main" val="0"/>
-                        </a:ext>
-                      </a:extLst>
-                    </a:blip>
-                    <a:stretch>
-                      <a:fillRect/>
-                    </a:stretch>
-                  </pic:blipFill>
-                  <pic:spPr>
-                    <a:xfrm>
-                      <a:off x="0" y="0"/>
-                      <a:ext cx="5661660" cy="1343025"/>
-                    </a:xfrm>
-                    <a:prstGeom prst="rect">
-                      <a:avLst/>
-                    </a:prstGeom>
-                  </pic:spPr>
-                </pic:pic>
-              </a:graphicData>
-            </a:graphic>
-          </wp:inline>
-        </w:drawing>
-      </w:r>
-    </w:p>
-    <w:p>
-      <w:pPr>
-        <w:jc w:val="center"/>
-        <w:rPr>
-          <w:rFonts w:ascii="Times New Roman" w:hAnsi="Times New Roman" w:cs="Times New Roman"/>
-          <w:b/>
-          <w:bCs/>
-          <w:sz w:val="36"/>
-          <w:szCs w:val="36"/>
-          <w:lang w:val="en-US"/>
-        </w:rPr>
-      </w:pPr>
-    </w:p>
-    <w:p>
-      <w:pPr>
-        <w:jc w:val="center"/>
-        <w:rPr>
-          <w:rFonts w:ascii="Times New Roman" w:hAnsi="Times New Roman" w:cs="Times New Roman"/>
-          <w:b/>
-          <w:bCs/>
-          <w:sz w:val="36"/>
-          <w:szCs w:val="36"/>
-          <w:lang w:val="en-US"/>
-        </w:rPr>
-      </w:pPr>
-      <w:r>
-        <w:rPr>
-          <w:rFonts w:ascii="Times New Roman" w:hAnsi="Times New Roman" w:cs="Times New Roman"/>
-          <w:b/>
-          <w:bCs/>
-          <w:noProof/>
-          <w:sz w:val="36"/>
-          <w:szCs w:val="36"/>
-          <w:lang w:val="en-US"/>
-        </w:rPr>
-        <w:drawing>
-          <wp:inline distT="0" distB="0" distL="0" distR="0" wp14:anchorId="53A2CBF2" wp14:editId="2776F734">
-            <wp:extent cx="5181600" cy="1343025"/>
-            <wp:effectExtent l="0" t="0" r="0" b="9525"/>
-            <wp:docPr id="1512570951" name="Picture 9"/>
-            <wp:cNvGraphicFramePr>
-              <a:graphicFrameLocks xmlns:a="http://schemas.openxmlformats.org/drawingml/2006/main" noChangeAspect="1"/>
-            </wp:cNvGraphicFramePr>
-            <a:graphic xmlns:a="http://schemas.openxmlformats.org/drawingml/2006/main">
-              <a:graphicData uri="http://schemas.openxmlformats.org/drawingml/2006/picture">
-                <pic:pic xmlns:pic="http://schemas.openxmlformats.org/drawingml/2006/picture">
-                  <pic:nvPicPr>
-                    <pic:cNvPr id="1512570951" name="Picture 1512570951"/>
-                    <pic:cNvPicPr/>
-                  </pic:nvPicPr>
-                  <pic:blipFill>
-                    <a:blip r:embed="rId14">
-                      <a:extLst>
-                        <a:ext uri="{28A0092B-C50C-407E-A947-70E740481C1C}">
-                          <a14:useLocalDpi xmlns:a14="http://schemas.microsoft.com/office/drawing/2010/main" val="0"/>
-                        </a:ext>
-                      </a:extLst>
-                    </a:blip>
-                    <a:stretch>
-                      <a:fillRect/>
-                    </a:stretch>
-                  </pic:blipFill>
-                  <pic:spPr>
-                    <a:xfrm>
-                      <a:off x="0" y="0"/>
-                      <a:ext cx="5181600" cy="1343025"/>
-                    </a:xfrm>
-                    <a:prstGeom prst="rect">
-                      <a:avLst/>
-                    </a:prstGeom>
-                  </pic:spPr>
-                </pic:pic>
-              </a:graphicData>
-            </a:graphic>
-          </wp:inline>
-        </w:drawing>
-      </w:r>
-    </w:p>
-    <w:p>
-      <w:pPr>
-        <w:jc w:val="center"/>
-        <w:rPr>
-          <w:rFonts w:ascii="Times New Roman" w:hAnsi="Times New Roman" w:cs="Times New Roman"/>
-          <w:b/>
-          <w:bCs/>
-          <w:sz w:val="36"/>
-          <w:szCs w:val="36"/>
-          <w:lang w:val="en-US"/>
-        </w:rPr>
-      </w:pPr>
-    </w:p>
-    <w:p>
-      <w:pPr>
-        <w:jc w:val="both"/>
+    </w:p>
+    <w:p>
+      <w:pPr>
         <w:rPr>
           <w:rFonts w:ascii="Times New Roman" w:hAnsi="Times New Roman" w:cs="Times New Roman"/>
           <w:b/>
           <w:bCs/>
           <w:sz w:val="32"/>
           <w:szCs w:val="32"/>
-        </w:rPr>
-      </w:pPr>
-    </w:p>
-    <w:p>
-      <w:pPr>
-        <w:jc w:val="both"/>
+          <w:lang w:val="en-US"/>
+        </w:rPr>
+      </w:pPr>
+    </w:p>
+    <w:p>
+      <w:pPr>
         <w:rPr>
           <w:rFonts w:ascii="Times New Roman" w:hAnsi="Times New Roman" w:cs="Times New Roman"/>
           <w:b/>
           <w:bCs/>
           <w:sz w:val="32"/>
           <w:szCs w:val="32"/>
-        </w:rPr>
-      </w:pPr>
-    </w:p>
-    <w:p>
-      <w:pPr>
-        <w:jc w:val="both"/>
+          <w:lang w:val="en-US"/>
+        </w:rPr>
+      </w:pPr>
+    </w:p>
+    <w:p>
+      <w:pPr>
         <w:rPr>
           <w:rFonts w:ascii="Times New Roman" w:hAnsi="Times New Roman" w:cs="Times New Roman"/>
           <w:b/>
           <w:bCs/>
           <w:sz w:val="32"/>
           <w:szCs w:val="32"/>
-        </w:rPr>
-      </w:pPr>
-    </w:p>
-    <w:p>
-      <w:pPr>
-        <w:jc w:val="both"/>
+          <w:lang w:val="en-US"/>
+        </w:rPr>
+      </w:pPr>
+    </w:p>
+    <w:p>
+      <w:pPr>
         <w:rPr>
           <w:rFonts w:ascii="Times New Roman" w:hAnsi="Times New Roman" w:cs="Times New Roman"/>
           <w:b/>
           <w:bCs/>
           <w:sz w:val="32"/>
           <w:szCs w:val="32"/>
-        </w:rPr>
-      </w:pPr>
-    </w:p>
-    <w:p>
-      <w:pPr>
-        <w:jc w:val="both"/>
+          <w:lang w:val="en-US"/>
+        </w:rPr>
+      </w:pPr>
+    </w:p>
+    <w:p>
+      <w:pPr>
         <w:rPr>
           <w:rFonts w:ascii="Times New Roman" w:hAnsi="Times New Roman" w:cs="Times New Roman"/>
           <w:b/>
           <w:bCs/>
           <w:sz w:val="32"/>
           <w:szCs w:val="32"/>
-        </w:rPr>
-      </w:pPr>
-    </w:p>
-    <w:p>
-      <w:pPr>
-        <w:jc w:val="both"/>
+          <w:lang w:val="en-US"/>
+        </w:rPr>
+      </w:pPr>
+    </w:p>
+    <w:p>
+      <w:pPr>
         <w:rPr>
           <w:rFonts w:ascii="Times New Roman" w:hAnsi="Times New Roman" w:cs="Times New Roman"/>
           <w:b/>
           <w:bCs/>
           <w:sz w:val="32"/>
           <w:szCs w:val="32"/>
-        </w:rPr>
-      </w:pPr>
-    </w:p>
-    <w:p>
-      <w:pPr>
-        <w:jc w:val="both"/>
-        <w:rPr>
-          <w:rFonts w:ascii="Times New Roman" w:hAnsi="Times New Roman" w:cs="Times New Roman"/>
-          <w:b/>
-          <w:bCs/>
-          <w:sz w:val="32"/>
-          <w:szCs w:val="32"/>
-        </w:rPr>
-      </w:pPr>
-    </w:p>
-    <w:p>
-      <w:pPr>
-        <w:jc w:val="both"/>
-        <w:rPr>
-          <w:rFonts w:ascii="Times New Roman" w:hAnsi="Times New Roman" w:cs="Times New Roman"/>
-          <w:b/>
-          <w:bCs/>
-          <w:sz w:val="32"/>
-          <w:szCs w:val="32"/>
-        </w:rPr>
-      </w:pPr>
-    </w:p>
-    <w:p>
-      <w:pPr>
-        <w:jc w:val="both"/>
-        <w:rPr>
-          <w:rFonts w:ascii="Times New Roman" w:hAnsi="Times New Roman" w:cs="Times New Roman"/>
-          <w:b/>
-          <w:bCs/>
-          <w:sz w:val="32"/>
-          <w:szCs w:val="32"/>
-        </w:rPr>
-      </w:pPr>
-    </w:p>
-    <w:p>
-      <w:pPr>
-        <w:jc w:val="both"/>
-        <w:rPr>
-          <w:rFonts w:ascii="Times New Roman" w:hAnsi="Times New Roman" w:cs="Times New Roman"/>
-          <w:b/>
-          <w:bCs/>
-          <w:sz w:val="32"/>
-          <w:szCs w:val="32"/>
-        </w:rPr>
-      </w:pPr>
-    </w:p>
-    <w:p>
-      <w:pPr>
-        <w:jc w:val="both"/>
-        <w:rPr>
-          <w:rFonts w:ascii="Times New Roman" w:hAnsi="Times New Roman" w:cs="Times New Roman"/>
-          <w:b/>
-          <w:bCs/>
-          <w:sz w:val="32"/>
-          <w:szCs w:val="32"/>
-        </w:rPr>
-      </w:pPr>
-    </w:p>
-    <w:p>
-      <w:pPr>
-        <w:jc w:val="both"/>
-        <w:rPr>
-          <w:rFonts w:ascii="Times New Roman" w:hAnsi="Times New Roman" w:cs="Times New Roman"/>
-          <w:b/>
-          <w:bCs/>
-          <w:sz w:val="32"/>
-          <w:szCs w:val="32"/>
-        </w:rPr>
-      </w:pPr>
-    </w:p>
-    <w:p>
-      <w:pPr>
-        <w:jc w:val="both"/>
-        <w:rPr>
-          <w:rFonts w:ascii="Times New Roman" w:hAnsi="Times New Roman" w:cs="Times New Roman"/>
-          <w:b/>
-          <w:bCs/>
-          <w:sz w:val="32"/>
-          <w:szCs w:val="32"/>
-        </w:rPr>
-      </w:pPr>
-    </w:p>
-    <w:p>
-      <w:pPr>
-        <w:jc w:val="both"/>
-        <w:rPr>
-          <w:rFonts w:ascii="Times New Roman" w:hAnsi="Times New Roman" w:cs="Times New Roman"/>
-          <w:b/>
-          <w:bCs/>
-          <w:sz w:val="32"/>
-          <w:szCs w:val="32"/>
-        </w:rPr>
-      </w:pPr>
-    </w:p>
-    <w:p>
-      <w:pPr>
-        <w:jc w:val="both"/>
-        <w:rPr>
-          <w:rFonts w:ascii="Times New Roman" w:hAnsi="Times New Roman" w:cs="Times New Roman"/>
-          <w:b/>
-          <w:bCs/>
-          <w:sz w:val="32"/>
-          <w:szCs w:val="32"/>
-        </w:rPr>
-      </w:pPr>
-      <w:r>
-        <w:rPr>
-          <w:rFonts w:ascii="Times New Roman" w:hAnsi="Times New Roman" w:cs="Times New Roman"/>
-          <w:b/>
-          <w:bCs/>
-          <w:sz w:val="32"/>
-          <w:szCs w:val="32"/>
-        </w:rPr>
-        <w:lastRenderedPageBreak/>
-        <w:t>2</w:t>
-      </w:r>
-      <w:r>
-        <w:rPr>
-          <w:rFonts w:ascii="Times New Roman" w:hAnsi="Times New Roman" w:cs="Times New Roman"/>
-          <w:b/>
-          <w:bCs/>
-          <w:sz w:val="32"/>
-          <w:szCs w:val="32"/>
-        </w:rPr>
-        <w:t>.</w:t>
-      </w:r>
-      <w:r>
-        <w:rPr>
-          <w:rFonts w:ascii="Times New Roman" w:hAnsi="Times New Roman" w:cs="Times New Roman"/>
-          <w:b/>
-          <w:bCs/>
-          <w:sz w:val="32"/>
-          <w:szCs w:val="32"/>
-        </w:rPr>
-        <w:t>2 Entity Relationship Diagram</w:t>
-      </w:r>
-    </w:p>
-    <w:p>
-      <w:pPr>
-        <w:jc w:val="both"/>
-        <w:rPr>
-          <w:rFonts w:ascii="Times New Roman" w:hAnsi="Times New Roman" w:cs="Times New Roman"/>
-          <w:b/>
-          <w:bCs/>
-          <w:sz w:val="32"/>
-          <w:szCs w:val="32"/>
-        </w:rPr>
-      </w:pPr>
-      <w:r>
-        <w:rPr>
-          <w:rFonts w:ascii="Times New Roman" w:hAnsi="Times New Roman" w:cs="Times New Roman"/>
-          <w:b/>
-          <w:bCs/>
-          <w:noProof/>
-          <w:sz w:val="32"/>
-          <w:szCs w:val="32"/>
-        </w:rPr>
-        <w:drawing>
-          <wp:inline distT="0" distB="0" distL="0" distR="0" wp14:anchorId="19F65C23" wp14:editId="1B3960D1">
-            <wp:extent cx="5731510" cy="6291580"/>
-            <wp:effectExtent l="0" t="0" r="2540" b="0"/>
-            <wp:docPr id="2009850071" name="Picture 1"/>
-            <wp:cNvGraphicFramePr>
-              <a:graphicFrameLocks xmlns:a="http://schemas.openxmlformats.org/drawingml/2006/main" noChangeAspect="1"/>
-            </wp:cNvGraphicFramePr>
-            <a:graphic xmlns:a="http://schemas.openxmlformats.org/drawingml/2006/main">
-              <a:graphicData uri="http://schemas.openxmlformats.org/drawingml/2006/picture">
-                <pic:pic xmlns:pic="http://schemas.openxmlformats.org/drawingml/2006/picture">
-                  <pic:nvPicPr>
-                    <pic:cNvPr id="2009850071" name="Picture 2009850071"/>
-                    <pic:cNvPicPr/>
-                  </pic:nvPicPr>
-                  <pic:blipFill>
-                    <a:blip r:embed="rId15">
-                      <a:extLst>
-                        <a:ext uri="{28A0092B-C50C-407E-A947-70E740481C1C}">
-                          <a14:useLocalDpi xmlns:a14="http://schemas.microsoft.com/office/drawing/2010/main" val="0"/>
-                        </a:ext>
-                      </a:extLst>
-                    </a:blip>
-                    <a:stretch>
-                      <a:fillRect/>
-                    </a:stretch>
-                  </pic:blipFill>
-                  <pic:spPr>
-                    <a:xfrm>
-                      <a:off x="0" y="0"/>
-                      <a:ext cx="5731510" cy="6291580"/>
-                    </a:xfrm>
-                    <a:prstGeom prst="rect">
-                      <a:avLst/>
-                    </a:prstGeom>
-                  </pic:spPr>
-                </pic:pic>
-              </a:graphicData>
-            </a:graphic>
-          </wp:inline>
-        </w:drawing>
-      </w:r>
-    </w:p>
-    <w:p>
-      <w:pPr>
-        <w:rPr>
-          <w:rFonts w:ascii="Times New Roman" w:hAnsi="Times New Roman" w:cs="Times New Roman"/>
-          <w:sz w:val="36"/>
-          <w:szCs w:val="36"/>
-          <w:lang w:val="en-US"/>
-        </w:rPr>
-      </w:pPr>
-    </w:p>
-    <w:p>
-      <w:pPr>
-        <w:rPr>
-          <w:rFonts w:ascii="Times New Roman" w:hAnsi="Times New Roman" w:cs="Times New Roman"/>
-          <w:sz w:val="36"/>
-          <w:szCs w:val="36"/>
           <w:lang w:val="en-US"/>
         </w:rPr>
       </w:pPr>
@@ -8120,7 +7021,7 @@
                     <pic:cNvPicPr/>
                   </pic:nvPicPr>
                   <pic:blipFill>
-                    <a:blip r:embed="rId16">
+                    <a:blip r:embed="rId8">
                       <a:extLst>
                         <a:ext uri="{28A0092B-C50C-407E-A947-70E740481C1C}">
                           <a14:useLocalDpi xmlns:a14="http://schemas.microsoft.com/office/drawing/2010/main" val="0"/>
@@ -8360,7 +7261,7 @@
                     <pic:cNvPicPr/>
                   </pic:nvPicPr>
                   <pic:blipFill>
-                    <a:blip r:embed="rId17">
+                    <a:blip r:embed="rId9">
                       <a:extLst>
                         <a:ext uri="{28A0092B-C50C-407E-A947-70E740481C1C}">
                           <a14:useLocalDpi xmlns:a14="http://schemas.microsoft.com/office/drawing/2010/main" val="0"/>
@@ -8408,11 +7309,9 @@
           <w:lang w:val="en-US"/>
         </w:rPr>
         <w:lastRenderedPageBreak/>
-        <w:t>2.6 Activity Diagram</w:t>
-      </w:r>
-    </w:p>
-    <w:p>
-      <w:pPr>
+        <w:t>2.6 Activity Diagra</w:t>
+      </w:r>
+      <w:r>
         <w:rPr>
           <w:rFonts w:ascii="Times New Roman" w:hAnsi="Times New Roman" w:cs="Times New Roman"/>
           <w:b/>
@@ -8421,17 +7320,7 @@
           <w:szCs w:val="32"/>
           <w:lang w:val="en-US"/>
         </w:rPr>
-      </w:pPr>
-      <w:r>
-        <w:rPr>
-          <w:rFonts w:ascii="Times New Roman" w:hAnsi="Times New Roman" w:cs="Times New Roman"/>
-          <w:b/>
-          <w:bCs/>
-          <w:sz w:val="32"/>
-          <w:szCs w:val="32"/>
-          <w:lang w:val="en-US"/>
-        </w:rPr>
-        <w:t>2.6.1 User</w:t>
+        <w:t>m</w:t>
       </w:r>
     </w:p>
     <w:p>
@@ -8456,10 +7345,10 @@
           <w:lang w:val="en-US"/>
         </w:rPr>
         <w:drawing>
-          <wp:inline distT="0" distB="0" distL="0" distR="0" wp14:anchorId="125FC265" wp14:editId="7EB14CDE">
-            <wp:extent cx="4492322" cy="8001000"/>
-            <wp:effectExtent l="0" t="0" r="3810" b="0"/>
-            <wp:docPr id="372849916" name="Picture 2"/>
+          <wp:inline distT="0" distB="0" distL="0" distR="0" wp14:anchorId="2864E37D" wp14:editId="75915B12">
+            <wp:extent cx="3807406" cy="8336280"/>
+            <wp:effectExtent l="0" t="0" r="3175" b="7620"/>
+            <wp:docPr id="1788120997" name="Picture 3"/>
             <wp:cNvGraphicFramePr>
               <a:graphicFrameLocks xmlns:a="http://schemas.openxmlformats.org/drawingml/2006/main" noChangeAspect="1"/>
             </wp:cNvGraphicFramePr>
@@ -8467,11 +7356,11 @@
               <a:graphicData uri="http://schemas.openxmlformats.org/drawingml/2006/picture">
                 <pic:pic xmlns:pic="http://schemas.openxmlformats.org/drawingml/2006/picture">
                   <pic:nvPicPr>
-                    <pic:cNvPr id="372849916" name="Picture 372849916"/>
+                    <pic:cNvPr id="1788120997" name="Picture 1788120997"/>
                     <pic:cNvPicPr/>
                   </pic:nvPicPr>
                   <pic:blipFill>
-                    <a:blip r:embed="rId18">
+                    <a:blip r:embed="rId10">
                       <a:extLst>
                         <a:ext uri="{28A0092B-C50C-407E-A947-70E740481C1C}">
                           <a14:useLocalDpi xmlns:a14="http://schemas.microsoft.com/office/drawing/2010/main" val="0"/>
@@ -8485,7 +7374,7 @@
                   <pic:spPr>
                     <a:xfrm>
                       <a:off x="0" y="0"/>
-                      <a:ext cx="4499458" cy="8013709"/>
+                      <a:ext cx="3812985" cy="8348495"/>
                     </a:xfrm>
                     <a:prstGeom prst="rect">
                       <a:avLst/>
@@ -8509,318 +7398,7 @@
           <w:lang w:val="en-US"/>
         </w:rPr>
       </w:pPr>
-    </w:p>
-    <w:p>
-      <w:pPr>
-        <w:rPr>
-          <w:rFonts w:ascii="Times New Roman" w:hAnsi="Times New Roman" w:cs="Times New Roman"/>
-          <w:b/>
-          <w:bCs/>
-          <w:sz w:val="32"/>
-          <w:szCs w:val="32"/>
-          <w:lang w:val="en-US"/>
-        </w:rPr>
-      </w:pPr>
-      <w:r>
-        <w:rPr>
-          <w:rFonts w:ascii="Times New Roman" w:hAnsi="Times New Roman" w:cs="Times New Roman"/>
-          <w:b/>
-          <w:bCs/>
-          <w:sz w:val="32"/>
-          <w:szCs w:val="32"/>
-          <w:lang w:val="en-US"/>
-        </w:rPr>
-        <w:t>2.6.2 Admin</w:t>
-      </w:r>
-    </w:p>
-    <w:p>
-      <w:pPr>
-        <w:rPr>
-          <w:rFonts w:ascii="Times New Roman" w:hAnsi="Times New Roman" w:cs="Times New Roman"/>
-          <w:b/>
-          <w:bCs/>
-          <w:sz w:val="32"/>
-          <w:szCs w:val="32"/>
-          <w:lang w:val="en-US"/>
-        </w:rPr>
-      </w:pPr>
-      <w:r>
-        <w:rPr>
-          <w:rFonts w:ascii="Times New Roman" w:hAnsi="Times New Roman" w:cs="Times New Roman"/>
-          <w:b/>
-          <w:bCs/>
-          <w:noProof/>
-          <w:sz w:val="32"/>
-          <w:szCs w:val="32"/>
-          <w:lang w:val="en-US"/>
-        </w:rPr>
-        <w:drawing>
-          <wp:inline distT="0" distB="0" distL="0" distR="0" wp14:anchorId="72DED8FB" wp14:editId="6A370A98">
-            <wp:extent cx="4467225" cy="6972300"/>
-            <wp:effectExtent l="0" t="0" r="9525" b="0"/>
-            <wp:docPr id="1790038731" name="Picture 3"/>
-            <wp:cNvGraphicFramePr>
-              <a:graphicFrameLocks xmlns:a="http://schemas.openxmlformats.org/drawingml/2006/main" noChangeAspect="1"/>
-            </wp:cNvGraphicFramePr>
-            <a:graphic xmlns:a="http://schemas.openxmlformats.org/drawingml/2006/main">
-              <a:graphicData uri="http://schemas.openxmlformats.org/drawingml/2006/picture">
-                <pic:pic xmlns:pic="http://schemas.openxmlformats.org/drawingml/2006/picture">
-                  <pic:nvPicPr>
-                    <pic:cNvPr id="1790038731" name="Picture 1790038731"/>
-                    <pic:cNvPicPr/>
-                  </pic:nvPicPr>
-                  <pic:blipFill>
-                    <a:blip r:embed="rId19">
-                      <a:extLst>
-                        <a:ext uri="{28A0092B-C50C-407E-A947-70E740481C1C}">
-                          <a14:useLocalDpi xmlns:a14="http://schemas.microsoft.com/office/drawing/2010/main" val="0"/>
-                        </a:ext>
-                      </a:extLst>
-                    </a:blip>
-                    <a:stretch>
-                      <a:fillRect/>
-                    </a:stretch>
-                  </pic:blipFill>
-                  <pic:spPr>
-                    <a:xfrm>
-                      <a:off x="0" y="0"/>
-                      <a:ext cx="4467225" cy="6972300"/>
-                    </a:xfrm>
-                    <a:prstGeom prst="rect">
-                      <a:avLst/>
-                    </a:prstGeom>
-                  </pic:spPr>
-                </pic:pic>
-              </a:graphicData>
-            </a:graphic>
-          </wp:inline>
-        </w:drawing>
-      </w:r>
-    </w:p>
-    <w:p>
-      <w:pPr>
-        <w:rPr>
-          <w:rFonts w:ascii="Times New Roman" w:hAnsi="Times New Roman" w:cs="Times New Roman"/>
-          <w:b/>
-          <w:bCs/>
-          <w:sz w:val="32"/>
-          <w:szCs w:val="32"/>
-          <w:lang w:val="en-US"/>
-        </w:rPr>
-      </w:pPr>
-    </w:p>
-    <w:p>
-      <w:pPr>
-        <w:rPr>
-          <w:rFonts w:ascii="Times New Roman" w:hAnsi="Times New Roman" w:cs="Times New Roman"/>
-          <w:b/>
-          <w:bCs/>
-          <w:sz w:val="32"/>
-          <w:szCs w:val="32"/>
-          <w:lang w:val="en-US"/>
-        </w:rPr>
-      </w:pPr>
-      <w:r>
-        <w:rPr>
-          <w:rFonts w:ascii="Times New Roman" w:hAnsi="Times New Roman" w:cs="Times New Roman"/>
-          <w:b/>
-          <w:bCs/>
-          <w:sz w:val="32"/>
-          <w:szCs w:val="32"/>
-          <w:lang w:val="en-US"/>
-        </w:rPr>
-        <w:t>2.7 Package, Deployment and Component Diagram</w:t>
-      </w:r>
-    </w:p>
-    <w:p>
-      <w:pPr>
-        <w:rPr>
-          <w:rFonts w:ascii="Times New Roman" w:hAnsi="Times New Roman" w:cs="Times New Roman"/>
-          <w:b/>
-          <w:bCs/>
-          <w:sz w:val="32"/>
-          <w:szCs w:val="32"/>
-          <w:lang w:val="en-US"/>
-        </w:rPr>
-      </w:pPr>
-    </w:p>
-    <w:p>
-      <w:pPr>
-        <w:rPr>
-          <w:rFonts w:ascii="Times New Roman" w:hAnsi="Times New Roman" w:cs="Times New Roman"/>
-          <w:b/>
-          <w:bCs/>
-          <w:sz w:val="32"/>
-          <w:szCs w:val="32"/>
-          <w:lang w:val="en-US"/>
-        </w:rPr>
-      </w:pPr>
-      <w:r>
-        <w:rPr>
-          <w:rFonts w:ascii="Times New Roman" w:hAnsi="Times New Roman" w:cs="Times New Roman"/>
-          <w:b/>
-          <w:bCs/>
-          <w:sz w:val="32"/>
-          <w:szCs w:val="32"/>
-          <w:lang w:val="en-US"/>
-        </w:rPr>
-        <w:lastRenderedPageBreak/>
-        <w:t>2.7.1 Package Diagram</w:t>
-      </w:r>
-    </w:p>
-    <w:p>
-      <w:pPr>
-        <w:rPr>
-          <w:rFonts w:ascii="Times New Roman" w:hAnsi="Times New Roman" w:cs="Times New Roman"/>
-          <w:b/>
-          <w:bCs/>
-          <w:sz w:val="32"/>
-          <w:szCs w:val="32"/>
-          <w:lang w:val="en-US"/>
-        </w:rPr>
-      </w:pPr>
-      <w:r>
-        <w:rPr>
-          <w:rFonts w:ascii="Times New Roman" w:hAnsi="Times New Roman" w:cs="Times New Roman"/>
-          <w:b/>
-          <w:bCs/>
-          <w:noProof/>
-          <w:sz w:val="32"/>
-          <w:szCs w:val="32"/>
-          <w:lang w:val="en-US"/>
-        </w:rPr>
-        <w:drawing>
-          <wp:inline distT="0" distB="0" distL="0" distR="0" wp14:anchorId="5C9E5B55" wp14:editId="4222BE38">
-            <wp:extent cx="5731510" cy="3375025"/>
-            <wp:effectExtent l="0" t="0" r="2540" b="0"/>
-            <wp:docPr id="819442306" name="Picture 2"/>
-            <wp:cNvGraphicFramePr>
-              <a:graphicFrameLocks xmlns:a="http://schemas.openxmlformats.org/drawingml/2006/main" noChangeAspect="1"/>
-            </wp:cNvGraphicFramePr>
-            <a:graphic xmlns:a="http://schemas.openxmlformats.org/drawingml/2006/main">
-              <a:graphicData uri="http://schemas.openxmlformats.org/drawingml/2006/picture">
-                <pic:pic xmlns:pic="http://schemas.openxmlformats.org/drawingml/2006/picture">
-                  <pic:nvPicPr>
-                    <pic:cNvPr id="819442306" name="Picture 819442306"/>
-                    <pic:cNvPicPr/>
-                  </pic:nvPicPr>
-                  <pic:blipFill>
-                    <a:blip r:embed="rId20">
-                      <a:extLst>
-                        <a:ext uri="{28A0092B-C50C-407E-A947-70E740481C1C}">
-                          <a14:useLocalDpi xmlns:a14="http://schemas.microsoft.com/office/drawing/2010/main" val="0"/>
-                        </a:ext>
-                      </a:extLst>
-                    </a:blip>
-                    <a:stretch>
-                      <a:fillRect/>
-                    </a:stretch>
-                  </pic:blipFill>
-                  <pic:spPr>
-                    <a:xfrm>
-                      <a:off x="0" y="0"/>
-                      <a:ext cx="5731510" cy="3375025"/>
-                    </a:xfrm>
-                    <a:prstGeom prst="rect">
-                      <a:avLst/>
-                    </a:prstGeom>
-                  </pic:spPr>
-                </pic:pic>
-              </a:graphicData>
-            </a:graphic>
-          </wp:inline>
-        </w:drawing>
-      </w:r>
-    </w:p>
-    <w:p>
-      <w:pPr>
-        <w:rPr>
-          <w:rFonts w:ascii="Times New Roman" w:hAnsi="Times New Roman" w:cs="Times New Roman"/>
-          <w:b/>
-          <w:bCs/>
-          <w:sz w:val="32"/>
-          <w:szCs w:val="32"/>
-          <w:lang w:val="en-US"/>
-        </w:rPr>
-      </w:pPr>
-      <w:r>
-        <w:rPr>
-          <w:rFonts w:ascii="Times New Roman" w:hAnsi="Times New Roman" w:cs="Times New Roman"/>
-          <w:b/>
-          <w:bCs/>
-          <w:sz w:val="32"/>
-          <w:szCs w:val="32"/>
-          <w:lang w:val="en-US"/>
-        </w:rPr>
-        <w:t>2.7.2 Deployment Diagram</w:t>
-      </w:r>
-    </w:p>
-    <w:p>
-      <w:pPr>
-        <w:rPr>
-          <w:rFonts w:ascii="Times New Roman" w:hAnsi="Times New Roman" w:cs="Times New Roman"/>
-          <w:b/>
-          <w:bCs/>
-          <w:sz w:val="32"/>
-          <w:szCs w:val="32"/>
-          <w:lang w:val="en-US"/>
-        </w:rPr>
-      </w:pPr>
-      <w:r>
-        <w:rPr>
-          <w:rFonts w:ascii="Times New Roman" w:hAnsi="Times New Roman" w:cs="Times New Roman"/>
-          <w:b/>
-          <w:bCs/>
-          <w:noProof/>
-          <w:sz w:val="32"/>
-          <w:szCs w:val="32"/>
-          <w:lang w:val="en-US"/>
-        </w:rPr>
-        <w:drawing>
-          <wp:inline distT="0" distB="0" distL="0" distR="0" wp14:anchorId="49E84B3A" wp14:editId="6F9AC496">
-            <wp:extent cx="5731510" cy="1568450"/>
-            <wp:effectExtent l="0" t="0" r="2540" b="0"/>
-            <wp:docPr id="1400480697" name="Picture 3"/>
-            <wp:cNvGraphicFramePr>
-              <a:graphicFrameLocks xmlns:a="http://schemas.openxmlformats.org/drawingml/2006/main" noChangeAspect="1"/>
-            </wp:cNvGraphicFramePr>
-            <a:graphic xmlns:a="http://schemas.openxmlformats.org/drawingml/2006/main">
-              <a:graphicData uri="http://schemas.openxmlformats.org/drawingml/2006/picture">
-                <pic:pic xmlns:pic="http://schemas.openxmlformats.org/drawingml/2006/picture">
-                  <pic:nvPicPr>
-                    <pic:cNvPr id="1400480697" name="Picture 1400480697"/>
-                    <pic:cNvPicPr/>
-                  </pic:nvPicPr>
-                  <pic:blipFill>
-                    <a:blip r:embed="rId21">
-                      <a:extLst>
-                        <a:ext uri="{28A0092B-C50C-407E-A947-70E740481C1C}">
-                          <a14:useLocalDpi xmlns:a14="http://schemas.microsoft.com/office/drawing/2010/main" val="0"/>
-                        </a:ext>
-                      </a:extLst>
-                    </a:blip>
-                    <a:stretch>
-                      <a:fillRect/>
-                    </a:stretch>
-                  </pic:blipFill>
-                  <pic:spPr>
-                    <a:xfrm>
-                      <a:off x="0" y="0"/>
-                      <a:ext cx="5731510" cy="1568450"/>
-                    </a:xfrm>
-                    <a:prstGeom prst="rect">
-                      <a:avLst/>
-                    </a:prstGeom>
-                  </pic:spPr>
-                </pic:pic>
-              </a:graphicData>
-            </a:graphic>
-          </wp:inline>
-        </w:drawing>
-      </w:r>
-    </w:p>
-    <w:p>
-      <w:pPr>
+      <w:r>
         <w:rPr>
           <w:rFonts w:ascii="Times New Roman" w:hAnsi="Times New Roman" w:cs="Times New Roman"/>
           <w:b/>
@@ -8829,10 +7407,10 @@
           <w:szCs w:val="36"/>
           <w:lang w:val="en-US"/>
         </w:rPr>
-      </w:pPr>
-    </w:p>
-    <w:p>
-      <w:pPr>
+        <w:lastRenderedPageBreak/>
+        <w:t xml:space="preserve">Chapter </w:t>
+      </w:r>
+      <w:r>
         <w:rPr>
           <w:rFonts w:ascii="Times New Roman" w:hAnsi="Times New Roman" w:cs="Times New Roman"/>
           <w:b/>
@@ -8841,7 +7419,8 @@
           <w:szCs w:val="36"/>
           <w:lang w:val="en-US"/>
         </w:rPr>
-      </w:pPr>
+        <w:t>3</w:t>
+      </w:r>
       <w:r>
         <w:rPr>
           <w:rFonts w:ascii="Times New Roman" w:hAnsi="Times New Roman" w:cs="Times New Roman"/>
@@ -8851,8 +7430,372 @@
           <w:szCs w:val="36"/>
           <w:lang w:val="en-US"/>
         </w:rPr>
-        <w:t>2.7.3 Component Diagram</w:t>
-      </w:r>
+        <w:t>: Drawbacks and Limitations</w:t>
+      </w:r>
+    </w:p>
+    <w:p>
+      <w:pPr>
+        <w:jc w:val="both"/>
+        <w:rPr>
+          <w:rFonts w:ascii="Times New Roman" w:hAnsi="Times New Roman" w:cs="Times New Roman"/>
+          <w:sz w:val="28"/>
+          <w:szCs w:val="28"/>
+        </w:rPr>
+      </w:pPr>
+      <w:r>
+        <w:rPr>
+          <w:rFonts w:ascii="Times New Roman" w:hAnsi="Times New Roman" w:cs="Times New Roman"/>
+          <w:sz w:val="28"/>
+          <w:szCs w:val="28"/>
+        </w:rPr>
+        <w:t xml:space="preserve">While </w:t>
+      </w:r>
+      <w:r>
+        <w:rPr>
+          <w:rFonts w:ascii="Times New Roman" w:hAnsi="Times New Roman" w:cs="Times New Roman"/>
+          <w:b/>
+          <w:bCs/>
+          <w:sz w:val="28"/>
+          <w:szCs w:val="28"/>
+        </w:rPr>
+        <w:t>KnowsItAll</w:t>
+      </w:r>
+      <w:r>
+        <w:rPr>
+          <w:rFonts w:ascii="Times New Roman" w:hAnsi="Times New Roman" w:cs="Times New Roman"/>
+          <w:sz w:val="28"/>
+          <w:szCs w:val="28"/>
+        </w:rPr>
+        <w:t xml:space="preserve"> provides a robust framework for decentralized learning, several technical and operational constraints must be acknowledged to ensure future optimization and realistic deployment.</w:t>
+      </w:r>
+    </w:p>
+    <w:p>
+      <w:pPr>
+        <w:rPr>
+          <w:rFonts w:ascii="Times New Roman" w:hAnsi="Times New Roman" w:cs="Times New Roman"/>
+          <w:b/>
+          <w:bCs/>
+          <w:sz w:val="28"/>
+          <w:szCs w:val="28"/>
+        </w:rPr>
+      </w:pPr>
+      <w:r>
+        <w:rPr>
+          <w:rFonts w:ascii="Times New Roman" w:hAnsi="Times New Roman" w:cs="Times New Roman"/>
+          <w:b/>
+          <w:bCs/>
+          <w:sz w:val="28"/>
+          <w:szCs w:val="28"/>
+        </w:rPr>
+        <w:t>1. Dependency on User Integrity and Data Accuracy</w:t>
+      </w:r>
+    </w:p>
+    <w:p>
+      <w:pPr>
+        <w:jc w:val="both"/>
+        <w:rPr>
+          <w:rFonts w:ascii="Times New Roman" w:hAnsi="Times New Roman" w:cs="Times New Roman"/>
+          <w:sz w:val="28"/>
+          <w:szCs w:val="28"/>
+        </w:rPr>
+      </w:pPr>
+      <w:r>
+        <w:rPr>
+          <w:rFonts w:ascii="Times New Roman" w:hAnsi="Times New Roman" w:cs="Times New Roman"/>
+          <w:sz w:val="28"/>
+          <w:szCs w:val="28"/>
+        </w:rPr>
+        <w:t>The effectiveness of the "Skill Passport" and the matching algorithm depends heavily on the accuracy of the data provided by users. While the Trust Ledger records transactions, the initial proficiency levels (Beginner to Expert) are self-proclaimed. Inaccurate self-assessment can lead to mismatched expectations between the Mentor and the Learner.</w:t>
+      </w:r>
+    </w:p>
+    <w:p>
+      <w:pPr>
+        <w:rPr>
+          <w:rFonts w:ascii="Times New Roman" w:hAnsi="Times New Roman" w:cs="Times New Roman"/>
+          <w:b/>
+          <w:bCs/>
+          <w:sz w:val="28"/>
+          <w:szCs w:val="28"/>
+        </w:rPr>
+      </w:pPr>
+      <w:r>
+        <w:rPr>
+          <w:rFonts w:ascii="Times New Roman" w:hAnsi="Times New Roman" w:cs="Times New Roman"/>
+          <w:b/>
+          <w:bCs/>
+          <w:sz w:val="28"/>
+          <w:szCs w:val="28"/>
+        </w:rPr>
+        <w:t>2. Limited Real-Time Proximity Accuracy</w:t>
+      </w:r>
+    </w:p>
+    <w:p>
+      <w:pPr>
+        <w:jc w:val="both"/>
+        <w:rPr>
+          <w:rFonts w:ascii="Times New Roman" w:hAnsi="Times New Roman" w:cs="Times New Roman"/>
+          <w:sz w:val="28"/>
+          <w:szCs w:val="28"/>
+        </w:rPr>
+      </w:pPr>
+      <w:r>
+        <w:rPr>
+          <w:rFonts w:ascii="Times New Roman" w:hAnsi="Times New Roman" w:cs="Times New Roman"/>
+          <w:sz w:val="28"/>
+          <w:szCs w:val="28"/>
+        </w:rPr>
+        <w:t xml:space="preserve">The "Skill Radar" relies on the </w:t>
+      </w:r>
+      <w:r>
+        <w:rPr>
+          <w:rFonts w:ascii="Times New Roman" w:hAnsi="Times New Roman" w:cs="Times New Roman"/>
+          <w:b/>
+          <w:bCs/>
+          <w:sz w:val="28"/>
+          <w:szCs w:val="28"/>
+        </w:rPr>
+        <w:t>Fused Location API</w:t>
+      </w:r>
+      <w:r>
+        <w:rPr>
+          <w:rFonts w:ascii="Times New Roman" w:hAnsi="Times New Roman" w:cs="Times New Roman"/>
+          <w:sz w:val="28"/>
+          <w:szCs w:val="28"/>
+        </w:rPr>
+        <w:t xml:space="preserve"> and GPS hardware. In semi-urban areas with high-density buildings or poor satellite visibility, the 5km radius accuracy may fluctuate. This can result in users appearing on the radar who are actually outside the accessible range, or conversely, missing nearby mentors due to signal "drift."</w:t>
+      </w:r>
+    </w:p>
+    <w:p>
+      <w:pPr>
+        <w:rPr>
+          <w:rFonts w:ascii="Times New Roman" w:hAnsi="Times New Roman" w:cs="Times New Roman"/>
+          <w:b/>
+          <w:bCs/>
+          <w:sz w:val="28"/>
+          <w:szCs w:val="28"/>
+        </w:rPr>
+      </w:pPr>
+      <w:r>
+        <w:rPr>
+          <w:rFonts w:ascii="Times New Roman" w:hAnsi="Times New Roman" w:cs="Times New Roman"/>
+          <w:b/>
+          <w:bCs/>
+          <w:sz w:val="28"/>
+          <w:szCs w:val="28"/>
+        </w:rPr>
+        <w:t>3. Scalability Constraints of the Trust Ledger</w:t>
+      </w:r>
+    </w:p>
+    <w:p>
+      <w:pPr>
+        <w:jc w:val="both"/>
+        <w:rPr>
+          <w:rFonts w:ascii="Times New Roman" w:hAnsi="Times New Roman" w:cs="Times New Roman"/>
+          <w:sz w:val="28"/>
+          <w:szCs w:val="28"/>
+        </w:rPr>
+      </w:pPr>
+      <w:r>
+        <w:rPr>
+          <w:rFonts w:ascii="Times New Roman" w:hAnsi="Times New Roman" w:cs="Times New Roman"/>
+          <w:sz w:val="28"/>
+          <w:szCs w:val="28"/>
+        </w:rPr>
+        <w:t>The blockchain-inspired SHA-256 hashing ensures immutability, but as the transaction volume grows into the millions, the sequential nature of the hash-chain verification can lead to performance degradation. Without advanced indexing or sharding of the ledger, the backend may face latency issues during high-traffic periods.</w:t>
+      </w:r>
+    </w:p>
+    <w:p>
+      <w:pPr>
+        <w:rPr>
+          <w:rFonts w:ascii="Times New Roman" w:hAnsi="Times New Roman" w:cs="Times New Roman"/>
+          <w:b/>
+          <w:bCs/>
+          <w:sz w:val="28"/>
+          <w:szCs w:val="28"/>
+        </w:rPr>
+      </w:pPr>
+      <w:r>
+        <w:rPr>
+          <w:rFonts w:ascii="Times New Roman" w:hAnsi="Times New Roman" w:cs="Times New Roman"/>
+          <w:b/>
+          <w:bCs/>
+          <w:sz w:val="28"/>
+          <w:szCs w:val="28"/>
+        </w:rPr>
+        <w:t>4. Security and Privacy Risks</w:t>
+      </w:r>
+    </w:p>
+    <w:p>
+      <w:pPr>
+        <w:jc w:val="both"/>
+        <w:rPr>
+          <w:rFonts w:ascii="Times New Roman" w:hAnsi="Times New Roman" w:cs="Times New Roman"/>
+          <w:sz w:val="28"/>
+          <w:szCs w:val="28"/>
+        </w:rPr>
+      </w:pPr>
+      <w:r>
+        <w:rPr>
+          <w:rFonts w:ascii="Times New Roman" w:hAnsi="Times New Roman" w:cs="Times New Roman"/>
+          <w:sz w:val="28"/>
+          <w:szCs w:val="28"/>
+        </w:rPr>
+        <w:t xml:space="preserve">Handling real-time location data and personal skill histories raises significant privacy concerns. Even with </w:t>
+      </w:r>
+      <w:r>
+        <w:rPr>
+          <w:rFonts w:ascii="Times New Roman" w:hAnsi="Times New Roman" w:cs="Times New Roman"/>
+          <w:b/>
+          <w:bCs/>
+          <w:sz w:val="28"/>
+          <w:szCs w:val="28"/>
+        </w:rPr>
+        <w:t>JWT Authentication</w:t>
+      </w:r>
+      <w:r>
+        <w:rPr>
+          <w:rFonts w:ascii="Times New Roman" w:hAnsi="Times New Roman" w:cs="Times New Roman"/>
+          <w:sz w:val="28"/>
+          <w:szCs w:val="28"/>
+        </w:rPr>
+        <w:t>, the constant polling of a user's coordinates for the Skill Radar necessitates rigorous encryption and strict access controls to prevent unauthorized tracking or data breaches.</w:t>
+      </w:r>
+    </w:p>
+    <w:p>
+      <w:pPr>
+        <w:rPr>
+          <w:rFonts w:ascii="Times New Roman" w:hAnsi="Times New Roman" w:cs="Times New Roman"/>
+          <w:b/>
+          <w:bCs/>
+          <w:sz w:val="28"/>
+          <w:szCs w:val="28"/>
+        </w:rPr>
+      </w:pPr>
+      <w:r>
+        <w:rPr>
+          <w:rFonts w:ascii="Times New Roman" w:hAnsi="Times New Roman" w:cs="Times New Roman"/>
+          <w:b/>
+          <w:bCs/>
+          <w:sz w:val="28"/>
+          <w:szCs w:val="28"/>
+        </w:rPr>
+        <w:t>5. Connectivity Barriers in Semi-Urban Areas</w:t>
+      </w:r>
+    </w:p>
+    <w:p>
+      <w:pPr>
+        <w:jc w:val="both"/>
+        <w:rPr>
+          <w:rFonts w:ascii="Times New Roman" w:hAnsi="Times New Roman" w:cs="Times New Roman"/>
+          <w:sz w:val="28"/>
+          <w:szCs w:val="28"/>
+        </w:rPr>
+      </w:pPr>
+      <w:r>
+        <w:rPr>
+          <w:rFonts w:ascii="Times New Roman" w:hAnsi="Times New Roman" w:cs="Times New Roman"/>
+          <w:sz w:val="28"/>
+          <w:szCs w:val="28"/>
+        </w:rPr>
+        <w:t>The system requires a stable internet connection for JWT verification, token escrow, and the "QR Handshake." In regions with spotty 4G/5G connectivity, users may experience "Sync Failures" where a session is completed physically but cannot be recorded on the backend ledger immediately, leading to a temporary "state mismatch."</w:t>
+      </w:r>
+    </w:p>
+    <w:p>
+      <w:pPr>
+        <w:rPr>
+          <w:rFonts w:ascii="Times New Roman" w:hAnsi="Times New Roman" w:cs="Times New Roman"/>
+          <w:b/>
+          <w:bCs/>
+          <w:sz w:val="28"/>
+          <w:szCs w:val="28"/>
+        </w:rPr>
+      </w:pPr>
+      <w:r>
+        <w:rPr>
+          <w:rFonts w:ascii="Times New Roman" w:hAnsi="Times New Roman" w:cs="Times New Roman"/>
+          <w:b/>
+          <w:bCs/>
+          <w:sz w:val="28"/>
+          <w:szCs w:val="28"/>
+        </w:rPr>
+        <w:t>6. Rule-Based Matchmaking Limitations</w:t>
+      </w:r>
+    </w:p>
+    <w:p>
+      <w:pPr>
+        <w:jc w:val="both"/>
+        <w:rPr>
+          <w:rFonts w:ascii="Times New Roman" w:hAnsi="Times New Roman" w:cs="Times New Roman"/>
+          <w:sz w:val="28"/>
+          <w:szCs w:val="28"/>
+        </w:rPr>
+      </w:pPr>
+      <w:r>
+        <w:rPr>
+          <w:rFonts w:ascii="Times New Roman" w:hAnsi="Times New Roman" w:cs="Times New Roman"/>
+          <w:sz w:val="28"/>
+          <w:szCs w:val="28"/>
+        </w:rPr>
+        <w:lastRenderedPageBreak/>
+        <w:t>Currently, the recommendation and discovery logic is primarily distance and category-based. The lack of advanced AI-driven matchmaking means the system cannot yet predict learning paths or suggest mentors based on complex behavioural patterns, restricting the level of personalization for diverse user needs.</w:t>
+      </w:r>
+    </w:p>
+    <w:p>
+      <w:pPr>
+        <w:rPr>
+          <w:rFonts w:ascii="Times New Roman" w:hAnsi="Times New Roman" w:cs="Times New Roman"/>
+          <w:b/>
+          <w:bCs/>
+          <w:sz w:val="28"/>
+          <w:szCs w:val="28"/>
+        </w:rPr>
+      </w:pPr>
+      <w:r>
+        <w:rPr>
+          <w:rFonts w:ascii="Times New Roman" w:hAnsi="Times New Roman" w:cs="Times New Roman"/>
+          <w:b/>
+          <w:bCs/>
+          <w:sz w:val="28"/>
+          <w:szCs w:val="28"/>
+        </w:rPr>
+        <w:t>7. Deployment Complexity of Native Features</w:t>
+      </w:r>
+    </w:p>
+    <w:p>
+      <w:pPr>
+        <w:jc w:val="both"/>
+        <w:rPr>
+          <w:rFonts w:ascii="Times New Roman" w:hAnsi="Times New Roman" w:cs="Times New Roman"/>
+          <w:sz w:val="28"/>
+          <w:szCs w:val="28"/>
+        </w:rPr>
+      </w:pPr>
+      <w:r>
+        <w:rPr>
+          <w:rFonts w:ascii="Times New Roman" w:hAnsi="Times New Roman" w:cs="Times New Roman"/>
+          <w:sz w:val="28"/>
+          <w:szCs w:val="28"/>
+        </w:rPr>
+        <w:t>Integrating native Android features like the Camera (for QR scanning), GPS (for the Radar), and Video APIs (for remote swaps) across various device manufacturers (OEMs) can lead to compatibility issues. Ensuring a consistent "look and feel" and performance across different Android versions requires extensive testing and specific environment setups</w:t>
+      </w:r>
+      <w:r>
+        <w:rPr>
+          <w:rFonts w:ascii="Times New Roman" w:hAnsi="Times New Roman" w:cs="Times New Roman"/>
+          <w:sz w:val="28"/>
+          <w:szCs w:val="28"/>
+        </w:rPr>
+        <w:t>.</w:t>
+      </w:r>
+    </w:p>
+    <w:p>
+      <w:pPr>
+        <w:rPr>
+          <w:rFonts w:ascii="Times New Roman" w:hAnsi="Times New Roman" w:cs="Times New Roman"/>
+          <w:sz w:val="28"/>
+          <w:szCs w:val="28"/>
+          <w:lang w:val="en-US"/>
+        </w:rPr>
+      </w:pPr>
     </w:p>
     <w:p>
       <w:pPr>
@@ -8865,59 +7808,18 @@
           <w:lang w:val="en-US"/>
         </w:rPr>
       </w:pPr>
-      <w:r>
-        <w:rPr>
-          <w:rFonts w:ascii="Times New Roman" w:hAnsi="Times New Roman" w:cs="Times New Roman"/>
-          <w:b/>
-          <w:bCs/>
-          <w:noProof/>
+    </w:p>
+    <w:p>
+      <w:pPr>
+        <w:rPr>
+          <w:rFonts w:ascii="Times New Roman" w:hAnsi="Times New Roman" w:cs="Times New Roman"/>
+          <w:b/>
+          <w:bCs/>
           <w:sz w:val="36"/>
           <w:szCs w:val="36"/>
           <w:lang w:val="en-US"/>
         </w:rPr>
-        <w:lastRenderedPageBreak/>
-        <w:drawing>
-          <wp:inline distT="0" distB="0" distL="0" distR="0" wp14:anchorId="1F74AA80" wp14:editId="59BDBBA7">
-            <wp:extent cx="5731510" cy="3820795"/>
-            <wp:effectExtent l="0" t="0" r="2540" b="8255"/>
-            <wp:docPr id="286949827" name="Picture 4"/>
-            <wp:cNvGraphicFramePr>
-              <a:graphicFrameLocks xmlns:a="http://schemas.openxmlformats.org/drawingml/2006/main" noChangeAspect="1"/>
-            </wp:cNvGraphicFramePr>
-            <a:graphic xmlns:a="http://schemas.openxmlformats.org/drawingml/2006/main">
-              <a:graphicData uri="http://schemas.openxmlformats.org/drawingml/2006/picture">
-                <pic:pic xmlns:pic="http://schemas.openxmlformats.org/drawingml/2006/picture">
-                  <pic:nvPicPr>
-                    <pic:cNvPr id="286949827" name="Picture 286949827"/>
-                    <pic:cNvPicPr/>
-                  </pic:nvPicPr>
-                  <pic:blipFill>
-                    <a:blip r:embed="rId22" cstate="print">
-                      <a:extLst>
-                        <a:ext uri="{28A0092B-C50C-407E-A947-70E740481C1C}">
-                          <a14:useLocalDpi xmlns:a14="http://schemas.microsoft.com/office/drawing/2010/main" val="0"/>
-                        </a:ext>
-                      </a:extLst>
-                    </a:blip>
-                    <a:stretch>
-                      <a:fillRect/>
-                    </a:stretch>
-                  </pic:blipFill>
-                  <pic:spPr>
-                    <a:xfrm>
-                      <a:off x="0" y="0"/>
-                      <a:ext cx="5731510" cy="3820795"/>
-                    </a:xfrm>
-                    <a:prstGeom prst="rect">
-                      <a:avLst/>
-                    </a:prstGeom>
-                  </pic:spPr>
-                </pic:pic>
-              </a:graphicData>
-            </a:graphic>
-          </wp:inline>
-        </w:drawing>
-      </w:r>
+      </w:pPr>
     </w:p>
     <w:p>
       <w:pPr>
@@ -9107,7 +8009,7 @@
           <w:szCs w:val="36"/>
           <w:lang w:val="en-US"/>
         </w:rPr>
-        <w:t>3</w:t>
+        <w:t>4</w:t>
       </w:r>
       <w:r>
         <w:rPr>
@@ -9118,24 +8020,25 @@
           <w:szCs w:val="36"/>
           <w:lang w:val="en-US"/>
         </w:rPr>
-        <w:t>: Drawbacks and Limitations</w:t>
-      </w:r>
-    </w:p>
-    <w:p>
-      <w:pPr>
-        <w:rPr>
-          <w:rFonts w:ascii="Times New Roman" w:hAnsi="Times New Roman" w:cs="Times New Roman"/>
-          <w:sz w:val="28"/>
-          <w:szCs w:val="28"/>
-        </w:rPr>
-      </w:pPr>
-      <w:r>
-        <w:rPr>
-          <w:rFonts w:ascii="Times New Roman" w:hAnsi="Times New Roman" w:cs="Times New Roman"/>
-          <w:sz w:val="28"/>
-          <w:szCs w:val="28"/>
-        </w:rPr>
-        <w:t xml:space="preserve">While </w:t>
+        <w:t>: Proposed Enhancements</w:t>
+      </w:r>
+    </w:p>
+    <w:p>
+      <w:pPr>
+        <w:jc w:val="both"/>
+        <w:rPr>
+          <w:rFonts w:ascii="Times New Roman" w:hAnsi="Times New Roman" w:cs="Times New Roman"/>
+          <w:sz w:val="28"/>
+          <w:szCs w:val="28"/>
+        </w:rPr>
+      </w:pPr>
+      <w:r>
+        <w:rPr>
+          <w:rFonts w:ascii="Times New Roman" w:hAnsi="Times New Roman" w:cs="Times New Roman"/>
+          <w:sz w:val="28"/>
+          <w:szCs w:val="28"/>
+        </w:rPr>
+        <w:t xml:space="preserve">The current version of </w:t>
       </w:r>
       <w:r>
         <w:rPr>
@@ -9153,258 +8056,320 @@
           <w:sz w:val="28"/>
           <w:szCs w:val="28"/>
         </w:rPr>
-        <w:t xml:space="preserve"> provides a robust framework for decentralized learning, several technical and operational constraints must be acknowledged to ensure future optimization and realistic deployment.</w:t>
-      </w:r>
-    </w:p>
-    <w:p>
-      <w:pPr>
-        <w:rPr>
-          <w:rFonts w:ascii="Times New Roman" w:hAnsi="Times New Roman" w:cs="Times New Roman"/>
-          <w:b/>
-          <w:bCs/>
-          <w:sz w:val="28"/>
-          <w:szCs w:val="28"/>
-        </w:rPr>
-      </w:pPr>
-      <w:r>
-        <w:rPr>
-          <w:rFonts w:ascii="Times New Roman" w:hAnsi="Times New Roman" w:cs="Times New Roman"/>
-          <w:b/>
-          <w:bCs/>
-          <w:sz w:val="28"/>
-          <w:szCs w:val="28"/>
-        </w:rPr>
-        <w:t>1. Dependency on User Integrity and Data Accuracy</w:t>
-      </w:r>
-    </w:p>
-    <w:p>
-      <w:pPr>
-        <w:rPr>
-          <w:rFonts w:ascii="Times New Roman" w:hAnsi="Times New Roman" w:cs="Times New Roman"/>
-          <w:sz w:val="28"/>
-          <w:szCs w:val="28"/>
-        </w:rPr>
-      </w:pPr>
-      <w:r>
-        <w:rPr>
-          <w:rFonts w:ascii="Times New Roman" w:hAnsi="Times New Roman" w:cs="Times New Roman"/>
-          <w:sz w:val="28"/>
-          <w:szCs w:val="28"/>
-        </w:rPr>
-        <w:t>The effectiveness of the "Skill Passport" and the matching algorithm depends heavily on the accuracy of the data provided by users. While the Trust Ledger records transactions, the initial proficiency levels (Beginner to Expert) are self-proclaimed. Inaccurate self-assessment can lead to mismatched expectations between the Mentor and the Learner.</w:t>
-      </w:r>
-    </w:p>
-    <w:p>
-      <w:pPr>
-        <w:rPr>
-          <w:rFonts w:ascii="Times New Roman" w:hAnsi="Times New Roman" w:cs="Times New Roman"/>
-          <w:b/>
-          <w:bCs/>
-          <w:sz w:val="28"/>
-          <w:szCs w:val="28"/>
-        </w:rPr>
-      </w:pPr>
-      <w:r>
-        <w:rPr>
-          <w:rFonts w:ascii="Times New Roman" w:hAnsi="Times New Roman" w:cs="Times New Roman"/>
-          <w:b/>
-          <w:bCs/>
-          <w:sz w:val="28"/>
-          <w:szCs w:val="28"/>
-        </w:rPr>
-        <w:t>2. Limited Real-Time Proximity Accuracy</w:t>
-      </w:r>
-    </w:p>
-    <w:p>
-      <w:pPr>
-        <w:rPr>
-          <w:rFonts w:ascii="Times New Roman" w:hAnsi="Times New Roman" w:cs="Times New Roman"/>
-          <w:sz w:val="28"/>
-          <w:szCs w:val="28"/>
-        </w:rPr>
-      </w:pPr>
-      <w:r>
-        <w:rPr>
-          <w:rFonts w:ascii="Times New Roman" w:hAnsi="Times New Roman" w:cs="Times New Roman"/>
-          <w:sz w:val="28"/>
-          <w:szCs w:val="28"/>
-        </w:rPr>
-        <w:t xml:space="preserve">The "Skill Radar" relies on the </w:t>
-      </w:r>
-      <w:r>
-        <w:rPr>
-          <w:rFonts w:ascii="Times New Roman" w:hAnsi="Times New Roman" w:cs="Times New Roman"/>
-          <w:b/>
-          <w:bCs/>
-          <w:sz w:val="28"/>
-          <w:szCs w:val="28"/>
-        </w:rPr>
-        <w:t>Fused Location API</w:t>
-      </w:r>
-      <w:r>
-        <w:rPr>
-          <w:rFonts w:ascii="Times New Roman" w:hAnsi="Times New Roman" w:cs="Times New Roman"/>
-          <w:sz w:val="28"/>
-          <w:szCs w:val="28"/>
-        </w:rPr>
-        <w:t xml:space="preserve"> and GPS hardware. In semi-urban areas with high-density buildings or poor satellite visibility, the 5km radius accuracy may fluctuate. This can result in users appearing on the radar who are actually outside the accessible range, or conversely, missing nearby mentors due to signal "drift."</w:t>
-      </w:r>
-    </w:p>
-    <w:p>
-      <w:pPr>
-        <w:rPr>
-          <w:rFonts w:ascii="Times New Roman" w:hAnsi="Times New Roman" w:cs="Times New Roman"/>
-          <w:b/>
-          <w:bCs/>
-          <w:sz w:val="28"/>
-          <w:szCs w:val="28"/>
-        </w:rPr>
-      </w:pPr>
-      <w:r>
-        <w:rPr>
-          <w:rFonts w:ascii="Times New Roman" w:hAnsi="Times New Roman" w:cs="Times New Roman"/>
-          <w:b/>
-          <w:bCs/>
-          <w:sz w:val="28"/>
-          <w:szCs w:val="28"/>
-        </w:rPr>
-        <w:t>3. Scalability Constraints of the Trust Ledger</w:t>
-      </w:r>
-    </w:p>
-    <w:p>
-      <w:pPr>
-        <w:rPr>
-          <w:rFonts w:ascii="Times New Roman" w:hAnsi="Times New Roman" w:cs="Times New Roman"/>
-          <w:sz w:val="28"/>
-          <w:szCs w:val="28"/>
-        </w:rPr>
-      </w:pPr>
-      <w:r>
-        <w:rPr>
-          <w:rFonts w:ascii="Times New Roman" w:hAnsi="Times New Roman" w:cs="Times New Roman"/>
-          <w:sz w:val="28"/>
-          <w:szCs w:val="28"/>
-        </w:rPr>
-        <w:t>The blockchain-inspired SHA-256 hashing ensures immutability, but as the transaction volume grows into the millions, the sequential nature of the hash-chain verification can lead to performance degradation. Without advanced indexing or sharding of the ledger, the backend may face latency issues during high-traffic periods.</w:t>
-      </w:r>
-    </w:p>
-    <w:p>
-      <w:pPr>
-        <w:rPr>
-          <w:rFonts w:ascii="Times New Roman" w:hAnsi="Times New Roman" w:cs="Times New Roman"/>
-          <w:b/>
-          <w:bCs/>
-          <w:sz w:val="28"/>
-          <w:szCs w:val="28"/>
-        </w:rPr>
-      </w:pPr>
-      <w:r>
-        <w:rPr>
-          <w:rFonts w:ascii="Times New Roman" w:hAnsi="Times New Roman" w:cs="Times New Roman"/>
-          <w:b/>
-          <w:bCs/>
-          <w:sz w:val="28"/>
-          <w:szCs w:val="28"/>
-        </w:rPr>
-        <w:t>4. Security and Privacy Risks</w:t>
-      </w:r>
-    </w:p>
-    <w:p>
-      <w:pPr>
-        <w:rPr>
-          <w:rFonts w:ascii="Times New Roman" w:hAnsi="Times New Roman" w:cs="Times New Roman"/>
-          <w:sz w:val="28"/>
-          <w:szCs w:val="28"/>
-        </w:rPr>
-      </w:pPr>
-      <w:r>
-        <w:rPr>
-          <w:rFonts w:ascii="Times New Roman" w:hAnsi="Times New Roman" w:cs="Times New Roman"/>
-          <w:sz w:val="28"/>
-          <w:szCs w:val="28"/>
-        </w:rPr>
-        <w:t xml:space="preserve">Handling real-time location data and personal skill histories raises significant privacy concerns. Even with </w:t>
-      </w:r>
-      <w:r>
-        <w:rPr>
-          <w:rFonts w:ascii="Times New Roman" w:hAnsi="Times New Roman" w:cs="Times New Roman"/>
-          <w:b/>
-          <w:bCs/>
-          <w:sz w:val="28"/>
-          <w:szCs w:val="28"/>
-        </w:rPr>
-        <w:t>JWT Authentication</w:t>
-      </w:r>
-      <w:r>
-        <w:rPr>
-          <w:rFonts w:ascii="Times New Roman" w:hAnsi="Times New Roman" w:cs="Times New Roman"/>
-          <w:sz w:val="28"/>
-          <w:szCs w:val="28"/>
-        </w:rPr>
-        <w:t>, the constant polling of a user's coordinates for the Skill Radar necessitates rigorous encryption and strict access controls to prevent unauthorized tracking or data breaches.</w:t>
-      </w:r>
-    </w:p>
-    <w:p>
-      <w:pPr>
-        <w:rPr>
-          <w:rFonts w:ascii="Times New Roman" w:hAnsi="Times New Roman" w:cs="Times New Roman"/>
-          <w:b/>
-          <w:bCs/>
-          <w:sz w:val="28"/>
-          <w:szCs w:val="28"/>
-        </w:rPr>
-      </w:pPr>
-      <w:r>
-        <w:rPr>
-          <w:rFonts w:ascii="Times New Roman" w:hAnsi="Times New Roman" w:cs="Times New Roman"/>
-          <w:b/>
-          <w:bCs/>
-          <w:sz w:val="28"/>
-          <w:szCs w:val="28"/>
-        </w:rPr>
-        <w:t>5. Connectivity Barriers in Semi-Urban Areas</w:t>
-      </w:r>
-    </w:p>
-    <w:p>
-      <w:pPr>
-        <w:rPr>
-          <w:rFonts w:ascii="Times New Roman" w:hAnsi="Times New Roman" w:cs="Times New Roman"/>
-          <w:sz w:val="28"/>
-          <w:szCs w:val="28"/>
-        </w:rPr>
-      </w:pPr>
-      <w:r>
-        <w:rPr>
-          <w:rFonts w:ascii="Times New Roman" w:hAnsi="Times New Roman" w:cs="Times New Roman"/>
-          <w:sz w:val="28"/>
-          <w:szCs w:val="28"/>
-        </w:rPr>
-        <w:t>The system requires a stable internet connection for JWT verification, token escrow, and the "QR Handshake." In regions with spotty 4G/5G connectivity, users may experience "Sync Failures" where a session is completed physically but cannot be recorded on the backend ledger immediately, leading to a temporary "state mismatch."</w:t>
-      </w:r>
-    </w:p>
-    <w:p>
-      <w:pPr>
-        <w:rPr>
-          <w:rFonts w:ascii="Times New Roman" w:hAnsi="Times New Roman" w:cs="Times New Roman"/>
-          <w:b/>
-          <w:bCs/>
-          <w:sz w:val="28"/>
-          <w:szCs w:val="28"/>
-        </w:rPr>
-      </w:pPr>
-      <w:r>
-        <w:rPr>
-          <w:rFonts w:ascii="Times New Roman" w:hAnsi="Times New Roman" w:cs="Times New Roman"/>
-          <w:b/>
-          <w:bCs/>
-          <w:sz w:val="28"/>
-          <w:szCs w:val="28"/>
-        </w:rPr>
-        <w:t>6. Rule-Based Matchmaking Limitations</w:t>
-      </w:r>
-    </w:p>
-    <w:p>
-      <w:pPr>
+        <w:t xml:space="preserve"> provides a foundational framework for local</w:t>
+      </w:r>
+      <w:r>
+        <w:rPr>
+          <w:rFonts w:ascii="Times New Roman" w:hAnsi="Times New Roman" w:cs="Times New Roman"/>
+          <w:sz w:val="28"/>
+          <w:szCs w:val="28"/>
+        </w:rPr>
+        <w:t xml:space="preserve"> </w:t>
+      </w:r>
+      <w:r>
+        <w:rPr>
+          <w:rFonts w:ascii="Times New Roman" w:hAnsi="Times New Roman" w:cs="Times New Roman"/>
+          <w:sz w:val="28"/>
+          <w:szCs w:val="28"/>
+        </w:rPr>
+        <w:t>skill sharing. To ensure long-term value and community growth, the following enhancements are proposed for future releases:</w:t>
+      </w:r>
+    </w:p>
+    <w:p>
+      <w:pPr>
+        <w:ind w:left="567" w:hanging="567"/>
+        <w:rPr>
+          <w:rFonts w:ascii="Times New Roman" w:hAnsi="Times New Roman" w:cs="Times New Roman"/>
+          <w:b/>
+          <w:bCs/>
+          <w:sz w:val="28"/>
+          <w:szCs w:val="28"/>
+        </w:rPr>
+      </w:pPr>
+      <w:r>
+        <w:rPr>
+          <w:rFonts w:ascii="Times New Roman" w:hAnsi="Times New Roman" w:cs="Times New Roman"/>
+          <w:b/>
+          <w:bCs/>
+          <w:sz w:val="28"/>
+          <w:szCs w:val="28"/>
+        </w:rPr>
+        <w:t>1. Integration with AI-Driven Matchmaking</w:t>
+      </w:r>
+    </w:p>
+    <w:p>
+      <w:pPr>
+        <w:jc w:val="both"/>
+        <w:rPr>
+          <w:rFonts w:ascii="Times New Roman" w:hAnsi="Times New Roman" w:cs="Times New Roman"/>
+          <w:sz w:val="28"/>
+          <w:szCs w:val="28"/>
+        </w:rPr>
+      </w:pPr>
+      <w:r>
+        <w:rPr>
+          <w:rFonts w:ascii="Times New Roman" w:hAnsi="Times New Roman" w:cs="Times New Roman"/>
+          <w:sz w:val="28"/>
+          <w:szCs w:val="28"/>
+        </w:rPr>
+        <w:t xml:space="preserve">Future versions can incorporate Machine Learning algorithms to </w:t>
+      </w:r>
+      <w:proofErr w:type="spellStart"/>
+      <w:r>
+        <w:rPr>
+          <w:rFonts w:ascii="Times New Roman" w:hAnsi="Times New Roman" w:cs="Times New Roman"/>
+          <w:sz w:val="28"/>
+          <w:szCs w:val="28"/>
+        </w:rPr>
+        <w:t>analyze</w:t>
+      </w:r>
+      <w:proofErr w:type="spellEnd"/>
+      <w:r>
+        <w:rPr>
+          <w:rFonts w:ascii="Times New Roman" w:hAnsi="Times New Roman" w:cs="Times New Roman"/>
+          <w:sz w:val="28"/>
+          <w:szCs w:val="28"/>
+        </w:rPr>
+        <w:t xml:space="preserve"> user learning patterns, search history, and proficiency gaps. This would enable the system to provide personalized "Learning Path" recommendations, suggesting mentors not just by distance, but by how well their teaching style matches the learner's previous successes.</w:t>
+      </w:r>
+    </w:p>
+    <w:p>
+      <w:pPr>
+        <w:ind w:left="567" w:hanging="567"/>
+        <w:rPr>
+          <w:rFonts w:ascii="Times New Roman" w:hAnsi="Times New Roman" w:cs="Times New Roman"/>
+          <w:b/>
+          <w:bCs/>
+          <w:sz w:val="28"/>
+          <w:szCs w:val="28"/>
+        </w:rPr>
+      </w:pPr>
+      <w:r>
+        <w:rPr>
+          <w:rFonts w:ascii="Times New Roman" w:hAnsi="Times New Roman" w:cs="Times New Roman"/>
+          <w:b/>
+          <w:bCs/>
+          <w:sz w:val="28"/>
+          <w:szCs w:val="28"/>
+        </w:rPr>
+        <w:t>2. Advanced Blockchain Integration for the Trust Ledger</w:t>
+      </w:r>
+    </w:p>
+    <w:p>
+      <w:pPr>
+        <w:jc w:val="both"/>
+        <w:rPr>
+          <w:rFonts w:ascii="Times New Roman" w:hAnsi="Times New Roman" w:cs="Times New Roman"/>
+          <w:sz w:val="28"/>
+          <w:szCs w:val="28"/>
+        </w:rPr>
+      </w:pPr>
+      <w:r>
+        <w:rPr>
+          <w:rFonts w:ascii="Times New Roman" w:hAnsi="Times New Roman" w:cs="Times New Roman"/>
+          <w:sz w:val="28"/>
+          <w:szCs w:val="28"/>
+        </w:rPr>
+        <w:t xml:space="preserve">While the current system uses a centralized cryptographic hash-chain, migrating the </w:t>
+      </w:r>
+      <w:r>
+        <w:rPr>
+          <w:rFonts w:ascii="Times New Roman" w:hAnsi="Times New Roman" w:cs="Times New Roman"/>
+          <w:b/>
+          <w:bCs/>
+          <w:sz w:val="28"/>
+          <w:szCs w:val="28"/>
+        </w:rPr>
+        <w:t>Trust Ledger</w:t>
+      </w:r>
+      <w:r>
+        <w:rPr>
+          <w:rFonts w:ascii="Times New Roman" w:hAnsi="Times New Roman" w:cs="Times New Roman"/>
+          <w:sz w:val="28"/>
+          <w:szCs w:val="28"/>
+        </w:rPr>
+        <w:t xml:space="preserve"> to a decentralized blockchain (such as a private Ethereum sidechain or Hyperledger) would further enhance transparency. This would make the "Skill Passport" globally verifiable by third-party employers without relying on a central server.</w:t>
+      </w:r>
+    </w:p>
+    <w:p>
+      <w:pPr>
+        <w:ind w:left="567" w:hanging="567"/>
+        <w:rPr>
+          <w:rFonts w:ascii="Times New Roman" w:hAnsi="Times New Roman" w:cs="Times New Roman"/>
+          <w:b/>
+          <w:bCs/>
+          <w:sz w:val="28"/>
+          <w:szCs w:val="28"/>
+        </w:rPr>
+      </w:pPr>
+      <w:r>
+        <w:rPr>
+          <w:rFonts w:ascii="Times New Roman" w:hAnsi="Times New Roman" w:cs="Times New Roman"/>
+          <w:b/>
+          <w:bCs/>
+          <w:sz w:val="28"/>
+          <w:szCs w:val="28"/>
+        </w:rPr>
+        <w:t>3. Gamification and Community Incentives</w:t>
+      </w:r>
+    </w:p>
+    <w:p>
+      <w:pPr>
+        <w:jc w:val="both"/>
+        <w:rPr>
+          <w:rFonts w:ascii="Times New Roman" w:hAnsi="Times New Roman" w:cs="Times New Roman"/>
+          <w:sz w:val="28"/>
+          <w:szCs w:val="28"/>
+        </w:rPr>
+      </w:pPr>
+      <w:r>
+        <w:rPr>
+          <w:rFonts w:ascii="Times New Roman" w:hAnsi="Times New Roman" w:cs="Times New Roman"/>
+          <w:sz w:val="28"/>
+          <w:szCs w:val="28"/>
+        </w:rPr>
+        <w:t>To encourage consistent engagement, gamification elements such as "Mastery Badges," "Top Mentor" leaderboards, and streak rewards can be introduced. Users could earn special profile flairs or temporary "Boosts" on the Skill Radar by maintaining a high trust score and helping a diverse range of learners.</w:t>
+      </w:r>
+    </w:p>
+    <w:p>
+      <w:pPr>
+        <w:ind w:left="567" w:hanging="567"/>
+        <w:rPr>
+          <w:rFonts w:ascii="Times New Roman" w:hAnsi="Times New Roman" w:cs="Times New Roman"/>
+          <w:b/>
+          <w:bCs/>
+          <w:sz w:val="28"/>
+          <w:szCs w:val="28"/>
+        </w:rPr>
+      </w:pPr>
+      <w:r>
+        <w:rPr>
+          <w:rFonts w:ascii="Times New Roman" w:hAnsi="Times New Roman" w:cs="Times New Roman"/>
+          <w:b/>
+          <w:bCs/>
+          <w:sz w:val="28"/>
+          <w:szCs w:val="28"/>
+        </w:rPr>
+        <w:t>4. Augmented Reality (AR) Learning Aids</w:t>
+      </w:r>
+    </w:p>
+    <w:p>
+      <w:pPr>
+        <w:jc w:val="both"/>
+        <w:rPr>
+          <w:rFonts w:ascii="Times New Roman" w:hAnsi="Times New Roman" w:cs="Times New Roman"/>
+          <w:sz w:val="28"/>
+          <w:szCs w:val="28"/>
+        </w:rPr>
+      </w:pPr>
+      <w:r>
+        <w:rPr>
+          <w:rFonts w:ascii="Times New Roman" w:hAnsi="Times New Roman" w:cs="Times New Roman"/>
+          <w:sz w:val="28"/>
+          <w:szCs w:val="28"/>
+        </w:rPr>
+        <w:t>For physical skills (e.g., carpentry, mechanical repair, or plumbing), future</w:t>
+      </w:r>
+      <w:r>
+        <w:rPr>
+          <w:rFonts w:ascii="Times New Roman" w:hAnsi="Times New Roman" w:cs="Times New Roman"/>
+          <w:sz w:val="28"/>
+          <w:szCs w:val="28"/>
+        </w:rPr>
+        <w:t xml:space="preserve"> </w:t>
+      </w:r>
+      <w:r>
+        <w:rPr>
+          <w:rFonts w:ascii="Times New Roman" w:hAnsi="Times New Roman" w:cs="Times New Roman"/>
+          <w:sz w:val="28"/>
+          <w:szCs w:val="28"/>
+        </w:rPr>
+        <w:t>updates could include AR overlays. A mentor could record a session where digital annotations appear over physical objects, which the learner can then view through their smartphone camera during the "Handshake" session to assist in hands-on tasks.</w:t>
+      </w:r>
+    </w:p>
+    <w:p>
+      <w:pPr>
+        <w:ind w:left="567" w:hanging="567"/>
+        <w:rPr>
+          <w:rFonts w:ascii="Times New Roman" w:hAnsi="Times New Roman" w:cs="Times New Roman"/>
+          <w:b/>
+          <w:bCs/>
+          <w:sz w:val="28"/>
+          <w:szCs w:val="28"/>
+        </w:rPr>
+      </w:pPr>
+      <w:r>
+        <w:rPr>
+          <w:rFonts w:ascii="Times New Roman" w:hAnsi="Times New Roman" w:cs="Times New Roman"/>
+          <w:b/>
+          <w:bCs/>
+          <w:sz w:val="28"/>
+          <w:szCs w:val="28"/>
+        </w:rPr>
+        <w:t>5. Multi-lingual and Local Dialect Support</w:t>
+      </w:r>
+    </w:p>
+    <w:p>
+      <w:pPr>
+        <w:jc w:val="both"/>
+        <w:rPr>
+          <w:rFonts w:ascii="Times New Roman" w:hAnsi="Times New Roman" w:cs="Times New Roman"/>
+          <w:sz w:val="28"/>
+          <w:szCs w:val="28"/>
+        </w:rPr>
+      </w:pPr>
+      <w:r>
+        <w:rPr>
+          <w:rFonts w:ascii="Times New Roman" w:hAnsi="Times New Roman" w:cs="Times New Roman"/>
+          <w:sz w:val="28"/>
+          <w:szCs w:val="28"/>
+        </w:rPr>
+        <w:t xml:space="preserve">To truly penetrate semi-urban and rural markets, </w:t>
+      </w:r>
+      <w:r>
+        <w:rPr>
+          <w:rFonts w:ascii="Times New Roman" w:hAnsi="Times New Roman" w:cs="Times New Roman"/>
+          <w:b/>
+          <w:bCs/>
+          <w:sz w:val="28"/>
+          <w:szCs w:val="28"/>
+        </w:rPr>
+        <w:t>KnowsItAll</w:t>
+      </w:r>
+      <w:r>
+        <w:rPr>
+          <w:rFonts w:ascii="Times New Roman" w:hAnsi="Times New Roman" w:cs="Times New Roman"/>
+          <w:sz w:val="28"/>
+          <w:szCs w:val="28"/>
+        </w:rPr>
+        <w:t xml:space="preserve"> can be extended to support multiple regional languages and local dialects. Implementing a localized UI and voice-to-text features would ensure that users from diverse linguistic backgrounds can effectively navigate the Skill Radar and communicate with mentors.</w:t>
+      </w:r>
+    </w:p>
+    <w:p>
+      <w:pPr>
+        <w:ind w:left="567" w:hanging="567"/>
+        <w:rPr>
+          <w:rFonts w:ascii="Times New Roman" w:hAnsi="Times New Roman" w:cs="Times New Roman"/>
+          <w:b/>
+          <w:bCs/>
+          <w:sz w:val="28"/>
+          <w:szCs w:val="28"/>
+        </w:rPr>
+      </w:pPr>
+      <w:r>
+        <w:rPr>
+          <w:rFonts w:ascii="Times New Roman" w:hAnsi="Times New Roman" w:cs="Times New Roman"/>
+          <w:b/>
+          <w:bCs/>
+          <w:sz w:val="28"/>
+          <w:szCs w:val="28"/>
+        </w:rPr>
+        <w:t>6. Cloud-Based Analytics for Community Growth</w:t>
+      </w:r>
+    </w:p>
+    <w:p>
+      <w:pPr>
+        <w:jc w:val="both"/>
         <w:rPr>
           <w:rFonts w:ascii="Times New Roman" w:hAnsi="Times New Roman" w:cs="Times New Roman"/>
           <w:sz w:val="28"/>
@@ -9418,74 +8383,55 @@
           <w:szCs w:val="28"/>
         </w:rPr>
         <w:lastRenderedPageBreak/>
-        <w:t>Currently, the recommendation and discovery logic is primarily distance and category-based. The lack of advanced AI-driven matchmaking means the system cannot yet predict learning paths or suggest mentors based on complex behavioural patterns, restricting the level of personalization for diverse user needs.</w:t>
-      </w:r>
-    </w:p>
-    <w:p>
-      <w:pPr>
-        <w:rPr>
-          <w:rFonts w:ascii="Times New Roman" w:hAnsi="Times New Roman" w:cs="Times New Roman"/>
-          <w:b/>
-          <w:bCs/>
-          <w:sz w:val="28"/>
-          <w:szCs w:val="28"/>
-        </w:rPr>
-      </w:pPr>
-      <w:r>
-        <w:rPr>
-          <w:rFonts w:ascii="Times New Roman" w:hAnsi="Times New Roman" w:cs="Times New Roman"/>
-          <w:b/>
-          <w:bCs/>
-          <w:sz w:val="28"/>
-          <w:szCs w:val="28"/>
-        </w:rPr>
-        <w:t>7. Deployment Complexity of Native Features</w:t>
-      </w:r>
-    </w:p>
-    <w:p>
-      <w:pPr>
-        <w:rPr>
-          <w:rFonts w:ascii="Times New Roman" w:hAnsi="Times New Roman" w:cs="Times New Roman"/>
-          <w:sz w:val="28"/>
-          <w:szCs w:val="28"/>
-        </w:rPr>
-      </w:pPr>
-      <w:r>
-        <w:rPr>
-          <w:rFonts w:ascii="Times New Roman" w:hAnsi="Times New Roman" w:cs="Times New Roman"/>
-          <w:sz w:val="28"/>
-          <w:szCs w:val="28"/>
-        </w:rPr>
-        <w:t>Integrating native Android features like the Camera (for QR scanning), GPS (for the Radar), and Video APIs (for remote swaps) across various device manufacturers (OEMs) can lead to compatibility issues. Ensuring a consistent "look and feel" and performance across different Android versions requires extensive testing and specific environment setups</w:t>
-      </w:r>
-      <w:r>
-        <w:rPr>
-          <w:rFonts w:ascii="Times New Roman" w:hAnsi="Times New Roman" w:cs="Times New Roman"/>
-          <w:sz w:val="28"/>
-          <w:szCs w:val="28"/>
-        </w:rPr>
-        <w:t>.</w:t>
-      </w:r>
-    </w:p>
-    <w:p>
-      <w:pPr>
-        <w:rPr>
-          <w:rFonts w:ascii="Times New Roman" w:hAnsi="Times New Roman" w:cs="Times New Roman"/>
-          <w:sz w:val="28"/>
-          <w:szCs w:val="28"/>
-          <w:lang w:val="en-US"/>
-        </w:rPr>
-      </w:pPr>
-    </w:p>
-    <w:p>
-      <w:pPr>
-        <w:rPr>
-          <w:rFonts w:ascii="Times New Roman" w:hAnsi="Times New Roman" w:cs="Times New Roman"/>
-          <w:b/>
-          <w:bCs/>
+        <w:t>Implementing advanced cloud-based analytics would allow the system to handle massive volumes of transaction data. This enhancement would provide administrators with "Knowledge Heatmaps," showing which skills are in high demand in specific regions, allowing for targeted community workshops or token incentives to fill those gaps.</w:t>
+      </w:r>
+    </w:p>
+    <w:p>
+      <w:pPr>
+        <w:ind w:left="567" w:hanging="567"/>
+        <w:rPr>
+          <w:rFonts w:ascii="Times New Roman" w:hAnsi="Times New Roman" w:cs="Times New Roman"/>
+          <w:b/>
+          <w:bCs/>
+          <w:sz w:val="28"/>
+          <w:szCs w:val="28"/>
+        </w:rPr>
+      </w:pPr>
+      <w:r>
+        <w:rPr>
+          <w:rFonts w:ascii="Times New Roman" w:hAnsi="Times New Roman" w:cs="Times New Roman"/>
+          <w:b/>
+          <w:bCs/>
+          <w:sz w:val="28"/>
+          <w:szCs w:val="28"/>
+        </w:rPr>
+        <w:t>7. Expanded "Skill Passport" Customization</w:t>
+      </w:r>
+    </w:p>
+    <w:p>
+      <w:pPr>
+        <w:jc w:val="both"/>
+        <w:rPr>
+          <w:rFonts w:ascii="Times New Roman" w:hAnsi="Times New Roman" w:cs="Times New Roman"/>
+          <w:sz w:val="28"/>
+          <w:szCs w:val="28"/>
+        </w:rPr>
+      </w:pPr>
+      <w:r>
+        <w:rPr>
+          <w:rFonts w:ascii="Times New Roman" w:hAnsi="Times New Roman" w:cs="Times New Roman"/>
+          <w:sz w:val="28"/>
+          <w:szCs w:val="28"/>
+        </w:rPr>
+        <w:t>Future updates may include customizable dashboard widgets and report formats, allowing users to tailor their Skill Passport for different use cases—such as a "Professional View" for job applications or a "Creative View" for social media sharing. This flexibility helps users focus on the most relevant insights related to their growth.</w:t>
+      </w:r>
+    </w:p>
+    <w:p>
+      <w:pPr>
+        <w:rPr>
+          <w:rFonts w:ascii="Times New Roman" w:hAnsi="Times New Roman" w:cs="Times New Roman"/>
           <w:sz w:val="36"/>
           <w:szCs w:val="36"/>
-          <w:lang w:val="en-US"/>
         </w:rPr>
       </w:pPr>
     </w:p>
@@ -9497,7 +8443,6 @@
           <w:bCs/>
           <w:sz w:val="36"/>
           <w:szCs w:val="36"/>
-          <w:lang w:val="en-US"/>
         </w:rPr>
       </w:pPr>
     </w:p>
@@ -9509,7 +8454,6 @@
           <w:bCs/>
           <w:sz w:val="36"/>
           <w:szCs w:val="36"/>
-          <w:lang w:val="en-US"/>
         </w:rPr>
       </w:pPr>
     </w:p>
@@ -9521,7 +8465,6 @@
           <w:bCs/>
           <w:sz w:val="36"/>
           <w:szCs w:val="36"/>
-          <w:lang w:val="en-US"/>
         </w:rPr>
       </w:pPr>
     </w:p>
@@ -9533,7 +8476,6 @@
           <w:bCs/>
           <w:sz w:val="36"/>
           <w:szCs w:val="36"/>
-          <w:lang w:val="en-US"/>
         </w:rPr>
       </w:pPr>
     </w:p>
@@ -9545,7 +8487,6 @@
           <w:bCs/>
           <w:sz w:val="36"/>
           <w:szCs w:val="36"/>
-          <w:lang w:val="en-US"/>
         </w:rPr>
       </w:pPr>
     </w:p>
@@ -9557,7 +8498,6 @@
           <w:bCs/>
           <w:sz w:val="36"/>
           <w:szCs w:val="36"/>
-          <w:lang w:val="en-US"/>
         </w:rPr>
       </w:pPr>
     </w:p>
@@ -9569,7 +8509,6 @@
           <w:bCs/>
           <w:sz w:val="36"/>
           <w:szCs w:val="36"/>
-          <w:lang w:val="en-US"/>
         </w:rPr>
       </w:pPr>
     </w:p>
@@ -9581,7 +8520,6 @@
           <w:bCs/>
           <w:sz w:val="36"/>
           <w:szCs w:val="36"/>
-          <w:lang w:val="en-US"/>
         </w:rPr>
       </w:pPr>
     </w:p>
@@ -9593,7 +8531,6 @@
           <w:bCs/>
           <w:sz w:val="36"/>
           <w:szCs w:val="36"/>
-          <w:lang w:val="en-US"/>
         </w:rPr>
       </w:pPr>
     </w:p>
@@ -9605,7 +8542,6 @@
           <w:bCs/>
           <w:sz w:val="36"/>
           <w:szCs w:val="36"/>
-          <w:lang w:val="en-US"/>
         </w:rPr>
       </w:pPr>
     </w:p>
@@ -9617,7 +8553,6 @@
           <w:bCs/>
           <w:sz w:val="36"/>
           <w:szCs w:val="36"/>
-          <w:lang w:val="en-US"/>
         </w:rPr>
       </w:pPr>
     </w:p>
@@ -9629,7 +8564,6 @@
           <w:bCs/>
           <w:sz w:val="36"/>
           <w:szCs w:val="36"/>
-          <w:lang w:val="en-US"/>
         </w:rPr>
       </w:pPr>
     </w:p>
@@ -9641,7 +8575,6 @@
           <w:bCs/>
           <w:sz w:val="36"/>
           <w:szCs w:val="36"/>
-          <w:lang w:val="en-US"/>
         </w:rPr>
       </w:pPr>
     </w:p>
@@ -9653,7 +8586,6 @@
           <w:bCs/>
           <w:sz w:val="36"/>
           <w:szCs w:val="36"/>
-          <w:lang w:val="en-US"/>
         </w:rPr>
       </w:pPr>
     </w:p>
@@ -9665,17 +8597,26 @@
           <w:bCs/>
           <w:sz w:val="36"/>
           <w:szCs w:val="36"/>
-          <w:lang w:val="en-US"/>
-        </w:rPr>
-      </w:pPr>
-      <w:r>
+        </w:rPr>
+      </w:pPr>
+    </w:p>
+    <w:p>
+      <w:pPr>
         <w:rPr>
           <w:rFonts w:ascii="Times New Roman" w:hAnsi="Times New Roman" w:cs="Times New Roman"/>
           <w:b/>
           <w:bCs/>
           <w:sz w:val="36"/>
           <w:szCs w:val="36"/>
-          <w:lang w:val="en-US"/>
+        </w:rPr>
+      </w:pPr>
+      <w:r>
+        <w:rPr>
+          <w:rFonts w:ascii="Times New Roman" w:hAnsi="Times New Roman" w:cs="Times New Roman"/>
+          <w:b/>
+          <w:bCs/>
+          <w:sz w:val="36"/>
+          <w:szCs w:val="36"/>
         </w:rPr>
         <w:lastRenderedPageBreak/>
         <w:t xml:space="preserve">Chapter </w:t>
@@ -9687,9 +8628,8 @@
           <w:bCs/>
           <w:sz w:val="36"/>
           <w:szCs w:val="36"/>
-          <w:lang w:val="en-US"/>
-        </w:rPr>
-        <w:t>4</w:t>
+        </w:rPr>
+        <w:t>5</w:t>
       </w:r>
       <w:r>
         <w:rPr>
@@ -9698,51 +8638,22 @@
           <w:bCs/>
           <w:sz w:val="36"/>
           <w:szCs w:val="36"/>
-          <w:lang w:val="en-US"/>
-        </w:rPr>
-        <w:t>: Proposed Enhancements</w:t>
-      </w:r>
-    </w:p>
-    <w:p>
-      <w:pPr>
-        <w:rPr>
-          <w:sz w:val="28"/>
-          <w:szCs w:val="28"/>
-        </w:rPr>
-      </w:pPr>
-      <w:r>
-        <w:rPr>
-          <w:rFonts w:ascii="Times New Roman" w:hAnsi="Times New Roman" w:cs="Times New Roman"/>
-          <w:sz w:val="28"/>
-          <w:szCs w:val="28"/>
-        </w:rPr>
-        <w:tab/>
-      </w:r>
-      <w:r>
-        <w:rPr>
-          <w:sz w:val="28"/>
-          <w:szCs w:val="28"/>
-        </w:rPr>
-        <w:t xml:space="preserve">Following the structure of your reference report, here is the detailed </w:t>
-      </w:r>
-      <w:r>
-        <w:rPr>
-          <w:b/>
-          <w:bCs/>
-          <w:sz w:val="28"/>
-          <w:szCs w:val="28"/>
-        </w:rPr>
-        <w:t>Chapter 4: Proposed Enhancements</w:t>
-      </w:r>
-      <w:r>
-        <w:rPr>
-          <w:sz w:val="28"/>
-          <w:szCs w:val="28"/>
-        </w:rPr>
-        <w:t xml:space="preserve"> for the </w:t>
-      </w:r>
-      <w:r>
-        <w:rPr>
+        </w:rPr>
+        <w:t>: Conclusion</w:t>
+      </w:r>
+    </w:p>
+    <w:p>
+      <w:pPr>
+        <w:jc w:val="both"/>
+        <w:rPr>
+          <w:rFonts w:ascii="Times New Roman" w:hAnsi="Times New Roman" w:cs="Times New Roman"/>
+          <w:sz w:val="28"/>
+          <w:szCs w:val="28"/>
+        </w:rPr>
+      </w:pPr>
+      <w:r>
+        <w:rPr>
+          <w:rFonts w:ascii="Times New Roman" w:hAnsi="Times New Roman" w:cs="Times New Roman"/>
           <w:b/>
           <w:bCs/>
           <w:sz w:val="28"/>
@@ -9752,186 +8663,81 @@
       </w:r>
       <w:r>
         <w:rPr>
-          <w:sz w:val="28"/>
-          <w:szCs w:val="28"/>
-        </w:rPr>
-        <w:t xml:space="preserve"> project. These points focus on transitioning the current MVP into a more intelligent, scalable, and globally accessible ecosystem.</w:t>
-      </w:r>
-    </w:p>
-    <w:p>
-      <w:pPr>
-        <w:ind w:left="567" w:hanging="567"/>
-        <w:rPr>
-          <w:rFonts w:ascii="Times New Roman" w:hAnsi="Times New Roman" w:cs="Times New Roman"/>
-          <w:sz w:val="28"/>
-          <w:szCs w:val="28"/>
-        </w:rPr>
-      </w:pPr>
-      <w:r>
-        <w:rPr>
-          <w:rFonts w:ascii="Times New Roman" w:hAnsi="Times New Roman" w:cs="Times New Roman"/>
-          <w:sz w:val="28"/>
-          <w:szCs w:val="28"/>
-        </w:rPr>
-        <w:pict w14:anchorId="7424A68D">
-          <v:rect id="_x0000_i1025" style="width:0;height:1.5pt" o:hralign="center" o:hrstd="t" o:hrnoshade="t" o:hr="t" fillcolor="gray" stroked="f"/>
-        </w:pict>
-      </w:r>
-    </w:p>
-    <w:p>
-      <w:pPr>
-        <w:ind w:left="567" w:hanging="567"/>
-        <w:rPr>
-          <w:rFonts w:ascii="Times New Roman" w:hAnsi="Times New Roman" w:cs="Times New Roman"/>
-          <w:b/>
-          <w:bCs/>
-          <w:sz w:val="28"/>
-          <w:szCs w:val="28"/>
-        </w:rPr>
-      </w:pPr>
-      <w:r>
-        <w:rPr>
-          <w:rFonts w:ascii="Times New Roman" w:hAnsi="Times New Roman" w:cs="Times New Roman"/>
-          <w:b/>
-          <w:bCs/>
-          <w:sz w:val="28"/>
-          <w:szCs w:val="28"/>
-        </w:rPr>
-        <w:t>Chapter 4: Proposed Enhancements</w:t>
-      </w:r>
-    </w:p>
-    <w:p>
-      <w:pPr>
-        <w:ind w:left="567" w:hanging="567"/>
-        <w:rPr>
-          <w:rFonts w:ascii="Times New Roman" w:hAnsi="Times New Roman" w:cs="Times New Roman"/>
-          <w:sz w:val="28"/>
-          <w:szCs w:val="28"/>
-        </w:rPr>
-      </w:pPr>
-      <w:r>
-        <w:rPr>
-          <w:rFonts w:ascii="Times New Roman" w:hAnsi="Times New Roman" w:cs="Times New Roman"/>
-          <w:sz w:val="28"/>
-          <w:szCs w:val="28"/>
-        </w:rPr>
-        <w:t xml:space="preserve">The current version of </w:t>
-      </w:r>
-      <w:r>
-        <w:rPr>
-          <w:rFonts w:ascii="Times New Roman" w:hAnsi="Times New Roman" w:cs="Times New Roman"/>
-          <w:b/>
-          <w:bCs/>
-          <w:sz w:val="28"/>
-          <w:szCs w:val="28"/>
-        </w:rPr>
-        <w:t>KnowsItAll</w:t>
-      </w:r>
-      <w:r>
-        <w:rPr>
-          <w:rFonts w:ascii="Times New Roman" w:hAnsi="Times New Roman" w:cs="Times New Roman"/>
-          <w:sz w:val="28"/>
-          <w:szCs w:val="28"/>
-        </w:rPr>
-        <w:t xml:space="preserve"> provides a foundational framework for local skill sharing. To ensure long-term value and community growth, the following enhancements are proposed for future releases:</w:t>
-      </w:r>
-    </w:p>
-    <w:p>
-      <w:pPr>
-        <w:ind w:left="567" w:hanging="567"/>
-        <w:rPr>
-          <w:rFonts w:ascii="Times New Roman" w:hAnsi="Times New Roman" w:cs="Times New Roman"/>
-          <w:b/>
-          <w:bCs/>
-          <w:sz w:val="28"/>
-          <w:szCs w:val="28"/>
-        </w:rPr>
-      </w:pPr>
-      <w:r>
-        <w:rPr>
-          <w:rFonts w:ascii="Times New Roman" w:hAnsi="Times New Roman" w:cs="Times New Roman"/>
-          <w:b/>
-          <w:bCs/>
-          <w:sz w:val="28"/>
-          <w:szCs w:val="28"/>
-        </w:rPr>
-        <w:t>1. Integration with AI-Driven Matchmaking</w:t>
-      </w:r>
-    </w:p>
-    <w:p>
-      <w:pPr>
-        <w:ind w:left="567" w:hanging="567"/>
-        <w:rPr>
-          <w:rFonts w:ascii="Times New Roman" w:hAnsi="Times New Roman" w:cs="Times New Roman"/>
-          <w:sz w:val="28"/>
-          <w:szCs w:val="28"/>
-        </w:rPr>
-      </w:pPr>
-      <w:r>
-        <w:rPr>
-          <w:rFonts w:ascii="Times New Roman" w:hAnsi="Times New Roman" w:cs="Times New Roman"/>
-          <w:sz w:val="28"/>
-          <w:szCs w:val="28"/>
-        </w:rPr>
-        <w:t xml:space="preserve">Future versions can incorporate Machine Learning algorithms to </w:t>
-      </w:r>
-      <w:proofErr w:type="spellStart"/>
-      <w:r>
-        <w:rPr>
-          <w:rFonts w:ascii="Times New Roman" w:hAnsi="Times New Roman" w:cs="Times New Roman"/>
-          <w:sz w:val="28"/>
-          <w:szCs w:val="28"/>
-        </w:rPr>
-        <w:t>analyze</w:t>
-      </w:r>
-      <w:proofErr w:type="spellEnd"/>
-      <w:r>
-        <w:rPr>
-          <w:rFonts w:ascii="Times New Roman" w:hAnsi="Times New Roman" w:cs="Times New Roman"/>
-          <w:sz w:val="28"/>
-          <w:szCs w:val="28"/>
-        </w:rPr>
-        <w:t xml:space="preserve"> user learning patterns, search history, and proficiency gaps. This would enable the system to provide personalized "Learning Path" recommendations, suggesting mentors not just by distance, but by how well their teaching style matches the learner's previous successes.</w:t>
-      </w:r>
-    </w:p>
-    <w:p>
-      <w:pPr>
-        <w:ind w:left="567" w:hanging="567"/>
-        <w:rPr>
-          <w:rFonts w:ascii="Times New Roman" w:hAnsi="Times New Roman" w:cs="Times New Roman"/>
-          <w:b/>
-          <w:bCs/>
-          <w:sz w:val="28"/>
-          <w:szCs w:val="28"/>
-        </w:rPr>
-      </w:pPr>
-      <w:r>
-        <w:rPr>
-          <w:rFonts w:ascii="Times New Roman" w:hAnsi="Times New Roman" w:cs="Times New Roman"/>
-          <w:b/>
-          <w:bCs/>
-          <w:sz w:val="28"/>
-          <w:szCs w:val="28"/>
-        </w:rPr>
-        <w:t>2. Advanced Blockchain Integration for the Trust Ledger</w:t>
-      </w:r>
-    </w:p>
-    <w:p>
-      <w:pPr>
-        <w:ind w:left="567" w:hanging="567"/>
-        <w:rPr>
-          <w:rFonts w:ascii="Times New Roman" w:hAnsi="Times New Roman" w:cs="Times New Roman"/>
-          <w:sz w:val="28"/>
-          <w:szCs w:val="28"/>
-        </w:rPr>
-      </w:pPr>
-      <w:r>
-        <w:rPr>
-          <w:rFonts w:ascii="Times New Roman" w:hAnsi="Times New Roman" w:cs="Times New Roman"/>
-          <w:sz w:val="28"/>
-          <w:szCs w:val="28"/>
-        </w:rPr>
-        <w:t xml:space="preserve">While the current system uses a centralized cryptographic hash-chain, migrating the </w:t>
+          <w:rFonts w:ascii="Times New Roman" w:hAnsi="Times New Roman" w:cs="Times New Roman"/>
+          <w:sz w:val="28"/>
+          <w:szCs w:val="28"/>
+        </w:rPr>
+        <w:t xml:space="preserve"> successfully addresses the growing need for a decentralized, user-friendly skill-sharing ecosystem that empowers individuals to discover, exchange, and verify expertise within their local communities. By leveraging </w:t>
+      </w:r>
+      <w:r>
+        <w:rPr>
+          <w:rFonts w:ascii="Times New Roman" w:hAnsi="Times New Roman" w:cs="Times New Roman"/>
+          <w:b/>
+          <w:bCs/>
+          <w:sz w:val="28"/>
+          <w:szCs w:val="28"/>
+        </w:rPr>
+        <w:t>Kotlin</w:t>
+      </w:r>
+      <w:r>
+        <w:rPr>
+          <w:rFonts w:ascii="Times New Roman" w:hAnsi="Times New Roman" w:cs="Times New Roman"/>
+          <w:sz w:val="28"/>
+          <w:szCs w:val="28"/>
+        </w:rPr>
+        <w:t xml:space="preserve"> and </w:t>
+      </w:r>
+      <w:r>
+        <w:rPr>
+          <w:rFonts w:ascii="Times New Roman" w:hAnsi="Times New Roman" w:cs="Times New Roman"/>
+          <w:b/>
+          <w:bCs/>
+          <w:sz w:val="28"/>
+          <w:szCs w:val="28"/>
+        </w:rPr>
+        <w:t>Spring Boot</w:t>
+      </w:r>
+      <w:r>
+        <w:rPr>
+          <w:rFonts w:ascii="Times New Roman" w:hAnsi="Times New Roman" w:cs="Times New Roman"/>
+          <w:sz w:val="28"/>
+          <w:szCs w:val="28"/>
+        </w:rPr>
+        <w:t>, the system delivers a robust multi-platform solution that integrates hyper-local "Skill Radar" technology, secure token management, and a blockchain-inspired trust ledger into a single, cohesive platform.</w:t>
+      </w:r>
+    </w:p>
+    <w:p>
+      <w:pPr>
+        <w:jc w:val="both"/>
+        <w:rPr>
+          <w:rFonts w:ascii="Times New Roman" w:hAnsi="Times New Roman" w:cs="Times New Roman"/>
+          <w:sz w:val="28"/>
+          <w:szCs w:val="28"/>
+        </w:rPr>
+      </w:pPr>
+      <w:r>
+        <w:rPr>
+          <w:rFonts w:ascii="Times New Roman" w:hAnsi="Times New Roman" w:cs="Times New Roman"/>
+          <w:sz w:val="28"/>
+          <w:szCs w:val="28"/>
+        </w:rPr>
+        <w:t>Throughout the development process, key technical challenges</w:t>
+      </w:r>
+      <w:r>
+        <w:rPr>
+          <w:rFonts w:ascii="Times New Roman" w:hAnsi="Times New Roman" w:cs="Times New Roman"/>
+          <w:sz w:val="28"/>
+          <w:szCs w:val="28"/>
+        </w:rPr>
+        <w:t xml:space="preserve">, </w:t>
+      </w:r>
+      <w:r>
+        <w:rPr>
+          <w:rFonts w:ascii="Times New Roman" w:hAnsi="Times New Roman" w:cs="Times New Roman"/>
+          <w:sz w:val="28"/>
+          <w:szCs w:val="28"/>
+        </w:rPr>
+        <w:t xml:space="preserve">such as ensuring the mathematical immutability of the </w:t>
       </w:r>
       <w:r>
         <w:rPr>
@@ -9949,467 +8755,7 @@
           <w:sz w:val="28"/>
           <w:szCs w:val="28"/>
         </w:rPr>
-        <w:t xml:space="preserve"> to a decentralized blockchain (such as a private Ethereum sidechain or Hyperledger) would further enhance transparency. This would make the "Skill Passport" globally verifiable by third-party employers without relying on a central server.</w:t>
-      </w:r>
-    </w:p>
-    <w:p>
-      <w:pPr>
-        <w:ind w:left="567" w:hanging="567"/>
-        <w:rPr>
-          <w:rFonts w:ascii="Times New Roman" w:hAnsi="Times New Roman" w:cs="Times New Roman"/>
-          <w:b/>
-          <w:bCs/>
-          <w:sz w:val="28"/>
-          <w:szCs w:val="28"/>
-        </w:rPr>
-      </w:pPr>
-      <w:r>
-        <w:rPr>
-          <w:rFonts w:ascii="Times New Roman" w:hAnsi="Times New Roman" w:cs="Times New Roman"/>
-          <w:b/>
-          <w:bCs/>
-          <w:sz w:val="28"/>
-          <w:szCs w:val="28"/>
-        </w:rPr>
-        <w:t>3. Gamification and Community Incentives</w:t>
-      </w:r>
-    </w:p>
-    <w:p>
-      <w:pPr>
-        <w:ind w:left="567" w:hanging="567"/>
-        <w:rPr>
-          <w:rFonts w:ascii="Times New Roman" w:hAnsi="Times New Roman" w:cs="Times New Roman"/>
-          <w:sz w:val="28"/>
-          <w:szCs w:val="28"/>
-        </w:rPr>
-      </w:pPr>
-      <w:r>
-        <w:rPr>
-          <w:rFonts w:ascii="Times New Roman" w:hAnsi="Times New Roman" w:cs="Times New Roman"/>
-          <w:sz w:val="28"/>
-          <w:szCs w:val="28"/>
-        </w:rPr>
-        <w:t>To encourage consistent engagement, gamification elements such as "Mastery Badges," "Top Mentor" leaderboards, and streak rewards can be introduced. Users could earn special profile flairs or temporary "Boosts" on the Skill Radar by maintaining a high trust score and helping a diverse range of learners.</w:t>
-      </w:r>
-    </w:p>
-    <w:p>
-      <w:pPr>
-        <w:ind w:left="567" w:hanging="567"/>
-        <w:rPr>
-          <w:rFonts w:ascii="Times New Roman" w:hAnsi="Times New Roman" w:cs="Times New Roman"/>
-          <w:b/>
-          <w:bCs/>
-          <w:sz w:val="28"/>
-          <w:szCs w:val="28"/>
-        </w:rPr>
-      </w:pPr>
-      <w:r>
-        <w:rPr>
-          <w:rFonts w:ascii="Times New Roman" w:hAnsi="Times New Roman" w:cs="Times New Roman"/>
-          <w:b/>
-          <w:bCs/>
-          <w:sz w:val="28"/>
-          <w:szCs w:val="28"/>
-        </w:rPr>
-        <w:t>4. Augmented Reality (AR) Learning Aids</w:t>
-      </w:r>
-    </w:p>
-    <w:p>
-      <w:pPr>
-        <w:ind w:left="567" w:hanging="567"/>
-        <w:rPr>
-          <w:rFonts w:ascii="Times New Roman" w:hAnsi="Times New Roman" w:cs="Times New Roman"/>
-          <w:sz w:val="28"/>
-          <w:szCs w:val="28"/>
-        </w:rPr>
-      </w:pPr>
-      <w:r>
-        <w:rPr>
-          <w:rFonts w:ascii="Times New Roman" w:hAnsi="Times New Roman" w:cs="Times New Roman"/>
-          <w:sz w:val="28"/>
-          <w:szCs w:val="28"/>
-        </w:rPr>
-        <w:t>For physical skills (e.g., carpentry, mechanical repair, or plumbing), future updates could include AR overlays. A mentor could record a session where digital annotations appear over physical objects, which the learner can then view through their smartphone camera during the "Handshake" session to assist in hands-on tasks.</w:t>
-      </w:r>
-    </w:p>
-    <w:p>
-      <w:pPr>
-        <w:ind w:left="567" w:hanging="567"/>
-        <w:rPr>
-          <w:rFonts w:ascii="Times New Roman" w:hAnsi="Times New Roman" w:cs="Times New Roman"/>
-          <w:b/>
-          <w:bCs/>
-          <w:sz w:val="28"/>
-          <w:szCs w:val="28"/>
-        </w:rPr>
-      </w:pPr>
-      <w:r>
-        <w:rPr>
-          <w:rFonts w:ascii="Times New Roman" w:hAnsi="Times New Roman" w:cs="Times New Roman"/>
-          <w:b/>
-          <w:bCs/>
-          <w:sz w:val="28"/>
-          <w:szCs w:val="28"/>
-        </w:rPr>
-        <w:lastRenderedPageBreak/>
-        <w:t>5. Multi-lingual and Local Dialect Support</w:t>
-      </w:r>
-    </w:p>
-    <w:p>
-      <w:pPr>
-        <w:ind w:left="567" w:hanging="567"/>
-        <w:rPr>
-          <w:rFonts w:ascii="Times New Roman" w:hAnsi="Times New Roman" w:cs="Times New Roman"/>
-          <w:sz w:val="28"/>
-          <w:szCs w:val="28"/>
-        </w:rPr>
-      </w:pPr>
-      <w:r>
-        <w:rPr>
-          <w:rFonts w:ascii="Times New Roman" w:hAnsi="Times New Roman" w:cs="Times New Roman"/>
-          <w:sz w:val="28"/>
-          <w:szCs w:val="28"/>
-        </w:rPr>
-        <w:t xml:space="preserve">To truly penetrate semi-urban and rural markets, </w:t>
-      </w:r>
-      <w:r>
-        <w:rPr>
-          <w:rFonts w:ascii="Times New Roman" w:hAnsi="Times New Roman" w:cs="Times New Roman"/>
-          <w:b/>
-          <w:bCs/>
-          <w:sz w:val="28"/>
-          <w:szCs w:val="28"/>
-        </w:rPr>
-        <w:t>KnowsItAll</w:t>
-      </w:r>
-      <w:r>
-        <w:rPr>
-          <w:rFonts w:ascii="Times New Roman" w:hAnsi="Times New Roman" w:cs="Times New Roman"/>
-          <w:sz w:val="28"/>
-          <w:szCs w:val="28"/>
-        </w:rPr>
-        <w:t xml:space="preserve"> can be extended to support multiple regional languages and local dialects. Implementing a localized UI and voice-to-text features would ensure that users from diverse linguistic backgrounds can effectively navigate the Skill Radar and communicate with mentors.</w:t>
-      </w:r>
-    </w:p>
-    <w:p>
-      <w:pPr>
-        <w:ind w:left="567" w:hanging="567"/>
-        <w:rPr>
-          <w:rFonts w:ascii="Times New Roman" w:hAnsi="Times New Roman" w:cs="Times New Roman"/>
-          <w:b/>
-          <w:bCs/>
-          <w:sz w:val="28"/>
-          <w:szCs w:val="28"/>
-        </w:rPr>
-      </w:pPr>
-      <w:r>
-        <w:rPr>
-          <w:rFonts w:ascii="Times New Roman" w:hAnsi="Times New Roman" w:cs="Times New Roman"/>
-          <w:b/>
-          <w:bCs/>
-          <w:sz w:val="28"/>
-          <w:szCs w:val="28"/>
-        </w:rPr>
-        <w:t>6. Cloud-Based Analytics for Community Growth</w:t>
-      </w:r>
-    </w:p>
-    <w:p>
-      <w:pPr>
-        <w:ind w:left="567" w:hanging="567"/>
-        <w:rPr>
-          <w:rFonts w:ascii="Times New Roman" w:hAnsi="Times New Roman" w:cs="Times New Roman"/>
-          <w:sz w:val="28"/>
-          <w:szCs w:val="28"/>
-        </w:rPr>
-      </w:pPr>
-      <w:r>
-        <w:rPr>
-          <w:rFonts w:ascii="Times New Roman" w:hAnsi="Times New Roman" w:cs="Times New Roman"/>
-          <w:sz w:val="28"/>
-          <w:szCs w:val="28"/>
-        </w:rPr>
-        <w:t>Implementing advanced cloud-based analytics would allow the system to handle massive volumes of transaction data. This enhancement would provide administrators with "Knowledge Heatmaps," showing which skills are in high demand in specific regions, allowing for targeted community workshops or token incentives to fill those gaps.</w:t>
-      </w:r>
-    </w:p>
-    <w:p>
-      <w:pPr>
-        <w:ind w:left="567" w:hanging="567"/>
-        <w:rPr>
-          <w:rFonts w:ascii="Times New Roman" w:hAnsi="Times New Roman" w:cs="Times New Roman"/>
-          <w:b/>
-          <w:bCs/>
-          <w:sz w:val="28"/>
-          <w:szCs w:val="28"/>
-        </w:rPr>
-      </w:pPr>
-      <w:r>
-        <w:rPr>
-          <w:rFonts w:ascii="Times New Roman" w:hAnsi="Times New Roman" w:cs="Times New Roman"/>
-          <w:b/>
-          <w:bCs/>
-          <w:sz w:val="28"/>
-          <w:szCs w:val="28"/>
-        </w:rPr>
-        <w:t>7. Expanded "Skill Passport" Customization</w:t>
-      </w:r>
-    </w:p>
-    <w:p>
-      <w:pPr>
-        <w:ind w:left="567" w:hanging="567"/>
-        <w:rPr>
-          <w:rFonts w:ascii="Times New Roman" w:hAnsi="Times New Roman" w:cs="Times New Roman"/>
-          <w:sz w:val="28"/>
-          <w:szCs w:val="28"/>
-        </w:rPr>
-      </w:pPr>
-      <w:r>
-        <w:rPr>
-          <w:rFonts w:ascii="Times New Roman" w:hAnsi="Times New Roman" w:cs="Times New Roman"/>
-          <w:sz w:val="28"/>
-          <w:szCs w:val="28"/>
-        </w:rPr>
-        <w:t>Future updates may include customizable dashboard widgets and report formats, allowing users to tailor their Skill Passport for different use cases—such as a "Professional View" for job applications or a "Creative View" for social media sharing. This flexibility helps users focus on the most relevant insights related to their growth.</w:t>
-      </w:r>
-    </w:p>
-    <w:p>
-      <w:pPr>
-        <w:rPr>
-          <w:rFonts w:ascii="Times New Roman" w:hAnsi="Times New Roman" w:cs="Times New Roman"/>
-          <w:sz w:val="36"/>
-          <w:szCs w:val="36"/>
-        </w:rPr>
-      </w:pPr>
-    </w:p>
-    <w:p>
-      <w:pPr>
-        <w:rPr>
-          <w:rFonts w:ascii="Times New Roman" w:hAnsi="Times New Roman" w:cs="Times New Roman"/>
-          <w:b/>
-          <w:bCs/>
-          <w:sz w:val="36"/>
-          <w:szCs w:val="36"/>
-        </w:rPr>
-      </w:pPr>
-    </w:p>
-    <w:p>
-      <w:pPr>
-        <w:rPr>
-          <w:rFonts w:ascii="Times New Roman" w:hAnsi="Times New Roman" w:cs="Times New Roman"/>
-          <w:b/>
-          <w:bCs/>
-          <w:sz w:val="36"/>
-          <w:szCs w:val="36"/>
-        </w:rPr>
-      </w:pPr>
-    </w:p>
-    <w:p>
-      <w:pPr>
-        <w:rPr>
-          <w:rFonts w:ascii="Times New Roman" w:hAnsi="Times New Roman" w:cs="Times New Roman"/>
-          <w:b/>
-          <w:bCs/>
-          <w:sz w:val="36"/>
-          <w:szCs w:val="36"/>
-        </w:rPr>
-      </w:pPr>
-    </w:p>
-    <w:p>
-      <w:pPr>
-        <w:rPr>
-          <w:rFonts w:ascii="Times New Roman" w:hAnsi="Times New Roman" w:cs="Times New Roman"/>
-          <w:b/>
-          <w:bCs/>
-          <w:sz w:val="36"/>
-          <w:szCs w:val="36"/>
-        </w:rPr>
-      </w:pPr>
-    </w:p>
-    <w:p>
-      <w:pPr>
-        <w:rPr>
-          <w:rFonts w:ascii="Times New Roman" w:hAnsi="Times New Roman" w:cs="Times New Roman"/>
-          <w:b/>
-          <w:bCs/>
-          <w:sz w:val="36"/>
-          <w:szCs w:val="36"/>
-        </w:rPr>
-      </w:pPr>
-    </w:p>
-    <w:p>
-      <w:pPr>
-        <w:rPr>
-          <w:rFonts w:ascii="Times New Roman" w:hAnsi="Times New Roman" w:cs="Times New Roman"/>
-          <w:b/>
-          <w:bCs/>
-          <w:sz w:val="36"/>
-          <w:szCs w:val="36"/>
-        </w:rPr>
-      </w:pPr>
-    </w:p>
-    <w:p>
-      <w:pPr>
-        <w:rPr>
-          <w:rFonts w:ascii="Times New Roman" w:hAnsi="Times New Roman" w:cs="Times New Roman"/>
-          <w:b/>
-          <w:bCs/>
-          <w:sz w:val="36"/>
-          <w:szCs w:val="36"/>
-        </w:rPr>
-      </w:pPr>
-    </w:p>
-    <w:p>
-      <w:pPr>
-        <w:rPr>
-          <w:rFonts w:ascii="Times New Roman" w:hAnsi="Times New Roman" w:cs="Times New Roman"/>
-          <w:b/>
-          <w:bCs/>
-          <w:sz w:val="36"/>
-          <w:szCs w:val="36"/>
-        </w:rPr>
-      </w:pPr>
-    </w:p>
-    <w:p>
-      <w:pPr>
-        <w:rPr>
-          <w:rFonts w:ascii="Times New Roman" w:hAnsi="Times New Roman" w:cs="Times New Roman"/>
-          <w:b/>
-          <w:bCs/>
-          <w:sz w:val="36"/>
-          <w:szCs w:val="36"/>
-        </w:rPr>
-      </w:pPr>
-    </w:p>
-    <w:p>
-      <w:pPr>
-        <w:rPr>
-          <w:rFonts w:ascii="Times New Roman" w:hAnsi="Times New Roman" w:cs="Times New Roman"/>
-          <w:b/>
-          <w:bCs/>
-          <w:sz w:val="36"/>
-          <w:szCs w:val="36"/>
-        </w:rPr>
-      </w:pPr>
-    </w:p>
-    <w:p>
-      <w:pPr>
-        <w:rPr>
-          <w:rFonts w:ascii="Times New Roman" w:hAnsi="Times New Roman" w:cs="Times New Roman"/>
-          <w:b/>
-          <w:bCs/>
-          <w:sz w:val="36"/>
-          <w:szCs w:val="36"/>
-        </w:rPr>
-      </w:pPr>
-      <w:r>
-        <w:rPr>
-          <w:rFonts w:ascii="Times New Roman" w:hAnsi="Times New Roman" w:cs="Times New Roman"/>
-          <w:b/>
-          <w:bCs/>
-          <w:sz w:val="36"/>
-          <w:szCs w:val="36"/>
-        </w:rPr>
-        <w:lastRenderedPageBreak/>
-        <w:t xml:space="preserve">Chapter </w:t>
-      </w:r>
-      <w:r>
-        <w:rPr>
-          <w:rFonts w:ascii="Times New Roman" w:hAnsi="Times New Roman" w:cs="Times New Roman"/>
-          <w:b/>
-          <w:bCs/>
-          <w:sz w:val="36"/>
-          <w:szCs w:val="36"/>
-        </w:rPr>
-        <w:t>5</w:t>
-      </w:r>
-      <w:r>
-        <w:rPr>
-          <w:rFonts w:ascii="Times New Roman" w:hAnsi="Times New Roman" w:cs="Times New Roman"/>
-          <w:b/>
-          <w:bCs/>
-          <w:sz w:val="36"/>
-          <w:szCs w:val="36"/>
-        </w:rPr>
-        <w:t>: Conclusion</w:t>
-      </w:r>
-    </w:p>
-    <w:p>
-      <w:pPr>
-        <w:rPr>
-          <w:rFonts w:ascii="Times New Roman" w:hAnsi="Times New Roman" w:cs="Times New Roman"/>
-          <w:sz w:val="28"/>
-          <w:szCs w:val="28"/>
-        </w:rPr>
-      </w:pPr>
-      <w:r>
-        <w:rPr>
-          <w:rFonts w:ascii="Times New Roman" w:hAnsi="Times New Roman" w:cs="Times New Roman"/>
-          <w:b/>
-          <w:bCs/>
-          <w:sz w:val="28"/>
-          <w:szCs w:val="28"/>
-        </w:rPr>
-        <w:t>KnowsItAll</w:t>
-      </w:r>
-      <w:r>
-        <w:rPr>
-          <w:rFonts w:ascii="Times New Roman" w:hAnsi="Times New Roman" w:cs="Times New Roman"/>
-          <w:sz w:val="28"/>
-          <w:szCs w:val="28"/>
-        </w:rPr>
-        <w:t xml:space="preserve"> successfully addresses the growing need for a decentralized, user-friendly skill-sharing ecosystem that empowers individuals to discover, exchange, and verify expertise within their local communities. By leveraging </w:t>
-      </w:r>
-      <w:r>
-        <w:rPr>
-          <w:rFonts w:ascii="Times New Roman" w:hAnsi="Times New Roman" w:cs="Times New Roman"/>
-          <w:b/>
-          <w:bCs/>
-          <w:sz w:val="28"/>
-          <w:szCs w:val="28"/>
-        </w:rPr>
-        <w:t>Kotlin</w:t>
-      </w:r>
-      <w:r>
-        <w:rPr>
-          <w:rFonts w:ascii="Times New Roman" w:hAnsi="Times New Roman" w:cs="Times New Roman"/>
-          <w:sz w:val="28"/>
-          <w:szCs w:val="28"/>
-        </w:rPr>
-        <w:t xml:space="preserve"> and </w:t>
-      </w:r>
-      <w:r>
-        <w:rPr>
-          <w:rFonts w:ascii="Times New Roman" w:hAnsi="Times New Roman" w:cs="Times New Roman"/>
-          <w:b/>
-          <w:bCs/>
-          <w:sz w:val="28"/>
-          <w:szCs w:val="28"/>
-        </w:rPr>
-        <w:t>Spring Boot</w:t>
-      </w:r>
-      <w:r>
-        <w:rPr>
-          <w:rFonts w:ascii="Times New Roman" w:hAnsi="Times New Roman" w:cs="Times New Roman"/>
-          <w:sz w:val="28"/>
-          <w:szCs w:val="28"/>
-        </w:rPr>
-        <w:t>, the system delivers a robust multi-platform solution that integrates hyper-local "Skill Radar" technology, secure token management, and a blockchain-inspired trust ledger into a single, cohesive platform.</w:t>
-      </w:r>
-    </w:p>
-    <w:p>
-      <w:pPr>
-        <w:rPr>
-          <w:rFonts w:ascii="Times New Roman" w:hAnsi="Times New Roman" w:cs="Times New Roman"/>
-          <w:sz w:val="28"/>
-          <w:szCs w:val="28"/>
-        </w:rPr>
-      </w:pPr>
-      <w:r>
-        <w:rPr>
-          <w:rFonts w:ascii="Times New Roman" w:hAnsi="Times New Roman" w:cs="Times New Roman"/>
-          <w:sz w:val="28"/>
-          <w:szCs w:val="28"/>
-        </w:rPr>
-        <w:t>Throughout the development process, key technical challenges</w:t>
+        <w:t>, managing real-time GPS proximity constraints, and architecting a secure token escrow system</w:t>
       </w:r>
       <w:r>
         <w:rPr>
@@ -10425,45 +8771,12 @@
           <w:sz w:val="28"/>
           <w:szCs w:val="28"/>
         </w:rPr>
-        <w:t xml:space="preserve">such as ensuring the mathematical immutability of the </w:t>
-      </w:r>
-      <w:r>
-        <w:rPr>
-          <w:rFonts w:ascii="Times New Roman" w:hAnsi="Times New Roman" w:cs="Times New Roman"/>
-          <w:b/>
-          <w:bCs/>
-          <w:sz w:val="28"/>
-          <w:szCs w:val="28"/>
-        </w:rPr>
-        <w:t>Trust Ledger</w:t>
-      </w:r>
-      <w:r>
-        <w:rPr>
-          <w:rFonts w:ascii="Times New Roman" w:hAnsi="Times New Roman" w:cs="Times New Roman"/>
-          <w:sz w:val="28"/>
-          <w:szCs w:val="28"/>
-        </w:rPr>
-        <w:t>, managing real-time GPS proximity constraints, and architecting a secure token escrow system</w:t>
-      </w:r>
-      <w:r>
-        <w:rPr>
-          <w:rFonts w:ascii="Times New Roman" w:hAnsi="Times New Roman" w:cs="Times New Roman"/>
-          <w:sz w:val="28"/>
-          <w:szCs w:val="28"/>
-        </w:rPr>
-        <w:t xml:space="preserve">, </w:t>
-      </w:r>
-      <w:r>
-        <w:rPr>
-          <w:rFonts w:ascii="Times New Roman" w:hAnsi="Times New Roman" w:cs="Times New Roman"/>
-          <w:sz w:val="28"/>
-          <w:szCs w:val="28"/>
-        </w:rPr>
         <w:t>were identified and systematically addressed. Despite inherent limitations related to manual proficiency assessment and the dependency on mobile hardware accuracy, the project demonstrates substantial potential to democratize education and support the growth of the local gig economy.</w:t>
       </w:r>
     </w:p>
     <w:p>
       <w:pPr>
+        <w:jc w:val="both"/>
         <w:rPr>
           <w:rFonts w:ascii="Times New Roman" w:hAnsi="Times New Roman" w:cs="Times New Roman"/>
           <w:sz w:val="28"/>
@@ -10517,6 +8830,7 @@
     </w:p>
     <w:p>
       <w:pPr>
+        <w:jc w:val="both"/>
         <w:rPr>
           <w:rFonts w:ascii="Times New Roman" w:hAnsi="Times New Roman" w:cs="Times New Roman"/>
           <w:sz w:val="28"/>
@@ -10873,7 +9187,7 @@
         </w:rPr>
         <w:t xml:space="preserve"> Retrieved from </w:t>
       </w:r>
-      <w:hyperlink r:id="rId23" w:tgtFrame="_blank" w:history="1">
+      <w:hyperlink r:id="rId11" w:tgtFrame="_blank" w:history="1">
         <w:r>
           <w:rPr>
             <w:rStyle w:val="Hyperlink"/>
@@ -10933,7 +9247,7 @@
         </w:rPr>
         <w:t xml:space="preserve"> Retrieved from </w:t>
       </w:r>
-      <w:hyperlink r:id="rId24" w:tgtFrame="_blank" w:history="1">
+      <w:hyperlink r:id="rId12" w:tgtFrame="_blank" w:history="1">
         <w:r>
           <w:rPr>
             <w:rStyle w:val="Hyperlink"/>
@@ -10993,7 +9307,7 @@
         </w:rPr>
         <w:t xml:space="preserve"> Retrieved from </w:t>
       </w:r>
-      <w:hyperlink r:id="rId25" w:tgtFrame="_blank" w:history="1">
+      <w:hyperlink r:id="rId13" w:tgtFrame="_blank" w:history="1">
         <w:r>
           <w:rPr>
             <w:rStyle w:val="Hyperlink"/>
@@ -11053,7 +9367,7 @@
         </w:rPr>
         <w:t xml:space="preserve"> Retrieved from </w:t>
       </w:r>
-      <w:hyperlink r:id="rId26" w:tgtFrame="_blank" w:history="1">
+      <w:hyperlink r:id="rId14" w:tgtFrame="_blank" w:history="1">
         <w:r>
           <w:rPr>
             <w:rStyle w:val="Hyperlink"/>
@@ -11113,7 +9427,7 @@
         </w:rPr>
         <w:t xml:space="preserve"> Retrieved from </w:t>
       </w:r>
-      <w:hyperlink r:id="rId27" w:tgtFrame="_blank" w:history="1">
+      <w:hyperlink r:id="rId15" w:tgtFrame="_blank" w:history="1">
         <w:r>
           <w:rPr>
             <w:rStyle w:val="Hyperlink"/>
@@ -11173,7 +9487,7 @@
         </w:rPr>
         <w:t xml:space="preserve"> Retrieved from </w:t>
       </w:r>
-      <w:hyperlink r:id="rId28" w:tgtFrame="_blank" w:history="1">
+      <w:hyperlink r:id="rId16" w:tgtFrame="_blank" w:history="1">
         <w:r>
           <w:rPr>
             <w:rStyle w:val="Hyperlink"/>
@@ -11233,7 +9547,7 @@
         </w:rPr>
         <w:t xml:space="preserve"> [Video Series]. YouTube. </w:t>
       </w:r>
-      <w:hyperlink r:id="rId29" w:tgtFrame="_blank" w:history="1">
+      <w:hyperlink r:id="rId17" w:tgtFrame="_blank" w:history="1">
         <w:r>
           <w:rPr>
             <w:rStyle w:val="Hyperlink"/>
@@ -11305,7 +9619,7 @@
         </w:rPr>
         <w:t xml:space="preserve"> [Video Series]. YouTube. </w:t>
       </w:r>
-      <w:hyperlink r:id="rId30" w:tgtFrame="_blank" w:history="1">
+      <w:hyperlink r:id="rId18" w:tgtFrame="_blank" w:history="1">
         <w:r>
           <w:rPr>
             <w:rStyle w:val="Hyperlink"/>
@@ -11322,5339 +9636,27 @@
     <w:p>
       <w:pPr>
         <w:rPr>
+          <w:rFonts w:ascii="Times New Roman" w:hAnsi="Times New Roman" w:cs="Times New Roman"/>
+          <w:b/>
+          <w:bCs/>
+          <w:sz w:val="28"/>
+          <w:szCs w:val="28"/>
+          <w:lang w:val="en-US"/>
+        </w:rPr>
+      </w:pPr>
+      <w:r>
+        <w:rPr>
           <w:b/>
           <w:bCs/>
           <w:sz w:val="36"/>
           <w:szCs w:val="36"/>
         </w:rPr>
-      </w:pPr>
-      <w:r>
-        <w:rPr>
-          <w:b/>
-          <w:bCs/>
-          <w:sz w:val="36"/>
-          <w:szCs w:val="36"/>
-        </w:rPr>
         <w:lastRenderedPageBreak/>
-        <w:t>Chapter 8: Annexure 1: User Sample Screens</w:t>
-      </w:r>
-    </w:p>
-    <w:p>
-      <w:pPr>
-        <w:rPr>
-          <w:b/>
-          <w:bCs/>
-          <w:sz w:val="32"/>
-          <w:szCs w:val="32"/>
-        </w:rPr>
-      </w:pPr>
-      <w:r>
-        <w:rPr>
-          <w:b/>
-          <w:bCs/>
-          <w:sz w:val="32"/>
-          <w:szCs w:val="32"/>
-        </w:rPr>
-        <w:t>8.1 Splash Screen</w:t>
-      </w:r>
-    </w:p>
-    <w:p>
-      <w:pPr>
-        <w:rPr>
-          <w:rFonts w:ascii="Times New Roman" w:hAnsi="Times New Roman" w:cs="Times New Roman"/>
-          <w:b/>
-          <w:bCs/>
-          <w:sz w:val="32"/>
-          <w:szCs w:val="32"/>
-        </w:rPr>
-      </w:pPr>
-      <w:r>
-        <w:rPr>
-          <w:rFonts w:ascii="Times New Roman" w:hAnsi="Times New Roman" w:cs="Times New Roman"/>
-          <w:b/>
-          <w:bCs/>
-          <w:noProof/>
-          <w:sz w:val="32"/>
-          <w:szCs w:val="32"/>
-        </w:rPr>
-        <w:drawing>
-          <wp:inline distT="0" distB="0" distL="0" distR="0" wp14:anchorId="5ED4D6A0" wp14:editId="263A939D">
-            <wp:extent cx="5341620" cy="3529517"/>
-            <wp:effectExtent l="0" t="0" r="0" b="0"/>
-            <wp:docPr id="219403199" name="Picture 1"/>
-            <wp:cNvGraphicFramePr>
-              <a:graphicFrameLocks xmlns:a="http://schemas.openxmlformats.org/drawingml/2006/main" noChangeAspect="1"/>
-            </wp:cNvGraphicFramePr>
-            <a:graphic xmlns:a="http://schemas.openxmlformats.org/drawingml/2006/main">
-              <a:graphicData uri="http://schemas.openxmlformats.org/drawingml/2006/picture">
-                <pic:pic xmlns:pic="http://schemas.openxmlformats.org/drawingml/2006/picture">
-                  <pic:nvPicPr>
-                    <pic:cNvPr id="219403199" name=""/>
-                    <pic:cNvPicPr/>
-                  </pic:nvPicPr>
-                  <pic:blipFill>
-                    <a:blip r:embed="rId31"/>
-                    <a:stretch>
-                      <a:fillRect/>
-                    </a:stretch>
-                  </pic:blipFill>
-                  <pic:spPr>
-                    <a:xfrm>
-                      <a:off x="0" y="0"/>
-                      <a:ext cx="5349289" cy="3534584"/>
-                    </a:xfrm>
-                    <a:prstGeom prst="rect">
-                      <a:avLst/>
-                    </a:prstGeom>
-                  </pic:spPr>
-                </pic:pic>
-              </a:graphicData>
-            </a:graphic>
-          </wp:inline>
-        </w:drawing>
-      </w:r>
-    </w:p>
-    <w:p>
-      <w:pPr>
-        <w:rPr>
-          <w:rFonts w:ascii="Times New Roman" w:hAnsi="Times New Roman" w:cs="Times New Roman"/>
-          <w:b/>
-          <w:bCs/>
-          <w:sz w:val="32"/>
-          <w:szCs w:val="32"/>
-        </w:rPr>
-      </w:pPr>
-    </w:p>
-    <w:p>
-      <w:pPr>
-        <w:rPr>
-          <w:rFonts w:ascii="Times New Roman" w:hAnsi="Times New Roman" w:cs="Times New Roman"/>
-          <w:b/>
-          <w:bCs/>
-          <w:sz w:val="32"/>
-          <w:szCs w:val="32"/>
-        </w:rPr>
-      </w:pPr>
-      <w:r>
-        <w:rPr>
-          <w:rFonts w:ascii="Times New Roman" w:hAnsi="Times New Roman" w:cs="Times New Roman"/>
-          <w:b/>
-          <w:bCs/>
-          <w:sz w:val="32"/>
-          <w:szCs w:val="32"/>
-        </w:rPr>
-        <w:t>8.2 Login Screen (With Credentials)</w:t>
-      </w:r>
-    </w:p>
-    <w:p>
-      <w:pPr>
-        <w:rPr>
-          <w:rFonts w:ascii="Times New Roman" w:hAnsi="Times New Roman" w:cs="Times New Roman"/>
-          <w:b/>
-          <w:bCs/>
-          <w:sz w:val="32"/>
-          <w:szCs w:val="32"/>
-        </w:rPr>
-      </w:pPr>
-      <w:r>
-        <w:rPr>
-          <w:rFonts w:ascii="Times New Roman" w:hAnsi="Times New Roman" w:cs="Times New Roman"/>
-          <w:b/>
-          <w:bCs/>
-          <w:noProof/>
-          <w:sz w:val="32"/>
-          <w:szCs w:val="32"/>
-        </w:rPr>
-        <w:drawing>
-          <wp:inline distT="0" distB="0" distL="0" distR="0" wp14:anchorId="303DBF8F" wp14:editId="4BEA9C67">
-            <wp:extent cx="5362176" cy="3733800"/>
-            <wp:effectExtent l="0" t="0" r="0" b="0"/>
-            <wp:docPr id="205368639" name="Picture 1"/>
-            <wp:cNvGraphicFramePr>
-              <a:graphicFrameLocks xmlns:a="http://schemas.openxmlformats.org/drawingml/2006/main" noChangeAspect="1"/>
-            </wp:cNvGraphicFramePr>
-            <a:graphic xmlns:a="http://schemas.openxmlformats.org/drawingml/2006/main">
-              <a:graphicData uri="http://schemas.openxmlformats.org/drawingml/2006/picture">
-                <pic:pic xmlns:pic="http://schemas.openxmlformats.org/drawingml/2006/picture">
-                  <pic:nvPicPr>
-                    <pic:cNvPr id="205368639" name=""/>
-                    <pic:cNvPicPr/>
-                  </pic:nvPicPr>
-                  <pic:blipFill>
-                    <a:blip r:embed="rId32"/>
-                    <a:stretch>
-                      <a:fillRect/>
-                    </a:stretch>
-                  </pic:blipFill>
-                  <pic:spPr>
-                    <a:xfrm>
-                      <a:off x="0" y="0"/>
-                      <a:ext cx="5371905" cy="3740575"/>
-                    </a:xfrm>
-                    <a:prstGeom prst="rect">
-                      <a:avLst/>
-                    </a:prstGeom>
-                  </pic:spPr>
-                </pic:pic>
-              </a:graphicData>
-            </a:graphic>
-          </wp:inline>
-        </w:drawing>
-      </w:r>
-    </w:p>
-    <w:p>
-      <w:pPr>
-        <w:rPr>
-          <w:rFonts w:ascii="Times New Roman" w:hAnsi="Times New Roman" w:cs="Times New Roman"/>
-          <w:b/>
-          <w:bCs/>
-          <w:sz w:val="28"/>
-          <w:szCs w:val="28"/>
-          <w:lang w:val="en-US"/>
-        </w:rPr>
-      </w:pPr>
-      <w:r>
-        <w:rPr>
-          <w:rFonts w:ascii="Times New Roman" w:hAnsi="Times New Roman" w:cs="Times New Roman"/>
-          <w:b/>
-          <w:bCs/>
-          <w:sz w:val="28"/>
-          <w:szCs w:val="28"/>
-          <w:lang w:val="en-US"/>
-        </w:rPr>
-        <w:lastRenderedPageBreak/>
-        <w:t>8.3 Register Screen (With Credentials)</w:t>
-      </w:r>
-    </w:p>
-    <w:p>
-      <w:pPr>
-        <w:rPr>
-          <w:rFonts w:ascii="Times New Roman" w:hAnsi="Times New Roman" w:cs="Times New Roman"/>
-          <w:sz w:val="28"/>
-          <w:szCs w:val="28"/>
-          <w:lang w:val="en-US"/>
-        </w:rPr>
-      </w:pPr>
-      <w:r>
-        <w:rPr>
-          <w:rFonts w:ascii="Times New Roman" w:hAnsi="Times New Roman" w:cs="Times New Roman"/>
-          <w:noProof/>
-          <w:sz w:val="28"/>
-          <w:szCs w:val="28"/>
-          <w:lang w:val="en-US"/>
-        </w:rPr>
-        <w:drawing>
-          <wp:inline distT="0" distB="0" distL="0" distR="0" wp14:anchorId="027EF1E4" wp14:editId="5B125C77">
-            <wp:extent cx="4915079" cy="3406140"/>
-            <wp:effectExtent l="0" t="0" r="0" b="3810"/>
-            <wp:docPr id="670544747" name="Picture 1"/>
-            <wp:cNvGraphicFramePr>
-              <a:graphicFrameLocks xmlns:a="http://schemas.openxmlformats.org/drawingml/2006/main" noChangeAspect="1"/>
-            </wp:cNvGraphicFramePr>
-            <a:graphic xmlns:a="http://schemas.openxmlformats.org/drawingml/2006/main">
-              <a:graphicData uri="http://schemas.openxmlformats.org/drawingml/2006/picture">
-                <pic:pic xmlns:pic="http://schemas.openxmlformats.org/drawingml/2006/picture">
-                  <pic:nvPicPr>
-                    <pic:cNvPr id="670544747" name=""/>
-                    <pic:cNvPicPr/>
-                  </pic:nvPicPr>
-                  <pic:blipFill>
-                    <a:blip r:embed="rId33"/>
-                    <a:stretch>
-                      <a:fillRect/>
-                    </a:stretch>
-                  </pic:blipFill>
-                  <pic:spPr>
-                    <a:xfrm>
-                      <a:off x="0" y="0"/>
-                      <a:ext cx="4925928" cy="3413659"/>
-                    </a:xfrm>
-                    <a:prstGeom prst="rect">
-                      <a:avLst/>
-                    </a:prstGeom>
-                  </pic:spPr>
-                </pic:pic>
-              </a:graphicData>
-            </a:graphic>
-          </wp:inline>
-        </w:drawing>
-      </w:r>
-    </w:p>
-    <w:p>
-      <w:pPr>
-        <w:rPr>
-          <w:rFonts w:ascii="Times New Roman" w:hAnsi="Times New Roman" w:cs="Times New Roman"/>
-          <w:b/>
-          <w:bCs/>
-          <w:sz w:val="28"/>
-          <w:szCs w:val="28"/>
-          <w:lang w:val="en-US"/>
-        </w:rPr>
-      </w:pPr>
-      <w:r>
-        <w:rPr>
-          <w:rFonts w:ascii="Times New Roman" w:hAnsi="Times New Roman" w:cs="Times New Roman"/>
-          <w:b/>
-          <w:bCs/>
-          <w:sz w:val="28"/>
-          <w:szCs w:val="28"/>
-          <w:lang w:val="en-US"/>
-        </w:rPr>
-        <w:t xml:space="preserve">8.4 Home Page </w:t>
-      </w:r>
-    </w:p>
-    <w:p>
-      <w:pPr>
-        <w:rPr>
-          <w:rFonts w:ascii="Times New Roman" w:hAnsi="Times New Roman" w:cs="Times New Roman"/>
-          <w:b/>
-          <w:bCs/>
-          <w:sz w:val="28"/>
-          <w:szCs w:val="28"/>
-          <w:lang w:val="en-US"/>
-        </w:rPr>
-      </w:pPr>
-      <w:r>
-        <w:rPr>
-          <w:rFonts w:ascii="Times New Roman" w:hAnsi="Times New Roman" w:cs="Times New Roman"/>
-          <w:b/>
-          <w:bCs/>
-          <w:noProof/>
-          <w:sz w:val="28"/>
-          <w:szCs w:val="28"/>
-          <w:lang w:val="en-US"/>
-        </w:rPr>
-        <w:drawing>
-          <wp:inline distT="0" distB="0" distL="0" distR="0" wp14:anchorId="6A723A9D" wp14:editId="3B3F93C5">
-            <wp:extent cx="4941850" cy="3878580"/>
-            <wp:effectExtent l="0" t="0" r="0" b="7620"/>
-            <wp:docPr id="205613470" name="Picture 1"/>
-            <wp:cNvGraphicFramePr>
-              <a:graphicFrameLocks xmlns:a="http://schemas.openxmlformats.org/drawingml/2006/main" noChangeAspect="1"/>
-            </wp:cNvGraphicFramePr>
-            <a:graphic xmlns:a="http://schemas.openxmlformats.org/drawingml/2006/main">
-              <a:graphicData uri="http://schemas.openxmlformats.org/drawingml/2006/picture">
-                <pic:pic xmlns:pic="http://schemas.openxmlformats.org/drawingml/2006/picture">
-                  <pic:nvPicPr>
-                    <pic:cNvPr id="205613470" name=""/>
-                    <pic:cNvPicPr/>
-                  </pic:nvPicPr>
-                  <pic:blipFill>
-                    <a:blip r:embed="rId34"/>
-                    <a:stretch>
-                      <a:fillRect/>
-                    </a:stretch>
-                  </pic:blipFill>
-                  <pic:spPr>
-                    <a:xfrm>
-                      <a:off x="0" y="0"/>
-                      <a:ext cx="4946640" cy="3882340"/>
-                    </a:xfrm>
-                    <a:prstGeom prst="rect">
-                      <a:avLst/>
-                    </a:prstGeom>
-                  </pic:spPr>
-                </pic:pic>
-              </a:graphicData>
-            </a:graphic>
-          </wp:inline>
-        </w:drawing>
-      </w:r>
-    </w:p>
-    <w:p>
-      <w:pPr>
-        <w:rPr>
-          <w:rFonts w:ascii="Times New Roman" w:hAnsi="Times New Roman" w:cs="Times New Roman"/>
-          <w:b/>
-          <w:bCs/>
-          <w:sz w:val="28"/>
-          <w:szCs w:val="28"/>
-          <w:lang w:val="en-US"/>
-        </w:rPr>
-      </w:pPr>
-    </w:p>
-    <w:p>
-      <w:pPr>
-        <w:rPr>
-          <w:rFonts w:ascii="Times New Roman" w:hAnsi="Times New Roman" w:cs="Times New Roman"/>
-          <w:b/>
-          <w:bCs/>
-          <w:sz w:val="28"/>
-          <w:szCs w:val="28"/>
-          <w:lang w:val="en-US"/>
-        </w:rPr>
-      </w:pPr>
-    </w:p>
-    <w:p>
-      <w:pPr>
-        <w:rPr>
-          <w:rFonts w:ascii="Times New Roman" w:hAnsi="Times New Roman" w:cs="Times New Roman"/>
-          <w:b/>
-          <w:bCs/>
-          <w:sz w:val="28"/>
-          <w:szCs w:val="28"/>
-          <w:lang w:val="en-US"/>
-        </w:rPr>
-      </w:pPr>
-      <w:r>
-        <w:rPr>
-          <w:rFonts w:ascii="Times New Roman" w:hAnsi="Times New Roman" w:cs="Times New Roman"/>
-          <w:b/>
-          <w:bCs/>
-          <w:sz w:val="28"/>
-          <w:szCs w:val="28"/>
-          <w:lang w:val="en-US"/>
-        </w:rPr>
-        <w:lastRenderedPageBreak/>
-        <w:t>Data Entry:</w:t>
-      </w:r>
-    </w:p>
-    <w:p>
-      <w:pPr>
-        <w:rPr>
-          <w:rFonts w:ascii="Times New Roman" w:hAnsi="Times New Roman" w:cs="Times New Roman"/>
-          <w:b/>
-          <w:bCs/>
-          <w:sz w:val="28"/>
-          <w:szCs w:val="28"/>
-          <w:lang w:val="en-US"/>
-        </w:rPr>
-      </w:pPr>
-      <w:r>
-        <w:rPr>
-          <w:rFonts w:ascii="Times New Roman" w:hAnsi="Times New Roman" w:cs="Times New Roman"/>
-          <w:b/>
-          <w:bCs/>
-          <w:noProof/>
-          <w:sz w:val="28"/>
-          <w:szCs w:val="28"/>
-          <w:lang w:val="en-US"/>
-        </w:rPr>
-        <w:drawing>
-          <wp:inline distT="0" distB="0" distL="0" distR="0" wp14:anchorId="1114B447" wp14:editId="6254B4C0">
-            <wp:extent cx="4620150" cy="3627120"/>
-            <wp:effectExtent l="0" t="0" r="9525" b="0"/>
-            <wp:docPr id="1495904686" name="Picture 1"/>
-            <wp:cNvGraphicFramePr>
-              <a:graphicFrameLocks xmlns:a="http://schemas.openxmlformats.org/drawingml/2006/main" noChangeAspect="1"/>
-            </wp:cNvGraphicFramePr>
-            <a:graphic xmlns:a="http://schemas.openxmlformats.org/drawingml/2006/main">
-              <a:graphicData uri="http://schemas.openxmlformats.org/drawingml/2006/picture">
-                <pic:pic xmlns:pic="http://schemas.openxmlformats.org/drawingml/2006/picture">
-                  <pic:nvPicPr>
-                    <pic:cNvPr id="1495904686" name=""/>
-                    <pic:cNvPicPr/>
-                  </pic:nvPicPr>
-                  <pic:blipFill>
-                    <a:blip r:embed="rId35"/>
-                    <a:stretch>
-                      <a:fillRect/>
-                    </a:stretch>
-                  </pic:blipFill>
-                  <pic:spPr>
-                    <a:xfrm>
-                      <a:off x="0" y="0"/>
-                      <a:ext cx="4625795" cy="3631551"/>
-                    </a:xfrm>
-                    <a:prstGeom prst="rect">
-                      <a:avLst/>
-                    </a:prstGeom>
-                  </pic:spPr>
-                </pic:pic>
-              </a:graphicData>
-            </a:graphic>
-          </wp:inline>
-        </w:drawing>
-      </w:r>
-    </w:p>
-    <w:p>
-      <w:pPr>
-        <w:rPr>
-          <w:rFonts w:ascii="Times New Roman" w:hAnsi="Times New Roman" w:cs="Times New Roman"/>
-          <w:b/>
-          <w:bCs/>
-          <w:sz w:val="28"/>
-          <w:szCs w:val="28"/>
-          <w:lang w:val="en-US"/>
-        </w:rPr>
-      </w:pPr>
-      <w:r>
-        <w:rPr>
-          <w:rFonts w:ascii="Times New Roman" w:hAnsi="Times New Roman" w:cs="Times New Roman"/>
-          <w:b/>
-          <w:bCs/>
-          <w:sz w:val="28"/>
-          <w:szCs w:val="28"/>
-          <w:lang w:val="en-US"/>
-        </w:rPr>
-        <w:t>How to Use Page (User Manual):</w:t>
-      </w:r>
-    </w:p>
-    <w:p>
-      <w:pPr>
-        <w:rPr>
-          <w:rFonts w:ascii="Times New Roman" w:hAnsi="Times New Roman" w:cs="Times New Roman"/>
-          <w:b/>
-          <w:bCs/>
-          <w:sz w:val="28"/>
-          <w:szCs w:val="28"/>
-          <w:lang w:val="en-US"/>
-        </w:rPr>
-      </w:pPr>
-      <w:r>
-        <w:rPr>
-          <w:rFonts w:ascii="Times New Roman" w:hAnsi="Times New Roman" w:cs="Times New Roman"/>
-          <w:b/>
-          <w:bCs/>
-          <w:noProof/>
-          <w:sz w:val="28"/>
-          <w:szCs w:val="28"/>
-          <w:lang w:val="en-US"/>
-        </w:rPr>
-        <w:drawing>
-          <wp:inline distT="0" distB="0" distL="0" distR="0" wp14:anchorId="66A702FD" wp14:editId="302A8A90">
-            <wp:extent cx="4435415" cy="3474720"/>
-            <wp:effectExtent l="0" t="0" r="3810" b="0"/>
-            <wp:docPr id="600521826" name="Picture 1"/>
-            <wp:cNvGraphicFramePr>
-              <a:graphicFrameLocks xmlns:a="http://schemas.openxmlformats.org/drawingml/2006/main" noChangeAspect="1"/>
-            </wp:cNvGraphicFramePr>
-            <a:graphic xmlns:a="http://schemas.openxmlformats.org/drawingml/2006/main">
-              <a:graphicData uri="http://schemas.openxmlformats.org/drawingml/2006/picture">
-                <pic:pic xmlns:pic="http://schemas.openxmlformats.org/drawingml/2006/picture">
-                  <pic:nvPicPr>
-                    <pic:cNvPr id="600521826" name=""/>
-                    <pic:cNvPicPr/>
-                  </pic:nvPicPr>
-                  <pic:blipFill>
-                    <a:blip r:embed="rId36"/>
-                    <a:stretch>
-                      <a:fillRect/>
-                    </a:stretch>
-                  </pic:blipFill>
-                  <pic:spPr>
-                    <a:xfrm>
-                      <a:off x="0" y="0"/>
-                      <a:ext cx="4443376" cy="3480957"/>
-                    </a:xfrm>
-                    <a:prstGeom prst="rect">
-                      <a:avLst/>
-                    </a:prstGeom>
-                  </pic:spPr>
-                </pic:pic>
-              </a:graphicData>
-            </a:graphic>
-          </wp:inline>
-        </w:drawing>
-      </w:r>
-    </w:p>
-    <w:p>
-      <w:pPr>
-        <w:rPr>
-          <w:rFonts w:ascii="Times New Roman" w:hAnsi="Times New Roman" w:cs="Times New Roman"/>
-          <w:b/>
-          <w:bCs/>
-          <w:sz w:val="28"/>
-          <w:szCs w:val="28"/>
-          <w:lang w:val="en-US"/>
-        </w:rPr>
-      </w:pPr>
-    </w:p>
-    <w:p>
-      <w:pPr>
-        <w:rPr>
-          <w:rFonts w:ascii="Times New Roman" w:hAnsi="Times New Roman" w:cs="Times New Roman"/>
-          <w:b/>
-          <w:bCs/>
-          <w:sz w:val="28"/>
-          <w:szCs w:val="28"/>
-          <w:lang w:val="en-US"/>
-        </w:rPr>
-      </w:pPr>
-    </w:p>
-    <w:p>
-      <w:pPr>
-        <w:rPr>
-          <w:rFonts w:ascii="Times New Roman" w:hAnsi="Times New Roman" w:cs="Times New Roman"/>
-          <w:b/>
-          <w:bCs/>
-          <w:sz w:val="28"/>
-          <w:szCs w:val="28"/>
-          <w:lang w:val="en-US"/>
-        </w:rPr>
-      </w:pPr>
-    </w:p>
-    <w:p>
-      <w:pPr>
-        <w:rPr>
-          <w:rFonts w:ascii="Times New Roman" w:hAnsi="Times New Roman" w:cs="Times New Roman"/>
-          <w:b/>
-          <w:bCs/>
-          <w:sz w:val="28"/>
-          <w:szCs w:val="28"/>
-          <w:lang w:val="en-US"/>
-        </w:rPr>
-      </w:pPr>
-      <w:r>
-        <w:rPr>
-          <w:rFonts w:ascii="Times New Roman" w:hAnsi="Times New Roman" w:cs="Times New Roman"/>
-          <w:b/>
-          <w:bCs/>
-          <w:sz w:val="28"/>
-          <w:szCs w:val="28"/>
-          <w:lang w:val="en-US"/>
-        </w:rPr>
-        <w:lastRenderedPageBreak/>
-        <w:t>Usage Graph:</w:t>
-      </w:r>
-    </w:p>
-    <w:p>
-      <w:pPr>
-        <w:rPr>
-          <w:rFonts w:ascii="Times New Roman" w:hAnsi="Times New Roman" w:cs="Times New Roman"/>
-          <w:b/>
-          <w:bCs/>
-          <w:sz w:val="28"/>
-          <w:szCs w:val="28"/>
-          <w:lang w:val="en-US"/>
-        </w:rPr>
-      </w:pPr>
-      <w:r>
-        <w:rPr>
-          <w:rFonts w:ascii="Times New Roman" w:hAnsi="Times New Roman" w:cs="Times New Roman"/>
-          <w:b/>
-          <w:bCs/>
-          <w:noProof/>
-          <w:sz w:val="28"/>
-          <w:szCs w:val="28"/>
-          <w:lang w:val="en-US"/>
-        </w:rPr>
-        <w:drawing>
-          <wp:inline distT="0" distB="0" distL="0" distR="0" wp14:anchorId="6B128A4E" wp14:editId="4150C3ED">
-            <wp:extent cx="4480502" cy="3543300"/>
-            <wp:effectExtent l="0" t="0" r="0" b="0"/>
-            <wp:docPr id="625373138" name="Picture 1"/>
-            <wp:cNvGraphicFramePr>
-              <a:graphicFrameLocks xmlns:a="http://schemas.openxmlformats.org/drawingml/2006/main" noChangeAspect="1"/>
-            </wp:cNvGraphicFramePr>
-            <a:graphic xmlns:a="http://schemas.openxmlformats.org/drawingml/2006/main">
-              <a:graphicData uri="http://schemas.openxmlformats.org/drawingml/2006/picture">
-                <pic:pic xmlns:pic="http://schemas.openxmlformats.org/drawingml/2006/picture">
-                  <pic:nvPicPr>
-                    <pic:cNvPr id="625373138" name=""/>
-                    <pic:cNvPicPr/>
-                  </pic:nvPicPr>
-                  <pic:blipFill>
-                    <a:blip r:embed="rId37"/>
-                    <a:stretch>
-                      <a:fillRect/>
-                    </a:stretch>
-                  </pic:blipFill>
-                  <pic:spPr>
-                    <a:xfrm>
-                      <a:off x="0" y="0"/>
-                      <a:ext cx="4486444" cy="3547999"/>
-                    </a:xfrm>
-                    <a:prstGeom prst="rect">
-                      <a:avLst/>
-                    </a:prstGeom>
-                  </pic:spPr>
-                </pic:pic>
-              </a:graphicData>
-            </a:graphic>
-          </wp:inline>
-        </w:drawing>
-      </w:r>
-    </w:p>
-    <w:p>
-      <w:pPr>
-        <w:rPr>
-          <w:rFonts w:ascii="Times New Roman" w:hAnsi="Times New Roman" w:cs="Times New Roman"/>
-          <w:b/>
-          <w:bCs/>
-          <w:sz w:val="28"/>
-          <w:szCs w:val="28"/>
-          <w:lang w:val="en-US"/>
-        </w:rPr>
-      </w:pPr>
-      <w:r>
-        <w:rPr>
-          <w:rFonts w:ascii="Times New Roman" w:hAnsi="Times New Roman" w:cs="Times New Roman"/>
-          <w:b/>
-          <w:bCs/>
-          <w:sz w:val="28"/>
-          <w:szCs w:val="28"/>
-          <w:lang w:val="en-US"/>
-        </w:rPr>
-        <w:t>Daily Summary:</w:t>
-      </w:r>
-    </w:p>
-    <w:p>
-      <w:pPr>
-        <w:rPr>
-          <w:rFonts w:ascii="Times New Roman" w:hAnsi="Times New Roman" w:cs="Times New Roman"/>
-          <w:b/>
-          <w:bCs/>
-          <w:sz w:val="28"/>
-          <w:szCs w:val="28"/>
-          <w:lang w:val="en-US"/>
-        </w:rPr>
-      </w:pPr>
-      <w:r>
-        <w:rPr>
-          <w:rFonts w:ascii="Times New Roman" w:hAnsi="Times New Roman" w:cs="Times New Roman"/>
-          <w:b/>
-          <w:bCs/>
-          <w:noProof/>
-          <w:sz w:val="28"/>
-          <w:szCs w:val="28"/>
-          <w:lang w:val="en-US"/>
-        </w:rPr>
-        <w:drawing>
-          <wp:inline distT="0" distB="0" distL="0" distR="0" wp14:anchorId="52794306" wp14:editId="110D148D">
-            <wp:extent cx="4495239" cy="3528060"/>
-            <wp:effectExtent l="0" t="0" r="635" b="0"/>
-            <wp:docPr id="1104676174" name="Picture 1"/>
-            <wp:cNvGraphicFramePr>
-              <a:graphicFrameLocks xmlns:a="http://schemas.openxmlformats.org/drawingml/2006/main" noChangeAspect="1"/>
-            </wp:cNvGraphicFramePr>
-            <a:graphic xmlns:a="http://schemas.openxmlformats.org/drawingml/2006/main">
-              <a:graphicData uri="http://schemas.openxmlformats.org/drawingml/2006/picture">
-                <pic:pic xmlns:pic="http://schemas.openxmlformats.org/drawingml/2006/picture">
-                  <pic:nvPicPr>
-                    <pic:cNvPr id="1104676174" name=""/>
-                    <pic:cNvPicPr/>
-                  </pic:nvPicPr>
-                  <pic:blipFill>
-                    <a:blip r:embed="rId38"/>
-                    <a:stretch>
-                      <a:fillRect/>
-                    </a:stretch>
-                  </pic:blipFill>
-                  <pic:spPr>
-                    <a:xfrm>
-                      <a:off x="0" y="0"/>
-                      <a:ext cx="4507233" cy="3537474"/>
-                    </a:xfrm>
-                    <a:prstGeom prst="rect">
-                      <a:avLst/>
-                    </a:prstGeom>
-                  </pic:spPr>
-                </pic:pic>
-              </a:graphicData>
-            </a:graphic>
-          </wp:inline>
-        </w:drawing>
-      </w:r>
-    </w:p>
-    <w:p>
-      <w:pPr>
-        <w:rPr>
-          <w:rFonts w:ascii="Times New Roman" w:hAnsi="Times New Roman" w:cs="Times New Roman"/>
-          <w:b/>
-          <w:bCs/>
-          <w:sz w:val="28"/>
-          <w:szCs w:val="28"/>
-          <w:lang w:val="en-US"/>
-        </w:rPr>
-      </w:pPr>
-    </w:p>
-    <w:p>
-      <w:pPr>
-        <w:rPr>
-          <w:rFonts w:ascii="Times New Roman" w:hAnsi="Times New Roman" w:cs="Times New Roman"/>
-          <w:b/>
-          <w:bCs/>
-          <w:sz w:val="28"/>
-          <w:szCs w:val="28"/>
-          <w:lang w:val="en-US"/>
-        </w:rPr>
-      </w:pPr>
-    </w:p>
-    <w:p>
-      <w:pPr>
-        <w:rPr>
-          <w:rFonts w:ascii="Times New Roman" w:hAnsi="Times New Roman" w:cs="Times New Roman"/>
-          <w:b/>
-          <w:bCs/>
-          <w:sz w:val="28"/>
-          <w:szCs w:val="28"/>
-          <w:lang w:val="en-US"/>
-        </w:rPr>
-      </w:pPr>
-    </w:p>
-    <w:p>
-      <w:pPr>
-        <w:rPr>
-          <w:rFonts w:ascii="Times New Roman" w:hAnsi="Times New Roman" w:cs="Times New Roman"/>
-          <w:b/>
-          <w:bCs/>
-          <w:sz w:val="28"/>
-          <w:szCs w:val="28"/>
-          <w:lang w:val="en-US"/>
-        </w:rPr>
-      </w:pPr>
-      <w:r>
-        <w:rPr>
-          <w:rFonts w:ascii="Times New Roman" w:hAnsi="Times New Roman" w:cs="Times New Roman"/>
-          <w:b/>
-          <w:bCs/>
-          <w:sz w:val="28"/>
-          <w:szCs w:val="28"/>
-          <w:lang w:val="en-US"/>
-        </w:rPr>
-        <w:lastRenderedPageBreak/>
-        <w:t>Goals Summary:</w:t>
-      </w:r>
-    </w:p>
-    <w:p>
-      <w:pPr>
-        <w:rPr>
-          <w:rFonts w:ascii="Times New Roman" w:hAnsi="Times New Roman" w:cs="Times New Roman"/>
-          <w:b/>
-          <w:bCs/>
-          <w:sz w:val="28"/>
-          <w:szCs w:val="28"/>
-          <w:lang w:val="en-US"/>
-        </w:rPr>
-      </w:pPr>
-      <w:r>
-        <w:rPr>
-          <w:rFonts w:ascii="Times New Roman" w:hAnsi="Times New Roman" w:cs="Times New Roman"/>
-          <w:b/>
-          <w:bCs/>
-          <w:noProof/>
-          <w:sz w:val="28"/>
-          <w:szCs w:val="28"/>
-          <w:lang w:val="en-US"/>
-        </w:rPr>
-        <w:drawing>
-          <wp:inline distT="0" distB="0" distL="0" distR="0" wp14:anchorId="3DDA10C2" wp14:editId="71C1AA68">
-            <wp:extent cx="4390914" cy="3467100"/>
-            <wp:effectExtent l="0" t="0" r="0" b="0"/>
-            <wp:docPr id="1904022563" name="Picture 1"/>
-            <wp:cNvGraphicFramePr>
-              <a:graphicFrameLocks xmlns:a="http://schemas.openxmlformats.org/drawingml/2006/main" noChangeAspect="1"/>
-            </wp:cNvGraphicFramePr>
-            <a:graphic xmlns:a="http://schemas.openxmlformats.org/drawingml/2006/main">
-              <a:graphicData uri="http://schemas.openxmlformats.org/drawingml/2006/picture">
-                <pic:pic xmlns:pic="http://schemas.openxmlformats.org/drawingml/2006/picture">
-                  <pic:nvPicPr>
-                    <pic:cNvPr id="1904022563" name=""/>
-                    <pic:cNvPicPr/>
-                  </pic:nvPicPr>
-                  <pic:blipFill>
-                    <a:blip r:embed="rId39"/>
-                    <a:stretch>
-                      <a:fillRect/>
-                    </a:stretch>
-                  </pic:blipFill>
-                  <pic:spPr>
-                    <a:xfrm>
-                      <a:off x="0" y="0"/>
-                      <a:ext cx="4395816" cy="3470970"/>
-                    </a:xfrm>
-                    <a:prstGeom prst="rect">
-                      <a:avLst/>
-                    </a:prstGeom>
-                  </pic:spPr>
-                </pic:pic>
-              </a:graphicData>
-            </a:graphic>
-          </wp:inline>
-        </w:drawing>
-      </w:r>
-    </w:p>
-    <w:p>
-      <w:pPr>
-        <w:rPr>
-          <w:rFonts w:ascii="Times New Roman" w:hAnsi="Times New Roman" w:cs="Times New Roman"/>
-          <w:b/>
-          <w:bCs/>
-          <w:sz w:val="28"/>
-          <w:szCs w:val="28"/>
-          <w:lang w:val="en-US"/>
-        </w:rPr>
-      </w:pPr>
-      <w:r>
-        <w:rPr>
-          <w:rFonts w:ascii="Times New Roman" w:hAnsi="Times New Roman" w:cs="Times New Roman"/>
-          <w:b/>
-          <w:bCs/>
-          <w:sz w:val="28"/>
-          <w:szCs w:val="28"/>
-          <w:lang w:val="en-US"/>
-        </w:rPr>
-        <w:t>Goals Overview:</w:t>
-      </w:r>
-    </w:p>
-    <w:p>
-      <w:pPr>
-        <w:rPr>
-          <w:rFonts w:ascii="Times New Roman" w:hAnsi="Times New Roman" w:cs="Times New Roman"/>
-          <w:b/>
-          <w:bCs/>
-          <w:sz w:val="28"/>
-          <w:szCs w:val="28"/>
-          <w:lang w:val="en-US"/>
-        </w:rPr>
-      </w:pPr>
-      <w:r>
-        <w:rPr>
-          <w:rFonts w:ascii="Times New Roman" w:hAnsi="Times New Roman" w:cs="Times New Roman"/>
-          <w:b/>
-          <w:bCs/>
-          <w:noProof/>
-          <w:sz w:val="28"/>
-          <w:szCs w:val="28"/>
-          <w:lang w:val="en-US"/>
-        </w:rPr>
-        <w:drawing>
-          <wp:inline distT="0" distB="0" distL="0" distR="0" wp14:anchorId="2DB34002" wp14:editId="50AB59AD">
-            <wp:extent cx="4457216" cy="3520440"/>
-            <wp:effectExtent l="0" t="0" r="635" b="3810"/>
-            <wp:docPr id="874251762" name="Picture 1"/>
-            <wp:cNvGraphicFramePr>
-              <a:graphicFrameLocks xmlns:a="http://schemas.openxmlformats.org/drawingml/2006/main" noChangeAspect="1"/>
-            </wp:cNvGraphicFramePr>
-            <a:graphic xmlns:a="http://schemas.openxmlformats.org/drawingml/2006/main">
-              <a:graphicData uri="http://schemas.openxmlformats.org/drawingml/2006/picture">
-                <pic:pic xmlns:pic="http://schemas.openxmlformats.org/drawingml/2006/picture">
-                  <pic:nvPicPr>
-                    <pic:cNvPr id="874251762" name=""/>
-                    <pic:cNvPicPr/>
-                  </pic:nvPicPr>
-                  <pic:blipFill>
-                    <a:blip r:embed="rId40"/>
-                    <a:stretch>
-                      <a:fillRect/>
-                    </a:stretch>
-                  </pic:blipFill>
-                  <pic:spPr>
-                    <a:xfrm>
-                      <a:off x="0" y="0"/>
-                      <a:ext cx="4470420" cy="3530869"/>
-                    </a:xfrm>
-                    <a:prstGeom prst="rect">
-                      <a:avLst/>
-                    </a:prstGeom>
-                  </pic:spPr>
-                </pic:pic>
-              </a:graphicData>
-            </a:graphic>
-          </wp:inline>
-        </w:drawing>
-      </w:r>
-    </w:p>
-    <w:p>
-      <w:pPr>
-        <w:rPr>
-          <w:rFonts w:ascii="Times New Roman" w:hAnsi="Times New Roman" w:cs="Times New Roman"/>
-          <w:b/>
-          <w:bCs/>
-          <w:sz w:val="28"/>
-          <w:szCs w:val="28"/>
-          <w:lang w:val="en-US"/>
-        </w:rPr>
-      </w:pPr>
-    </w:p>
-    <w:p>
-      <w:pPr>
-        <w:rPr>
-          <w:rFonts w:ascii="Times New Roman" w:hAnsi="Times New Roman" w:cs="Times New Roman"/>
-          <w:b/>
-          <w:bCs/>
-          <w:sz w:val="28"/>
-          <w:szCs w:val="28"/>
-          <w:lang w:val="en-US"/>
-        </w:rPr>
-      </w:pPr>
-    </w:p>
-    <w:p>
-      <w:pPr>
-        <w:rPr>
-          <w:rFonts w:ascii="Times New Roman" w:hAnsi="Times New Roman" w:cs="Times New Roman"/>
-          <w:b/>
-          <w:bCs/>
-          <w:sz w:val="28"/>
-          <w:szCs w:val="28"/>
-          <w:lang w:val="en-US"/>
-        </w:rPr>
-      </w:pPr>
-    </w:p>
-    <w:p>
-      <w:pPr>
-        <w:rPr>
-          <w:rFonts w:ascii="Times New Roman" w:hAnsi="Times New Roman" w:cs="Times New Roman"/>
-          <w:b/>
-          <w:bCs/>
-          <w:sz w:val="28"/>
-          <w:szCs w:val="28"/>
-          <w:lang w:val="en-US"/>
-        </w:rPr>
-      </w:pPr>
-      <w:r>
-        <w:rPr>
-          <w:rFonts w:ascii="Times New Roman" w:hAnsi="Times New Roman" w:cs="Times New Roman"/>
-          <w:b/>
-          <w:bCs/>
-          <w:sz w:val="28"/>
-          <w:szCs w:val="28"/>
-          <w:lang w:val="en-US"/>
-        </w:rPr>
-        <w:lastRenderedPageBreak/>
-        <w:t>Report Generation:</w:t>
-      </w:r>
-    </w:p>
-    <w:p>
-      <w:pPr>
-        <w:rPr>
-          <w:rFonts w:ascii="Times New Roman" w:hAnsi="Times New Roman" w:cs="Times New Roman"/>
-          <w:b/>
-          <w:bCs/>
-          <w:sz w:val="28"/>
-          <w:szCs w:val="28"/>
-          <w:lang w:val="en-US"/>
-        </w:rPr>
-      </w:pPr>
-      <w:r>
-        <w:rPr>
-          <w:rFonts w:ascii="Times New Roman" w:hAnsi="Times New Roman" w:cs="Times New Roman"/>
-          <w:b/>
-          <w:bCs/>
-          <w:noProof/>
-          <w:sz w:val="28"/>
-          <w:szCs w:val="28"/>
-          <w:lang w:val="en-US"/>
-        </w:rPr>
-        <w:drawing>
-          <wp:inline distT="0" distB="0" distL="0" distR="0" wp14:anchorId="589C3097" wp14:editId="7B00FC86">
-            <wp:extent cx="4307140" cy="3375660"/>
-            <wp:effectExtent l="0" t="0" r="0" b="0"/>
-            <wp:docPr id="1899657694" name="Picture 1"/>
-            <wp:cNvGraphicFramePr>
-              <a:graphicFrameLocks xmlns:a="http://schemas.openxmlformats.org/drawingml/2006/main" noChangeAspect="1"/>
-            </wp:cNvGraphicFramePr>
-            <a:graphic xmlns:a="http://schemas.openxmlformats.org/drawingml/2006/main">
-              <a:graphicData uri="http://schemas.openxmlformats.org/drawingml/2006/picture">
-                <pic:pic xmlns:pic="http://schemas.openxmlformats.org/drawingml/2006/picture">
-                  <pic:nvPicPr>
-                    <pic:cNvPr id="1899657694" name=""/>
-                    <pic:cNvPicPr/>
-                  </pic:nvPicPr>
-                  <pic:blipFill>
-                    <a:blip r:embed="rId41"/>
-                    <a:stretch>
-                      <a:fillRect/>
-                    </a:stretch>
-                  </pic:blipFill>
-                  <pic:spPr>
-                    <a:xfrm>
-                      <a:off x="0" y="0"/>
-                      <a:ext cx="4310188" cy="3378049"/>
-                    </a:xfrm>
-                    <a:prstGeom prst="rect">
-                      <a:avLst/>
-                    </a:prstGeom>
-                  </pic:spPr>
-                </pic:pic>
-              </a:graphicData>
-            </a:graphic>
-          </wp:inline>
-        </w:drawing>
-      </w:r>
-    </w:p>
-    <w:p>
-      <w:pPr>
-        <w:rPr>
-          <w:rFonts w:ascii="Times New Roman" w:hAnsi="Times New Roman" w:cs="Times New Roman"/>
-          <w:b/>
-          <w:bCs/>
-          <w:sz w:val="28"/>
-          <w:szCs w:val="28"/>
-          <w:lang w:val="en-US"/>
-        </w:rPr>
-      </w:pPr>
-    </w:p>
-    <w:p>
-      <w:pPr>
-        <w:rPr>
-          <w:rFonts w:ascii="Times New Roman" w:hAnsi="Times New Roman" w:cs="Times New Roman"/>
-          <w:b/>
-          <w:bCs/>
-          <w:sz w:val="28"/>
-          <w:szCs w:val="28"/>
-          <w:lang w:val="en-US"/>
-        </w:rPr>
-      </w:pPr>
-    </w:p>
-    <w:p>
-      <w:pPr>
-        <w:rPr>
-          <w:rFonts w:ascii="Times New Roman" w:hAnsi="Times New Roman" w:cs="Times New Roman"/>
-          <w:b/>
-          <w:bCs/>
-          <w:sz w:val="28"/>
-          <w:szCs w:val="28"/>
-          <w:lang w:val="en-US"/>
-        </w:rPr>
-      </w:pPr>
-    </w:p>
-    <w:p>
-      <w:pPr>
-        <w:rPr>
-          <w:rFonts w:ascii="Times New Roman" w:hAnsi="Times New Roman" w:cs="Times New Roman"/>
-          <w:b/>
-          <w:bCs/>
-          <w:sz w:val="28"/>
-          <w:szCs w:val="28"/>
-          <w:lang w:val="en-US"/>
-        </w:rPr>
-      </w:pPr>
-    </w:p>
-    <w:p>
-      <w:pPr>
-        <w:rPr>
-          <w:rFonts w:ascii="Times New Roman" w:hAnsi="Times New Roman" w:cs="Times New Roman"/>
-          <w:b/>
-          <w:bCs/>
-          <w:sz w:val="28"/>
-          <w:szCs w:val="28"/>
-          <w:lang w:val="en-US"/>
-        </w:rPr>
-      </w:pPr>
-    </w:p>
-    <w:p>
-      <w:pPr>
-        <w:rPr>
-          <w:rFonts w:ascii="Times New Roman" w:hAnsi="Times New Roman" w:cs="Times New Roman"/>
-          <w:b/>
-          <w:bCs/>
-          <w:sz w:val="28"/>
-          <w:szCs w:val="28"/>
-          <w:lang w:val="en-US"/>
-        </w:rPr>
-      </w:pPr>
-    </w:p>
-    <w:p>
-      <w:pPr>
-        <w:rPr>
-          <w:rFonts w:ascii="Times New Roman" w:hAnsi="Times New Roman" w:cs="Times New Roman"/>
-          <w:b/>
-          <w:bCs/>
-          <w:sz w:val="28"/>
-          <w:szCs w:val="28"/>
-          <w:lang w:val="en-US"/>
-        </w:rPr>
-      </w:pPr>
-    </w:p>
-    <w:p>
-      <w:pPr>
-        <w:rPr>
-          <w:rFonts w:ascii="Times New Roman" w:hAnsi="Times New Roman" w:cs="Times New Roman"/>
-          <w:b/>
-          <w:bCs/>
-          <w:sz w:val="28"/>
-          <w:szCs w:val="28"/>
-          <w:lang w:val="en-US"/>
-        </w:rPr>
-      </w:pPr>
-    </w:p>
-    <w:p>
-      <w:pPr>
-        <w:rPr>
-          <w:rFonts w:ascii="Times New Roman" w:hAnsi="Times New Roman" w:cs="Times New Roman"/>
-          <w:b/>
-          <w:bCs/>
-          <w:sz w:val="28"/>
-          <w:szCs w:val="28"/>
-          <w:lang w:val="en-US"/>
-        </w:rPr>
-      </w:pPr>
-    </w:p>
-    <w:p>
-      <w:pPr>
-        <w:rPr>
-          <w:rFonts w:ascii="Times New Roman" w:hAnsi="Times New Roman" w:cs="Times New Roman"/>
-          <w:b/>
-          <w:bCs/>
-          <w:sz w:val="28"/>
-          <w:szCs w:val="28"/>
-          <w:lang w:val="en-US"/>
-        </w:rPr>
-      </w:pPr>
-    </w:p>
-    <w:p>
-      <w:pPr>
-        <w:rPr>
-          <w:rFonts w:ascii="Times New Roman" w:hAnsi="Times New Roman" w:cs="Times New Roman"/>
-          <w:b/>
-          <w:bCs/>
-          <w:sz w:val="28"/>
-          <w:szCs w:val="28"/>
-          <w:lang w:val="en-US"/>
-        </w:rPr>
-      </w:pPr>
-    </w:p>
-    <w:p>
-      <w:pPr>
-        <w:rPr>
-          <w:rFonts w:ascii="Times New Roman" w:hAnsi="Times New Roman" w:cs="Times New Roman"/>
-          <w:b/>
-          <w:bCs/>
-          <w:sz w:val="28"/>
-          <w:szCs w:val="28"/>
-          <w:lang w:val="en-US"/>
-        </w:rPr>
-      </w:pPr>
-    </w:p>
-    <w:p>
-      <w:pPr>
-        <w:rPr>
-          <w:rFonts w:ascii="Times New Roman" w:hAnsi="Times New Roman" w:cs="Times New Roman"/>
-          <w:b/>
-          <w:bCs/>
-          <w:sz w:val="28"/>
-          <w:szCs w:val="28"/>
-          <w:lang w:val="en-US"/>
-        </w:rPr>
-      </w:pPr>
-    </w:p>
-    <w:p>
-      <w:pPr>
-        <w:rPr>
-          <w:rFonts w:ascii="Times New Roman" w:hAnsi="Times New Roman" w:cs="Times New Roman"/>
-          <w:b/>
-          <w:bCs/>
-          <w:sz w:val="28"/>
-          <w:szCs w:val="28"/>
-          <w:lang w:val="en-US"/>
-        </w:rPr>
-      </w:pPr>
-    </w:p>
-    <w:p>
-      <w:pPr>
-        <w:rPr>
-          <w:rFonts w:ascii="Times New Roman" w:hAnsi="Times New Roman" w:cs="Times New Roman"/>
-          <w:b/>
-          <w:bCs/>
-          <w:sz w:val="28"/>
-          <w:szCs w:val="28"/>
-          <w:lang w:val="en-US"/>
-        </w:rPr>
-      </w:pPr>
-    </w:p>
-    <w:p>
-      <w:pPr>
-        <w:rPr>
-          <w:rFonts w:ascii="Times New Roman" w:hAnsi="Times New Roman" w:cs="Times New Roman"/>
-          <w:b/>
-          <w:bCs/>
-          <w:sz w:val="28"/>
-          <w:szCs w:val="28"/>
-          <w:lang w:val="en-US"/>
-        </w:rPr>
-      </w:pPr>
-    </w:p>
-    <w:p>
-      <w:pPr>
-        <w:rPr>
-          <w:rFonts w:ascii="Times New Roman" w:hAnsi="Times New Roman" w:cs="Times New Roman"/>
-          <w:b/>
-          <w:bCs/>
-          <w:sz w:val="36"/>
-          <w:szCs w:val="36"/>
-          <w:lang w:val="en-US"/>
-        </w:rPr>
-      </w:pPr>
-      <w:r>
-        <w:rPr>
-          <w:rFonts w:ascii="Times New Roman" w:hAnsi="Times New Roman" w:cs="Times New Roman"/>
-          <w:b/>
-          <w:bCs/>
-          <w:sz w:val="36"/>
-          <w:szCs w:val="36"/>
-          <w:lang w:val="en-US"/>
-        </w:rPr>
-        <w:lastRenderedPageBreak/>
-        <w:t>Annexure: Sample Program Code:</w:t>
-      </w:r>
-    </w:p>
-    <w:p>
-      <w:pPr>
-        <w:rPr>
-          <w:rFonts w:ascii="Times New Roman" w:hAnsi="Times New Roman" w:cs="Times New Roman"/>
-          <w:b/>
-          <w:bCs/>
-          <w:sz w:val="32"/>
-          <w:szCs w:val="32"/>
-          <w:lang w:val="en-US"/>
-        </w:rPr>
-      </w:pPr>
-      <w:r>
-        <w:rPr>
-          <w:rFonts w:ascii="Times New Roman" w:hAnsi="Times New Roman" w:cs="Times New Roman"/>
-          <w:b/>
-          <w:bCs/>
-          <w:sz w:val="32"/>
-          <w:szCs w:val="32"/>
-          <w:lang w:val="en-US"/>
-        </w:rPr>
-        <w:t>DB Creation</w:t>
-      </w:r>
-    </w:p>
-    <w:p>
-      <w:pPr>
-        <w:rPr>
-          <w:rFonts w:ascii="Times New Roman" w:hAnsi="Times New Roman" w:cs="Times New Roman"/>
-          <w:sz w:val="28"/>
-          <w:szCs w:val="28"/>
-        </w:rPr>
-      </w:pPr>
-      <w:r>
-        <w:rPr>
-          <w:rFonts w:ascii="Times New Roman" w:hAnsi="Times New Roman" w:cs="Times New Roman"/>
-          <w:sz w:val="28"/>
-          <w:szCs w:val="28"/>
-        </w:rPr>
-        <w:t xml:space="preserve">def </w:t>
-      </w:r>
-      <w:proofErr w:type="spellStart"/>
-      <w:r>
-        <w:rPr>
-          <w:rFonts w:ascii="Times New Roman" w:hAnsi="Times New Roman" w:cs="Times New Roman"/>
-          <w:sz w:val="28"/>
-          <w:szCs w:val="28"/>
-        </w:rPr>
-        <w:t>ensure_users_</w:t>
-      </w:r>
-      <w:proofErr w:type="gramStart"/>
-      <w:r>
-        <w:rPr>
-          <w:rFonts w:ascii="Times New Roman" w:hAnsi="Times New Roman" w:cs="Times New Roman"/>
-          <w:sz w:val="28"/>
-          <w:szCs w:val="28"/>
-        </w:rPr>
-        <w:t>table</w:t>
-      </w:r>
-      <w:proofErr w:type="spellEnd"/>
-      <w:r>
-        <w:rPr>
-          <w:rFonts w:ascii="Times New Roman" w:hAnsi="Times New Roman" w:cs="Times New Roman"/>
-          <w:sz w:val="28"/>
-          <w:szCs w:val="28"/>
-        </w:rPr>
-        <w:t>(</w:t>
-      </w:r>
-      <w:proofErr w:type="gramEnd"/>
-      <w:r>
-        <w:rPr>
-          <w:rFonts w:ascii="Times New Roman" w:hAnsi="Times New Roman" w:cs="Times New Roman"/>
-          <w:sz w:val="28"/>
-          <w:szCs w:val="28"/>
-        </w:rPr>
-        <w:t>):</w:t>
-      </w:r>
-    </w:p>
-    <w:p>
-      <w:pPr>
-        <w:rPr>
-          <w:rFonts w:ascii="Times New Roman" w:hAnsi="Times New Roman" w:cs="Times New Roman"/>
-          <w:sz w:val="28"/>
-          <w:szCs w:val="28"/>
-        </w:rPr>
-      </w:pPr>
-      <w:r>
-        <w:rPr>
-          <w:rFonts w:ascii="Times New Roman" w:hAnsi="Times New Roman" w:cs="Times New Roman"/>
-          <w:sz w:val="28"/>
-          <w:szCs w:val="28"/>
-        </w:rPr>
-        <w:t>    conn = sqlite3.connect(DB_PATH)</w:t>
-      </w:r>
-    </w:p>
-    <w:p>
-      <w:pPr>
-        <w:rPr>
-          <w:rFonts w:ascii="Times New Roman" w:hAnsi="Times New Roman" w:cs="Times New Roman"/>
-          <w:sz w:val="28"/>
-          <w:szCs w:val="28"/>
-        </w:rPr>
-      </w:pPr>
-      <w:r>
-        <w:rPr>
-          <w:rFonts w:ascii="Times New Roman" w:hAnsi="Times New Roman" w:cs="Times New Roman"/>
-          <w:sz w:val="28"/>
-          <w:szCs w:val="28"/>
-        </w:rPr>
-        <w:t xml:space="preserve">    c = </w:t>
-      </w:r>
-      <w:proofErr w:type="spellStart"/>
-      <w:proofErr w:type="gramStart"/>
-      <w:r>
-        <w:rPr>
-          <w:rFonts w:ascii="Times New Roman" w:hAnsi="Times New Roman" w:cs="Times New Roman"/>
-          <w:sz w:val="28"/>
-          <w:szCs w:val="28"/>
-        </w:rPr>
-        <w:t>conn.cursor</w:t>
-      </w:r>
-      <w:proofErr w:type="spellEnd"/>
-      <w:proofErr w:type="gramEnd"/>
-      <w:r>
-        <w:rPr>
-          <w:rFonts w:ascii="Times New Roman" w:hAnsi="Times New Roman" w:cs="Times New Roman"/>
-          <w:sz w:val="28"/>
-          <w:szCs w:val="28"/>
-        </w:rPr>
-        <w:t>()</w:t>
-      </w:r>
-    </w:p>
-    <w:p>
-      <w:pPr>
-        <w:rPr>
-          <w:rFonts w:ascii="Times New Roman" w:hAnsi="Times New Roman" w:cs="Times New Roman"/>
-          <w:sz w:val="28"/>
-          <w:szCs w:val="28"/>
-        </w:rPr>
-      </w:pPr>
-      <w:r>
-        <w:rPr>
-          <w:rFonts w:ascii="Times New Roman" w:hAnsi="Times New Roman" w:cs="Times New Roman"/>
-          <w:sz w:val="28"/>
-          <w:szCs w:val="28"/>
-        </w:rPr>
-        <w:t xml:space="preserve">    </w:t>
-      </w:r>
-      <w:proofErr w:type="spellStart"/>
-      <w:r>
-        <w:rPr>
-          <w:rFonts w:ascii="Times New Roman" w:hAnsi="Times New Roman" w:cs="Times New Roman"/>
-          <w:sz w:val="28"/>
-          <w:szCs w:val="28"/>
-        </w:rPr>
-        <w:t>c.</w:t>
-      </w:r>
-      <w:proofErr w:type="gramStart"/>
-      <w:r>
-        <w:rPr>
-          <w:rFonts w:ascii="Times New Roman" w:hAnsi="Times New Roman" w:cs="Times New Roman"/>
-          <w:sz w:val="28"/>
-          <w:szCs w:val="28"/>
-        </w:rPr>
-        <w:t>execute</w:t>
-      </w:r>
-      <w:proofErr w:type="spellEnd"/>
-      <w:r>
-        <w:rPr>
-          <w:rFonts w:ascii="Times New Roman" w:hAnsi="Times New Roman" w:cs="Times New Roman"/>
-          <w:sz w:val="28"/>
-          <w:szCs w:val="28"/>
-        </w:rPr>
-        <w:t>(</w:t>
-      </w:r>
-      <w:proofErr w:type="gramEnd"/>
-      <w:r>
-        <w:rPr>
-          <w:rFonts w:ascii="Times New Roman" w:hAnsi="Times New Roman" w:cs="Times New Roman"/>
-          <w:sz w:val="28"/>
-          <w:szCs w:val="28"/>
-        </w:rPr>
-        <w:t>'''</w:t>
-      </w:r>
-    </w:p>
-    <w:p>
-      <w:pPr>
-        <w:rPr>
-          <w:rFonts w:ascii="Times New Roman" w:hAnsi="Times New Roman" w:cs="Times New Roman"/>
-          <w:sz w:val="28"/>
-          <w:szCs w:val="28"/>
-        </w:rPr>
-      </w:pPr>
-      <w:r>
-        <w:rPr>
-          <w:rFonts w:ascii="Times New Roman" w:hAnsi="Times New Roman" w:cs="Times New Roman"/>
-          <w:sz w:val="28"/>
-          <w:szCs w:val="28"/>
-        </w:rPr>
-        <w:t>        CREATE TABLE IF NOT EXISTS users (</w:t>
-      </w:r>
-    </w:p>
-    <w:p>
-      <w:pPr>
-        <w:rPr>
-          <w:rFonts w:ascii="Times New Roman" w:hAnsi="Times New Roman" w:cs="Times New Roman"/>
-          <w:sz w:val="28"/>
-          <w:szCs w:val="28"/>
-        </w:rPr>
-      </w:pPr>
-      <w:r>
-        <w:rPr>
-          <w:rFonts w:ascii="Times New Roman" w:hAnsi="Times New Roman" w:cs="Times New Roman"/>
-          <w:sz w:val="28"/>
-          <w:szCs w:val="28"/>
-        </w:rPr>
-        <w:t>            id INTEGER PRIMARY KEY AUTOINCREMENT,</w:t>
-      </w:r>
-    </w:p>
-    <w:p>
-      <w:pPr>
-        <w:rPr>
-          <w:rFonts w:ascii="Times New Roman" w:hAnsi="Times New Roman" w:cs="Times New Roman"/>
-          <w:sz w:val="28"/>
-          <w:szCs w:val="28"/>
-        </w:rPr>
-      </w:pPr>
-      <w:r>
-        <w:rPr>
-          <w:rFonts w:ascii="Times New Roman" w:hAnsi="Times New Roman" w:cs="Times New Roman"/>
-          <w:sz w:val="28"/>
-          <w:szCs w:val="28"/>
-        </w:rPr>
-        <w:t>            username TEXT UNIQUE,</w:t>
-      </w:r>
-    </w:p>
-    <w:p>
-      <w:pPr>
-        <w:rPr>
-          <w:rFonts w:ascii="Times New Roman" w:hAnsi="Times New Roman" w:cs="Times New Roman"/>
-          <w:sz w:val="28"/>
-          <w:szCs w:val="28"/>
-        </w:rPr>
-      </w:pPr>
-      <w:r>
-        <w:rPr>
-          <w:rFonts w:ascii="Times New Roman" w:hAnsi="Times New Roman" w:cs="Times New Roman"/>
-          <w:sz w:val="28"/>
-          <w:szCs w:val="28"/>
-        </w:rPr>
-        <w:t>            name TEXT,</w:t>
-      </w:r>
-    </w:p>
-    <w:p>
-      <w:pPr>
-        <w:rPr>
-          <w:rFonts w:ascii="Times New Roman" w:hAnsi="Times New Roman" w:cs="Times New Roman"/>
-          <w:sz w:val="28"/>
-          <w:szCs w:val="28"/>
-        </w:rPr>
-      </w:pPr>
-      <w:r>
-        <w:rPr>
-          <w:rFonts w:ascii="Times New Roman" w:hAnsi="Times New Roman" w:cs="Times New Roman"/>
-          <w:sz w:val="28"/>
-          <w:szCs w:val="28"/>
-        </w:rPr>
-        <w:t>            email TEXT,</w:t>
-      </w:r>
-    </w:p>
-    <w:p>
-      <w:pPr>
-        <w:rPr>
-          <w:rFonts w:ascii="Times New Roman" w:hAnsi="Times New Roman" w:cs="Times New Roman"/>
-          <w:sz w:val="28"/>
-          <w:szCs w:val="28"/>
-        </w:rPr>
-      </w:pPr>
-      <w:r>
-        <w:rPr>
-          <w:rFonts w:ascii="Times New Roman" w:hAnsi="Times New Roman" w:cs="Times New Roman"/>
-          <w:sz w:val="28"/>
-          <w:szCs w:val="28"/>
-        </w:rPr>
-        <w:t xml:space="preserve">            </w:t>
-      </w:r>
-      <w:proofErr w:type="spellStart"/>
-      <w:r>
-        <w:rPr>
-          <w:rFonts w:ascii="Times New Roman" w:hAnsi="Times New Roman" w:cs="Times New Roman"/>
-          <w:sz w:val="28"/>
-          <w:szCs w:val="28"/>
-        </w:rPr>
-        <w:t>password_hash</w:t>
-      </w:r>
-      <w:proofErr w:type="spellEnd"/>
-      <w:r>
-        <w:rPr>
-          <w:rFonts w:ascii="Times New Roman" w:hAnsi="Times New Roman" w:cs="Times New Roman"/>
-          <w:sz w:val="28"/>
-          <w:szCs w:val="28"/>
-        </w:rPr>
-        <w:t xml:space="preserve"> TEXT</w:t>
-      </w:r>
-    </w:p>
-    <w:p>
-      <w:pPr>
-        <w:rPr>
-          <w:rFonts w:ascii="Times New Roman" w:hAnsi="Times New Roman" w:cs="Times New Roman"/>
-          <w:sz w:val="28"/>
-          <w:szCs w:val="28"/>
-        </w:rPr>
-      </w:pPr>
-      <w:r>
-        <w:rPr>
-          <w:rFonts w:ascii="Times New Roman" w:hAnsi="Times New Roman" w:cs="Times New Roman"/>
-          <w:sz w:val="28"/>
-          <w:szCs w:val="28"/>
-        </w:rPr>
-        <w:t>        )</w:t>
-      </w:r>
-    </w:p>
-    <w:p>
-      <w:pPr>
-        <w:rPr>
-          <w:rFonts w:ascii="Times New Roman" w:hAnsi="Times New Roman" w:cs="Times New Roman"/>
-          <w:sz w:val="28"/>
-          <w:szCs w:val="28"/>
-        </w:rPr>
-      </w:pPr>
-      <w:r>
-        <w:rPr>
-          <w:rFonts w:ascii="Times New Roman" w:hAnsi="Times New Roman" w:cs="Times New Roman"/>
-          <w:sz w:val="28"/>
-          <w:szCs w:val="28"/>
-        </w:rPr>
-        <w:t>    ''')</w:t>
-      </w:r>
-    </w:p>
-    <w:p>
-      <w:pPr>
-        <w:rPr>
-          <w:rFonts w:ascii="Times New Roman" w:hAnsi="Times New Roman" w:cs="Times New Roman"/>
-          <w:sz w:val="28"/>
-          <w:szCs w:val="28"/>
-        </w:rPr>
-      </w:pPr>
-      <w:r>
-        <w:rPr>
-          <w:rFonts w:ascii="Times New Roman" w:hAnsi="Times New Roman" w:cs="Times New Roman"/>
-          <w:sz w:val="28"/>
-          <w:szCs w:val="28"/>
-        </w:rPr>
-        <w:t xml:space="preserve">    </w:t>
-      </w:r>
-      <w:proofErr w:type="spellStart"/>
-      <w:proofErr w:type="gramStart"/>
-      <w:r>
-        <w:rPr>
-          <w:rFonts w:ascii="Times New Roman" w:hAnsi="Times New Roman" w:cs="Times New Roman"/>
-          <w:sz w:val="28"/>
-          <w:szCs w:val="28"/>
-        </w:rPr>
-        <w:t>conn.commit</w:t>
-      </w:r>
-      <w:proofErr w:type="spellEnd"/>
-      <w:proofErr w:type="gramEnd"/>
-      <w:r>
-        <w:rPr>
-          <w:rFonts w:ascii="Times New Roman" w:hAnsi="Times New Roman" w:cs="Times New Roman"/>
-          <w:sz w:val="28"/>
-          <w:szCs w:val="28"/>
-        </w:rPr>
-        <w:t>()</w:t>
-      </w:r>
-    </w:p>
-    <w:p>
-      <w:pPr>
-        <w:rPr>
-          <w:rFonts w:ascii="Times New Roman" w:hAnsi="Times New Roman" w:cs="Times New Roman"/>
-          <w:sz w:val="28"/>
-          <w:szCs w:val="28"/>
-        </w:rPr>
-      </w:pPr>
-      <w:r>
-        <w:rPr>
-          <w:rFonts w:ascii="Times New Roman" w:hAnsi="Times New Roman" w:cs="Times New Roman"/>
-          <w:sz w:val="28"/>
-          <w:szCs w:val="28"/>
-        </w:rPr>
-        <w:t xml:space="preserve">    </w:t>
-      </w:r>
-      <w:proofErr w:type="spellStart"/>
-      <w:proofErr w:type="gramStart"/>
-      <w:r>
-        <w:rPr>
-          <w:rFonts w:ascii="Times New Roman" w:hAnsi="Times New Roman" w:cs="Times New Roman"/>
-          <w:sz w:val="28"/>
-          <w:szCs w:val="28"/>
-        </w:rPr>
-        <w:t>conn.close</w:t>
-      </w:r>
-      <w:proofErr w:type="spellEnd"/>
-      <w:proofErr w:type="gramEnd"/>
-      <w:r>
-        <w:rPr>
-          <w:rFonts w:ascii="Times New Roman" w:hAnsi="Times New Roman" w:cs="Times New Roman"/>
-          <w:sz w:val="28"/>
-          <w:szCs w:val="28"/>
-        </w:rPr>
-        <w:t>()</w:t>
-      </w:r>
-    </w:p>
-    <w:p>
-      <w:pPr>
-        <w:rPr>
-          <w:rFonts w:ascii="Times New Roman" w:hAnsi="Times New Roman" w:cs="Times New Roman"/>
-          <w:sz w:val="28"/>
-          <w:szCs w:val="28"/>
-        </w:rPr>
-      </w:pPr>
-    </w:p>
-    <w:p>
-      <w:pPr>
-        <w:rPr>
-          <w:rFonts w:ascii="Times New Roman" w:hAnsi="Times New Roman" w:cs="Times New Roman"/>
-          <w:sz w:val="28"/>
-          <w:szCs w:val="28"/>
-        </w:rPr>
-      </w:pPr>
-      <w:proofErr w:type="spellStart"/>
-      <w:r>
-        <w:rPr>
-          <w:rFonts w:ascii="Times New Roman" w:hAnsi="Times New Roman" w:cs="Times New Roman"/>
-          <w:sz w:val="28"/>
-          <w:szCs w:val="28"/>
-        </w:rPr>
-        <w:t>ensure_users_</w:t>
-      </w:r>
-      <w:proofErr w:type="gramStart"/>
-      <w:r>
-        <w:rPr>
-          <w:rFonts w:ascii="Times New Roman" w:hAnsi="Times New Roman" w:cs="Times New Roman"/>
-          <w:sz w:val="28"/>
-          <w:szCs w:val="28"/>
-        </w:rPr>
-        <w:t>table</w:t>
-      </w:r>
-      <w:proofErr w:type="spellEnd"/>
-      <w:r>
-        <w:rPr>
-          <w:rFonts w:ascii="Times New Roman" w:hAnsi="Times New Roman" w:cs="Times New Roman"/>
-          <w:sz w:val="28"/>
-          <w:szCs w:val="28"/>
-        </w:rPr>
-        <w:t>(</w:t>
-      </w:r>
-      <w:proofErr w:type="gramEnd"/>
-      <w:r>
-        <w:rPr>
-          <w:rFonts w:ascii="Times New Roman" w:hAnsi="Times New Roman" w:cs="Times New Roman"/>
-          <w:sz w:val="28"/>
-          <w:szCs w:val="28"/>
-        </w:rPr>
-        <w:t>)</w:t>
-      </w:r>
-    </w:p>
-    <w:p>
-      <w:pPr>
-        <w:rPr>
-          <w:rFonts w:ascii="Times New Roman" w:hAnsi="Times New Roman" w:cs="Times New Roman"/>
-          <w:sz w:val="28"/>
-          <w:szCs w:val="28"/>
-        </w:rPr>
-      </w:pPr>
-    </w:p>
-    <w:p>
-      <w:pPr>
-        <w:rPr>
-          <w:rFonts w:ascii="Times New Roman" w:hAnsi="Times New Roman" w:cs="Times New Roman"/>
-          <w:sz w:val="28"/>
-          <w:szCs w:val="28"/>
-        </w:rPr>
-      </w:pPr>
-      <w:r>
-        <w:rPr>
-          <w:rFonts w:ascii="Times New Roman" w:hAnsi="Times New Roman" w:cs="Times New Roman"/>
-          <w:sz w:val="28"/>
-          <w:szCs w:val="28"/>
-        </w:rPr>
-        <w:t xml:space="preserve">def </w:t>
-      </w:r>
-      <w:proofErr w:type="spellStart"/>
-      <w:r>
-        <w:rPr>
-          <w:rFonts w:ascii="Times New Roman" w:hAnsi="Times New Roman" w:cs="Times New Roman"/>
-          <w:sz w:val="28"/>
-          <w:szCs w:val="28"/>
-        </w:rPr>
-        <w:t>create_consumption_table</w:t>
-      </w:r>
-      <w:proofErr w:type="spellEnd"/>
-      <w:r>
-        <w:rPr>
-          <w:rFonts w:ascii="Times New Roman" w:hAnsi="Times New Roman" w:cs="Times New Roman"/>
-          <w:sz w:val="28"/>
-          <w:szCs w:val="28"/>
-        </w:rPr>
-        <w:t>(</w:t>
-      </w:r>
-      <w:proofErr w:type="spellStart"/>
-      <w:r>
-        <w:rPr>
-          <w:rFonts w:ascii="Times New Roman" w:hAnsi="Times New Roman" w:cs="Times New Roman"/>
-          <w:i/>
-          <w:iCs/>
-          <w:sz w:val="28"/>
-          <w:szCs w:val="28"/>
-        </w:rPr>
-        <w:t>db_path</w:t>
-      </w:r>
-      <w:proofErr w:type="spellEnd"/>
-      <w:r>
-        <w:rPr>
-          <w:rFonts w:ascii="Times New Roman" w:hAnsi="Times New Roman" w:cs="Times New Roman"/>
-          <w:sz w:val="28"/>
-          <w:szCs w:val="28"/>
-        </w:rPr>
-        <w:t>):</w:t>
-      </w:r>
-    </w:p>
-    <w:p>
-      <w:pPr>
-        <w:rPr>
-          <w:rFonts w:ascii="Times New Roman" w:hAnsi="Times New Roman" w:cs="Times New Roman"/>
-          <w:sz w:val="28"/>
-          <w:szCs w:val="28"/>
-        </w:rPr>
-      </w:pPr>
-      <w:r>
-        <w:rPr>
-          <w:rFonts w:ascii="Times New Roman" w:hAnsi="Times New Roman" w:cs="Times New Roman"/>
-          <w:sz w:val="28"/>
-          <w:szCs w:val="28"/>
-        </w:rPr>
-        <w:t>    conn = sqlite3.connect(</w:t>
-      </w:r>
-      <w:proofErr w:type="spellStart"/>
-      <w:r>
-        <w:rPr>
-          <w:rFonts w:ascii="Times New Roman" w:hAnsi="Times New Roman" w:cs="Times New Roman"/>
-          <w:i/>
-          <w:iCs/>
-          <w:sz w:val="28"/>
-          <w:szCs w:val="28"/>
-        </w:rPr>
-        <w:t>db_path</w:t>
-      </w:r>
-      <w:proofErr w:type="spellEnd"/>
-      <w:r>
-        <w:rPr>
-          <w:rFonts w:ascii="Times New Roman" w:hAnsi="Times New Roman" w:cs="Times New Roman"/>
-          <w:sz w:val="28"/>
-          <w:szCs w:val="28"/>
-        </w:rPr>
-        <w:t>)</w:t>
-      </w:r>
-    </w:p>
-    <w:p>
-      <w:pPr>
-        <w:rPr>
-          <w:rFonts w:ascii="Times New Roman" w:hAnsi="Times New Roman" w:cs="Times New Roman"/>
-          <w:sz w:val="28"/>
-          <w:szCs w:val="28"/>
-        </w:rPr>
-      </w:pPr>
-      <w:r>
-        <w:rPr>
-          <w:rFonts w:ascii="Times New Roman" w:hAnsi="Times New Roman" w:cs="Times New Roman"/>
-          <w:sz w:val="28"/>
-          <w:szCs w:val="28"/>
-        </w:rPr>
-        <w:t xml:space="preserve">    c = </w:t>
-      </w:r>
-      <w:proofErr w:type="spellStart"/>
-      <w:proofErr w:type="gramStart"/>
-      <w:r>
-        <w:rPr>
-          <w:rFonts w:ascii="Times New Roman" w:hAnsi="Times New Roman" w:cs="Times New Roman"/>
-          <w:sz w:val="28"/>
-          <w:szCs w:val="28"/>
-        </w:rPr>
-        <w:t>conn.cursor</w:t>
-      </w:r>
-      <w:proofErr w:type="spellEnd"/>
-      <w:proofErr w:type="gramEnd"/>
-      <w:r>
-        <w:rPr>
-          <w:rFonts w:ascii="Times New Roman" w:hAnsi="Times New Roman" w:cs="Times New Roman"/>
-          <w:sz w:val="28"/>
-          <w:szCs w:val="28"/>
-        </w:rPr>
-        <w:t>()</w:t>
-      </w:r>
-    </w:p>
-    <w:p>
-      <w:pPr>
-        <w:rPr>
-          <w:rFonts w:ascii="Times New Roman" w:hAnsi="Times New Roman" w:cs="Times New Roman"/>
-          <w:sz w:val="28"/>
-          <w:szCs w:val="28"/>
-        </w:rPr>
-      </w:pPr>
-      <w:r>
-        <w:rPr>
-          <w:rFonts w:ascii="Times New Roman" w:hAnsi="Times New Roman" w:cs="Times New Roman"/>
-          <w:sz w:val="28"/>
-          <w:szCs w:val="28"/>
-        </w:rPr>
-        <w:t xml:space="preserve">    </w:t>
-      </w:r>
-      <w:proofErr w:type="spellStart"/>
-      <w:r>
-        <w:rPr>
-          <w:rFonts w:ascii="Times New Roman" w:hAnsi="Times New Roman" w:cs="Times New Roman"/>
-          <w:sz w:val="28"/>
-          <w:szCs w:val="28"/>
-        </w:rPr>
-        <w:t>c.</w:t>
-      </w:r>
-      <w:proofErr w:type="gramStart"/>
-      <w:r>
-        <w:rPr>
-          <w:rFonts w:ascii="Times New Roman" w:hAnsi="Times New Roman" w:cs="Times New Roman"/>
-          <w:sz w:val="28"/>
-          <w:szCs w:val="28"/>
-        </w:rPr>
-        <w:t>execute</w:t>
-      </w:r>
-      <w:proofErr w:type="spellEnd"/>
-      <w:r>
-        <w:rPr>
-          <w:rFonts w:ascii="Times New Roman" w:hAnsi="Times New Roman" w:cs="Times New Roman"/>
-          <w:sz w:val="28"/>
-          <w:szCs w:val="28"/>
-        </w:rPr>
-        <w:t>(</w:t>
-      </w:r>
-      <w:proofErr w:type="gramEnd"/>
-      <w:r>
-        <w:rPr>
-          <w:rFonts w:ascii="Times New Roman" w:hAnsi="Times New Roman" w:cs="Times New Roman"/>
-          <w:sz w:val="28"/>
-          <w:szCs w:val="28"/>
-        </w:rPr>
-        <w:t>'''</w:t>
-      </w:r>
-    </w:p>
-    <w:p>
-      <w:pPr>
-        <w:rPr>
-          <w:rFonts w:ascii="Times New Roman" w:hAnsi="Times New Roman" w:cs="Times New Roman"/>
-          <w:sz w:val="28"/>
-          <w:szCs w:val="28"/>
-        </w:rPr>
-      </w:pPr>
-      <w:r>
-        <w:rPr>
-          <w:rFonts w:ascii="Times New Roman" w:hAnsi="Times New Roman" w:cs="Times New Roman"/>
-          <w:sz w:val="28"/>
-          <w:szCs w:val="28"/>
-        </w:rPr>
-        <w:t>        CREATE TABLE IF NOT EXISTS consumption (</w:t>
-      </w:r>
-    </w:p>
-    <w:p>
-      <w:pPr>
-        <w:rPr>
-          <w:rFonts w:ascii="Times New Roman" w:hAnsi="Times New Roman" w:cs="Times New Roman"/>
-          <w:sz w:val="28"/>
-          <w:szCs w:val="28"/>
-        </w:rPr>
-      </w:pPr>
-      <w:r>
-        <w:rPr>
-          <w:rFonts w:ascii="Times New Roman" w:hAnsi="Times New Roman" w:cs="Times New Roman"/>
-          <w:sz w:val="28"/>
-          <w:szCs w:val="28"/>
-        </w:rPr>
-        <w:t>            id INTEGER PRIMARY KEY AUTOINCREMENT,</w:t>
-      </w:r>
-    </w:p>
-    <w:p>
-      <w:pPr>
-        <w:rPr>
-          <w:rFonts w:ascii="Times New Roman" w:hAnsi="Times New Roman" w:cs="Times New Roman"/>
-          <w:sz w:val="28"/>
-          <w:szCs w:val="28"/>
-        </w:rPr>
-      </w:pPr>
-      <w:r>
-        <w:rPr>
-          <w:rFonts w:ascii="Times New Roman" w:hAnsi="Times New Roman" w:cs="Times New Roman"/>
-          <w:sz w:val="28"/>
-          <w:szCs w:val="28"/>
-        </w:rPr>
-        <w:t xml:space="preserve">            </w:t>
-      </w:r>
-      <w:proofErr w:type="spellStart"/>
-      <w:r>
-        <w:rPr>
-          <w:rFonts w:ascii="Times New Roman" w:hAnsi="Times New Roman" w:cs="Times New Roman"/>
-          <w:sz w:val="28"/>
-          <w:szCs w:val="28"/>
-        </w:rPr>
-        <w:t>user_id</w:t>
-      </w:r>
-      <w:proofErr w:type="spellEnd"/>
-      <w:r>
-        <w:rPr>
-          <w:rFonts w:ascii="Times New Roman" w:hAnsi="Times New Roman" w:cs="Times New Roman"/>
-          <w:sz w:val="28"/>
-          <w:szCs w:val="28"/>
-        </w:rPr>
-        <w:t xml:space="preserve"> INTEGER,</w:t>
-      </w:r>
-    </w:p>
-    <w:p>
-      <w:pPr>
-        <w:rPr>
-          <w:rFonts w:ascii="Times New Roman" w:hAnsi="Times New Roman" w:cs="Times New Roman"/>
-          <w:sz w:val="28"/>
-          <w:szCs w:val="28"/>
-        </w:rPr>
-      </w:pPr>
-      <w:r>
-        <w:rPr>
-          <w:rFonts w:ascii="Times New Roman" w:hAnsi="Times New Roman" w:cs="Times New Roman"/>
-          <w:sz w:val="28"/>
-          <w:szCs w:val="28"/>
-        </w:rPr>
-        <w:t>            electricity REAL DEFAULT 0,</w:t>
-      </w:r>
-    </w:p>
-    <w:p>
-      <w:pPr>
-        <w:rPr>
-          <w:rFonts w:ascii="Times New Roman" w:hAnsi="Times New Roman" w:cs="Times New Roman"/>
-          <w:sz w:val="28"/>
-          <w:szCs w:val="28"/>
-        </w:rPr>
-      </w:pPr>
-      <w:r>
-        <w:rPr>
-          <w:rFonts w:ascii="Times New Roman" w:hAnsi="Times New Roman" w:cs="Times New Roman"/>
-          <w:sz w:val="28"/>
-          <w:szCs w:val="28"/>
-        </w:rPr>
-        <w:lastRenderedPageBreak/>
-        <w:t>            water REAL DEFAULT 0,</w:t>
-      </w:r>
-    </w:p>
-    <w:p>
-      <w:pPr>
-        <w:rPr>
-          <w:rFonts w:ascii="Times New Roman" w:hAnsi="Times New Roman" w:cs="Times New Roman"/>
-          <w:sz w:val="28"/>
-          <w:szCs w:val="28"/>
-        </w:rPr>
-      </w:pPr>
-      <w:r>
-        <w:rPr>
-          <w:rFonts w:ascii="Times New Roman" w:hAnsi="Times New Roman" w:cs="Times New Roman"/>
-          <w:sz w:val="28"/>
-          <w:szCs w:val="28"/>
-        </w:rPr>
-        <w:t>            gas REAL DEFAULT 0,</w:t>
-      </w:r>
-    </w:p>
-    <w:p>
-      <w:pPr>
-        <w:rPr>
-          <w:rFonts w:ascii="Times New Roman" w:hAnsi="Times New Roman" w:cs="Times New Roman"/>
-          <w:sz w:val="28"/>
-          <w:szCs w:val="28"/>
-        </w:rPr>
-      </w:pPr>
-      <w:r>
-        <w:rPr>
-          <w:rFonts w:ascii="Times New Roman" w:hAnsi="Times New Roman" w:cs="Times New Roman"/>
-          <w:sz w:val="28"/>
-          <w:szCs w:val="28"/>
-        </w:rPr>
-        <w:t xml:space="preserve">            </w:t>
-      </w:r>
-      <w:proofErr w:type="spellStart"/>
-      <w:r>
-        <w:rPr>
-          <w:rFonts w:ascii="Times New Roman" w:hAnsi="Times New Roman" w:cs="Times New Roman"/>
-          <w:sz w:val="28"/>
-          <w:szCs w:val="28"/>
-        </w:rPr>
-        <w:t>entry_date</w:t>
-      </w:r>
-      <w:proofErr w:type="spellEnd"/>
-      <w:r>
-        <w:rPr>
-          <w:rFonts w:ascii="Times New Roman" w:hAnsi="Times New Roman" w:cs="Times New Roman"/>
-          <w:sz w:val="28"/>
-          <w:szCs w:val="28"/>
-        </w:rPr>
-        <w:t xml:space="preserve"> TEXT DEFAULT (DATE('now')),</w:t>
-      </w:r>
-    </w:p>
-    <w:p>
-      <w:pPr>
-        <w:rPr>
-          <w:rFonts w:ascii="Times New Roman" w:hAnsi="Times New Roman" w:cs="Times New Roman"/>
-          <w:sz w:val="28"/>
-          <w:szCs w:val="28"/>
-        </w:rPr>
-      </w:pPr>
-      <w:r>
-        <w:rPr>
-          <w:rFonts w:ascii="Times New Roman" w:hAnsi="Times New Roman" w:cs="Times New Roman"/>
-          <w:sz w:val="28"/>
-          <w:szCs w:val="28"/>
-        </w:rPr>
-        <w:t xml:space="preserve">            </w:t>
-      </w:r>
-      <w:proofErr w:type="spellStart"/>
-      <w:r>
-        <w:rPr>
-          <w:rFonts w:ascii="Times New Roman" w:hAnsi="Times New Roman" w:cs="Times New Roman"/>
-          <w:sz w:val="28"/>
-          <w:szCs w:val="28"/>
-        </w:rPr>
-        <w:t>usage_time</w:t>
-      </w:r>
-      <w:proofErr w:type="spellEnd"/>
-      <w:r>
-        <w:rPr>
-          <w:rFonts w:ascii="Times New Roman" w:hAnsi="Times New Roman" w:cs="Times New Roman"/>
-          <w:sz w:val="28"/>
-          <w:szCs w:val="28"/>
-        </w:rPr>
-        <w:t xml:space="preserve"> TEXT DEFAULT NULL,</w:t>
-      </w:r>
-    </w:p>
-    <w:p>
-      <w:pPr>
-        <w:rPr>
-          <w:rFonts w:ascii="Times New Roman" w:hAnsi="Times New Roman" w:cs="Times New Roman"/>
-          <w:sz w:val="28"/>
-          <w:szCs w:val="28"/>
-        </w:rPr>
-      </w:pPr>
-      <w:r>
-        <w:rPr>
-          <w:rFonts w:ascii="Times New Roman" w:hAnsi="Times New Roman" w:cs="Times New Roman"/>
-          <w:sz w:val="28"/>
-          <w:szCs w:val="28"/>
-        </w:rPr>
-        <w:t xml:space="preserve">            </w:t>
-      </w:r>
-      <w:proofErr w:type="spellStart"/>
-      <w:r>
-        <w:rPr>
-          <w:rFonts w:ascii="Times New Roman" w:hAnsi="Times New Roman" w:cs="Times New Roman"/>
-          <w:sz w:val="28"/>
-          <w:szCs w:val="28"/>
-        </w:rPr>
-        <w:t>usage_reason</w:t>
-      </w:r>
-      <w:proofErr w:type="spellEnd"/>
-      <w:r>
-        <w:rPr>
-          <w:rFonts w:ascii="Times New Roman" w:hAnsi="Times New Roman" w:cs="Times New Roman"/>
-          <w:sz w:val="28"/>
-          <w:szCs w:val="28"/>
-        </w:rPr>
-        <w:t xml:space="preserve"> TEXT DEFAULT NULL</w:t>
-      </w:r>
-    </w:p>
-    <w:p>
-      <w:pPr>
-        <w:rPr>
-          <w:rFonts w:ascii="Times New Roman" w:hAnsi="Times New Roman" w:cs="Times New Roman"/>
-          <w:sz w:val="28"/>
-          <w:szCs w:val="28"/>
-        </w:rPr>
-      </w:pPr>
-      <w:r>
-        <w:rPr>
-          <w:rFonts w:ascii="Times New Roman" w:hAnsi="Times New Roman" w:cs="Times New Roman"/>
-          <w:sz w:val="28"/>
-          <w:szCs w:val="28"/>
-        </w:rPr>
-        <w:t>        )</w:t>
-      </w:r>
-    </w:p>
-    <w:p>
-      <w:pPr>
-        <w:rPr>
-          <w:rFonts w:ascii="Times New Roman" w:hAnsi="Times New Roman" w:cs="Times New Roman"/>
-          <w:sz w:val="28"/>
-          <w:szCs w:val="28"/>
-        </w:rPr>
-      </w:pPr>
-      <w:r>
-        <w:rPr>
-          <w:rFonts w:ascii="Times New Roman" w:hAnsi="Times New Roman" w:cs="Times New Roman"/>
-          <w:sz w:val="28"/>
-          <w:szCs w:val="28"/>
-        </w:rPr>
-        <w:t>    ''')</w:t>
-      </w:r>
-    </w:p>
-    <w:p>
-      <w:pPr>
-        <w:rPr>
-          <w:rFonts w:ascii="Times New Roman" w:hAnsi="Times New Roman" w:cs="Times New Roman"/>
-          <w:sz w:val="28"/>
-          <w:szCs w:val="28"/>
-        </w:rPr>
-      </w:pPr>
-      <w:r>
-        <w:rPr>
-          <w:rFonts w:ascii="Times New Roman" w:hAnsi="Times New Roman" w:cs="Times New Roman"/>
-          <w:sz w:val="28"/>
-          <w:szCs w:val="28"/>
-        </w:rPr>
-        <w:t xml:space="preserve">    </w:t>
-      </w:r>
-      <w:proofErr w:type="spellStart"/>
-      <w:proofErr w:type="gramStart"/>
-      <w:r>
-        <w:rPr>
-          <w:rFonts w:ascii="Times New Roman" w:hAnsi="Times New Roman" w:cs="Times New Roman"/>
-          <w:sz w:val="28"/>
-          <w:szCs w:val="28"/>
-        </w:rPr>
-        <w:t>conn.commit</w:t>
-      </w:r>
-      <w:proofErr w:type="spellEnd"/>
-      <w:proofErr w:type="gramEnd"/>
-      <w:r>
-        <w:rPr>
-          <w:rFonts w:ascii="Times New Roman" w:hAnsi="Times New Roman" w:cs="Times New Roman"/>
-          <w:sz w:val="28"/>
-          <w:szCs w:val="28"/>
-        </w:rPr>
-        <w:t>()</w:t>
-      </w:r>
-    </w:p>
-    <w:p>
-      <w:pPr>
-        <w:rPr>
-          <w:rFonts w:ascii="Times New Roman" w:hAnsi="Times New Roman" w:cs="Times New Roman"/>
-          <w:sz w:val="28"/>
-          <w:szCs w:val="28"/>
-        </w:rPr>
-      </w:pPr>
-      <w:r>
-        <w:rPr>
-          <w:rFonts w:ascii="Times New Roman" w:hAnsi="Times New Roman" w:cs="Times New Roman"/>
-          <w:sz w:val="28"/>
-          <w:szCs w:val="28"/>
-        </w:rPr>
-        <w:t xml:space="preserve">    </w:t>
-      </w:r>
-      <w:proofErr w:type="spellStart"/>
-      <w:proofErr w:type="gramStart"/>
-      <w:r>
-        <w:rPr>
-          <w:rFonts w:ascii="Times New Roman" w:hAnsi="Times New Roman" w:cs="Times New Roman"/>
-          <w:sz w:val="28"/>
-          <w:szCs w:val="28"/>
-        </w:rPr>
-        <w:t>conn.close</w:t>
-      </w:r>
-      <w:proofErr w:type="spellEnd"/>
-      <w:proofErr w:type="gramEnd"/>
-      <w:r>
-        <w:rPr>
-          <w:rFonts w:ascii="Times New Roman" w:hAnsi="Times New Roman" w:cs="Times New Roman"/>
-          <w:sz w:val="28"/>
-          <w:szCs w:val="28"/>
-        </w:rPr>
-        <w:t>()</w:t>
-      </w:r>
-    </w:p>
-    <w:p>
-      <w:pPr>
-        <w:rPr>
-          <w:rFonts w:ascii="Times New Roman" w:hAnsi="Times New Roman" w:cs="Times New Roman"/>
-          <w:b/>
-          <w:bCs/>
-          <w:sz w:val="32"/>
-          <w:szCs w:val="32"/>
-          <w:lang w:val="en-US"/>
-        </w:rPr>
-      </w:pPr>
-      <w:r>
-        <w:rPr>
-          <w:rFonts w:ascii="Times New Roman" w:hAnsi="Times New Roman" w:cs="Times New Roman"/>
-          <w:b/>
-          <w:bCs/>
-          <w:sz w:val="32"/>
-          <w:szCs w:val="32"/>
-          <w:lang w:val="en-US"/>
-        </w:rPr>
-        <w:t xml:space="preserve"> Goals Tracking: </w:t>
-      </w:r>
-    </w:p>
-    <w:p>
-      <w:pPr>
-        <w:rPr>
-          <w:rFonts w:ascii="Times New Roman" w:hAnsi="Times New Roman" w:cs="Times New Roman"/>
-          <w:sz w:val="28"/>
-          <w:szCs w:val="28"/>
-        </w:rPr>
-      </w:pPr>
-      <w:r>
-        <w:rPr>
-          <w:rFonts w:ascii="Times New Roman" w:hAnsi="Times New Roman" w:cs="Times New Roman"/>
-          <w:sz w:val="28"/>
-          <w:szCs w:val="28"/>
-        </w:rPr>
-        <w:t>def _</w:t>
-      </w:r>
-      <w:proofErr w:type="spellStart"/>
-      <w:r>
-        <w:rPr>
-          <w:rFonts w:ascii="Times New Roman" w:hAnsi="Times New Roman" w:cs="Times New Roman"/>
-          <w:sz w:val="28"/>
-          <w:szCs w:val="28"/>
-        </w:rPr>
-        <w:t>fetch_goals</w:t>
-      </w:r>
-      <w:proofErr w:type="spellEnd"/>
-      <w:r>
-        <w:rPr>
-          <w:rFonts w:ascii="Times New Roman" w:hAnsi="Times New Roman" w:cs="Times New Roman"/>
-          <w:sz w:val="28"/>
-          <w:szCs w:val="28"/>
-        </w:rPr>
-        <w:t>(</w:t>
-      </w:r>
-      <w:r>
-        <w:rPr>
-          <w:rFonts w:ascii="Times New Roman" w:hAnsi="Times New Roman" w:cs="Times New Roman"/>
-          <w:i/>
-          <w:iCs/>
-          <w:sz w:val="28"/>
-          <w:szCs w:val="28"/>
-        </w:rPr>
-        <w:t>self</w:t>
-      </w:r>
-      <w:r>
-        <w:rPr>
-          <w:rFonts w:ascii="Times New Roman" w:hAnsi="Times New Roman" w:cs="Times New Roman"/>
-          <w:sz w:val="28"/>
-          <w:szCs w:val="28"/>
-        </w:rPr>
-        <w:t>):</w:t>
-      </w:r>
-    </w:p>
-    <w:p>
-      <w:pPr>
-        <w:rPr>
-          <w:rFonts w:ascii="Times New Roman" w:hAnsi="Times New Roman" w:cs="Times New Roman"/>
-          <w:sz w:val="28"/>
-          <w:szCs w:val="28"/>
-        </w:rPr>
-      </w:pPr>
-      <w:r>
-        <w:rPr>
-          <w:rFonts w:ascii="Times New Roman" w:hAnsi="Times New Roman" w:cs="Times New Roman"/>
-          <w:sz w:val="28"/>
-          <w:szCs w:val="28"/>
-        </w:rPr>
-        <w:t>        conn = sqlite3.connect(</w:t>
-      </w:r>
-      <w:proofErr w:type="spellStart"/>
-      <w:r>
-        <w:rPr>
-          <w:rFonts w:ascii="Times New Roman" w:hAnsi="Times New Roman" w:cs="Times New Roman"/>
-          <w:i/>
-          <w:iCs/>
-          <w:sz w:val="28"/>
-          <w:szCs w:val="28"/>
-        </w:rPr>
-        <w:t>self</w:t>
-      </w:r>
-      <w:r>
-        <w:rPr>
-          <w:rFonts w:ascii="Times New Roman" w:hAnsi="Times New Roman" w:cs="Times New Roman"/>
-          <w:sz w:val="28"/>
-          <w:szCs w:val="28"/>
-        </w:rPr>
-        <w:t>.db_path</w:t>
-      </w:r>
-      <w:proofErr w:type="spellEnd"/>
-      <w:r>
-        <w:rPr>
-          <w:rFonts w:ascii="Times New Roman" w:hAnsi="Times New Roman" w:cs="Times New Roman"/>
-          <w:sz w:val="28"/>
-          <w:szCs w:val="28"/>
-        </w:rPr>
-        <w:t>)</w:t>
-      </w:r>
-    </w:p>
-    <w:p>
-      <w:pPr>
-        <w:rPr>
-          <w:rFonts w:ascii="Times New Roman" w:hAnsi="Times New Roman" w:cs="Times New Roman"/>
-          <w:sz w:val="28"/>
-          <w:szCs w:val="28"/>
-        </w:rPr>
-      </w:pPr>
-      <w:r>
-        <w:rPr>
-          <w:rFonts w:ascii="Times New Roman" w:hAnsi="Times New Roman" w:cs="Times New Roman"/>
-          <w:sz w:val="28"/>
-          <w:szCs w:val="28"/>
-        </w:rPr>
-        <w:t xml:space="preserve">        c = </w:t>
-      </w:r>
-      <w:proofErr w:type="spellStart"/>
-      <w:proofErr w:type="gramStart"/>
-      <w:r>
-        <w:rPr>
-          <w:rFonts w:ascii="Times New Roman" w:hAnsi="Times New Roman" w:cs="Times New Roman"/>
-          <w:sz w:val="28"/>
-          <w:szCs w:val="28"/>
-        </w:rPr>
-        <w:t>conn.cursor</w:t>
-      </w:r>
-      <w:proofErr w:type="spellEnd"/>
-      <w:proofErr w:type="gramEnd"/>
-      <w:r>
-        <w:rPr>
-          <w:rFonts w:ascii="Times New Roman" w:hAnsi="Times New Roman" w:cs="Times New Roman"/>
-          <w:sz w:val="28"/>
-          <w:szCs w:val="28"/>
-        </w:rPr>
-        <w:t>()</w:t>
-      </w:r>
-    </w:p>
-    <w:p>
-      <w:pPr>
-        <w:rPr>
-          <w:rFonts w:ascii="Times New Roman" w:hAnsi="Times New Roman" w:cs="Times New Roman"/>
-          <w:sz w:val="28"/>
-          <w:szCs w:val="28"/>
-        </w:rPr>
-      </w:pPr>
-      <w:r>
-        <w:rPr>
-          <w:rFonts w:ascii="Times New Roman" w:hAnsi="Times New Roman" w:cs="Times New Roman"/>
-          <w:sz w:val="28"/>
-          <w:szCs w:val="28"/>
-        </w:rPr>
-        <w:t>        try:</w:t>
-      </w:r>
-    </w:p>
-    <w:p>
-      <w:pPr>
-        <w:rPr>
-          <w:rFonts w:ascii="Times New Roman" w:hAnsi="Times New Roman" w:cs="Times New Roman"/>
-          <w:sz w:val="28"/>
-          <w:szCs w:val="28"/>
-        </w:rPr>
-      </w:pPr>
-      <w:r>
-        <w:rPr>
-          <w:rFonts w:ascii="Times New Roman" w:hAnsi="Times New Roman" w:cs="Times New Roman"/>
-          <w:sz w:val="28"/>
-          <w:szCs w:val="28"/>
-        </w:rPr>
-        <w:t xml:space="preserve">            </w:t>
-      </w:r>
-      <w:proofErr w:type="spellStart"/>
-      <w:r>
-        <w:rPr>
-          <w:rFonts w:ascii="Times New Roman" w:hAnsi="Times New Roman" w:cs="Times New Roman"/>
-          <w:sz w:val="28"/>
-          <w:szCs w:val="28"/>
-        </w:rPr>
-        <w:t>c.</w:t>
-      </w:r>
-      <w:proofErr w:type="gramStart"/>
-      <w:r>
-        <w:rPr>
-          <w:rFonts w:ascii="Times New Roman" w:hAnsi="Times New Roman" w:cs="Times New Roman"/>
-          <w:sz w:val="28"/>
-          <w:szCs w:val="28"/>
-        </w:rPr>
-        <w:t>execute</w:t>
-      </w:r>
-      <w:proofErr w:type="spellEnd"/>
-      <w:r>
-        <w:rPr>
-          <w:rFonts w:ascii="Times New Roman" w:hAnsi="Times New Roman" w:cs="Times New Roman"/>
-          <w:sz w:val="28"/>
-          <w:szCs w:val="28"/>
-        </w:rPr>
-        <w:t>(</w:t>
-      </w:r>
-      <w:proofErr w:type="gramEnd"/>
-      <w:r>
-        <w:rPr>
-          <w:rFonts w:ascii="Times New Roman" w:hAnsi="Times New Roman" w:cs="Times New Roman"/>
-          <w:sz w:val="28"/>
-          <w:szCs w:val="28"/>
-        </w:rPr>
-        <w:t>"""</w:t>
-      </w:r>
-    </w:p>
-    <w:p>
-      <w:pPr>
-        <w:rPr>
-          <w:rFonts w:ascii="Times New Roman" w:hAnsi="Times New Roman" w:cs="Times New Roman"/>
-          <w:sz w:val="28"/>
-          <w:szCs w:val="28"/>
-        </w:rPr>
-      </w:pPr>
-      <w:r>
-        <w:rPr>
-          <w:rFonts w:ascii="Times New Roman" w:hAnsi="Times New Roman" w:cs="Times New Roman"/>
-          <w:sz w:val="28"/>
-          <w:szCs w:val="28"/>
-        </w:rPr>
-        <w:t xml:space="preserve">                SELECT </w:t>
-      </w:r>
-      <w:proofErr w:type="spellStart"/>
-      <w:r>
-        <w:rPr>
-          <w:rFonts w:ascii="Times New Roman" w:hAnsi="Times New Roman" w:cs="Times New Roman"/>
-          <w:sz w:val="28"/>
-          <w:szCs w:val="28"/>
-        </w:rPr>
-        <w:t>goal_type</w:t>
-      </w:r>
-      <w:proofErr w:type="spellEnd"/>
-      <w:r>
-        <w:rPr>
-          <w:rFonts w:ascii="Times New Roman" w:hAnsi="Times New Roman" w:cs="Times New Roman"/>
-          <w:sz w:val="28"/>
-          <w:szCs w:val="28"/>
-        </w:rPr>
-        <w:t xml:space="preserve">, </w:t>
-      </w:r>
-      <w:proofErr w:type="spellStart"/>
-      <w:r>
-        <w:rPr>
-          <w:rFonts w:ascii="Times New Roman" w:hAnsi="Times New Roman" w:cs="Times New Roman"/>
-          <w:sz w:val="28"/>
-          <w:szCs w:val="28"/>
-        </w:rPr>
-        <w:t>target_value</w:t>
-      </w:r>
-      <w:proofErr w:type="spellEnd"/>
-      <w:r>
-        <w:rPr>
-          <w:rFonts w:ascii="Times New Roman" w:hAnsi="Times New Roman" w:cs="Times New Roman"/>
-          <w:sz w:val="28"/>
-          <w:szCs w:val="28"/>
-        </w:rPr>
-        <w:t>, period, deadline</w:t>
-      </w:r>
-    </w:p>
-    <w:p>
-      <w:pPr>
-        <w:rPr>
-          <w:rFonts w:ascii="Times New Roman" w:hAnsi="Times New Roman" w:cs="Times New Roman"/>
-          <w:sz w:val="28"/>
-          <w:szCs w:val="28"/>
-        </w:rPr>
-      </w:pPr>
-      <w:r>
-        <w:rPr>
-          <w:rFonts w:ascii="Times New Roman" w:hAnsi="Times New Roman" w:cs="Times New Roman"/>
-          <w:sz w:val="28"/>
-          <w:szCs w:val="28"/>
-        </w:rPr>
-        <w:t>                FROM goals</w:t>
-      </w:r>
-    </w:p>
-    <w:p>
-      <w:pPr>
-        <w:rPr>
-          <w:rFonts w:ascii="Times New Roman" w:hAnsi="Times New Roman" w:cs="Times New Roman"/>
-          <w:sz w:val="28"/>
-          <w:szCs w:val="28"/>
-        </w:rPr>
-      </w:pPr>
-      <w:r>
-        <w:rPr>
-          <w:rFonts w:ascii="Times New Roman" w:hAnsi="Times New Roman" w:cs="Times New Roman"/>
-          <w:sz w:val="28"/>
-          <w:szCs w:val="28"/>
-        </w:rPr>
-        <w:t xml:space="preserve">                WHERE </w:t>
-      </w:r>
-      <w:proofErr w:type="spellStart"/>
-      <w:r>
-        <w:rPr>
-          <w:rFonts w:ascii="Times New Roman" w:hAnsi="Times New Roman" w:cs="Times New Roman"/>
-          <w:sz w:val="28"/>
-          <w:szCs w:val="28"/>
-        </w:rPr>
-        <w:t>user_id</w:t>
-      </w:r>
-      <w:proofErr w:type="spellEnd"/>
-      <w:r>
-        <w:rPr>
-          <w:rFonts w:ascii="Times New Roman" w:hAnsi="Times New Roman" w:cs="Times New Roman"/>
-          <w:sz w:val="28"/>
-          <w:szCs w:val="28"/>
-        </w:rPr>
-        <w:t>=?</w:t>
-      </w:r>
-    </w:p>
-    <w:p>
-      <w:pPr>
-        <w:rPr>
-          <w:rFonts w:ascii="Times New Roman" w:hAnsi="Times New Roman" w:cs="Times New Roman"/>
-          <w:sz w:val="28"/>
-          <w:szCs w:val="28"/>
-        </w:rPr>
-      </w:pPr>
-      <w:r>
-        <w:rPr>
-          <w:rFonts w:ascii="Times New Roman" w:hAnsi="Times New Roman" w:cs="Times New Roman"/>
-          <w:sz w:val="28"/>
-          <w:szCs w:val="28"/>
-        </w:rPr>
-        <w:t xml:space="preserve">                ORDER BY </w:t>
-      </w:r>
-      <w:proofErr w:type="spellStart"/>
-      <w:r>
-        <w:rPr>
-          <w:rFonts w:ascii="Times New Roman" w:hAnsi="Times New Roman" w:cs="Times New Roman"/>
-          <w:sz w:val="28"/>
-          <w:szCs w:val="28"/>
-        </w:rPr>
-        <w:t>created_at</w:t>
-      </w:r>
-      <w:proofErr w:type="spellEnd"/>
-      <w:r>
-        <w:rPr>
-          <w:rFonts w:ascii="Times New Roman" w:hAnsi="Times New Roman" w:cs="Times New Roman"/>
-          <w:sz w:val="28"/>
-          <w:szCs w:val="28"/>
-        </w:rPr>
-        <w:t xml:space="preserve"> DESC</w:t>
-      </w:r>
-    </w:p>
-    <w:p>
-      <w:pPr>
-        <w:rPr>
-          <w:rFonts w:ascii="Times New Roman" w:hAnsi="Times New Roman" w:cs="Times New Roman"/>
-          <w:sz w:val="28"/>
-          <w:szCs w:val="28"/>
-        </w:rPr>
-      </w:pPr>
-      <w:r>
-        <w:rPr>
-          <w:rFonts w:ascii="Times New Roman" w:hAnsi="Times New Roman" w:cs="Times New Roman"/>
-          <w:sz w:val="28"/>
-          <w:szCs w:val="28"/>
-        </w:rPr>
-        <w:t>            """, (</w:t>
-      </w:r>
-      <w:proofErr w:type="spellStart"/>
-      <w:r>
-        <w:rPr>
-          <w:rFonts w:ascii="Times New Roman" w:hAnsi="Times New Roman" w:cs="Times New Roman"/>
-          <w:i/>
-          <w:iCs/>
-          <w:sz w:val="28"/>
-          <w:szCs w:val="28"/>
-        </w:rPr>
-        <w:t>self</w:t>
-      </w:r>
-      <w:r>
-        <w:rPr>
-          <w:rFonts w:ascii="Times New Roman" w:hAnsi="Times New Roman" w:cs="Times New Roman"/>
-          <w:sz w:val="28"/>
-          <w:szCs w:val="28"/>
-        </w:rPr>
-        <w:t>.user_id</w:t>
-      </w:r>
-      <w:proofErr w:type="spellEnd"/>
-      <w:r>
-        <w:rPr>
-          <w:rFonts w:ascii="Times New Roman" w:hAnsi="Times New Roman" w:cs="Times New Roman"/>
-          <w:sz w:val="28"/>
-          <w:szCs w:val="28"/>
-        </w:rPr>
-        <w:t>,))</w:t>
-      </w:r>
-    </w:p>
-    <w:p>
-      <w:pPr>
-        <w:rPr>
-          <w:rFonts w:ascii="Times New Roman" w:hAnsi="Times New Roman" w:cs="Times New Roman"/>
-          <w:sz w:val="28"/>
-          <w:szCs w:val="28"/>
-        </w:rPr>
-      </w:pPr>
-      <w:r>
-        <w:rPr>
-          <w:rFonts w:ascii="Times New Roman" w:hAnsi="Times New Roman" w:cs="Times New Roman"/>
-          <w:sz w:val="28"/>
-          <w:szCs w:val="28"/>
-        </w:rPr>
-        <w:t xml:space="preserve">            rows = </w:t>
-      </w:r>
-      <w:proofErr w:type="spellStart"/>
-      <w:proofErr w:type="gramStart"/>
-      <w:r>
-        <w:rPr>
-          <w:rFonts w:ascii="Times New Roman" w:hAnsi="Times New Roman" w:cs="Times New Roman"/>
-          <w:sz w:val="28"/>
-          <w:szCs w:val="28"/>
-        </w:rPr>
-        <w:t>c.fetchall</w:t>
-      </w:r>
-      <w:proofErr w:type="spellEnd"/>
-      <w:proofErr w:type="gramEnd"/>
-      <w:r>
-        <w:rPr>
-          <w:rFonts w:ascii="Times New Roman" w:hAnsi="Times New Roman" w:cs="Times New Roman"/>
-          <w:sz w:val="28"/>
-          <w:szCs w:val="28"/>
-        </w:rPr>
-        <w:t>()</w:t>
-      </w:r>
-    </w:p>
-    <w:p>
-      <w:pPr>
-        <w:rPr>
-          <w:rFonts w:ascii="Times New Roman" w:hAnsi="Times New Roman" w:cs="Times New Roman"/>
-          <w:sz w:val="28"/>
-          <w:szCs w:val="28"/>
-        </w:rPr>
-      </w:pPr>
-      <w:r>
-        <w:rPr>
-          <w:rFonts w:ascii="Times New Roman" w:hAnsi="Times New Roman" w:cs="Times New Roman"/>
-          <w:sz w:val="28"/>
-          <w:szCs w:val="28"/>
-        </w:rPr>
-        <w:t>        except Exception:</w:t>
-      </w:r>
-    </w:p>
-    <w:p>
-      <w:pPr>
-        <w:rPr>
-          <w:rFonts w:ascii="Times New Roman" w:hAnsi="Times New Roman" w:cs="Times New Roman"/>
-          <w:sz w:val="28"/>
-          <w:szCs w:val="28"/>
-        </w:rPr>
-      </w:pPr>
-      <w:r>
-        <w:rPr>
-          <w:rFonts w:ascii="Times New Roman" w:hAnsi="Times New Roman" w:cs="Times New Roman"/>
-          <w:sz w:val="28"/>
-          <w:szCs w:val="28"/>
-        </w:rPr>
-        <w:t>            rows = []</w:t>
-      </w:r>
-    </w:p>
-    <w:p>
-      <w:pPr>
-        <w:rPr>
-          <w:rFonts w:ascii="Times New Roman" w:hAnsi="Times New Roman" w:cs="Times New Roman"/>
-          <w:sz w:val="28"/>
-          <w:szCs w:val="28"/>
-        </w:rPr>
-      </w:pPr>
-      <w:r>
-        <w:rPr>
-          <w:rFonts w:ascii="Times New Roman" w:hAnsi="Times New Roman" w:cs="Times New Roman"/>
-          <w:sz w:val="28"/>
-          <w:szCs w:val="28"/>
-        </w:rPr>
-        <w:t xml:space="preserve">        </w:t>
-      </w:r>
-      <w:proofErr w:type="spellStart"/>
-      <w:proofErr w:type="gramStart"/>
-      <w:r>
-        <w:rPr>
-          <w:rFonts w:ascii="Times New Roman" w:hAnsi="Times New Roman" w:cs="Times New Roman"/>
-          <w:sz w:val="28"/>
-          <w:szCs w:val="28"/>
-        </w:rPr>
-        <w:t>conn.close</w:t>
-      </w:r>
-      <w:proofErr w:type="spellEnd"/>
-      <w:proofErr w:type="gramEnd"/>
-      <w:r>
-        <w:rPr>
-          <w:rFonts w:ascii="Times New Roman" w:hAnsi="Times New Roman" w:cs="Times New Roman"/>
-          <w:sz w:val="28"/>
-          <w:szCs w:val="28"/>
-        </w:rPr>
-        <w:t>()</w:t>
-      </w:r>
-    </w:p>
-    <w:p>
-      <w:pPr>
-        <w:rPr>
-          <w:rFonts w:ascii="Times New Roman" w:hAnsi="Times New Roman" w:cs="Times New Roman"/>
-          <w:sz w:val="28"/>
-          <w:szCs w:val="28"/>
-        </w:rPr>
-      </w:pPr>
-      <w:r>
-        <w:rPr>
-          <w:rFonts w:ascii="Times New Roman" w:hAnsi="Times New Roman" w:cs="Times New Roman"/>
-          <w:sz w:val="28"/>
-          <w:szCs w:val="28"/>
-        </w:rPr>
-        <w:t>        return rows</w:t>
-      </w:r>
-    </w:p>
-    <w:p>
-      <w:pPr>
-        <w:rPr>
-          <w:rFonts w:ascii="Times New Roman" w:hAnsi="Times New Roman" w:cs="Times New Roman"/>
-          <w:sz w:val="28"/>
-          <w:szCs w:val="28"/>
-        </w:rPr>
-      </w:pPr>
-    </w:p>
-    <w:p>
-      <w:pPr>
-        <w:rPr>
-          <w:rFonts w:ascii="Times New Roman" w:hAnsi="Times New Roman" w:cs="Times New Roman"/>
-          <w:sz w:val="28"/>
-          <w:szCs w:val="28"/>
-        </w:rPr>
-      </w:pPr>
-      <w:r>
-        <w:rPr>
-          <w:rFonts w:ascii="Times New Roman" w:hAnsi="Times New Roman" w:cs="Times New Roman"/>
-          <w:sz w:val="28"/>
-          <w:szCs w:val="28"/>
-        </w:rPr>
-        <w:t>    def _</w:t>
-      </w:r>
-      <w:proofErr w:type="spellStart"/>
-      <w:r>
-        <w:rPr>
-          <w:rFonts w:ascii="Times New Roman" w:hAnsi="Times New Roman" w:cs="Times New Roman"/>
-          <w:sz w:val="28"/>
-          <w:szCs w:val="28"/>
-        </w:rPr>
-        <w:t>compute_current_</w:t>
-      </w:r>
-      <w:proofErr w:type="gramStart"/>
-      <w:r>
-        <w:rPr>
-          <w:rFonts w:ascii="Times New Roman" w:hAnsi="Times New Roman" w:cs="Times New Roman"/>
-          <w:sz w:val="28"/>
-          <w:szCs w:val="28"/>
-        </w:rPr>
-        <w:t>avg</w:t>
-      </w:r>
-      <w:proofErr w:type="spellEnd"/>
-      <w:r>
-        <w:rPr>
-          <w:rFonts w:ascii="Times New Roman" w:hAnsi="Times New Roman" w:cs="Times New Roman"/>
-          <w:sz w:val="28"/>
-          <w:szCs w:val="28"/>
-        </w:rPr>
-        <w:t>(</w:t>
-      </w:r>
-      <w:proofErr w:type="gramEnd"/>
-      <w:r>
-        <w:rPr>
-          <w:rFonts w:ascii="Times New Roman" w:hAnsi="Times New Roman" w:cs="Times New Roman"/>
-          <w:i/>
-          <w:iCs/>
-          <w:sz w:val="28"/>
-          <w:szCs w:val="28"/>
-        </w:rPr>
-        <w:t>self</w:t>
-      </w:r>
-      <w:r>
-        <w:rPr>
-          <w:rFonts w:ascii="Times New Roman" w:hAnsi="Times New Roman" w:cs="Times New Roman"/>
-          <w:sz w:val="28"/>
-          <w:szCs w:val="28"/>
-        </w:rPr>
-        <w:t xml:space="preserve">, </w:t>
-      </w:r>
-      <w:proofErr w:type="spellStart"/>
-      <w:r>
-        <w:rPr>
-          <w:rFonts w:ascii="Times New Roman" w:hAnsi="Times New Roman" w:cs="Times New Roman"/>
-          <w:i/>
-          <w:iCs/>
-          <w:sz w:val="28"/>
-          <w:szCs w:val="28"/>
-        </w:rPr>
-        <w:t>goal_type</w:t>
-      </w:r>
-      <w:proofErr w:type="spellEnd"/>
-      <w:r>
-        <w:rPr>
-          <w:rFonts w:ascii="Times New Roman" w:hAnsi="Times New Roman" w:cs="Times New Roman"/>
-          <w:sz w:val="28"/>
-          <w:szCs w:val="28"/>
-        </w:rPr>
-        <w:t xml:space="preserve">, </w:t>
-      </w:r>
-      <w:r>
-        <w:rPr>
-          <w:rFonts w:ascii="Times New Roman" w:hAnsi="Times New Roman" w:cs="Times New Roman"/>
-          <w:i/>
-          <w:iCs/>
-          <w:sz w:val="28"/>
-          <w:szCs w:val="28"/>
-        </w:rPr>
-        <w:t>period</w:t>
-      </w:r>
-      <w:r>
-        <w:rPr>
-          <w:rFonts w:ascii="Times New Roman" w:hAnsi="Times New Roman" w:cs="Times New Roman"/>
-          <w:sz w:val="28"/>
-          <w:szCs w:val="28"/>
-        </w:rPr>
-        <w:t>):</w:t>
-      </w:r>
-    </w:p>
-    <w:p>
-      <w:pPr>
-        <w:rPr>
-          <w:rFonts w:ascii="Times New Roman" w:hAnsi="Times New Roman" w:cs="Times New Roman"/>
-          <w:sz w:val="28"/>
-          <w:szCs w:val="28"/>
-        </w:rPr>
-      </w:pPr>
-      <w:r>
-        <w:rPr>
-          <w:rFonts w:ascii="Times New Roman" w:hAnsi="Times New Roman" w:cs="Times New Roman"/>
-          <w:sz w:val="28"/>
-          <w:szCs w:val="28"/>
-        </w:rPr>
-        <w:lastRenderedPageBreak/>
-        <w:t>        conn = sqlite3.connect(</w:t>
-      </w:r>
-      <w:proofErr w:type="spellStart"/>
-      <w:r>
-        <w:rPr>
-          <w:rFonts w:ascii="Times New Roman" w:hAnsi="Times New Roman" w:cs="Times New Roman"/>
-          <w:i/>
-          <w:iCs/>
-          <w:sz w:val="28"/>
-          <w:szCs w:val="28"/>
-        </w:rPr>
-        <w:t>self</w:t>
-      </w:r>
-      <w:r>
-        <w:rPr>
-          <w:rFonts w:ascii="Times New Roman" w:hAnsi="Times New Roman" w:cs="Times New Roman"/>
-          <w:sz w:val="28"/>
-          <w:szCs w:val="28"/>
-        </w:rPr>
-        <w:t>.db_path</w:t>
-      </w:r>
-      <w:proofErr w:type="spellEnd"/>
-      <w:r>
-        <w:rPr>
-          <w:rFonts w:ascii="Times New Roman" w:hAnsi="Times New Roman" w:cs="Times New Roman"/>
-          <w:sz w:val="28"/>
-          <w:szCs w:val="28"/>
-        </w:rPr>
-        <w:t>)</w:t>
-      </w:r>
-    </w:p>
-    <w:p>
-      <w:pPr>
-        <w:rPr>
-          <w:rFonts w:ascii="Times New Roman" w:hAnsi="Times New Roman" w:cs="Times New Roman"/>
-          <w:sz w:val="28"/>
-          <w:szCs w:val="28"/>
-        </w:rPr>
-      </w:pPr>
-      <w:r>
-        <w:rPr>
-          <w:rFonts w:ascii="Times New Roman" w:hAnsi="Times New Roman" w:cs="Times New Roman"/>
-          <w:sz w:val="28"/>
-          <w:szCs w:val="28"/>
-        </w:rPr>
-        <w:t xml:space="preserve">        c = </w:t>
-      </w:r>
-      <w:proofErr w:type="spellStart"/>
-      <w:proofErr w:type="gramStart"/>
-      <w:r>
-        <w:rPr>
-          <w:rFonts w:ascii="Times New Roman" w:hAnsi="Times New Roman" w:cs="Times New Roman"/>
-          <w:sz w:val="28"/>
-          <w:szCs w:val="28"/>
-        </w:rPr>
-        <w:t>conn.cursor</w:t>
-      </w:r>
-      <w:proofErr w:type="spellEnd"/>
-      <w:proofErr w:type="gramEnd"/>
-      <w:r>
-        <w:rPr>
-          <w:rFonts w:ascii="Times New Roman" w:hAnsi="Times New Roman" w:cs="Times New Roman"/>
-          <w:sz w:val="28"/>
-          <w:szCs w:val="28"/>
-        </w:rPr>
-        <w:t>()</w:t>
-      </w:r>
-    </w:p>
-    <w:p>
-      <w:pPr>
-        <w:rPr>
-          <w:rFonts w:ascii="Times New Roman" w:hAnsi="Times New Roman" w:cs="Times New Roman"/>
-          <w:sz w:val="28"/>
-          <w:szCs w:val="28"/>
-        </w:rPr>
-      </w:pPr>
-    </w:p>
-    <w:p>
-      <w:pPr>
-        <w:rPr>
-          <w:rFonts w:ascii="Times New Roman" w:hAnsi="Times New Roman" w:cs="Times New Roman"/>
-          <w:sz w:val="28"/>
-          <w:szCs w:val="28"/>
-        </w:rPr>
-      </w:pPr>
-      <w:r>
-        <w:rPr>
-          <w:rFonts w:ascii="Times New Roman" w:hAnsi="Times New Roman" w:cs="Times New Roman"/>
-          <w:sz w:val="28"/>
-          <w:szCs w:val="28"/>
-        </w:rPr>
-        <w:t xml:space="preserve">        if </w:t>
-      </w:r>
-      <w:r>
-        <w:rPr>
-          <w:rFonts w:ascii="Times New Roman" w:hAnsi="Times New Roman" w:cs="Times New Roman"/>
-          <w:i/>
-          <w:iCs/>
-          <w:sz w:val="28"/>
-          <w:szCs w:val="28"/>
-        </w:rPr>
-        <w:t>period</w:t>
-      </w:r>
-      <w:r>
-        <w:rPr>
-          <w:rFonts w:ascii="Times New Roman" w:hAnsi="Times New Roman" w:cs="Times New Roman"/>
-          <w:sz w:val="28"/>
-          <w:szCs w:val="28"/>
-        </w:rPr>
-        <w:t xml:space="preserve"> == "Daily":</w:t>
-      </w:r>
-    </w:p>
-    <w:p>
-      <w:pPr>
-        <w:rPr>
-          <w:rFonts w:ascii="Times New Roman" w:hAnsi="Times New Roman" w:cs="Times New Roman"/>
-          <w:sz w:val="28"/>
-          <w:szCs w:val="28"/>
-        </w:rPr>
-      </w:pPr>
-      <w:r>
-        <w:rPr>
-          <w:rFonts w:ascii="Times New Roman" w:hAnsi="Times New Roman" w:cs="Times New Roman"/>
-          <w:sz w:val="28"/>
-          <w:szCs w:val="28"/>
-        </w:rPr>
-        <w:t>            group = "</w:t>
-      </w:r>
-      <w:proofErr w:type="gramStart"/>
-      <w:r>
-        <w:rPr>
-          <w:rFonts w:ascii="Times New Roman" w:hAnsi="Times New Roman" w:cs="Times New Roman"/>
-          <w:sz w:val="28"/>
-          <w:szCs w:val="28"/>
-        </w:rPr>
-        <w:t>DATE(</w:t>
-      </w:r>
-      <w:proofErr w:type="spellStart"/>
-      <w:proofErr w:type="gramEnd"/>
-      <w:r>
-        <w:rPr>
-          <w:rFonts w:ascii="Times New Roman" w:hAnsi="Times New Roman" w:cs="Times New Roman"/>
-          <w:sz w:val="28"/>
-          <w:szCs w:val="28"/>
-        </w:rPr>
-        <w:t>entry_date</w:t>
-      </w:r>
-      <w:proofErr w:type="spellEnd"/>
-      <w:r>
-        <w:rPr>
-          <w:rFonts w:ascii="Times New Roman" w:hAnsi="Times New Roman" w:cs="Times New Roman"/>
-          <w:sz w:val="28"/>
-          <w:szCs w:val="28"/>
-        </w:rPr>
-        <w:t>)"</w:t>
-      </w:r>
-    </w:p>
-    <w:p>
-      <w:pPr>
-        <w:rPr>
-          <w:rFonts w:ascii="Times New Roman" w:hAnsi="Times New Roman" w:cs="Times New Roman"/>
-          <w:sz w:val="28"/>
-          <w:szCs w:val="28"/>
-        </w:rPr>
-      </w:pPr>
-      <w:r>
-        <w:rPr>
-          <w:rFonts w:ascii="Times New Roman" w:hAnsi="Times New Roman" w:cs="Times New Roman"/>
-          <w:sz w:val="28"/>
-          <w:szCs w:val="28"/>
-        </w:rPr>
-        <w:t>            lookback = "</w:t>
-      </w:r>
-      <w:proofErr w:type="gramStart"/>
-      <w:r>
-        <w:rPr>
-          <w:rFonts w:ascii="Times New Roman" w:hAnsi="Times New Roman" w:cs="Times New Roman"/>
-          <w:sz w:val="28"/>
-          <w:szCs w:val="28"/>
-        </w:rPr>
-        <w:t>DATE(</w:t>
-      </w:r>
-      <w:proofErr w:type="gramEnd"/>
-      <w:r>
-        <w:rPr>
-          <w:rFonts w:ascii="Times New Roman" w:hAnsi="Times New Roman" w:cs="Times New Roman"/>
-          <w:sz w:val="28"/>
-          <w:szCs w:val="28"/>
-        </w:rPr>
-        <w:t>'now', '-30 day')"</w:t>
-      </w:r>
-    </w:p>
-    <w:p>
-      <w:pPr>
-        <w:rPr>
-          <w:rFonts w:ascii="Times New Roman" w:hAnsi="Times New Roman" w:cs="Times New Roman"/>
-          <w:sz w:val="28"/>
-          <w:szCs w:val="28"/>
-        </w:rPr>
-      </w:pPr>
-      <w:r>
-        <w:rPr>
-          <w:rFonts w:ascii="Times New Roman" w:hAnsi="Times New Roman" w:cs="Times New Roman"/>
-          <w:sz w:val="28"/>
-          <w:szCs w:val="28"/>
-        </w:rPr>
-        <w:t xml:space="preserve">        </w:t>
-      </w:r>
-      <w:proofErr w:type="spellStart"/>
-      <w:r>
-        <w:rPr>
-          <w:rFonts w:ascii="Times New Roman" w:hAnsi="Times New Roman" w:cs="Times New Roman"/>
-          <w:sz w:val="28"/>
-          <w:szCs w:val="28"/>
-        </w:rPr>
-        <w:t>elif</w:t>
-      </w:r>
-      <w:proofErr w:type="spellEnd"/>
-      <w:r>
-        <w:rPr>
-          <w:rFonts w:ascii="Times New Roman" w:hAnsi="Times New Roman" w:cs="Times New Roman"/>
-          <w:sz w:val="28"/>
-          <w:szCs w:val="28"/>
-        </w:rPr>
-        <w:t xml:space="preserve"> </w:t>
-      </w:r>
-      <w:r>
-        <w:rPr>
-          <w:rFonts w:ascii="Times New Roman" w:hAnsi="Times New Roman" w:cs="Times New Roman"/>
-          <w:i/>
-          <w:iCs/>
-          <w:sz w:val="28"/>
-          <w:szCs w:val="28"/>
-        </w:rPr>
-        <w:t>period</w:t>
-      </w:r>
-      <w:r>
-        <w:rPr>
-          <w:rFonts w:ascii="Times New Roman" w:hAnsi="Times New Roman" w:cs="Times New Roman"/>
-          <w:sz w:val="28"/>
-          <w:szCs w:val="28"/>
-        </w:rPr>
-        <w:t xml:space="preserve"> == "Weekly":</w:t>
-      </w:r>
-    </w:p>
-    <w:p>
-      <w:pPr>
-        <w:rPr>
-          <w:rFonts w:ascii="Times New Roman" w:hAnsi="Times New Roman" w:cs="Times New Roman"/>
-          <w:sz w:val="28"/>
-          <w:szCs w:val="28"/>
-        </w:rPr>
-      </w:pPr>
-      <w:r>
-        <w:rPr>
-          <w:rFonts w:ascii="Times New Roman" w:hAnsi="Times New Roman" w:cs="Times New Roman"/>
-          <w:sz w:val="28"/>
-          <w:szCs w:val="28"/>
-        </w:rPr>
-        <w:t>            group = "</w:t>
-      </w:r>
-      <w:proofErr w:type="spellStart"/>
-      <w:proofErr w:type="gramStart"/>
-      <w:r>
-        <w:rPr>
-          <w:rFonts w:ascii="Times New Roman" w:hAnsi="Times New Roman" w:cs="Times New Roman"/>
-          <w:sz w:val="28"/>
-          <w:szCs w:val="28"/>
-        </w:rPr>
-        <w:t>strftime</w:t>
-      </w:r>
-      <w:proofErr w:type="spellEnd"/>
-      <w:r>
-        <w:rPr>
-          <w:rFonts w:ascii="Times New Roman" w:hAnsi="Times New Roman" w:cs="Times New Roman"/>
-          <w:sz w:val="28"/>
-          <w:szCs w:val="28"/>
-        </w:rPr>
-        <w:t>(</w:t>
-      </w:r>
-      <w:proofErr w:type="gramEnd"/>
-      <w:r>
-        <w:rPr>
-          <w:rFonts w:ascii="Times New Roman" w:hAnsi="Times New Roman" w:cs="Times New Roman"/>
-          <w:sz w:val="28"/>
-          <w:szCs w:val="28"/>
-        </w:rPr>
-        <w:t xml:space="preserve">'%Y-%W', </w:t>
-      </w:r>
-      <w:proofErr w:type="spellStart"/>
-      <w:r>
-        <w:rPr>
-          <w:rFonts w:ascii="Times New Roman" w:hAnsi="Times New Roman" w:cs="Times New Roman"/>
-          <w:sz w:val="28"/>
-          <w:szCs w:val="28"/>
-        </w:rPr>
-        <w:t>entry_date</w:t>
-      </w:r>
-      <w:proofErr w:type="spellEnd"/>
-      <w:r>
-        <w:rPr>
-          <w:rFonts w:ascii="Times New Roman" w:hAnsi="Times New Roman" w:cs="Times New Roman"/>
-          <w:sz w:val="28"/>
-          <w:szCs w:val="28"/>
-        </w:rPr>
-        <w:t>)"</w:t>
-      </w:r>
-    </w:p>
-    <w:p>
-      <w:pPr>
-        <w:rPr>
-          <w:rFonts w:ascii="Times New Roman" w:hAnsi="Times New Roman" w:cs="Times New Roman"/>
-          <w:sz w:val="28"/>
-          <w:szCs w:val="28"/>
-        </w:rPr>
-      </w:pPr>
-      <w:r>
-        <w:rPr>
-          <w:rFonts w:ascii="Times New Roman" w:hAnsi="Times New Roman" w:cs="Times New Roman"/>
-          <w:sz w:val="28"/>
-          <w:szCs w:val="28"/>
-        </w:rPr>
-        <w:t>            lookback = "</w:t>
-      </w:r>
-      <w:proofErr w:type="gramStart"/>
-      <w:r>
-        <w:rPr>
-          <w:rFonts w:ascii="Times New Roman" w:hAnsi="Times New Roman" w:cs="Times New Roman"/>
-          <w:sz w:val="28"/>
-          <w:szCs w:val="28"/>
-        </w:rPr>
-        <w:t>DATE(</w:t>
-      </w:r>
-      <w:proofErr w:type="gramEnd"/>
-      <w:r>
-        <w:rPr>
-          <w:rFonts w:ascii="Times New Roman" w:hAnsi="Times New Roman" w:cs="Times New Roman"/>
-          <w:sz w:val="28"/>
-          <w:szCs w:val="28"/>
-        </w:rPr>
-        <w:t>'now', '-90 day')"</w:t>
-      </w:r>
-    </w:p>
-    <w:p>
-      <w:pPr>
-        <w:rPr>
-          <w:rFonts w:ascii="Times New Roman" w:hAnsi="Times New Roman" w:cs="Times New Roman"/>
-          <w:sz w:val="28"/>
-          <w:szCs w:val="28"/>
-        </w:rPr>
-      </w:pPr>
-      <w:r>
-        <w:rPr>
-          <w:rFonts w:ascii="Times New Roman" w:hAnsi="Times New Roman" w:cs="Times New Roman"/>
-          <w:sz w:val="28"/>
-          <w:szCs w:val="28"/>
-        </w:rPr>
-        <w:t>        else:</w:t>
-      </w:r>
-    </w:p>
-    <w:p>
-      <w:pPr>
-        <w:rPr>
-          <w:rFonts w:ascii="Times New Roman" w:hAnsi="Times New Roman" w:cs="Times New Roman"/>
-          <w:sz w:val="28"/>
-          <w:szCs w:val="28"/>
-        </w:rPr>
-      </w:pPr>
-      <w:r>
-        <w:rPr>
-          <w:rFonts w:ascii="Times New Roman" w:hAnsi="Times New Roman" w:cs="Times New Roman"/>
-          <w:sz w:val="28"/>
-          <w:szCs w:val="28"/>
-        </w:rPr>
-        <w:t>            group = "</w:t>
-      </w:r>
-      <w:proofErr w:type="spellStart"/>
-      <w:proofErr w:type="gramStart"/>
-      <w:r>
-        <w:rPr>
-          <w:rFonts w:ascii="Times New Roman" w:hAnsi="Times New Roman" w:cs="Times New Roman"/>
-          <w:sz w:val="28"/>
-          <w:szCs w:val="28"/>
-        </w:rPr>
-        <w:t>strftime</w:t>
-      </w:r>
-      <w:proofErr w:type="spellEnd"/>
-      <w:r>
-        <w:rPr>
-          <w:rFonts w:ascii="Times New Roman" w:hAnsi="Times New Roman" w:cs="Times New Roman"/>
-          <w:sz w:val="28"/>
-          <w:szCs w:val="28"/>
-        </w:rPr>
-        <w:t>(</w:t>
-      </w:r>
-      <w:proofErr w:type="gramEnd"/>
-      <w:r>
-        <w:rPr>
-          <w:rFonts w:ascii="Times New Roman" w:hAnsi="Times New Roman" w:cs="Times New Roman"/>
-          <w:sz w:val="28"/>
-          <w:szCs w:val="28"/>
-        </w:rPr>
-        <w:t xml:space="preserve">'%Y-%m', </w:t>
-      </w:r>
-      <w:proofErr w:type="spellStart"/>
-      <w:r>
-        <w:rPr>
-          <w:rFonts w:ascii="Times New Roman" w:hAnsi="Times New Roman" w:cs="Times New Roman"/>
-          <w:sz w:val="28"/>
-          <w:szCs w:val="28"/>
-        </w:rPr>
-        <w:t>entry_date</w:t>
-      </w:r>
-      <w:proofErr w:type="spellEnd"/>
-      <w:r>
-        <w:rPr>
-          <w:rFonts w:ascii="Times New Roman" w:hAnsi="Times New Roman" w:cs="Times New Roman"/>
-          <w:sz w:val="28"/>
-          <w:szCs w:val="28"/>
-        </w:rPr>
-        <w:t>)"</w:t>
-      </w:r>
-    </w:p>
-    <w:p>
-      <w:pPr>
-        <w:rPr>
-          <w:rFonts w:ascii="Times New Roman" w:hAnsi="Times New Roman" w:cs="Times New Roman"/>
-          <w:sz w:val="28"/>
-          <w:szCs w:val="28"/>
-        </w:rPr>
-      </w:pPr>
-      <w:r>
-        <w:rPr>
-          <w:rFonts w:ascii="Times New Roman" w:hAnsi="Times New Roman" w:cs="Times New Roman"/>
-          <w:sz w:val="28"/>
-          <w:szCs w:val="28"/>
-        </w:rPr>
-        <w:t>            lookback = "</w:t>
-      </w:r>
-      <w:proofErr w:type="gramStart"/>
-      <w:r>
-        <w:rPr>
-          <w:rFonts w:ascii="Times New Roman" w:hAnsi="Times New Roman" w:cs="Times New Roman"/>
-          <w:sz w:val="28"/>
-          <w:szCs w:val="28"/>
-        </w:rPr>
-        <w:t>DATE(</w:t>
-      </w:r>
-      <w:proofErr w:type="gramEnd"/>
-      <w:r>
-        <w:rPr>
-          <w:rFonts w:ascii="Times New Roman" w:hAnsi="Times New Roman" w:cs="Times New Roman"/>
-          <w:sz w:val="28"/>
-          <w:szCs w:val="28"/>
-        </w:rPr>
-        <w:t>'now', '-365 day')"</w:t>
-      </w:r>
-    </w:p>
-    <w:p>
-      <w:pPr>
-        <w:rPr>
-          <w:rFonts w:ascii="Times New Roman" w:hAnsi="Times New Roman" w:cs="Times New Roman"/>
-          <w:sz w:val="28"/>
-          <w:szCs w:val="28"/>
-        </w:rPr>
-      </w:pPr>
-    </w:p>
-    <w:p>
-      <w:pPr>
-        <w:rPr>
-          <w:rFonts w:ascii="Times New Roman" w:hAnsi="Times New Roman" w:cs="Times New Roman"/>
-          <w:sz w:val="28"/>
-          <w:szCs w:val="28"/>
-        </w:rPr>
-      </w:pPr>
-      <w:r>
-        <w:rPr>
-          <w:rFonts w:ascii="Times New Roman" w:hAnsi="Times New Roman" w:cs="Times New Roman"/>
-          <w:sz w:val="28"/>
-          <w:szCs w:val="28"/>
-        </w:rPr>
-        <w:t xml:space="preserve">        col = </w:t>
-      </w:r>
-      <w:proofErr w:type="spellStart"/>
-      <w:r>
-        <w:rPr>
-          <w:rFonts w:ascii="Times New Roman" w:hAnsi="Times New Roman" w:cs="Times New Roman"/>
-          <w:i/>
-          <w:iCs/>
-          <w:sz w:val="28"/>
-          <w:szCs w:val="28"/>
-        </w:rPr>
-        <w:t>goal_</w:t>
-      </w:r>
-      <w:proofErr w:type="gramStart"/>
-      <w:r>
-        <w:rPr>
-          <w:rFonts w:ascii="Times New Roman" w:hAnsi="Times New Roman" w:cs="Times New Roman"/>
-          <w:i/>
-          <w:iCs/>
-          <w:sz w:val="28"/>
-          <w:szCs w:val="28"/>
-        </w:rPr>
-        <w:t>type</w:t>
-      </w:r>
-      <w:r>
-        <w:rPr>
-          <w:rFonts w:ascii="Times New Roman" w:hAnsi="Times New Roman" w:cs="Times New Roman"/>
-          <w:sz w:val="28"/>
-          <w:szCs w:val="28"/>
-        </w:rPr>
-        <w:t>.lower</w:t>
-      </w:r>
-      <w:proofErr w:type="spellEnd"/>
-      <w:proofErr w:type="gramEnd"/>
-      <w:r>
-        <w:rPr>
-          <w:rFonts w:ascii="Times New Roman" w:hAnsi="Times New Roman" w:cs="Times New Roman"/>
-          <w:sz w:val="28"/>
-          <w:szCs w:val="28"/>
-        </w:rPr>
-        <w:t>()</w:t>
-      </w:r>
-    </w:p>
-    <w:p>
-      <w:pPr>
-        <w:rPr>
-          <w:rFonts w:ascii="Times New Roman" w:hAnsi="Times New Roman" w:cs="Times New Roman"/>
-          <w:sz w:val="28"/>
-          <w:szCs w:val="28"/>
-        </w:rPr>
-      </w:pPr>
-      <w:r>
-        <w:rPr>
-          <w:rFonts w:ascii="Times New Roman" w:hAnsi="Times New Roman" w:cs="Times New Roman"/>
-          <w:sz w:val="28"/>
-          <w:szCs w:val="28"/>
-        </w:rPr>
-        <w:t>        try:</w:t>
-      </w:r>
-    </w:p>
-    <w:p>
-      <w:pPr>
-        <w:rPr>
-          <w:rFonts w:ascii="Times New Roman" w:hAnsi="Times New Roman" w:cs="Times New Roman"/>
-          <w:sz w:val="28"/>
-          <w:szCs w:val="28"/>
-        </w:rPr>
-      </w:pPr>
-      <w:r>
-        <w:rPr>
-          <w:rFonts w:ascii="Times New Roman" w:hAnsi="Times New Roman" w:cs="Times New Roman"/>
-          <w:sz w:val="28"/>
-          <w:szCs w:val="28"/>
-        </w:rPr>
-        <w:t xml:space="preserve">            </w:t>
-      </w:r>
-      <w:proofErr w:type="spellStart"/>
-      <w:r>
-        <w:rPr>
-          <w:rFonts w:ascii="Times New Roman" w:hAnsi="Times New Roman" w:cs="Times New Roman"/>
-          <w:sz w:val="28"/>
-          <w:szCs w:val="28"/>
-        </w:rPr>
-        <w:t>c.</w:t>
-      </w:r>
-      <w:proofErr w:type="gramStart"/>
-      <w:r>
-        <w:rPr>
-          <w:rFonts w:ascii="Times New Roman" w:hAnsi="Times New Roman" w:cs="Times New Roman"/>
-          <w:sz w:val="28"/>
-          <w:szCs w:val="28"/>
-        </w:rPr>
-        <w:t>execute</w:t>
-      </w:r>
-      <w:proofErr w:type="spellEnd"/>
-      <w:r>
-        <w:rPr>
-          <w:rFonts w:ascii="Times New Roman" w:hAnsi="Times New Roman" w:cs="Times New Roman"/>
-          <w:sz w:val="28"/>
-          <w:szCs w:val="28"/>
-        </w:rPr>
-        <w:t>(</w:t>
-      </w:r>
-      <w:proofErr w:type="gramEnd"/>
-      <w:r>
-        <w:rPr>
-          <w:rFonts w:ascii="Times New Roman" w:hAnsi="Times New Roman" w:cs="Times New Roman"/>
-          <w:sz w:val="28"/>
-          <w:szCs w:val="28"/>
-        </w:rPr>
-        <w:t>f"""</w:t>
-      </w:r>
-    </w:p>
-    <w:p>
-      <w:pPr>
-        <w:rPr>
-          <w:rFonts w:ascii="Times New Roman" w:hAnsi="Times New Roman" w:cs="Times New Roman"/>
-          <w:sz w:val="28"/>
-          <w:szCs w:val="28"/>
-        </w:rPr>
-      </w:pPr>
-      <w:r>
-        <w:rPr>
-          <w:rFonts w:ascii="Times New Roman" w:hAnsi="Times New Roman" w:cs="Times New Roman"/>
-          <w:sz w:val="28"/>
-          <w:szCs w:val="28"/>
-        </w:rPr>
-        <w:t>                SELECT AVG(</w:t>
-      </w:r>
-      <w:proofErr w:type="spellStart"/>
-      <w:r>
-        <w:rPr>
-          <w:rFonts w:ascii="Times New Roman" w:hAnsi="Times New Roman" w:cs="Times New Roman"/>
-          <w:sz w:val="28"/>
-          <w:szCs w:val="28"/>
-        </w:rPr>
-        <w:t>s_val</w:t>
-      </w:r>
-      <w:proofErr w:type="spellEnd"/>
-      <w:r>
-        <w:rPr>
-          <w:rFonts w:ascii="Times New Roman" w:hAnsi="Times New Roman" w:cs="Times New Roman"/>
-          <w:sz w:val="28"/>
-          <w:szCs w:val="28"/>
-        </w:rPr>
-        <w:t>)</w:t>
-      </w:r>
-    </w:p>
-    <w:p>
-      <w:pPr>
-        <w:rPr>
-          <w:rFonts w:ascii="Times New Roman" w:hAnsi="Times New Roman" w:cs="Times New Roman"/>
-          <w:sz w:val="28"/>
-          <w:szCs w:val="28"/>
-        </w:rPr>
-      </w:pPr>
-      <w:r>
-        <w:rPr>
-          <w:rFonts w:ascii="Times New Roman" w:hAnsi="Times New Roman" w:cs="Times New Roman"/>
-          <w:sz w:val="28"/>
-          <w:szCs w:val="28"/>
-        </w:rPr>
-        <w:t>                FROM (</w:t>
-      </w:r>
-    </w:p>
-    <w:p>
-      <w:pPr>
-        <w:rPr>
-          <w:rFonts w:ascii="Times New Roman" w:hAnsi="Times New Roman" w:cs="Times New Roman"/>
-          <w:sz w:val="28"/>
-          <w:szCs w:val="28"/>
-        </w:rPr>
-      </w:pPr>
-      <w:r>
-        <w:rPr>
-          <w:rFonts w:ascii="Times New Roman" w:hAnsi="Times New Roman" w:cs="Times New Roman"/>
-          <w:sz w:val="28"/>
-          <w:szCs w:val="28"/>
-        </w:rPr>
-        <w:t xml:space="preserve">                    SELECT {group} AS p, SUM({col}) AS </w:t>
-      </w:r>
-      <w:proofErr w:type="spellStart"/>
-      <w:r>
-        <w:rPr>
-          <w:rFonts w:ascii="Times New Roman" w:hAnsi="Times New Roman" w:cs="Times New Roman"/>
-          <w:sz w:val="28"/>
-          <w:szCs w:val="28"/>
-        </w:rPr>
-        <w:t>s_val</w:t>
-      </w:r>
-      <w:proofErr w:type="spellEnd"/>
-    </w:p>
-    <w:p>
-      <w:pPr>
-        <w:rPr>
-          <w:rFonts w:ascii="Times New Roman" w:hAnsi="Times New Roman" w:cs="Times New Roman"/>
-          <w:sz w:val="28"/>
-          <w:szCs w:val="28"/>
-        </w:rPr>
-      </w:pPr>
-      <w:r>
-        <w:rPr>
-          <w:rFonts w:ascii="Times New Roman" w:hAnsi="Times New Roman" w:cs="Times New Roman"/>
-          <w:sz w:val="28"/>
-          <w:szCs w:val="28"/>
-        </w:rPr>
-        <w:t>                    FROM consumption</w:t>
-      </w:r>
-    </w:p>
-    <w:p>
-      <w:pPr>
-        <w:rPr>
-          <w:rFonts w:ascii="Times New Roman" w:hAnsi="Times New Roman" w:cs="Times New Roman"/>
-          <w:sz w:val="28"/>
-          <w:szCs w:val="28"/>
-        </w:rPr>
-      </w:pPr>
-      <w:r>
-        <w:rPr>
-          <w:rFonts w:ascii="Times New Roman" w:hAnsi="Times New Roman" w:cs="Times New Roman"/>
-          <w:sz w:val="28"/>
-          <w:szCs w:val="28"/>
-        </w:rPr>
-        <w:t xml:space="preserve">                    WHERE </w:t>
-      </w:r>
-      <w:proofErr w:type="spellStart"/>
-      <w:r>
-        <w:rPr>
-          <w:rFonts w:ascii="Times New Roman" w:hAnsi="Times New Roman" w:cs="Times New Roman"/>
-          <w:sz w:val="28"/>
-          <w:szCs w:val="28"/>
-        </w:rPr>
-        <w:t>user_id</w:t>
-      </w:r>
-      <w:proofErr w:type="spellEnd"/>
-      <w:r>
-        <w:rPr>
-          <w:rFonts w:ascii="Times New Roman" w:hAnsi="Times New Roman" w:cs="Times New Roman"/>
-          <w:sz w:val="28"/>
-          <w:szCs w:val="28"/>
-        </w:rPr>
-        <w:t xml:space="preserve">=? AND </w:t>
-      </w:r>
-      <w:proofErr w:type="gramStart"/>
-      <w:r>
-        <w:rPr>
-          <w:rFonts w:ascii="Times New Roman" w:hAnsi="Times New Roman" w:cs="Times New Roman"/>
-          <w:sz w:val="28"/>
-          <w:szCs w:val="28"/>
-        </w:rPr>
-        <w:t>DATE(</w:t>
-      </w:r>
-      <w:proofErr w:type="spellStart"/>
-      <w:proofErr w:type="gramEnd"/>
-      <w:r>
-        <w:rPr>
-          <w:rFonts w:ascii="Times New Roman" w:hAnsi="Times New Roman" w:cs="Times New Roman"/>
-          <w:sz w:val="28"/>
-          <w:szCs w:val="28"/>
-        </w:rPr>
-        <w:t>entry_date</w:t>
-      </w:r>
-      <w:proofErr w:type="spellEnd"/>
-      <w:r>
-        <w:rPr>
-          <w:rFonts w:ascii="Times New Roman" w:hAnsi="Times New Roman" w:cs="Times New Roman"/>
-          <w:sz w:val="28"/>
-          <w:szCs w:val="28"/>
-        </w:rPr>
-        <w:t>) &gt;= {lookback}</w:t>
-      </w:r>
-    </w:p>
-    <w:p>
-      <w:pPr>
-        <w:rPr>
-          <w:rFonts w:ascii="Times New Roman" w:hAnsi="Times New Roman" w:cs="Times New Roman"/>
-          <w:sz w:val="28"/>
-          <w:szCs w:val="28"/>
-        </w:rPr>
-      </w:pPr>
-      <w:r>
-        <w:rPr>
-          <w:rFonts w:ascii="Times New Roman" w:hAnsi="Times New Roman" w:cs="Times New Roman"/>
-          <w:sz w:val="28"/>
-          <w:szCs w:val="28"/>
-        </w:rPr>
-        <w:t>                    GROUP BY p</w:t>
-      </w:r>
-    </w:p>
-    <w:p>
-      <w:pPr>
-        <w:rPr>
-          <w:rFonts w:ascii="Times New Roman" w:hAnsi="Times New Roman" w:cs="Times New Roman"/>
-          <w:sz w:val="28"/>
-          <w:szCs w:val="28"/>
-        </w:rPr>
-      </w:pPr>
-      <w:r>
-        <w:rPr>
-          <w:rFonts w:ascii="Times New Roman" w:hAnsi="Times New Roman" w:cs="Times New Roman"/>
-          <w:sz w:val="28"/>
-          <w:szCs w:val="28"/>
-        </w:rPr>
-        <w:t>                )</w:t>
-      </w:r>
-    </w:p>
-    <w:p>
-      <w:pPr>
-        <w:rPr>
-          <w:rFonts w:ascii="Times New Roman" w:hAnsi="Times New Roman" w:cs="Times New Roman"/>
-          <w:sz w:val="28"/>
-          <w:szCs w:val="28"/>
-        </w:rPr>
-      </w:pPr>
-      <w:r>
-        <w:rPr>
-          <w:rFonts w:ascii="Times New Roman" w:hAnsi="Times New Roman" w:cs="Times New Roman"/>
-          <w:sz w:val="28"/>
-          <w:szCs w:val="28"/>
-        </w:rPr>
-        <w:t>            """, (</w:t>
-      </w:r>
-      <w:proofErr w:type="spellStart"/>
-      <w:r>
-        <w:rPr>
-          <w:rFonts w:ascii="Times New Roman" w:hAnsi="Times New Roman" w:cs="Times New Roman"/>
-          <w:i/>
-          <w:iCs/>
-          <w:sz w:val="28"/>
-          <w:szCs w:val="28"/>
-        </w:rPr>
-        <w:t>self</w:t>
-      </w:r>
-      <w:r>
-        <w:rPr>
-          <w:rFonts w:ascii="Times New Roman" w:hAnsi="Times New Roman" w:cs="Times New Roman"/>
-          <w:sz w:val="28"/>
-          <w:szCs w:val="28"/>
-        </w:rPr>
-        <w:t>.user_id</w:t>
-      </w:r>
-      <w:proofErr w:type="spellEnd"/>
-      <w:r>
-        <w:rPr>
-          <w:rFonts w:ascii="Times New Roman" w:hAnsi="Times New Roman" w:cs="Times New Roman"/>
-          <w:sz w:val="28"/>
-          <w:szCs w:val="28"/>
-        </w:rPr>
-        <w:t>,))</w:t>
-      </w:r>
-    </w:p>
-    <w:p>
-      <w:pPr>
-        <w:rPr>
-          <w:rFonts w:ascii="Times New Roman" w:hAnsi="Times New Roman" w:cs="Times New Roman"/>
-          <w:sz w:val="28"/>
-          <w:szCs w:val="28"/>
-        </w:rPr>
-      </w:pPr>
-      <w:r>
-        <w:rPr>
-          <w:rFonts w:ascii="Times New Roman" w:hAnsi="Times New Roman" w:cs="Times New Roman"/>
-          <w:sz w:val="28"/>
-          <w:szCs w:val="28"/>
-        </w:rPr>
-        <w:t xml:space="preserve">            row = </w:t>
-      </w:r>
-      <w:proofErr w:type="spellStart"/>
-      <w:proofErr w:type="gramStart"/>
-      <w:r>
-        <w:rPr>
-          <w:rFonts w:ascii="Times New Roman" w:hAnsi="Times New Roman" w:cs="Times New Roman"/>
-          <w:sz w:val="28"/>
-          <w:szCs w:val="28"/>
-        </w:rPr>
-        <w:t>c.fetchone</w:t>
-      </w:r>
-      <w:proofErr w:type="spellEnd"/>
-      <w:proofErr w:type="gramEnd"/>
-      <w:r>
-        <w:rPr>
-          <w:rFonts w:ascii="Times New Roman" w:hAnsi="Times New Roman" w:cs="Times New Roman"/>
-          <w:sz w:val="28"/>
-          <w:szCs w:val="28"/>
-        </w:rPr>
-        <w:t>()</w:t>
-      </w:r>
-    </w:p>
-    <w:p>
-      <w:pPr>
-        <w:rPr>
-          <w:rFonts w:ascii="Times New Roman" w:hAnsi="Times New Roman" w:cs="Times New Roman"/>
-          <w:sz w:val="28"/>
-          <w:szCs w:val="28"/>
-        </w:rPr>
-      </w:pPr>
-      <w:r>
-        <w:rPr>
-          <w:rFonts w:ascii="Times New Roman" w:hAnsi="Times New Roman" w:cs="Times New Roman"/>
-          <w:sz w:val="28"/>
-          <w:szCs w:val="28"/>
-        </w:rPr>
-        <w:t>        except Exception:</w:t>
-      </w:r>
-    </w:p>
-    <w:p>
-      <w:pPr>
-        <w:rPr>
-          <w:rFonts w:ascii="Times New Roman" w:hAnsi="Times New Roman" w:cs="Times New Roman"/>
-          <w:sz w:val="28"/>
-          <w:szCs w:val="28"/>
-        </w:rPr>
-      </w:pPr>
-      <w:r>
-        <w:rPr>
-          <w:rFonts w:ascii="Times New Roman" w:hAnsi="Times New Roman" w:cs="Times New Roman"/>
-          <w:sz w:val="28"/>
-          <w:szCs w:val="28"/>
-        </w:rPr>
-        <w:t>            row = (None,)</w:t>
-      </w:r>
-    </w:p>
-    <w:p>
-      <w:pPr>
-        <w:rPr>
-          <w:rFonts w:ascii="Times New Roman" w:hAnsi="Times New Roman" w:cs="Times New Roman"/>
-          <w:sz w:val="28"/>
-          <w:szCs w:val="28"/>
-        </w:rPr>
-      </w:pPr>
-      <w:r>
-        <w:rPr>
-          <w:rFonts w:ascii="Times New Roman" w:hAnsi="Times New Roman" w:cs="Times New Roman"/>
-          <w:sz w:val="28"/>
-          <w:szCs w:val="28"/>
-        </w:rPr>
-        <w:lastRenderedPageBreak/>
-        <w:t xml:space="preserve">        </w:t>
-      </w:r>
-      <w:proofErr w:type="spellStart"/>
-      <w:proofErr w:type="gramStart"/>
-      <w:r>
-        <w:rPr>
-          <w:rFonts w:ascii="Times New Roman" w:hAnsi="Times New Roman" w:cs="Times New Roman"/>
-          <w:sz w:val="28"/>
-          <w:szCs w:val="28"/>
-        </w:rPr>
-        <w:t>conn.close</w:t>
-      </w:r>
-      <w:proofErr w:type="spellEnd"/>
-      <w:proofErr w:type="gramEnd"/>
-      <w:r>
-        <w:rPr>
-          <w:rFonts w:ascii="Times New Roman" w:hAnsi="Times New Roman" w:cs="Times New Roman"/>
-          <w:sz w:val="28"/>
-          <w:szCs w:val="28"/>
-        </w:rPr>
-        <w:t>()</w:t>
-      </w:r>
-    </w:p>
-    <w:p>
-      <w:pPr>
-        <w:rPr>
-          <w:rFonts w:ascii="Times New Roman" w:hAnsi="Times New Roman" w:cs="Times New Roman"/>
-          <w:sz w:val="28"/>
-          <w:szCs w:val="28"/>
-        </w:rPr>
-      </w:pPr>
-      <w:r>
-        <w:rPr>
-          <w:rFonts w:ascii="Times New Roman" w:hAnsi="Times New Roman" w:cs="Times New Roman"/>
-          <w:sz w:val="28"/>
-          <w:szCs w:val="28"/>
-        </w:rPr>
-        <w:t xml:space="preserve">        return </w:t>
-      </w:r>
-      <w:proofErr w:type="gramStart"/>
-      <w:r>
-        <w:rPr>
-          <w:rFonts w:ascii="Times New Roman" w:hAnsi="Times New Roman" w:cs="Times New Roman"/>
-          <w:sz w:val="28"/>
-          <w:szCs w:val="28"/>
-        </w:rPr>
-        <w:t>row[</w:t>
-      </w:r>
-      <w:proofErr w:type="gramEnd"/>
-      <w:r>
-        <w:rPr>
-          <w:rFonts w:ascii="Times New Roman" w:hAnsi="Times New Roman" w:cs="Times New Roman"/>
-          <w:sz w:val="28"/>
-          <w:szCs w:val="28"/>
-        </w:rPr>
-        <w:t>0] or 0.0</w:t>
-      </w:r>
-    </w:p>
-    <w:p>
-      <w:pPr>
-        <w:rPr>
-          <w:rFonts w:ascii="Times New Roman" w:hAnsi="Times New Roman" w:cs="Times New Roman"/>
-          <w:sz w:val="28"/>
-          <w:szCs w:val="28"/>
-        </w:rPr>
-      </w:pPr>
-    </w:p>
-    <w:p>
-      <w:pPr>
-        <w:rPr>
-          <w:rFonts w:ascii="Times New Roman" w:hAnsi="Times New Roman" w:cs="Times New Roman"/>
-          <w:sz w:val="28"/>
-          <w:szCs w:val="28"/>
-        </w:rPr>
-      </w:pPr>
-      <w:r>
-        <w:rPr>
-          <w:rFonts w:ascii="Times New Roman" w:hAnsi="Times New Roman" w:cs="Times New Roman"/>
-          <w:sz w:val="28"/>
-          <w:szCs w:val="28"/>
-        </w:rPr>
-        <w:t>    def _</w:t>
-      </w:r>
-      <w:proofErr w:type="spellStart"/>
-      <w:r>
-        <w:rPr>
-          <w:rFonts w:ascii="Times New Roman" w:hAnsi="Times New Roman" w:cs="Times New Roman"/>
-          <w:sz w:val="28"/>
-          <w:szCs w:val="28"/>
-        </w:rPr>
-        <w:t>build_summary_</w:t>
-      </w:r>
-      <w:proofErr w:type="gramStart"/>
-      <w:r>
-        <w:rPr>
-          <w:rFonts w:ascii="Times New Roman" w:hAnsi="Times New Roman" w:cs="Times New Roman"/>
-          <w:sz w:val="28"/>
-          <w:szCs w:val="28"/>
-        </w:rPr>
-        <w:t>chip</w:t>
-      </w:r>
-      <w:proofErr w:type="spellEnd"/>
-      <w:r>
-        <w:rPr>
-          <w:rFonts w:ascii="Times New Roman" w:hAnsi="Times New Roman" w:cs="Times New Roman"/>
-          <w:sz w:val="28"/>
-          <w:szCs w:val="28"/>
-        </w:rPr>
-        <w:t>(</w:t>
-      </w:r>
-      <w:proofErr w:type="gramEnd"/>
-      <w:r>
-        <w:rPr>
-          <w:rFonts w:ascii="Times New Roman" w:hAnsi="Times New Roman" w:cs="Times New Roman"/>
-          <w:i/>
-          <w:iCs/>
-          <w:sz w:val="28"/>
-          <w:szCs w:val="28"/>
-        </w:rPr>
-        <w:t>self</w:t>
-      </w:r>
-      <w:r>
-        <w:rPr>
-          <w:rFonts w:ascii="Times New Roman" w:hAnsi="Times New Roman" w:cs="Times New Roman"/>
-          <w:sz w:val="28"/>
-          <w:szCs w:val="28"/>
-        </w:rPr>
-        <w:t xml:space="preserve">, </w:t>
-      </w:r>
-      <w:r>
-        <w:rPr>
-          <w:rFonts w:ascii="Times New Roman" w:hAnsi="Times New Roman" w:cs="Times New Roman"/>
-          <w:i/>
-          <w:iCs/>
-          <w:sz w:val="28"/>
-          <w:szCs w:val="28"/>
-        </w:rPr>
-        <w:t>title</w:t>
-      </w:r>
-      <w:r>
-        <w:rPr>
-          <w:rFonts w:ascii="Times New Roman" w:hAnsi="Times New Roman" w:cs="Times New Roman"/>
-          <w:sz w:val="28"/>
-          <w:szCs w:val="28"/>
-        </w:rPr>
-        <w:t xml:space="preserve">, </w:t>
-      </w:r>
-      <w:proofErr w:type="spellStart"/>
-      <w:r>
-        <w:rPr>
-          <w:rFonts w:ascii="Times New Roman" w:hAnsi="Times New Roman" w:cs="Times New Roman"/>
-          <w:i/>
-          <w:iCs/>
-          <w:sz w:val="28"/>
-          <w:szCs w:val="28"/>
-        </w:rPr>
-        <w:t>value_text</w:t>
-      </w:r>
-      <w:proofErr w:type="spellEnd"/>
-      <w:r>
-        <w:rPr>
-          <w:rFonts w:ascii="Times New Roman" w:hAnsi="Times New Roman" w:cs="Times New Roman"/>
-          <w:sz w:val="28"/>
-          <w:szCs w:val="28"/>
-        </w:rPr>
-        <w:t>):</w:t>
-      </w:r>
-    </w:p>
-    <w:p>
-      <w:pPr>
-        <w:rPr>
-          <w:rFonts w:ascii="Times New Roman" w:hAnsi="Times New Roman" w:cs="Times New Roman"/>
-          <w:sz w:val="28"/>
-          <w:szCs w:val="28"/>
-        </w:rPr>
-      </w:pPr>
-      <w:r>
-        <w:rPr>
-          <w:rFonts w:ascii="Times New Roman" w:hAnsi="Times New Roman" w:cs="Times New Roman"/>
-          <w:sz w:val="28"/>
-          <w:szCs w:val="28"/>
-        </w:rPr>
-        <w:t xml:space="preserve">        chip = </w:t>
-      </w:r>
-      <w:proofErr w:type="spellStart"/>
-      <w:proofErr w:type="gramStart"/>
-      <w:r>
-        <w:rPr>
-          <w:rFonts w:ascii="Times New Roman" w:hAnsi="Times New Roman" w:cs="Times New Roman"/>
-          <w:sz w:val="28"/>
-          <w:szCs w:val="28"/>
-        </w:rPr>
-        <w:t>BoxLayout</w:t>
-      </w:r>
-      <w:proofErr w:type="spellEnd"/>
-      <w:r>
-        <w:rPr>
-          <w:rFonts w:ascii="Times New Roman" w:hAnsi="Times New Roman" w:cs="Times New Roman"/>
-          <w:sz w:val="28"/>
-          <w:szCs w:val="28"/>
-        </w:rPr>
-        <w:t>(</w:t>
-      </w:r>
-      <w:proofErr w:type="gramEnd"/>
-      <w:r>
-        <w:rPr>
-          <w:rFonts w:ascii="Times New Roman" w:hAnsi="Times New Roman" w:cs="Times New Roman"/>
-          <w:i/>
-          <w:iCs/>
-          <w:sz w:val="28"/>
-          <w:szCs w:val="28"/>
-        </w:rPr>
-        <w:t>orientation</w:t>
-      </w:r>
-      <w:r>
-        <w:rPr>
-          <w:rFonts w:ascii="Times New Roman" w:hAnsi="Times New Roman" w:cs="Times New Roman"/>
-          <w:sz w:val="28"/>
-          <w:szCs w:val="28"/>
-        </w:rPr>
-        <w:t>='vertical',</w:t>
-      </w:r>
-    </w:p>
-    <w:p>
-      <w:pPr>
-        <w:rPr>
-          <w:rFonts w:ascii="Times New Roman" w:hAnsi="Times New Roman" w:cs="Times New Roman"/>
-          <w:sz w:val="28"/>
-          <w:szCs w:val="28"/>
-        </w:rPr>
-      </w:pPr>
-      <w:r>
-        <w:rPr>
-          <w:rFonts w:ascii="Times New Roman" w:hAnsi="Times New Roman" w:cs="Times New Roman"/>
-          <w:sz w:val="28"/>
-          <w:szCs w:val="28"/>
-        </w:rPr>
-        <w:t xml:space="preserve">                        </w:t>
-      </w:r>
-      <w:r>
-        <w:rPr>
-          <w:rFonts w:ascii="Times New Roman" w:hAnsi="Times New Roman" w:cs="Times New Roman"/>
-          <w:i/>
-          <w:iCs/>
-          <w:sz w:val="28"/>
-          <w:szCs w:val="28"/>
-        </w:rPr>
-        <w:t>padding</w:t>
-      </w:r>
-      <w:r>
-        <w:rPr>
-          <w:rFonts w:ascii="Times New Roman" w:hAnsi="Times New Roman" w:cs="Times New Roman"/>
-          <w:sz w:val="28"/>
-          <w:szCs w:val="28"/>
-        </w:rPr>
-        <w:t>=8,</w:t>
-      </w:r>
-    </w:p>
-    <w:p>
-      <w:pPr>
-        <w:rPr>
-          <w:rFonts w:ascii="Times New Roman" w:hAnsi="Times New Roman" w:cs="Times New Roman"/>
-          <w:sz w:val="28"/>
-          <w:szCs w:val="28"/>
-        </w:rPr>
-      </w:pPr>
-      <w:r>
-        <w:rPr>
-          <w:rFonts w:ascii="Times New Roman" w:hAnsi="Times New Roman" w:cs="Times New Roman"/>
-          <w:sz w:val="28"/>
-          <w:szCs w:val="28"/>
-        </w:rPr>
-        <w:t xml:space="preserve">                        </w:t>
-      </w:r>
-      <w:r>
-        <w:rPr>
-          <w:rFonts w:ascii="Times New Roman" w:hAnsi="Times New Roman" w:cs="Times New Roman"/>
-          <w:i/>
-          <w:iCs/>
-          <w:sz w:val="28"/>
-          <w:szCs w:val="28"/>
-        </w:rPr>
-        <w:t>spacing</w:t>
-      </w:r>
-      <w:r>
-        <w:rPr>
-          <w:rFonts w:ascii="Times New Roman" w:hAnsi="Times New Roman" w:cs="Times New Roman"/>
-          <w:sz w:val="28"/>
-          <w:szCs w:val="28"/>
-        </w:rPr>
-        <w:t>=3,</w:t>
-      </w:r>
-    </w:p>
-    <w:p>
-      <w:pPr>
-        <w:rPr>
-          <w:rFonts w:ascii="Times New Roman" w:hAnsi="Times New Roman" w:cs="Times New Roman"/>
-          <w:sz w:val="28"/>
-          <w:szCs w:val="28"/>
-        </w:rPr>
-      </w:pPr>
-      <w:r>
-        <w:rPr>
-          <w:rFonts w:ascii="Times New Roman" w:hAnsi="Times New Roman" w:cs="Times New Roman"/>
-          <w:sz w:val="28"/>
-          <w:szCs w:val="28"/>
-        </w:rPr>
-        <w:t xml:space="preserve">                        </w:t>
-      </w:r>
-      <w:proofErr w:type="spellStart"/>
-      <w:r>
-        <w:rPr>
-          <w:rFonts w:ascii="Times New Roman" w:hAnsi="Times New Roman" w:cs="Times New Roman"/>
-          <w:i/>
-          <w:iCs/>
-          <w:sz w:val="28"/>
-          <w:szCs w:val="28"/>
-        </w:rPr>
-        <w:t>size_hint</w:t>
-      </w:r>
-      <w:proofErr w:type="spellEnd"/>
-      <w:proofErr w:type="gramStart"/>
-      <w:r>
-        <w:rPr>
-          <w:rFonts w:ascii="Times New Roman" w:hAnsi="Times New Roman" w:cs="Times New Roman"/>
-          <w:sz w:val="28"/>
-          <w:szCs w:val="28"/>
-        </w:rPr>
-        <w:t>=(</w:t>
-      </w:r>
-      <w:proofErr w:type="gramEnd"/>
-      <w:r>
-        <w:rPr>
-          <w:rFonts w:ascii="Times New Roman" w:hAnsi="Times New Roman" w:cs="Times New Roman"/>
-          <w:sz w:val="28"/>
-          <w:szCs w:val="28"/>
-        </w:rPr>
-        <w:t>1, 1))</w:t>
-      </w:r>
-    </w:p>
-    <w:p>
-      <w:pPr>
-        <w:rPr>
-          <w:rFonts w:ascii="Times New Roman" w:hAnsi="Times New Roman" w:cs="Times New Roman"/>
-          <w:sz w:val="28"/>
-          <w:szCs w:val="28"/>
-        </w:rPr>
-      </w:pPr>
-      <w:r>
-        <w:rPr>
-          <w:rFonts w:ascii="Times New Roman" w:hAnsi="Times New Roman" w:cs="Times New Roman"/>
-          <w:sz w:val="28"/>
-          <w:szCs w:val="28"/>
-        </w:rPr>
-        <w:t xml:space="preserve">        with </w:t>
-      </w:r>
-      <w:proofErr w:type="spellStart"/>
-      <w:proofErr w:type="gramStart"/>
-      <w:r>
-        <w:rPr>
-          <w:rFonts w:ascii="Times New Roman" w:hAnsi="Times New Roman" w:cs="Times New Roman"/>
-          <w:sz w:val="28"/>
-          <w:szCs w:val="28"/>
-        </w:rPr>
-        <w:t>chip.canvas</w:t>
-      </w:r>
-      <w:proofErr w:type="gramEnd"/>
-      <w:r>
-        <w:rPr>
-          <w:rFonts w:ascii="Times New Roman" w:hAnsi="Times New Roman" w:cs="Times New Roman"/>
-          <w:sz w:val="28"/>
-          <w:szCs w:val="28"/>
-        </w:rPr>
-        <w:t>.before</w:t>
-      </w:r>
-      <w:proofErr w:type="spellEnd"/>
-      <w:r>
-        <w:rPr>
-          <w:rFonts w:ascii="Times New Roman" w:hAnsi="Times New Roman" w:cs="Times New Roman"/>
-          <w:sz w:val="28"/>
-          <w:szCs w:val="28"/>
-        </w:rPr>
-        <w:t>:</w:t>
-      </w:r>
-    </w:p>
-    <w:p>
-      <w:pPr>
-        <w:rPr>
-          <w:rFonts w:ascii="Times New Roman" w:hAnsi="Times New Roman" w:cs="Times New Roman"/>
-          <w:sz w:val="28"/>
-          <w:szCs w:val="28"/>
-        </w:rPr>
-      </w:pPr>
-      <w:r>
-        <w:rPr>
-          <w:rFonts w:ascii="Times New Roman" w:hAnsi="Times New Roman" w:cs="Times New Roman"/>
-          <w:sz w:val="28"/>
-          <w:szCs w:val="28"/>
-        </w:rPr>
-        <w:t xml:space="preserve">            </w:t>
-      </w:r>
-      <w:proofErr w:type="spellStart"/>
-      <w:proofErr w:type="gramStart"/>
-      <w:r>
-        <w:rPr>
-          <w:rFonts w:ascii="Times New Roman" w:hAnsi="Times New Roman" w:cs="Times New Roman"/>
-          <w:sz w:val="28"/>
-          <w:szCs w:val="28"/>
-        </w:rPr>
-        <w:t>Color</w:t>
-      </w:r>
-      <w:proofErr w:type="spellEnd"/>
-      <w:r>
-        <w:rPr>
-          <w:rFonts w:ascii="Times New Roman" w:hAnsi="Times New Roman" w:cs="Times New Roman"/>
-          <w:sz w:val="28"/>
-          <w:szCs w:val="28"/>
-        </w:rPr>
-        <w:t>(</w:t>
-      </w:r>
-      <w:proofErr w:type="gramEnd"/>
-      <w:r>
-        <w:rPr>
-          <w:rFonts w:ascii="Times New Roman" w:hAnsi="Times New Roman" w:cs="Times New Roman"/>
-          <w:sz w:val="28"/>
-          <w:szCs w:val="28"/>
-        </w:rPr>
-        <w:t>0.95, 0.98, 0.96, 1)</w:t>
-      </w:r>
-    </w:p>
-    <w:p>
-      <w:pPr>
-        <w:rPr>
-          <w:rFonts w:ascii="Times New Roman" w:hAnsi="Times New Roman" w:cs="Times New Roman"/>
-          <w:sz w:val="28"/>
-          <w:szCs w:val="28"/>
-        </w:rPr>
-      </w:pPr>
-      <w:r>
-        <w:rPr>
-          <w:rFonts w:ascii="Times New Roman" w:hAnsi="Times New Roman" w:cs="Times New Roman"/>
-          <w:sz w:val="28"/>
-          <w:szCs w:val="28"/>
-        </w:rPr>
-        <w:t xml:space="preserve">            chip.bg = </w:t>
-      </w:r>
-      <w:proofErr w:type="spellStart"/>
-      <w:r>
-        <w:rPr>
-          <w:rFonts w:ascii="Times New Roman" w:hAnsi="Times New Roman" w:cs="Times New Roman"/>
-          <w:sz w:val="28"/>
-          <w:szCs w:val="28"/>
-        </w:rPr>
-        <w:t>RoundedRectangle</w:t>
-      </w:r>
-      <w:proofErr w:type="spellEnd"/>
-      <w:r>
-        <w:rPr>
-          <w:rFonts w:ascii="Times New Roman" w:hAnsi="Times New Roman" w:cs="Times New Roman"/>
-          <w:sz w:val="28"/>
-          <w:szCs w:val="28"/>
-        </w:rPr>
-        <w:t>(</w:t>
-      </w:r>
-      <w:r>
-        <w:rPr>
-          <w:rFonts w:ascii="Times New Roman" w:hAnsi="Times New Roman" w:cs="Times New Roman"/>
-          <w:i/>
-          <w:iCs/>
-          <w:sz w:val="28"/>
-          <w:szCs w:val="28"/>
-        </w:rPr>
-        <w:t>radius</w:t>
-      </w:r>
-      <w:proofErr w:type="gramStart"/>
-      <w:r>
-        <w:rPr>
-          <w:rFonts w:ascii="Times New Roman" w:hAnsi="Times New Roman" w:cs="Times New Roman"/>
-          <w:sz w:val="28"/>
-          <w:szCs w:val="28"/>
-        </w:rPr>
-        <w:t>=[</w:t>
-      </w:r>
-      <w:proofErr w:type="gramEnd"/>
-      <w:r>
-        <w:rPr>
-          <w:rFonts w:ascii="Times New Roman" w:hAnsi="Times New Roman" w:cs="Times New Roman"/>
-          <w:sz w:val="28"/>
-          <w:szCs w:val="28"/>
-        </w:rPr>
-        <w:t xml:space="preserve">10], </w:t>
-      </w:r>
-      <w:proofErr w:type="spellStart"/>
-      <w:r>
-        <w:rPr>
-          <w:rFonts w:ascii="Times New Roman" w:hAnsi="Times New Roman" w:cs="Times New Roman"/>
-          <w:i/>
-          <w:iCs/>
-          <w:sz w:val="28"/>
-          <w:szCs w:val="28"/>
-        </w:rPr>
-        <w:t>pos</w:t>
-      </w:r>
-      <w:proofErr w:type="spellEnd"/>
-      <w:r>
-        <w:rPr>
-          <w:rFonts w:ascii="Times New Roman" w:hAnsi="Times New Roman" w:cs="Times New Roman"/>
-          <w:sz w:val="28"/>
-          <w:szCs w:val="28"/>
-        </w:rPr>
-        <w:t>=</w:t>
-      </w:r>
-      <w:proofErr w:type="spellStart"/>
-      <w:r>
-        <w:rPr>
-          <w:rFonts w:ascii="Times New Roman" w:hAnsi="Times New Roman" w:cs="Times New Roman"/>
-          <w:sz w:val="28"/>
-          <w:szCs w:val="28"/>
-        </w:rPr>
-        <w:t>chip.pos</w:t>
-      </w:r>
-      <w:proofErr w:type="spellEnd"/>
-      <w:r>
-        <w:rPr>
-          <w:rFonts w:ascii="Times New Roman" w:hAnsi="Times New Roman" w:cs="Times New Roman"/>
-          <w:sz w:val="28"/>
-          <w:szCs w:val="28"/>
-        </w:rPr>
-        <w:t xml:space="preserve">, </w:t>
-      </w:r>
-      <w:r>
-        <w:rPr>
-          <w:rFonts w:ascii="Times New Roman" w:hAnsi="Times New Roman" w:cs="Times New Roman"/>
-          <w:i/>
-          <w:iCs/>
-          <w:sz w:val="28"/>
-          <w:szCs w:val="28"/>
-        </w:rPr>
-        <w:t>size</w:t>
-      </w:r>
-      <w:r>
-        <w:rPr>
-          <w:rFonts w:ascii="Times New Roman" w:hAnsi="Times New Roman" w:cs="Times New Roman"/>
-          <w:sz w:val="28"/>
-          <w:szCs w:val="28"/>
-        </w:rPr>
-        <w:t>=</w:t>
-      </w:r>
-      <w:proofErr w:type="spellStart"/>
-      <w:proofErr w:type="gramStart"/>
-      <w:r>
-        <w:rPr>
-          <w:rFonts w:ascii="Times New Roman" w:hAnsi="Times New Roman" w:cs="Times New Roman"/>
-          <w:sz w:val="28"/>
-          <w:szCs w:val="28"/>
-        </w:rPr>
-        <w:t>chip.size</w:t>
-      </w:r>
-      <w:proofErr w:type="spellEnd"/>
-      <w:proofErr w:type="gramEnd"/>
-      <w:r>
-        <w:rPr>
-          <w:rFonts w:ascii="Times New Roman" w:hAnsi="Times New Roman" w:cs="Times New Roman"/>
-          <w:sz w:val="28"/>
-          <w:szCs w:val="28"/>
-        </w:rPr>
-        <w:t>)</w:t>
-      </w:r>
-    </w:p>
-    <w:p>
-      <w:pPr>
-        <w:rPr>
-          <w:rFonts w:ascii="Times New Roman" w:hAnsi="Times New Roman" w:cs="Times New Roman"/>
-          <w:sz w:val="28"/>
-          <w:szCs w:val="28"/>
-        </w:rPr>
-      </w:pPr>
-      <w:r>
-        <w:rPr>
-          <w:rFonts w:ascii="Times New Roman" w:hAnsi="Times New Roman" w:cs="Times New Roman"/>
-          <w:sz w:val="28"/>
-          <w:szCs w:val="28"/>
-        </w:rPr>
-        <w:t xml:space="preserve">        </w:t>
-      </w:r>
-      <w:proofErr w:type="spellStart"/>
-      <w:proofErr w:type="gramStart"/>
-      <w:r>
-        <w:rPr>
-          <w:rFonts w:ascii="Times New Roman" w:hAnsi="Times New Roman" w:cs="Times New Roman"/>
-          <w:sz w:val="28"/>
-          <w:szCs w:val="28"/>
-        </w:rPr>
-        <w:t>chip.bind</w:t>
-      </w:r>
-      <w:proofErr w:type="spellEnd"/>
-      <w:proofErr w:type="gramEnd"/>
-      <w:r>
-        <w:rPr>
-          <w:rFonts w:ascii="Times New Roman" w:hAnsi="Times New Roman" w:cs="Times New Roman"/>
-          <w:sz w:val="28"/>
-          <w:szCs w:val="28"/>
-        </w:rPr>
-        <w:t>(</w:t>
-      </w:r>
-      <w:proofErr w:type="spellStart"/>
-      <w:r>
-        <w:rPr>
-          <w:rFonts w:ascii="Times New Roman" w:hAnsi="Times New Roman" w:cs="Times New Roman"/>
-          <w:i/>
-          <w:iCs/>
-          <w:sz w:val="28"/>
-          <w:szCs w:val="28"/>
-        </w:rPr>
-        <w:t>pos</w:t>
-      </w:r>
-      <w:proofErr w:type="spellEnd"/>
-      <w:r>
-        <w:rPr>
-          <w:rFonts w:ascii="Times New Roman" w:hAnsi="Times New Roman" w:cs="Times New Roman"/>
-          <w:sz w:val="28"/>
-          <w:szCs w:val="28"/>
-        </w:rPr>
-        <w:t xml:space="preserve">=lambda </w:t>
-      </w:r>
-      <w:proofErr w:type="spellStart"/>
-      <w:r>
-        <w:rPr>
-          <w:rFonts w:ascii="Times New Roman" w:hAnsi="Times New Roman" w:cs="Times New Roman"/>
-          <w:i/>
-          <w:iCs/>
-          <w:sz w:val="28"/>
-          <w:szCs w:val="28"/>
-        </w:rPr>
-        <w:t>inst</w:t>
-      </w:r>
-      <w:proofErr w:type="spellEnd"/>
-      <w:r>
-        <w:rPr>
-          <w:rFonts w:ascii="Times New Roman" w:hAnsi="Times New Roman" w:cs="Times New Roman"/>
-          <w:sz w:val="28"/>
-          <w:szCs w:val="28"/>
-        </w:rPr>
-        <w:t xml:space="preserve">, </w:t>
-      </w:r>
-      <w:proofErr w:type="spellStart"/>
-      <w:r>
-        <w:rPr>
-          <w:rFonts w:ascii="Times New Roman" w:hAnsi="Times New Roman" w:cs="Times New Roman"/>
-          <w:i/>
-          <w:iCs/>
-          <w:sz w:val="28"/>
-          <w:szCs w:val="28"/>
-        </w:rPr>
-        <w:t>val</w:t>
-      </w:r>
-      <w:proofErr w:type="spellEnd"/>
-      <w:r>
-        <w:rPr>
-          <w:rFonts w:ascii="Times New Roman" w:hAnsi="Times New Roman" w:cs="Times New Roman"/>
-          <w:sz w:val="28"/>
-          <w:szCs w:val="28"/>
-        </w:rPr>
-        <w:t xml:space="preserve">: </w:t>
-      </w:r>
-      <w:proofErr w:type="spellStart"/>
-      <w:proofErr w:type="gramStart"/>
-      <w:r>
-        <w:rPr>
-          <w:rFonts w:ascii="Times New Roman" w:hAnsi="Times New Roman" w:cs="Times New Roman"/>
-          <w:sz w:val="28"/>
-          <w:szCs w:val="28"/>
-        </w:rPr>
-        <w:t>setattr</w:t>
-      </w:r>
-      <w:proofErr w:type="spellEnd"/>
-      <w:r>
-        <w:rPr>
-          <w:rFonts w:ascii="Times New Roman" w:hAnsi="Times New Roman" w:cs="Times New Roman"/>
-          <w:sz w:val="28"/>
-          <w:szCs w:val="28"/>
-        </w:rPr>
-        <w:t>(</w:t>
-      </w:r>
-      <w:proofErr w:type="gramEnd"/>
-      <w:r>
-        <w:rPr>
-          <w:rFonts w:ascii="Times New Roman" w:hAnsi="Times New Roman" w:cs="Times New Roman"/>
-          <w:sz w:val="28"/>
-          <w:szCs w:val="28"/>
-        </w:rPr>
-        <w:t>chip.bg, '</w:t>
-      </w:r>
-      <w:proofErr w:type="spellStart"/>
-      <w:r>
-        <w:rPr>
-          <w:rFonts w:ascii="Times New Roman" w:hAnsi="Times New Roman" w:cs="Times New Roman"/>
-          <w:sz w:val="28"/>
-          <w:szCs w:val="28"/>
-        </w:rPr>
-        <w:t>pos</w:t>
-      </w:r>
-      <w:proofErr w:type="spellEnd"/>
-      <w:r>
-        <w:rPr>
-          <w:rFonts w:ascii="Times New Roman" w:hAnsi="Times New Roman" w:cs="Times New Roman"/>
-          <w:sz w:val="28"/>
-          <w:szCs w:val="28"/>
-        </w:rPr>
-        <w:t xml:space="preserve">', </w:t>
-      </w:r>
-      <w:proofErr w:type="spellStart"/>
-      <w:r>
-        <w:rPr>
-          <w:rFonts w:ascii="Times New Roman" w:hAnsi="Times New Roman" w:cs="Times New Roman"/>
-          <w:i/>
-          <w:iCs/>
-          <w:sz w:val="28"/>
-          <w:szCs w:val="28"/>
-        </w:rPr>
-        <w:t>val</w:t>
-      </w:r>
-      <w:proofErr w:type="spellEnd"/>
-      <w:r>
-        <w:rPr>
-          <w:rFonts w:ascii="Times New Roman" w:hAnsi="Times New Roman" w:cs="Times New Roman"/>
-          <w:sz w:val="28"/>
-          <w:szCs w:val="28"/>
-        </w:rPr>
-        <w:t>),</w:t>
-      </w:r>
-    </w:p>
-    <w:p>
-      <w:pPr>
-        <w:rPr>
-          <w:rFonts w:ascii="Times New Roman" w:hAnsi="Times New Roman" w:cs="Times New Roman"/>
-          <w:sz w:val="28"/>
-          <w:szCs w:val="28"/>
-        </w:rPr>
-      </w:pPr>
-      <w:r>
-        <w:rPr>
-          <w:rFonts w:ascii="Times New Roman" w:hAnsi="Times New Roman" w:cs="Times New Roman"/>
-          <w:sz w:val="28"/>
-          <w:szCs w:val="28"/>
-        </w:rPr>
-        <w:t xml:space="preserve">                </w:t>
-      </w:r>
-      <w:r>
-        <w:rPr>
-          <w:rFonts w:ascii="Times New Roman" w:hAnsi="Times New Roman" w:cs="Times New Roman"/>
-          <w:i/>
-          <w:iCs/>
-          <w:sz w:val="28"/>
-          <w:szCs w:val="28"/>
-        </w:rPr>
-        <w:t>size</w:t>
-      </w:r>
-      <w:r>
-        <w:rPr>
-          <w:rFonts w:ascii="Times New Roman" w:hAnsi="Times New Roman" w:cs="Times New Roman"/>
-          <w:sz w:val="28"/>
-          <w:szCs w:val="28"/>
-        </w:rPr>
-        <w:t xml:space="preserve">=lambda </w:t>
-      </w:r>
-      <w:proofErr w:type="spellStart"/>
-      <w:r>
-        <w:rPr>
-          <w:rFonts w:ascii="Times New Roman" w:hAnsi="Times New Roman" w:cs="Times New Roman"/>
-          <w:i/>
-          <w:iCs/>
-          <w:sz w:val="28"/>
-          <w:szCs w:val="28"/>
-        </w:rPr>
-        <w:t>inst</w:t>
-      </w:r>
-      <w:proofErr w:type="spellEnd"/>
-      <w:r>
-        <w:rPr>
-          <w:rFonts w:ascii="Times New Roman" w:hAnsi="Times New Roman" w:cs="Times New Roman"/>
-          <w:sz w:val="28"/>
-          <w:szCs w:val="28"/>
-        </w:rPr>
-        <w:t xml:space="preserve">, </w:t>
-      </w:r>
-      <w:proofErr w:type="spellStart"/>
-      <w:r>
-        <w:rPr>
-          <w:rFonts w:ascii="Times New Roman" w:hAnsi="Times New Roman" w:cs="Times New Roman"/>
-          <w:i/>
-          <w:iCs/>
-          <w:sz w:val="28"/>
-          <w:szCs w:val="28"/>
-        </w:rPr>
-        <w:t>val</w:t>
-      </w:r>
-      <w:proofErr w:type="spellEnd"/>
-      <w:r>
-        <w:rPr>
-          <w:rFonts w:ascii="Times New Roman" w:hAnsi="Times New Roman" w:cs="Times New Roman"/>
-          <w:sz w:val="28"/>
-          <w:szCs w:val="28"/>
-        </w:rPr>
-        <w:t xml:space="preserve">: </w:t>
-      </w:r>
-      <w:proofErr w:type="spellStart"/>
-      <w:proofErr w:type="gramStart"/>
-      <w:r>
-        <w:rPr>
-          <w:rFonts w:ascii="Times New Roman" w:hAnsi="Times New Roman" w:cs="Times New Roman"/>
-          <w:sz w:val="28"/>
-          <w:szCs w:val="28"/>
-        </w:rPr>
-        <w:t>setattr</w:t>
-      </w:r>
-      <w:proofErr w:type="spellEnd"/>
-      <w:r>
-        <w:rPr>
-          <w:rFonts w:ascii="Times New Roman" w:hAnsi="Times New Roman" w:cs="Times New Roman"/>
-          <w:sz w:val="28"/>
-          <w:szCs w:val="28"/>
-        </w:rPr>
-        <w:t>(</w:t>
-      </w:r>
-      <w:proofErr w:type="gramEnd"/>
-      <w:r>
-        <w:rPr>
-          <w:rFonts w:ascii="Times New Roman" w:hAnsi="Times New Roman" w:cs="Times New Roman"/>
-          <w:sz w:val="28"/>
-          <w:szCs w:val="28"/>
-        </w:rPr>
-        <w:t xml:space="preserve">chip.bg, 'size', </w:t>
-      </w:r>
-      <w:proofErr w:type="spellStart"/>
-      <w:r>
-        <w:rPr>
-          <w:rFonts w:ascii="Times New Roman" w:hAnsi="Times New Roman" w:cs="Times New Roman"/>
-          <w:i/>
-          <w:iCs/>
-          <w:sz w:val="28"/>
-          <w:szCs w:val="28"/>
-        </w:rPr>
-        <w:t>val</w:t>
-      </w:r>
-      <w:proofErr w:type="spellEnd"/>
-      <w:r>
-        <w:rPr>
-          <w:rFonts w:ascii="Times New Roman" w:hAnsi="Times New Roman" w:cs="Times New Roman"/>
-          <w:sz w:val="28"/>
-          <w:szCs w:val="28"/>
-        </w:rPr>
-        <w:t>))</w:t>
-      </w:r>
-    </w:p>
-    <w:p>
-      <w:pPr>
-        <w:rPr>
-          <w:rFonts w:ascii="Times New Roman" w:hAnsi="Times New Roman" w:cs="Times New Roman"/>
-          <w:sz w:val="28"/>
-          <w:szCs w:val="28"/>
-        </w:rPr>
-      </w:pPr>
-    </w:p>
-    <w:p>
-      <w:pPr>
-        <w:rPr>
-          <w:rFonts w:ascii="Times New Roman" w:hAnsi="Times New Roman" w:cs="Times New Roman"/>
-          <w:sz w:val="28"/>
-          <w:szCs w:val="28"/>
-        </w:rPr>
-      </w:pPr>
-      <w:r>
-        <w:rPr>
-          <w:rFonts w:ascii="Times New Roman" w:hAnsi="Times New Roman" w:cs="Times New Roman"/>
-          <w:sz w:val="28"/>
-          <w:szCs w:val="28"/>
-        </w:rPr>
-        <w:t xml:space="preserve">        </w:t>
-      </w:r>
-      <w:proofErr w:type="spellStart"/>
-      <w:r>
-        <w:rPr>
-          <w:rFonts w:ascii="Times New Roman" w:hAnsi="Times New Roman" w:cs="Times New Roman"/>
-          <w:sz w:val="28"/>
-          <w:szCs w:val="28"/>
-        </w:rPr>
-        <w:t>chip.add_</w:t>
-      </w:r>
-      <w:proofErr w:type="gramStart"/>
-      <w:r>
-        <w:rPr>
-          <w:rFonts w:ascii="Times New Roman" w:hAnsi="Times New Roman" w:cs="Times New Roman"/>
-          <w:sz w:val="28"/>
-          <w:szCs w:val="28"/>
-        </w:rPr>
-        <w:t>widget</w:t>
-      </w:r>
-      <w:proofErr w:type="spellEnd"/>
-      <w:r>
-        <w:rPr>
-          <w:rFonts w:ascii="Times New Roman" w:hAnsi="Times New Roman" w:cs="Times New Roman"/>
-          <w:sz w:val="28"/>
-          <w:szCs w:val="28"/>
-        </w:rPr>
-        <w:t>(Label(</w:t>
-      </w:r>
-      <w:proofErr w:type="gramEnd"/>
-    </w:p>
-    <w:p>
-      <w:pPr>
-        <w:rPr>
-          <w:rFonts w:ascii="Times New Roman" w:hAnsi="Times New Roman" w:cs="Times New Roman"/>
-          <w:sz w:val="28"/>
-          <w:szCs w:val="28"/>
-        </w:rPr>
-      </w:pPr>
-      <w:r>
-        <w:rPr>
-          <w:rFonts w:ascii="Times New Roman" w:hAnsi="Times New Roman" w:cs="Times New Roman"/>
-          <w:sz w:val="28"/>
-          <w:szCs w:val="28"/>
-        </w:rPr>
-        <w:t xml:space="preserve">            </w:t>
-      </w:r>
-      <w:r>
-        <w:rPr>
-          <w:rFonts w:ascii="Times New Roman" w:hAnsi="Times New Roman" w:cs="Times New Roman"/>
-          <w:i/>
-          <w:iCs/>
-          <w:sz w:val="28"/>
-          <w:szCs w:val="28"/>
-        </w:rPr>
-        <w:t>text</w:t>
-      </w:r>
-      <w:r>
-        <w:rPr>
-          <w:rFonts w:ascii="Times New Roman" w:hAnsi="Times New Roman" w:cs="Times New Roman"/>
-          <w:sz w:val="28"/>
-          <w:szCs w:val="28"/>
-        </w:rPr>
-        <w:t>=</w:t>
-      </w:r>
-      <w:r>
-        <w:rPr>
-          <w:rFonts w:ascii="Times New Roman" w:hAnsi="Times New Roman" w:cs="Times New Roman"/>
-          <w:i/>
-          <w:iCs/>
-          <w:sz w:val="28"/>
-          <w:szCs w:val="28"/>
-        </w:rPr>
-        <w:t>title</w:t>
-      </w:r>
-      <w:r>
-        <w:rPr>
-          <w:rFonts w:ascii="Times New Roman" w:hAnsi="Times New Roman" w:cs="Times New Roman"/>
-          <w:sz w:val="28"/>
-          <w:szCs w:val="28"/>
-        </w:rPr>
-        <w:t>,</w:t>
-      </w:r>
-    </w:p>
-    <w:p>
-      <w:pPr>
-        <w:rPr>
-          <w:rFonts w:ascii="Times New Roman" w:hAnsi="Times New Roman" w:cs="Times New Roman"/>
-          <w:sz w:val="28"/>
-          <w:szCs w:val="28"/>
-        </w:rPr>
-      </w:pPr>
-      <w:r>
-        <w:rPr>
-          <w:rFonts w:ascii="Times New Roman" w:hAnsi="Times New Roman" w:cs="Times New Roman"/>
-          <w:sz w:val="28"/>
-          <w:szCs w:val="28"/>
-        </w:rPr>
-        <w:t xml:space="preserve">            </w:t>
-      </w:r>
-      <w:proofErr w:type="spellStart"/>
-      <w:r>
-        <w:rPr>
-          <w:rFonts w:ascii="Times New Roman" w:hAnsi="Times New Roman" w:cs="Times New Roman"/>
-          <w:i/>
-          <w:iCs/>
-          <w:sz w:val="28"/>
-          <w:szCs w:val="28"/>
-        </w:rPr>
-        <w:t>font_size</w:t>
-      </w:r>
-      <w:proofErr w:type="spellEnd"/>
-      <w:r>
-        <w:rPr>
-          <w:rFonts w:ascii="Times New Roman" w:hAnsi="Times New Roman" w:cs="Times New Roman"/>
-          <w:sz w:val="28"/>
-          <w:szCs w:val="28"/>
-        </w:rPr>
-        <w:t>=13,</w:t>
-      </w:r>
-    </w:p>
-    <w:p>
-      <w:pPr>
-        <w:rPr>
-          <w:rFonts w:ascii="Times New Roman" w:hAnsi="Times New Roman" w:cs="Times New Roman"/>
-          <w:sz w:val="28"/>
-          <w:szCs w:val="28"/>
-        </w:rPr>
-      </w:pPr>
-      <w:r>
-        <w:rPr>
-          <w:rFonts w:ascii="Times New Roman" w:hAnsi="Times New Roman" w:cs="Times New Roman"/>
-          <w:sz w:val="28"/>
-          <w:szCs w:val="28"/>
-        </w:rPr>
-        <w:t xml:space="preserve">            </w:t>
-      </w:r>
-      <w:proofErr w:type="spellStart"/>
-      <w:r>
-        <w:rPr>
-          <w:rFonts w:ascii="Times New Roman" w:hAnsi="Times New Roman" w:cs="Times New Roman"/>
-          <w:i/>
-          <w:iCs/>
-          <w:sz w:val="28"/>
-          <w:szCs w:val="28"/>
-        </w:rPr>
-        <w:t>color</w:t>
-      </w:r>
-      <w:proofErr w:type="spellEnd"/>
-      <w:proofErr w:type="gramStart"/>
-      <w:r>
-        <w:rPr>
-          <w:rFonts w:ascii="Times New Roman" w:hAnsi="Times New Roman" w:cs="Times New Roman"/>
-          <w:sz w:val="28"/>
-          <w:szCs w:val="28"/>
-        </w:rPr>
-        <w:t>=(</w:t>
-      </w:r>
-      <w:proofErr w:type="gramEnd"/>
-      <w:r>
-        <w:rPr>
-          <w:rFonts w:ascii="Times New Roman" w:hAnsi="Times New Roman" w:cs="Times New Roman"/>
-          <w:sz w:val="28"/>
-          <w:szCs w:val="28"/>
-        </w:rPr>
-        <w:t>0.25, 0.5, 0.3, 1),</w:t>
-      </w:r>
-    </w:p>
-    <w:p>
-      <w:pPr>
-        <w:rPr>
-          <w:rFonts w:ascii="Times New Roman" w:hAnsi="Times New Roman" w:cs="Times New Roman"/>
-          <w:sz w:val="28"/>
-          <w:szCs w:val="28"/>
-        </w:rPr>
-      </w:pPr>
-      <w:r>
-        <w:rPr>
-          <w:rFonts w:ascii="Times New Roman" w:hAnsi="Times New Roman" w:cs="Times New Roman"/>
-          <w:sz w:val="28"/>
-          <w:szCs w:val="28"/>
-        </w:rPr>
-        <w:t xml:space="preserve">            </w:t>
-      </w:r>
-      <w:proofErr w:type="spellStart"/>
-      <w:r>
-        <w:rPr>
-          <w:rFonts w:ascii="Times New Roman" w:hAnsi="Times New Roman" w:cs="Times New Roman"/>
-          <w:i/>
-          <w:iCs/>
-          <w:sz w:val="28"/>
-          <w:szCs w:val="28"/>
-        </w:rPr>
-        <w:t>size_hint</w:t>
-      </w:r>
-      <w:proofErr w:type="spellEnd"/>
-      <w:proofErr w:type="gramStart"/>
-      <w:r>
-        <w:rPr>
-          <w:rFonts w:ascii="Times New Roman" w:hAnsi="Times New Roman" w:cs="Times New Roman"/>
-          <w:sz w:val="28"/>
-          <w:szCs w:val="28"/>
-        </w:rPr>
-        <w:t>=(</w:t>
-      </w:r>
-      <w:proofErr w:type="gramEnd"/>
-      <w:r>
-        <w:rPr>
-          <w:rFonts w:ascii="Times New Roman" w:hAnsi="Times New Roman" w:cs="Times New Roman"/>
-          <w:sz w:val="28"/>
-          <w:szCs w:val="28"/>
-        </w:rPr>
-        <w:t>1, None),</w:t>
-      </w:r>
-    </w:p>
-    <w:p>
-      <w:pPr>
-        <w:rPr>
-          <w:rFonts w:ascii="Times New Roman" w:hAnsi="Times New Roman" w:cs="Times New Roman"/>
-          <w:sz w:val="28"/>
-          <w:szCs w:val="28"/>
-        </w:rPr>
-      </w:pPr>
-      <w:r>
-        <w:rPr>
-          <w:rFonts w:ascii="Times New Roman" w:hAnsi="Times New Roman" w:cs="Times New Roman"/>
-          <w:sz w:val="28"/>
-          <w:szCs w:val="28"/>
-        </w:rPr>
-        <w:t xml:space="preserve">            </w:t>
-      </w:r>
-      <w:r>
-        <w:rPr>
-          <w:rFonts w:ascii="Times New Roman" w:hAnsi="Times New Roman" w:cs="Times New Roman"/>
-          <w:i/>
-          <w:iCs/>
-          <w:sz w:val="28"/>
-          <w:szCs w:val="28"/>
-        </w:rPr>
-        <w:t>height</w:t>
-      </w:r>
-      <w:r>
-        <w:rPr>
-          <w:rFonts w:ascii="Times New Roman" w:hAnsi="Times New Roman" w:cs="Times New Roman"/>
-          <w:sz w:val="28"/>
-          <w:szCs w:val="28"/>
-        </w:rPr>
-        <w:t>=18</w:t>
-      </w:r>
-    </w:p>
-    <w:p>
-      <w:pPr>
-        <w:rPr>
-          <w:rFonts w:ascii="Times New Roman" w:hAnsi="Times New Roman" w:cs="Times New Roman"/>
-          <w:sz w:val="28"/>
-          <w:szCs w:val="28"/>
-        </w:rPr>
-      </w:pPr>
-      <w:r>
-        <w:rPr>
-          <w:rFonts w:ascii="Times New Roman" w:hAnsi="Times New Roman" w:cs="Times New Roman"/>
-          <w:sz w:val="28"/>
-          <w:szCs w:val="28"/>
-        </w:rPr>
-        <w:t>        ))</w:t>
-      </w:r>
-    </w:p>
-    <w:p>
-      <w:pPr>
-        <w:rPr>
-          <w:rFonts w:ascii="Times New Roman" w:hAnsi="Times New Roman" w:cs="Times New Roman"/>
-          <w:sz w:val="28"/>
-          <w:szCs w:val="28"/>
-        </w:rPr>
-      </w:pPr>
-      <w:r>
-        <w:rPr>
-          <w:rFonts w:ascii="Times New Roman" w:hAnsi="Times New Roman" w:cs="Times New Roman"/>
-          <w:sz w:val="28"/>
-          <w:szCs w:val="28"/>
-        </w:rPr>
-        <w:t xml:space="preserve">        </w:t>
-      </w:r>
-      <w:proofErr w:type="spellStart"/>
-      <w:r>
-        <w:rPr>
-          <w:rFonts w:ascii="Times New Roman" w:hAnsi="Times New Roman" w:cs="Times New Roman"/>
-          <w:sz w:val="28"/>
-          <w:szCs w:val="28"/>
-        </w:rPr>
-        <w:t>chip.add_</w:t>
-      </w:r>
-      <w:proofErr w:type="gramStart"/>
-      <w:r>
-        <w:rPr>
-          <w:rFonts w:ascii="Times New Roman" w:hAnsi="Times New Roman" w:cs="Times New Roman"/>
-          <w:sz w:val="28"/>
-          <w:szCs w:val="28"/>
-        </w:rPr>
-        <w:t>widget</w:t>
-      </w:r>
-      <w:proofErr w:type="spellEnd"/>
-      <w:r>
-        <w:rPr>
-          <w:rFonts w:ascii="Times New Roman" w:hAnsi="Times New Roman" w:cs="Times New Roman"/>
-          <w:sz w:val="28"/>
-          <w:szCs w:val="28"/>
-        </w:rPr>
-        <w:t>(Label(</w:t>
-      </w:r>
-      <w:proofErr w:type="gramEnd"/>
-    </w:p>
-    <w:p>
-      <w:pPr>
-        <w:rPr>
-          <w:rFonts w:ascii="Times New Roman" w:hAnsi="Times New Roman" w:cs="Times New Roman"/>
-          <w:sz w:val="28"/>
-          <w:szCs w:val="28"/>
-        </w:rPr>
-      </w:pPr>
-      <w:r>
-        <w:rPr>
-          <w:rFonts w:ascii="Times New Roman" w:hAnsi="Times New Roman" w:cs="Times New Roman"/>
-          <w:sz w:val="28"/>
-          <w:szCs w:val="28"/>
-        </w:rPr>
-        <w:t xml:space="preserve">            </w:t>
-      </w:r>
-      <w:r>
-        <w:rPr>
-          <w:rFonts w:ascii="Times New Roman" w:hAnsi="Times New Roman" w:cs="Times New Roman"/>
-          <w:i/>
-          <w:iCs/>
-          <w:sz w:val="28"/>
-          <w:szCs w:val="28"/>
-        </w:rPr>
-        <w:t>text</w:t>
-      </w:r>
-      <w:r>
-        <w:rPr>
-          <w:rFonts w:ascii="Times New Roman" w:hAnsi="Times New Roman" w:cs="Times New Roman"/>
-          <w:sz w:val="28"/>
-          <w:szCs w:val="28"/>
-        </w:rPr>
-        <w:t>=</w:t>
-      </w:r>
-      <w:proofErr w:type="spellStart"/>
-      <w:r>
-        <w:rPr>
-          <w:rFonts w:ascii="Times New Roman" w:hAnsi="Times New Roman" w:cs="Times New Roman"/>
-          <w:i/>
-          <w:iCs/>
-          <w:sz w:val="28"/>
-          <w:szCs w:val="28"/>
-        </w:rPr>
-        <w:t>value_text</w:t>
-      </w:r>
-      <w:proofErr w:type="spellEnd"/>
-      <w:r>
-        <w:rPr>
-          <w:rFonts w:ascii="Times New Roman" w:hAnsi="Times New Roman" w:cs="Times New Roman"/>
-          <w:sz w:val="28"/>
-          <w:szCs w:val="28"/>
-        </w:rPr>
-        <w:t>,</w:t>
-      </w:r>
-    </w:p>
-    <w:p>
-      <w:pPr>
-        <w:rPr>
-          <w:rFonts w:ascii="Times New Roman" w:hAnsi="Times New Roman" w:cs="Times New Roman"/>
-          <w:sz w:val="28"/>
-          <w:szCs w:val="28"/>
-        </w:rPr>
-      </w:pPr>
-      <w:r>
-        <w:rPr>
-          <w:rFonts w:ascii="Times New Roman" w:hAnsi="Times New Roman" w:cs="Times New Roman"/>
-          <w:sz w:val="28"/>
-          <w:szCs w:val="28"/>
-        </w:rPr>
-        <w:t xml:space="preserve">            </w:t>
-      </w:r>
-      <w:proofErr w:type="spellStart"/>
-      <w:r>
-        <w:rPr>
-          <w:rFonts w:ascii="Times New Roman" w:hAnsi="Times New Roman" w:cs="Times New Roman"/>
-          <w:i/>
-          <w:iCs/>
-          <w:sz w:val="28"/>
-          <w:szCs w:val="28"/>
-        </w:rPr>
-        <w:t>font_size</w:t>
-      </w:r>
-      <w:proofErr w:type="spellEnd"/>
-      <w:r>
-        <w:rPr>
-          <w:rFonts w:ascii="Times New Roman" w:hAnsi="Times New Roman" w:cs="Times New Roman"/>
-          <w:sz w:val="28"/>
-          <w:szCs w:val="28"/>
-        </w:rPr>
-        <w:t>=16,</w:t>
-      </w:r>
-    </w:p>
-    <w:p>
-      <w:pPr>
-        <w:rPr>
-          <w:rFonts w:ascii="Times New Roman" w:hAnsi="Times New Roman" w:cs="Times New Roman"/>
-          <w:sz w:val="28"/>
-          <w:szCs w:val="28"/>
-        </w:rPr>
-      </w:pPr>
-      <w:r>
-        <w:rPr>
-          <w:rFonts w:ascii="Times New Roman" w:hAnsi="Times New Roman" w:cs="Times New Roman"/>
-          <w:sz w:val="28"/>
-          <w:szCs w:val="28"/>
-        </w:rPr>
-        <w:t xml:space="preserve">            </w:t>
-      </w:r>
-      <w:r>
-        <w:rPr>
-          <w:rFonts w:ascii="Times New Roman" w:hAnsi="Times New Roman" w:cs="Times New Roman"/>
-          <w:i/>
-          <w:iCs/>
-          <w:sz w:val="28"/>
-          <w:szCs w:val="28"/>
-        </w:rPr>
-        <w:t>bold</w:t>
-      </w:r>
-      <w:r>
-        <w:rPr>
-          <w:rFonts w:ascii="Times New Roman" w:hAnsi="Times New Roman" w:cs="Times New Roman"/>
-          <w:sz w:val="28"/>
-          <w:szCs w:val="28"/>
-        </w:rPr>
-        <w:t>=True,</w:t>
-      </w:r>
-    </w:p>
-    <w:p>
-      <w:pPr>
-        <w:rPr>
-          <w:rFonts w:ascii="Times New Roman" w:hAnsi="Times New Roman" w:cs="Times New Roman"/>
-          <w:sz w:val="28"/>
-          <w:szCs w:val="28"/>
-        </w:rPr>
-      </w:pPr>
-      <w:r>
-        <w:rPr>
-          <w:rFonts w:ascii="Times New Roman" w:hAnsi="Times New Roman" w:cs="Times New Roman"/>
-          <w:sz w:val="28"/>
-          <w:szCs w:val="28"/>
-        </w:rPr>
-        <w:t xml:space="preserve">            </w:t>
-      </w:r>
-      <w:proofErr w:type="spellStart"/>
-      <w:r>
-        <w:rPr>
-          <w:rFonts w:ascii="Times New Roman" w:hAnsi="Times New Roman" w:cs="Times New Roman"/>
-          <w:i/>
-          <w:iCs/>
-          <w:sz w:val="28"/>
-          <w:szCs w:val="28"/>
-        </w:rPr>
-        <w:t>color</w:t>
-      </w:r>
-      <w:proofErr w:type="spellEnd"/>
-      <w:proofErr w:type="gramStart"/>
-      <w:r>
-        <w:rPr>
-          <w:rFonts w:ascii="Times New Roman" w:hAnsi="Times New Roman" w:cs="Times New Roman"/>
-          <w:sz w:val="28"/>
-          <w:szCs w:val="28"/>
-        </w:rPr>
-        <w:t>=(</w:t>
-      </w:r>
-      <w:proofErr w:type="gramEnd"/>
-      <w:r>
-        <w:rPr>
-          <w:rFonts w:ascii="Times New Roman" w:hAnsi="Times New Roman" w:cs="Times New Roman"/>
-          <w:sz w:val="28"/>
-          <w:szCs w:val="28"/>
-        </w:rPr>
-        <w:t>0.1, 0.2, 0.1, 1),</w:t>
-      </w:r>
-    </w:p>
-    <w:p>
-      <w:pPr>
-        <w:rPr>
-          <w:rFonts w:ascii="Times New Roman" w:hAnsi="Times New Roman" w:cs="Times New Roman"/>
-          <w:sz w:val="28"/>
-          <w:szCs w:val="28"/>
-        </w:rPr>
-      </w:pPr>
-      <w:r>
-        <w:rPr>
-          <w:rFonts w:ascii="Times New Roman" w:hAnsi="Times New Roman" w:cs="Times New Roman"/>
-          <w:sz w:val="28"/>
-          <w:szCs w:val="28"/>
-        </w:rPr>
-        <w:t xml:space="preserve">            </w:t>
-      </w:r>
-      <w:proofErr w:type="spellStart"/>
-      <w:r>
-        <w:rPr>
-          <w:rFonts w:ascii="Times New Roman" w:hAnsi="Times New Roman" w:cs="Times New Roman"/>
-          <w:i/>
-          <w:iCs/>
-          <w:sz w:val="28"/>
-          <w:szCs w:val="28"/>
-        </w:rPr>
-        <w:t>size_hint</w:t>
-      </w:r>
-      <w:proofErr w:type="spellEnd"/>
-      <w:proofErr w:type="gramStart"/>
-      <w:r>
-        <w:rPr>
-          <w:rFonts w:ascii="Times New Roman" w:hAnsi="Times New Roman" w:cs="Times New Roman"/>
-          <w:sz w:val="28"/>
-          <w:szCs w:val="28"/>
-        </w:rPr>
-        <w:t>=(</w:t>
-      </w:r>
-      <w:proofErr w:type="gramEnd"/>
-      <w:r>
-        <w:rPr>
-          <w:rFonts w:ascii="Times New Roman" w:hAnsi="Times New Roman" w:cs="Times New Roman"/>
-          <w:sz w:val="28"/>
-          <w:szCs w:val="28"/>
-        </w:rPr>
-        <w:t>1, None),</w:t>
-      </w:r>
-    </w:p>
-    <w:p>
-      <w:pPr>
-        <w:rPr>
-          <w:rFonts w:ascii="Times New Roman" w:hAnsi="Times New Roman" w:cs="Times New Roman"/>
-          <w:sz w:val="28"/>
-          <w:szCs w:val="28"/>
-        </w:rPr>
-      </w:pPr>
-      <w:r>
-        <w:rPr>
-          <w:rFonts w:ascii="Times New Roman" w:hAnsi="Times New Roman" w:cs="Times New Roman"/>
-          <w:sz w:val="28"/>
-          <w:szCs w:val="28"/>
-        </w:rPr>
-        <w:lastRenderedPageBreak/>
-        <w:t xml:space="preserve">            </w:t>
-      </w:r>
-      <w:r>
-        <w:rPr>
-          <w:rFonts w:ascii="Times New Roman" w:hAnsi="Times New Roman" w:cs="Times New Roman"/>
-          <w:i/>
-          <w:iCs/>
-          <w:sz w:val="28"/>
-          <w:szCs w:val="28"/>
-        </w:rPr>
-        <w:t>height</w:t>
-      </w:r>
-      <w:r>
-        <w:rPr>
-          <w:rFonts w:ascii="Times New Roman" w:hAnsi="Times New Roman" w:cs="Times New Roman"/>
-          <w:sz w:val="28"/>
-          <w:szCs w:val="28"/>
-        </w:rPr>
-        <w:t>=22</w:t>
-      </w:r>
-    </w:p>
-    <w:p>
-      <w:pPr>
-        <w:rPr>
-          <w:rFonts w:ascii="Times New Roman" w:hAnsi="Times New Roman" w:cs="Times New Roman"/>
-          <w:sz w:val="28"/>
-          <w:szCs w:val="28"/>
-        </w:rPr>
-      </w:pPr>
-      <w:r>
-        <w:rPr>
-          <w:rFonts w:ascii="Times New Roman" w:hAnsi="Times New Roman" w:cs="Times New Roman"/>
-          <w:sz w:val="28"/>
-          <w:szCs w:val="28"/>
-        </w:rPr>
-        <w:t>        ))</w:t>
-      </w:r>
-    </w:p>
-    <w:p>
-      <w:pPr>
-        <w:rPr>
-          <w:rFonts w:ascii="Times New Roman" w:hAnsi="Times New Roman" w:cs="Times New Roman"/>
-          <w:sz w:val="28"/>
-          <w:szCs w:val="28"/>
-        </w:rPr>
-      </w:pPr>
-      <w:r>
-        <w:rPr>
-          <w:rFonts w:ascii="Times New Roman" w:hAnsi="Times New Roman" w:cs="Times New Roman"/>
-          <w:sz w:val="28"/>
-          <w:szCs w:val="28"/>
-        </w:rPr>
-        <w:t>        return chip</w:t>
-      </w:r>
-    </w:p>
-    <w:p>
-      <w:pPr>
-        <w:rPr>
-          <w:rFonts w:ascii="Times New Roman" w:hAnsi="Times New Roman" w:cs="Times New Roman"/>
-          <w:sz w:val="28"/>
-          <w:szCs w:val="28"/>
-          <w:lang w:val="en-US"/>
-        </w:rPr>
-      </w:pPr>
-    </w:p>
-    <w:p>
-      <w:pPr>
-        <w:rPr>
-          <w:rFonts w:ascii="Times New Roman" w:hAnsi="Times New Roman" w:cs="Times New Roman"/>
-          <w:sz w:val="28"/>
-          <w:szCs w:val="28"/>
-          <w:lang w:val="en-US"/>
-        </w:rPr>
-      </w:pPr>
-    </w:p>
-    <w:p/>
+        <w:t xml:space="preserve">Chapter 8: Annexure 1: </w:t>
+      </w:r>
+    </w:p>
     <w:sectPr>
-      <w:headerReference w:type="default" r:id="rId42"/>
+      <w:headerReference w:type="default" r:id="rId19"/>
       <w:pgSz w:w="11906" w:h="16838"/>
       <w:pgMar w:top="1440" w:right="1440" w:bottom="1440" w:left="1440" w:header="708" w:footer="708" w:gutter="0"/>
       <w:cols w:space="708"/>

--- a/UML/Report.docx
+++ b/UML/Report.docx
@@ -122,7 +122,7 @@
           <w:sz w:val="32"/>
           <w:szCs w:val="32"/>
         </w:rPr>
-        <w:t>Project O</w:t>
+        <w:t xml:space="preserve">Project </w:t>
       </w:r>
       <w:r>
         <w:rPr>
@@ -132,225 +132,570 @@
           <w:sz w:val="32"/>
           <w:szCs w:val="32"/>
         </w:rPr>
-        <w:t>bjectives</w:t>
-      </w:r>
-    </w:p>
-    <w:p>
-      <w:pPr>
+        <w:t>Abstract</w:t>
+      </w:r>
+    </w:p>
+    <w:p>
+      <w:pPr>
+        <w:pStyle w:val="NormalWeb"/>
+        <w:ind w:left="540"/>
         <w:jc w:val="both"/>
         <w:rPr>
-          <w:rFonts w:ascii="Times New Roman" w:hAnsi="Times New Roman" w:cs="Times New Roman"/>
-          <w:sz w:val="28"/>
-          <w:szCs w:val="28"/>
-        </w:rPr>
-      </w:pPr>
-      <w:r>
-        <w:rPr>
-          <w:rFonts w:ascii="Times New Roman" w:hAnsi="Times New Roman" w:cs="Times New Roman"/>
-          <w:sz w:val="28"/>
-          <w:szCs w:val="28"/>
-        </w:rPr>
-        <w:t xml:space="preserve">The primary objective of the </w:t>
-      </w:r>
-      <w:r>
-        <w:rPr>
-          <w:rFonts w:ascii="Times New Roman" w:hAnsi="Times New Roman" w:cs="Times New Roman"/>
-          <w:b/>
-          <w:bCs/>
-          <w:sz w:val="28"/>
-          <w:szCs w:val="28"/>
-        </w:rPr>
-        <w:t>KnowsItAll</w:t>
-      </w:r>
-      <w:r>
-        <w:rPr>
-          <w:rFonts w:ascii="Times New Roman" w:hAnsi="Times New Roman" w:cs="Times New Roman"/>
-          <w:sz w:val="28"/>
-          <w:szCs w:val="28"/>
-        </w:rPr>
-        <w:t xml:space="preserve"> project is to develop a secure and efficient decentralized platform for local skill exchange.</w:t>
+          <w:rStyle w:val="citation-72"/>
+          <w:sz w:val="28"/>
+          <w:szCs w:val="28"/>
+        </w:rPr>
+      </w:pPr>
+      <w:r>
+        <w:rPr>
+          <w:rStyle w:val="citation-72"/>
+          <w:sz w:val="28"/>
+          <w:szCs w:val="28"/>
+        </w:rPr>
+        <w:t>In the modern era of technology advancements and rising environmental awareness, there is a growing need for self-paced education and continuous learning outside the traditional academic curriculum. Though traditional MOOC platforms provide streaming lessons, these courses lack the aspect of localization, practicality, personalization, and direct community interactions. This paper introduces KnowsItAll, a decentralized skill-sharing application developed as a native Android application to promote local knowledge transfers, fill community education gaps, and remove the classic economic problem known as the “Double Coincidence of Wants.”</w:t>
+      </w:r>
+    </w:p>
+    <w:p>
+      <w:pPr>
+        <w:pStyle w:val="NormalWeb"/>
+        <w:spacing w:before="0" w:beforeAutospacing="0"/>
+        <w:ind w:left="540"/>
+        <w:jc w:val="both"/>
+        <w:rPr>
+          <w:sz w:val="28"/>
+          <w:szCs w:val="28"/>
+        </w:rPr>
+      </w:pPr>
+      <w:r>
+        <w:rPr>
+          <w:rStyle w:val="citation-72"/>
+          <w:sz w:val="28"/>
+          <w:szCs w:val="28"/>
+        </w:rPr>
+        <w:t>The application employs a novel architectural design focused on extreme responsiveness and cryptography. Frontend is implemented as a native mobile app developed in Kotlin language with use of Jetpack Compose library and reactive, declarative UI. Discovery of peers happens through a custom "Skill Radar" application, which is based on use of the Fused Location API by Google, limiting discovery range to a strict 5-kilometer radius.</w:t>
+      </w:r>
+      <w:r>
+        <w:rPr>
+          <w:rStyle w:val="citation-72"/>
+          <w:sz w:val="28"/>
+          <w:szCs w:val="28"/>
+        </w:rPr>
+        <w:t xml:space="preserve"> </w:t>
+      </w:r>
+      <w:r>
+        <w:rPr>
+          <w:rStyle w:val="citation-67"/>
+          <w:sz w:val="28"/>
+          <w:szCs w:val="28"/>
+        </w:rPr>
+        <w:t>To overcome backend synchronization bottlenecks and eliminate the administrative overhead of a standalone relational database layer</w:t>
+      </w:r>
+      <w:r>
+        <w:rPr>
+          <w:sz w:val="28"/>
+          <w:szCs w:val="28"/>
+        </w:rPr>
+        <w:t xml:space="preserve">, the platform’s infrastructure has been migrated to a cloud-native </w:t>
+      </w:r>
+      <w:r>
+        <w:rPr>
+          <w:b/>
+          <w:bCs/>
+          <w:sz w:val="28"/>
+          <w:szCs w:val="28"/>
+        </w:rPr>
+        <w:t>Firebase architecture</w:t>
+      </w:r>
+      <w:r>
+        <w:rPr>
+          <w:sz w:val="28"/>
+          <w:szCs w:val="28"/>
+        </w:rPr>
+        <w:t xml:space="preserve">. Real-time user session control and token verification are enforced through </w:t>
+      </w:r>
+      <w:r>
+        <w:rPr>
+          <w:b/>
+          <w:bCs/>
+          <w:sz w:val="28"/>
+          <w:szCs w:val="28"/>
+        </w:rPr>
+        <w:t>Firebase Authentication</w:t>
+      </w:r>
+      <w:r>
+        <w:rPr>
+          <w:sz w:val="28"/>
+          <w:szCs w:val="28"/>
+        </w:rPr>
+        <w:t xml:space="preserve">, providing secure, stateful identity management. </w:t>
+      </w:r>
+      <w:r>
+        <w:rPr>
+          <w:rStyle w:val="citation-66"/>
+          <w:sz w:val="28"/>
+          <w:szCs w:val="28"/>
+        </w:rPr>
+        <w:t xml:space="preserve">Data persistence, real-time messaging, and transaction execution are managed via </w:t>
+      </w:r>
+      <w:r>
+        <w:rPr>
+          <w:rStyle w:val="citation-66"/>
+          <w:b/>
+          <w:bCs/>
+          <w:sz w:val="28"/>
+          <w:szCs w:val="28"/>
+        </w:rPr>
+        <w:t>Cloud Firestore</w:t>
+      </w:r>
+      <w:r>
+        <w:rPr>
+          <w:rStyle w:val="citation-66"/>
+          <w:sz w:val="28"/>
+          <w:szCs w:val="28"/>
+        </w:rPr>
+        <w:t xml:space="preserve">, utilizing its automatic, offline-first syncing capabilities via a local </w:t>
+      </w:r>
+      <w:r>
+        <w:rPr>
+          <w:rStyle w:val="citation-66"/>
+          <w:b/>
+          <w:bCs/>
+          <w:sz w:val="28"/>
+          <w:szCs w:val="28"/>
+        </w:rPr>
+        <w:t>Room DB</w:t>
+      </w:r>
+      <w:r>
+        <w:rPr>
+          <w:rStyle w:val="citation-66"/>
+          <w:sz w:val="28"/>
+          <w:szCs w:val="28"/>
+        </w:rPr>
+        <w:t xml:space="preserve"> wrapper to guarantee seamless operational continuity in semi-urban environments with spotty cellular connectivity</w:t>
+      </w:r>
+      <w:r>
+        <w:rPr>
+          <w:sz w:val="28"/>
+          <w:szCs w:val="28"/>
+        </w:rPr>
+        <w:t xml:space="preserve">. </w:t>
       </w:r>
     </w:p>
     <w:p>
       <w:pPr>
         <w:pStyle w:val="ListParagraph"/>
+        <w:ind w:left="862"/>
+        <w:jc w:val="both"/>
+        <w:rPr>
+          <w:rStyle w:val="citation-65"/>
+          <w:rFonts w:ascii="Times New Roman" w:eastAsia="Times New Roman" w:hAnsi="Times New Roman" w:cs="Times New Roman"/>
+          <w:kern w:val="0"/>
+          <w:sz w:val="28"/>
+          <w:szCs w:val="28"/>
+          <w:lang w:eastAsia="en-IN" w:bidi="gu-IN"/>
+          <w14:ligatures w14:val="none"/>
+        </w:rPr>
+      </w:pPr>
+      <w:r>
+        <w:rPr>
+          <w:rStyle w:val="citation-65"/>
+          <w:rFonts w:ascii="Times New Roman" w:eastAsia="Times New Roman" w:hAnsi="Times New Roman" w:cs="Times New Roman"/>
+          <w:kern w:val="0"/>
+          <w:sz w:val="28"/>
+          <w:szCs w:val="28"/>
+          <w:lang w:eastAsia="en-IN" w:bidi="gu-IN"/>
+          <w14:ligatures w14:val="none"/>
+        </w:rPr>
+        <w:lastRenderedPageBreak/>
+        <w:t>In order to solve negotiation frictions, KnowsItAll features a dual model Hybrid Trade Engine capable of performing barter transactions using skills directly, or exchanging skills under the control of "SkillTokens". The validity of transactions and the integrity of reputation are cryptographically secured using a Trust Ledger system. Once a successful negotiation occurs, whether by scanning a physical QR Code Handshake or via tracking a video meeting from remote, the transaction proceeds via an irreversible process involving a sequence of cryptographic SHA-256 hashes. In this way, any malicious reputation attack will be prevented entirely.</w:t>
+      </w:r>
+    </w:p>
+    <w:p>
+      <w:pPr>
+        <w:pStyle w:val="ListParagraph"/>
+        <w:ind w:left="862"/>
+        <w:jc w:val="both"/>
+        <w:rPr>
+          <w:rStyle w:val="citation-65"/>
+          <w:rFonts w:ascii="Times New Roman" w:eastAsia="Times New Roman" w:hAnsi="Times New Roman" w:cs="Times New Roman"/>
+          <w:kern w:val="0"/>
+          <w:sz w:val="28"/>
+          <w:szCs w:val="28"/>
+          <w:lang w:eastAsia="en-IN" w:bidi="gu-IN"/>
+          <w14:ligatures w14:val="none"/>
+        </w:rPr>
+      </w:pPr>
+      <w:r>
+        <w:rPr>
+          <w:rStyle w:val="citation-65"/>
+          <w:rFonts w:ascii="Times New Roman" w:eastAsia="Times New Roman" w:hAnsi="Times New Roman" w:cs="Times New Roman"/>
+          <w:kern w:val="0"/>
+          <w:sz w:val="28"/>
+          <w:szCs w:val="28"/>
+          <w:lang w:eastAsia="en-IN" w:bidi="gu-IN"/>
+          <w14:ligatures w14:val="none"/>
+        </w:rPr>
+        <w:t>Successful transactions create dynamic micro-certificates known as "Skill Passport". Ultimately, KnowsItAll connects the dots between ultra-local reachability and highly technological protection mechanisms to lay the solid foundations of a micro-gig economy.</w:t>
+      </w:r>
+    </w:p>
+    <w:p>
+      <w:pPr>
+        <w:pStyle w:val="ListParagraph"/>
+        <w:ind w:left="862"/>
+        <w:jc w:val="both"/>
+        <w:rPr>
+          <w:rStyle w:val="citation-65"/>
+          <w:rFonts w:ascii="Times New Roman" w:eastAsia="Times New Roman" w:hAnsi="Times New Roman" w:cs="Times New Roman"/>
+          <w:kern w:val="0"/>
+          <w:sz w:val="28"/>
+          <w:szCs w:val="28"/>
+          <w:lang w:eastAsia="en-IN" w:bidi="gu-IN"/>
+          <w14:ligatures w14:val="none"/>
+        </w:rPr>
+      </w:pPr>
+    </w:p>
+    <w:p>
+      <w:pPr>
+        <w:jc w:val="both"/>
+        <w:rPr>
+          <w:rFonts w:ascii="Times New Roman" w:hAnsi="Times New Roman" w:cs="Times New Roman"/>
+          <w:b/>
+          <w:bCs/>
+          <w:sz w:val="32"/>
+          <w:szCs w:val="32"/>
+        </w:rPr>
+      </w:pPr>
+      <w:r>
+        <w:rPr>
+          <w:rFonts w:ascii="Times New Roman" w:hAnsi="Times New Roman" w:cs="Times New Roman"/>
+          <w:b/>
+          <w:bCs/>
+          <w:sz w:val="32"/>
+          <w:szCs w:val="32"/>
+        </w:rPr>
+        <w:t xml:space="preserve">1.2 </w:t>
+      </w:r>
+      <w:r>
+        <w:rPr>
+          <w:rFonts w:ascii="Times New Roman" w:hAnsi="Times New Roman" w:cs="Times New Roman"/>
+          <w:b/>
+          <w:bCs/>
+          <w:sz w:val="32"/>
+          <w:szCs w:val="32"/>
+        </w:rPr>
+        <w:t>Existing System and Need for the System</w:t>
+      </w:r>
+    </w:p>
+    <w:p>
+      <w:pPr>
+        <w:ind w:left="540"/>
+        <w:jc w:val="both"/>
+        <w:rPr>
+          <w:rFonts w:ascii="Times New Roman" w:hAnsi="Times New Roman" w:cs="Times New Roman"/>
+          <w:b/>
+          <w:bCs/>
+          <w:sz w:val="28"/>
+          <w:szCs w:val="28"/>
+        </w:rPr>
+      </w:pPr>
+      <w:r>
+        <w:rPr>
+          <w:rFonts w:ascii="Times New Roman" w:hAnsi="Times New Roman" w:cs="Times New Roman"/>
+          <w:b/>
+          <w:bCs/>
+          <w:sz w:val="28"/>
+          <w:szCs w:val="28"/>
+        </w:rPr>
+        <w:t>Existing System</w:t>
+      </w:r>
+    </w:p>
+    <w:p>
+      <w:pPr>
+        <w:pStyle w:val="NormalWeb"/>
+        <w:ind w:left="540"/>
+        <w:rPr>
+          <w:sz w:val="28"/>
+          <w:szCs w:val="28"/>
+        </w:rPr>
+      </w:pPr>
+      <w:r>
+        <w:rPr>
+          <w:sz w:val="28"/>
+          <w:szCs w:val="28"/>
+        </w:rPr>
+        <w:t xml:space="preserve">The </w:t>
+      </w:r>
+      <w:r>
+        <w:rPr>
+          <w:sz w:val="28"/>
+          <w:szCs w:val="28"/>
+        </w:rPr>
+        <w:t>present-day</w:t>
+      </w:r>
+      <w:r>
+        <w:rPr>
+          <w:sz w:val="28"/>
+          <w:szCs w:val="28"/>
+        </w:rPr>
+        <w:t xml:space="preserve"> environment for learning and skill building is highly divided between centralized online learning platforms and decentralized informal social mediums: </w:t>
+      </w:r>
+    </w:p>
+    <w:p>
+      <w:pPr>
+        <w:pStyle w:val="NormalWeb"/>
         <w:numPr>
           <w:ilvl w:val="0"/>
-          <w:numId w:val="6"/>
+          <w:numId w:val="25"/>
         </w:numPr>
-        <w:ind w:left="1134" w:hanging="567"/>
-        <w:jc w:val="both"/>
-        <w:rPr>
-          <w:rFonts w:ascii="Times New Roman" w:hAnsi="Times New Roman" w:cs="Times New Roman"/>
-          <w:sz w:val="28"/>
-          <w:szCs w:val="28"/>
-        </w:rPr>
-      </w:pPr>
-      <w:r>
-        <w:rPr>
-          <w:rFonts w:ascii="Times New Roman" w:hAnsi="Times New Roman" w:cs="Times New Roman"/>
-          <w:b/>
-          <w:bCs/>
-          <w:sz w:val="28"/>
-          <w:szCs w:val="28"/>
-        </w:rPr>
-        <w:t>Secure Authentication</w:t>
-      </w:r>
-      <w:r>
-        <w:rPr>
-          <w:rFonts w:ascii="Times New Roman" w:hAnsi="Times New Roman" w:cs="Times New Roman"/>
-          <w:sz w:val="28"/>
-          <w:szCs w:val="28"/>
-        </w:rPr>
-        <w:t>:</w:t>
-      </w:r>
-      <w:r>
-        <w:rPr>
-          <w:rFonts w:ascii="Times New Roman" w:hAnsi="Times New Roman" w:cs="Times New Roman"/>
-          <w:sz w:val="28"/>
-          <w:szCs w:val="28"/>
-        </w:rPr>
-        <w:t xml:space="preserve"> </w:t>
-      </w:r>
-      <w:r>
-        <w:rPr>
-          <w:rFonts w:ascii="Times New Roman" w:hAnsi="Times New Roman" w:cs="Times New Roman"/>
-          <w:sz w:val="28"/>
-          <w:szCs w:val="28"/>
-        </w:rPr>
-        <w:t>Implementing a JWT-based login functionality for added security and user profile management.</w:t>
-      </w:r>
-    </w:p>
-    <w:p>
-      <w:pPr>
-        <w:pStyle w:val="ListParagraph"/>
+        <w:spacing w:before="0" w:beforeAutospacing="0"/>
+        <w:rPr>
+          <w:rStyle w:val="citation-155"/>
+          <w:rFonts w:ascii="Arial" w:hAnsi="Arial" w:cs="Arial"/>
+        </w:rPr>
+      </w:pPr>
+      <w:r>
+        <w:rPr>
+          <w:rStyle w:val="citation-155"/>
+          <w:rFonts w:ascii="Arial" w:hAnsi="Arial" w:cs="Arial"/>
+          <w:b/>
+          <w:bCs/>
+        </w:rPr>
+        <w:t>Centralized Academic Platforms (MOOCs):</w:t>
+      </w:r>
+      <w:r>
+        <w:rPr>
+          <w:rStyle w:val="citation-155"/>
+          <w:rFonts w:ascii="Arial" w:hAnsi="Arial" w:cs="Arial"/>
+        </w:rPr>
+        <w:t xml:space="preserve"> Leading firms create systematic and asynchronous learning programs. These are based on the streaming of content from a global system which necessarily involves substantial financial commitment (subscription or certification costs), and are completely devoid of any form of physical, practical mentoring or networking.</w:t>
+      </w:r>
+    </w:p>
+    <w:p>
+      <w:pPr>
+        <w:pStyle w:val="NormalWeb"/>
         <w:numPr>
           <w:ilvl w:val="0"/>
-          <w:numId w:val="6"/>
+          <w:numId w:val="25"/>
         </w:numPr>
-        <w:ind w:left="1134" w:hanging="567"/>
-        <w:jc w:val="both"/>
-        <w:rPr>
-          <w:rFonts w:ascii="Times New Roman" w:hAnsi="Times New Roman" w:cs="Times New Roman"/>
-          <w:sz w:val="28"/>
-          <w:szCs w:val="28"/>
-        </w:rPr>
-      </w:pPr>
-      <w:r>
-        <w:rPr>
-          <w:rFonts w:ascii="Times New Roman" w:hAnsi="Times New Roman" w:cs="Times New Roman"/>
-          <w:b/>
-          <w:bCs/>
-          <w:sz w:val="28"/>
-          <w:szCs w:val="28"/>
-        </w:rPr>
-        <w:t>Proximity Discovery</w:t>
-      </w:r>
-      <w:r>
-        <w:rPr>
-          <w:rFonts w:ascii="Times New Roman" w:hAnsi="Times New Roman" w:cs="Times New Roman"/>
-          <w:sz w:val="28"/>
-          <w:szCs w:val="28"/>
-        </w:rPr>
-        <w:t xml:space="preserve">: </w:t>
-      </w:r>
-      <w:r>
-        <w:rPr>
-          <w:rFonts w:ascii="Times New Roman" w:hAnsi="Times New Roman" w:cs="Times New Roman"/>
-          <w:sz w:val="28"/>
-          <w:szCs w:val="28"/>
-        </w:rPr>
-        <w:t>Developing a "Skill Radar" that identifies mentors and learners within a 5km radius using GPS technology.</w:t>
-      </w:r>
-    </w:p>
-    <w:p>
-      <w:pPr>
-        <w:pStyle w:val="ListParagraph"/>
+        <w:spacing w:before="0" w:beforeAutospacing="0"/>
+        <w:rPr>
+          <w:rFonts w:ascii="Arial" w:hAnsi="Arial" w:cs="Arial"/>
+        </w:rPr>
+      </w:pPr>
+      <w:r>
+        <w:rPr>
+          <w:rFonts w:ascii="Arial" w:hAnsi="Arial" w:cs="Arial"/>
+          <w:b/>
+          <w:bCs/>
+        </w:rPr>
+        <w:t>Informal Community &amp; Social Media Groups:</w:t>
+      </w:r>
+      <w:r>
+        <w:rPr>
+          <w:rFonts w:ascii="Arial" w:hAnsi="Arial" w:cs="Arial"/>
+        </w:rPr>
+        <w:t xml:space="preserve"> Informal learning takes place randomly through decentralized online social mediums (such as WhatsApp groups, Facebook Marketplace, etc.). The decentralized nature makes the use of specialized geographic discovery difficult and also does not have any verifiable way of measuring the skill level of users. Reputation management can only be done through easily fabricated vanity metrics (i.e., likes, comments, and unverified 5-star ratings).</w:t>
+      </w:r>
+    </w:p>
+    <w:p>
+      <w:pPr>
+        <w:pStyle w:val="NormalWeb"/>
         <w:numPr>
           <w:ilvl w:val="0"/>
-          <w:numId w:val="6"/>
+          <w:numId w:val="25"/>
         </w:numPr>
-        <w:ind w:left="1134" w:hanging="567"/>
+        <w:spacing w:before="0" w:beforeAutospacing="0"/>
+        <w:rPr>
+          <w:sz w:val="28"/>
+          <w:szCs w:val="28"/>
+        </w:rPr>
+      </w:pPr>
+      <w:r>
+        <w:rPr>
+          <w:rFonts w:ascii="Arial" w:hAnsi="Arial" w:cs="Arial"/>
+          <w:b/>
+          <w:bCs/>
+        </w:rPr>
+        <w:t>Architecture Limitations:</w:t>
+      </w:r>
+      <w:r>
+        <w:rPr>
+          <w:rFonts w:ascii="Arial" w:hAnsi="Arial" w:cs="Arial"/>
+        </w:rPr>
+        <w:t xml:space="preserve"> Conventional architectures depend on vulnerable relational databases which are vulnerable to synchronization problems and security risks. </w:t>
+      </w:r>
+      <w:r>
+        <w:rPr>
+          <w:rFonts w:ascii="Arial" w:hAnsi="Arial" w:cs="Arial"/>
+        </w:rPr>
+        <w:t>There is no cryptographic guarantee against the fraudulent creation of skill credentials and transaction history.</w:t>
+      </w:r>
+    </w:p>
+    <w:p>
+      <w:pPr>
+        <w:pStyle w:val="NormalWeb"/>
+        <w:ind w:left="540"/>
+        <w:rPr>
+          <w:b/>
+          <w:bCs/>
+          <w:sz w:val="28"/>
+          <w:szCs w:val="28"/>
+        </w:rPr>
+      </w:pPr>
+    </w:p>
+    <w:p>
+      <w:pPr>
+        <w:pStyle w:val="NormalWeb"/>
+        <w:ind w:left="540"/>
+        <w:rPr>
+          <w:b/>
+          <w:bCs/>
+          <w:sz w:val="28"/>
+          <w:szCs w:val="28"/>
+        </w:rPr>
+      </w:pPr>
+      <w:r>
+        <w:rPr>
+          <w:b/>
+          <w:bCs/>
+          <w:sz w:val="28"/>
+          <w:szCs w:val="28"/>
+        </w:rPr>
+        <w:lastRenderedPageBreak/>
+        <w:t>Need for the System</w:t>
+      </w:r>
+    </w:p>
+    <w:p>
+      <w:pPr>
+        <w:pStyle w:val="ListParagraph"/>
+        <w:ind w:left="862"/>
         <w:jc w:val="both"/>
         <w:rPr>
-          <w:rFonts w:ascii="Times New Roman" w:hAnsi="Times New Roman" w:cs="Times New Roman"/>
-          <w:sz w:val="28"/>
-          <w:szCs w:val="28"/>
-        </w:rPr>
-      </w:pPr>
-      <w:r>
-        <w:rPr>
-          <w:rFonts w:ascii="Times New Roman" w:hAnsi="Times New Roman" w:cs="Times New Roman"/>
-          <w:b/>
-          <w:bCs/>
-          <w:sz w:val="28"/>
-          <w:szCs w:val="28"/>
-        </w:rPr>
-        <w:t>Transaction Integrity:</w:t>
-      </w:r>
-      <w:r>
-        <w:rPr>
-          <w:rFonts w:ascii="Times New Roman" w:hAnsi="Times New Roman" w:cs="Times New Roman"/>
-          <w:sz w:val="28"/>
-          <w:szCs w:val="28"/>
-        </w:rPr>
-        <w:t xml:space="preserve"> </w:t>
-      </w:r>
-      <w:r>
-        <w:rPr>
-          <w:rFonts w:ascii="Times New Roman" w:hAnsi="Times New Roman" w:cs="Times New Roman"/>
-          <w:sz w:val="28"/>
-          <w:szCs w:val="28"/>
-        </w:rPr>
-        <w:t>Creating a "Trust Ledger" based on SHA-256 hashing to ensure an immutable history of every skill trade</w:t>
-      </w:r>
-      <w:r>
-        <w:rPr>
-          <w:rFonts w:ascii="Times New Roman" w:hAnsi="Times New Roman" w:cs="Times New Roman"/>
-          <w:sz w:val="28"/>
-          <w:szCs w:val="28"/>
-        </w:rPr>
-        <w:t>.</w:t>
-      </w:r>
-    </w:p>
-    <w:p>
-      <w:pPr>
-        <w:pStyle w:val="ListParagraph"/>
+          <w:rFonts w:ascii="Times New Roman" w:eastAsia="Times New Roman" w:hAnsi="Times New Roman" w:cs="Times New Roman"/>
+          <w:kern w:val="0"/>
+          <w:sz w:val="28"/>
+          <w:szCs w:val="28"/>
+          <w:lang w:eastAsia="en-IN" w:bidi="gu-IN"/>
+          <w14:ligatures w14:val="none"/>
+        </w:rPr>
+      </w:pPr>
+      <w:r>
+        <w:rPr>
+          <w:rFonts w:ascii="Times New Roman" w:eastAsia="Times New Roman" w:hAnsi="Times New Roman" w:cs="Times New Roman"/>
+          <w:kern w:val="0"/>
+          <w:sz w:val="28"/>
+          <w:szCs w:val="28"/>
+          <w:lang w:eastAsia="en-IN" w:bidi="gu-IN"/>
+          <w14:ligatures w14:val="none"/>
+        </w:rPr>
+        <w:t>For solving the problems associated with higher monetary cost and low trust metric value, a mixed approach is required for combining physical accessibility and secure cloud storage of the enterprise:</w:t>
+      </w:r>
+    </w:p>
+    <w:p>
+      <w:pPr>
+        <w:pStyle w:val="NormalWeb"/>
         <w:numPr>
           <w:ilvl w:val="0"/>
-          <w:numId w:val="6"/>
+          <w:numId w:val="26"/>
         </w:numPr>
-        <w:ind w:left="1134" w:hanging="567"/>
+        <w:spacing w:before="0" w:beforeAutospacing="0"/>
+        <w:rPr>
+          <w:sz w:val="28"/>
+          <w:szCs w:val="28"/>
+        </w:rPr>
+      </w:pPr>
+      <w:r>
+        <w:rPr>
+          <w:rStyle w:val="citation-147"/>
+          <w:b/>
+          <w:bCs/>
+          <w:sz w:val="28"/>
+          <w:szCs w:val="28"/>
+        </w:rPr>
+        <w:t>Hyper-Local Proximity Discovery:</w:t>
+      </w:r>
+      <w:r>
+        <w:rPr>
+          <w:sz w:val="28"/>
+          <w:szCs w:val="28"/>
+        </w:rPr>
+        <w:t xml:space="preserve"> </w:t>
+      </w:r>
+      <w:r>
+        <w:rPr>
+          <w:rStyle w:val="citation-147"/>
+          <w:sz w:val="28"/>
+          <w:szCs w:val="28"/>
+        </w:rPr>
+        <w:t>Unlike global content discovery streams, there arises a necessity for implementing a particular solution for mapping clusters of local human resources and allowing for the transfer of physical knowledge among these resources.</w:t>
+      </w:r>
+      <w:r>
+        <w:rPr>
+          <w:sz w:val="28"/>
+          <w:szCs w:val="28"/>
+        </w:rPr>
+        <w:t xml:space="preserve"> </w:t>
+      </w:r>
+    </w:p>
+    <w:p>
+      <w:pPr>
+        <w:pStyle w:val="NormalWeb"/>
+        <w:numPr>
+          <w:ilvl w:val="0"/>
+          <w:numId w:val="26"/>
+        </w:numPr>
+        <w:spacing w:before="0" w:beforeAutospacing="0"/>
+        <w:rPr>
+          <w:rStyle w:val="citation-145"/>
+          <w:sz w:val="28"/>
+          <w:szCs w:val="28"/>
+        </w:rPr>
+      </w:pPr>
+      <w:r>
+        <w:rPr>
+          <w:rStyle w:val="citation-145"/>
+          <w:b/>
+          <w:bCs/>
+          <w:sz w:val="28"/>
+          <w:szCs w:val="28"/>
+        </w:rPr>
+        <w:t>Real-Time Data Synchronicity:</w:t>
+      </w:r>
+      <w:r>
+        <w:rPr>
+          <w:rStyle w:val="citation-145"/>
+          <w:sz w:val="28"/>
+          <w:szCs w:val="28"/>
+        </w:rPr>
+        <w:t xml:space="preserve"> To provide adequate functionality for a semi-urban population with irregular Internet connectivity, a mobile application needs to have an offline-first approach. It should be guaranteed that the client will have real-time caching capabilities of data that will sync with the cloud upon restoring the Internet connection.</w:t>
+      </w:r>
+    </w:p>
+    <w:p>
+      <w:pPr>
+        <w:pStyle w:val="NormalWeb"/>
+        <w:numPr>
+          <w:ilvl w:val="0"/>
+          <w:numId w:val="26"/>
+        </w:numPr>
+        <w:spacing w:before="0" w:beforeAutospacing="0"/>
         <w:jc w:val="both"/>
         <w:rPr>
-          <w:rFonts w:ascii="Times New Roman" w:hAnsi="Times New Roman" w:cs="Times New Roman"/>
-          <w:sz w:val="28"/>
-          <w:szCs w:val="28"/>
-        </w:rPr>
-      </w:pPr>
-      <w:r>
-        <w:rPr>
-          <w:rFonts w:ascii="Times New Roman" w:hAnsi="Times New Roman" w:cs="Times New Roman"/>
-          <w:b/>
-          <w:bCs/>
-          <w:sz w:val="28"/>
-          <w:szCs w:val="28"/>
-        </w:rPr>
-        <w:t>Econom</w:t>
-      </w:r>
-      <w:r>
-        <w:rPr>
-          <w:rFonts w:ascii="Times New Roman" w:hAnsi="Times New Roman" w:cs="Times New Roman"/>
-          <w:b/>
-          <w:bCs/>
-          <w:sz w:val="28"/>
-          <w:szCs w:val="28"/>
-        </w:rPr>
-        <w:t>ic Hybridization:</w:t>
-      </w:r>
-      <w:r>
-        <w:rPr>
-          <w:rFonts w:ascii="Times New Roman" w:hAnsi="Times New Roman" w:cs="Times New Roman"/>
+          <w:sz w:val="28"/>
+          <w:szCs w:val="28"/>
+        </w:rPr>
+      </w:pPr>
+      <w:r>
+        <w:rPr>
+          <w:rStyle w:val="citation-143"/>
+          <w:b/>
+          <w:bCs/>
+          <w:sz w:val="28"/>
+          <w:szCs w:val="28"/>
+        </w:rPr>
+        <w:t>Cryptographic Trust Enforcement:</w:t>
+      </w:r>
+      <w:r>
+        <w:rPr>
           <w:sz w:val="28"/>
           <w:szCs w:val="28"/>
         </w:rPr>
@@ -358,17 +703,108 @@
       </w:r>
       <w:r>
         <w:rPr>
-          <w:rFonts w:ascii="Times New Roman" w:hAnsi="Times New Roman" w:cs="Times New Roman"/>
-          <w:sz w:val="28"/>
-          <w:szCs w:val="28"/>
-        </w:rPr>
-        <w:t>Providing a dual-mode system for both direct barter and "SkillToken" transactions to manage the trade of knowledge effectively.</w:t>
+          <w:rStyle w:val="citation-143"/>
+          <w:sz w:val="28"/>
+          <w:szCs w:val="28"/>
+        </w:rPr>
+        <w:t>Unofficial learning processes involve an implementation of a method that will elevate the user's personal reputation in the ecosystem into professional credibility.</w:t>
+      </w:r>
+      <w:r>
+        <w:rPr>
+          <w:rStyle w:val="citation-143"/>
+          <w:sz w:val="28"/>
+          <w:szCs w:val="28"/>
+        </w:rPr>
+        <w:t xml:space="preserve"> </w:t>
       </w:r>
     </w:p>
     <w:p>
       <w:pPr>
         <w:pStyle w:val="ListParagraph"/>
-        <w:ind w:left="1134"/>
+        <w:ind w:left="862"/>
+        <w:jc w:val="both"/>
+        <w:rPr>
+          <w:rFonts w:ascii="Times New Roman" w:eastAsia="Times New Roman" w:hAnsi="Times New Roman" w:cs="Times New Roman"/>
+          <w:b/>
+          <w:bCs/>
+          <w:kern w:val="0"/>
+          <w:sz w:val="28"/>
+          <w:szCs w:val="28"/>
+          <w:lang w:eastAsia="en-IN" w:bidi="gu-IN"/>
+          <w14:ligatures w14:val="none"/>
+        </w:rPr>
+      </w:pPr>
+      <w:r>
+        <w:rPr>
+          <w:rFonts w:ascii="Times New Roman" w:eastAsia="Times New Roman" w:hAnsi="Times New Roman" w:cs="Times New Roman"/>
+          <w:b/>
+          <w:bCs/>
+          <w:kern w:val="0"/>
+          <w:sz w:val="28"/>
+          <w:szCs w:val="28"/>
+          <w:lang w:eastAsia="en-IN" w:bidi="gu-IN"/>
+          <w14:ligatures w14:val="none"/>
+        </w:rPr>
+        <w:t xml:space="preserve">Problem Statement </w:t>
+      </w:r>
+    </w:p>
+    <w:p>
+      <w:pPr>
+        <w:pStyle w:val="ListParagraph"/>
+        <w:ind w:left="862"/>
+        <w:jc w:val="both"/>
+        <w:rPr>
+          <w:rFonts w:ascii="Times New Roman" w:eastAsia="Times New Roman" w:hAnsi="Times New Roman" w:cs="Times New Roman"/>
+          <w:kern w:val="0"/>
+          <w:sz w:val="28"/>
+          <w:szCs w:val="28"/>
+          <w:lang w:eastAsia="en-IN" w:bidi="gu-IN"/>
+          <w14:ligatures w14:val="none"/>
+        </w:rPr>
+      </w:pPr>
+    </w:p>
+    <w:p>
+      <w:pPr>
+        <w:pStyle w:val="ListParagraph"/>
+        <w:ind w:left="862"/>
+        <w:jc w:val="both"/>
+        <w:rPr>
+          <w:rFonts w:ascii="Times New Roman" w:hAnsi="Times New Roman" w:cs="Times New Roman"/>
+          <w:sz w:val="28"/>
+          <w:szCs w:val="28"/>
+        </w:rPr>
+      </w:pPr>
+      <w:r>
+        <w:rPr>
+          <w:rFonts w:ascii="Times New Roman" w:hAnsi="Times New Roman" w:cs="Times New Roman"/>
+          <w:sz w:val="28"/>
+          <w:szCs w:val="28"/>
+        </w:rPr>
+        <w:t xml:space="preserve">The "Double Coincidence of Wants" often hinders traditional barter (e.g., finding a carpenter who specifically wants to learn Python). Furthermore, the lack of professional documentation for informal learning makes it difficult for individuals to prove their skills to future employers. </w:t>
+      </w:r>
+      <w:r>
+        <w:rPr>
+          <w:rFonts w:ascii="Times New Roman" w:hAnsi="Times New Roman" w:cs="Times New Roman"/>
+          <w:b/>
+          <w:bCs/>
+          <w:sz w:val="28"/>
+          <w:szCs w:val="28"/>
+        </w:rPr>
+        <w:t>KnowsItAll</w:t>
+      </w:r>
+      <w:r>
+        <w:rPr>
+          <w:rFonts w:ascii="Times New Roman" w:hAnsi="Times New Roman" w:cs="Times New Roman"/>
+          <w:sz w:val="28"/>
+          <w:szCs w:val="28"/>
+        </w:rPr>
+        <w:t xml:space="preserve"> solves these issues by introducing a token-based escrow system and a "Skill Passport" for verified micro-credentials.</w:t>
+      </w:r>
+    </w:p>
+    <w:p>
+      <w:pPr>
+        <w:pStyle w:val="ListParagraph"/>
+        <w:ind w:left="862"/>
         <w:jc w:val="both"/>
         <w:rPr>
           <w:rFonts w:ascii="Times New Roman" w:hAnsi="Times New Roman" w:cs="Times New Roman"/>
@@ -382,256 +818,7 @@
         <w:pStyle w:val="ListParagraph"/>
         <w:numPr>
           <w:ilvl w:val="1"/>
-          <w:numId w:val="1"/>
-        </w:numPr>
-        <w:jc w:val="both"/>
-        <w:rPr>
-          <w:rFonts w:ascii="Times New Roman" w:hAnsi="Times New Roman" w:cs="Times New Roman"/>
-          <w:b/>
-          <w:bCs/>
-          <w:sz w:val="32"/>
-          <w:szCs w:val="32"/>
-        </w:rPr>
-      </w:pPr>
-      <w:r>
-        <w:rPr>
-          <w:rFonts w:ascii="Times New Roman" w:hAnsi="Times New Roman" w:cs="Times New Roman"/>
-          <w:b/>
-          <w:bCs/>
-          <w:sz w:val="32"/>
-          <w:szCs w:val="32"/>
-        </w:rPr>
-        <w:t>Existing System and Need for the System</w:t>
-      </w:r>
-    </w:p>
-    <w:p>
-      <w:pPr>
-        <w:ind w:left="540"/>
-        <w:jc w:val="both"/>
-        <w:rPr>
-          <w:rFonts w:ascii="Times New Roman" w:hAnsi="Times New Roman" w:cs="Times New Roman"/>
-          <w:b/>
-          <w:bCs/>
-          <w:sz w:val="28"/>
-          <w:szCs w:val="28"/>
-        </w:rPr>
-      </w:pPr>
-      <w:r>
-        <w:rPr>
-          <w:rFonts w:ascii="Times New Roman" w:hAnsi="Times New Roman" w:cs="Times New Roman"/>
-          <w:b/>
-          <w:bCs/>
-          <w:sz w:val="28"/>
-          <w:szCs w:val="28"/>
-        </w:rPr>
-        <w:t>Existing System</w:t>
-      </w:r>
-    </w:p>
-    <w:p>
-      <w:pPr>
-        <w:pStyle w:val="NormalWeb"/>
-        <w:ind w:left="540"/>
-        <w:rPr>
-          <w:sz w:val="28"/>
-          <w:szCs w:val="28"/>
-        </w:rPr>
-      </w:pPr>
-      <w:r>
-        <w:rPr>
-          <w:sz w:val="28"/>
-          <w:szCs w:val="28"/>
-        </w:rPr>
-        <w:t>Current learning landscapes are dominated by centralized platforms (MOOCs) or informal social media groups. These systems often require high monetary costs, lack physical/hands-on interaction, and offer no verifiable way to track a user's reputation outside of simple "likes" or star ratings.</w:t>
-      </w:r>
-    </w:p>
-    <w:p>
-      <w:pPr>
-        <w:pStyle w:val="NormalWeb"/>
-        <w:ind w:left="540"/>
-        <w:rPr>
-          <w:b/>
-          <w:bCs/>
-          <w:sz w:val="28"/>
-          <w:szCs w:val="28"/>
-        </w:rPr>
-      </w:pPr>
-      <w:r>
-        <w:rPr>
-          <w:b/>
-          <w:bCs/>
-          <w:sz w:val="28"/>
-          <w:szCs w:val="28"/>
-        </w:rPr>
-        <w:t>Need for the System</w:t>
-      </w:r>
-    </w:p>
-    <w:p>
-      <w:pPr>
-        <w:pStyle w:val="ListParagraph"/>
-        <w:ind w:left="862"/>
-        <w:jc w:val="both"/>
-        <w:rPr>
-          <w:rFonts w:ascii="Times New Roman" w:eastAsia="Times New Roman" w:hAnsi="Times New Roman" w:cs="Times New Roman"/>
-          <w:kern w:val="0"/>
-          <w:sz w:val="28"/>
-          <w:szCs w:val="28"/>
-          <w:lang w:eastAsia="en-IN" w:bidi="gu-IN"/>
-          <w14:ligatures w14:val="none"/>
-        </w:rPr>
-      </w:pPr>
-      <w:r>
-        <w:rPr>
-          <w:rFonts w:ascii="Times New Roman" w:eastAsia="Times New Roman" w:hAnsi="Times New Roman" w:cs="Times New Roman"/>
-          <w:kern w:val="0"/>
-          <w:sz w:val="28"/>
-          <w:szCs w:val="28"/>
-          <w:lang w:eastAsia="en-IN" w:bidi="gu-IN"/>
-          <w14:ligatures w14:val="none"/>
-        </w:rPr>
-        <w:lastRenderedPageBreak/>
-        <w:t xml:space="preserve">There is a pressing need for a solution that combines local accessibility with high-tech security. </w:t>
-      </w:r>
-      <w:r>
-        <w:rPr>
-          <w:rFonts w:ascii="Times New Roman" w:eastAsia="Times New Roman" w:hAnsi="Times New Roman" w:cs="Times New Roman"/>
-          <w:b/>
-          <w:bCs/>
-          <w:kern w:val="0"/>
-          <w:sz w:val="28"/>
-          <w:szCs w:val="28"/>
-          <w:lang w:eastAsia="en-IN" w:bidi="gu-IN"/>
-          <w14:ligatures w14:val="none"/>
-        </w:rPr>
-        <w:t>KnowsItAll</w:t>
-      </w:r>
-      <w:r>
-        <w:rPr>
-          <w:rFonts w:ascii="Times New Roman" w:eastAsia="Times New Roman" w:hAnsi="Times New Roman" w:cs="Times New Roman"/>
-          <w:kern w:val="0"/>
-          <w:sz w:val="28"/>
-          <w:szCs w:val="28"/>
-          <w:lang w:eastAsia="en-IN" w:bidi="gu-IN"/>
-          <w14:ligatures w14:val="none"/>
-        </w:rPr>
-        <w:t xml:space="preserve"> fulfils this need by integrating real-time location data with a blockchain-inspired ledger, ensuring that skill-sharing is not only accessible but also verifiable and safe.</w:t>
-      </w:r>
-    </w:p>
-    <w:p>
-      <w:pPr>
-        <w:pStyle w:val="ListParagraph"/>
-        <w:ind w:left="862"/>
-        <w:jc w:val="both"/>
-        <w:rPr>
-          <w:rFonts w:ascii="Times New Roman" w:eastAsia="Times New Roman" w:hAnsi="Times New Roman" w:cs="Times New Roman"/>
-          <w:kern w:val="0"/>
-          <w:sz w:val="28"/>
-          <w:szCs w:val="28"/>
-          <w:lang w:eastAsia="en-IN" w:bidi="gu-IN"/>
-          <w14:ligatures w14:val="none"/>
-        </w:rPr>
-      </w:pPr>
-    </w:p>
-    <w:p>
-      <w:pPr>
-        <w:pStyle w:val="ListParagraph"/>
-        <w:ind w:left="862"/>
-        <w:jc w:val="both"/>
-        <w:rPr>
-          <w:rFonts w:ascii="Times New Roman" w:eastAsia="Times New Roman" w:hAnsi="Times New Roman" w:cs="Times New Roman"/>
-          <w:b/>
-          <w:bCs/>
-          <w:kern w:val="0"/>
-          <w:sz w:val="28"/>
-          <w:szCs w:val="28"/>
-          <w:lang w:eastAsia="en-IN" w:bidi="gu-IN"/>
-          <w14:ligatures w14:val="none"/>
-        </w:rPr>
-      </w:pPr>
-      <w:r>
-        <w:rPr>
-          <w:rFonts w:ascii="Times New Roman" w:eastAsia="Times New Roman" w:hAnsi="Times New Roman" w:cs="Times New Roman"/>
-          <w:b/>
-          <w:bCs/>
-          <w:kern w:val="0"/>
-          <w:sz w:val="28"/>
-          <w:szCs w:val="28"/>
-          <w:lang w:eastAsia="en-IN" w:bidi="gu-IN"/>
-          <w14:ligatures w14:val="none"/>
-        </w:rPr>
-        <w:t xml:space="preserve">Problem Statement </w:t>
-      </w:r>
-    </w:p>
-    <w:p>
-      <w:pPr>
-        <w:pStyle w:val="ListParagraph"/>
-        <w:ind w:left="862"/>
-        <w:jc w:val="both"/>
-        <w:rPr>
-          <w:rFonts w:ascii="Times New Roman" w:eastAsia="Times New Roman" w:hAnsi="Times New Roman" w:cs="Times New Roman"/>
-          <w:kern w:val="0"/>
-          <w:sz w:val="28"/>
-          <w:szCs w:val="28"/>
-          <w:lang w:eastAsia="en-IN" w:bidi="gu-IN"/>
-          <w14:ligatures w14:val="none"/>
-        </w:rPr>
-      </w:pPr>
-    </w:p>
-    <w:p>
-      <w:pPr>
-        <w:pStyle w:val="ListParagraph"/>
-        <w:ind w:left="862"/>
-        <w:jc w:val="both"/>
-        <w:rPr>
-          <w:rFonts w:ascii="Times New Roman" w:hAnsi="Times New Roman" w:cs="Times New Roman"/>
-          <w:sz w:val="28"/>
-          <w:szCs w:val="28"/>
-        </w:rPr>
-      </w:pPr>
-      <w:r>
-        <w:rPr>
-          <w:rFonts w:ascii="Times New Roman" w:hAnsi="Times New Roman" w:cs="Times New Roman"/>
-          <w:sz w:val="28"/>
-          <w:szCs w:val="28"/>
-        </w:rPr>
-        <w:t xml:space="preserve">The "Double Coincidence of Wants" often hinders traditional barter (e.g., finding a carpenter who specifically wants to learn Python). Furthermore, the lack of professional documentation for informal learning makes it difficult for individuals to prove their skills to future employers. </w:t>
-      </w:r>
-      <w:r>
-        <w:rPr>
-          <w:rFonts w:ascii="Times New Roman" w:hAnsi="Times New Roman" w:cs="Times New Roman"/>
-          <w:b/>
-          <w:bCs/>
-          <w:sz w:val="28"/>
-          <w:szCs w:val="28"/>
-        </w:rPr>
-        <w:t>KnowsItAll</w:t>
-      </w:r>
-      <w:r>
-        <w:rPr>
-          <w:rFonts w:ascii="Times New Roman" w:hAnsi="Times New Roman" w:cs="Times New Roman"/>
-          <w:sz w:val="28"/>
-          <w:szCs w:val="28"/>
-        </w:rPr>
-        <w:t xml:space="preserve"> solves these issues by introducing a token-based escrow system and a "Skill Passport" for verified micro-credentials.</w:t>
-      </w:r>
-    </w:p>
-    <w:p>
-      <w:pPr>
-        <w:pStyle w:val="ListParagraph"/>
-        <w:ind w:left="862"/>
-        <w:jc w:val="both"/>
-        <w:rPr>
-          <w:rFonts w:ascii="Times New Roman" w:hAnsi="Times New Roman" w:cs="Times New Roman"/>
-          <w:sz w:val="28"/>
-          <w:szCs w:val="28"/>
-        </w:rPr>
-      </w:pPr>
-    </w:p>
-    <w:p>
-      <w:pPr>
-        <w:pStyle w:val="ListParagraph"/>
-        <w:numPr>
-          <w:ilvl w:val="1"/>
-          <w:numId w:val="1"/>
+          <w:numId w:val="27"/>
         </w:numPr>
         <w:jc w:val="both"/>
         <w:rPr>
@@ -765,6 +952,7 @@
           <w:sz w:val="28"/>
           <w:szCs w:val="28"/>
         </w:rPr>
+        <w:lastRenderedPageBreak/>
         <w:t>User &amp; Profile Management</w:t>
       </w:r>
       <w:r>
@@ -1041,7 +1229,6 @@
           <w:sz w:val="28"/>
           <w:szCs w:val="28"/>
         </w:rPr>
-        <w:lastRenderedPageBreak/>
         <w:t xml:space="preserve">Dual-verification system: </w:t>
       </w:r>
       <w:r>
@@ -1478,6 +1665,7 @@
           <w:sz w:val="28"/>
           <w:szCs w:val="28"/>
         </w:rPr>
+        <w:lastRenderedPageBreak/>
         <w:t>To maintain project focus and feasibility, the following are currently excluded from the initial version:</w:t>
       </w:r>
     </w:p>
@@ -1626,7 +1814,6 @@
           <w:sz w:val="28"/>
           <w:szCs w:val="28"/>
         </w:rPr>
-        <w:lastRenderedPageBreak/>
         <w:t>The project is specifically scoped for:</w:t>
       </w:r>
     </w:p>
@@ -1748,7 +1935,7 @@
         <w:pStyle w:val="ListParagraph"/>
         <w:numPr>
           <w:ilvl w:val="1"/>
-          <w:numId w:val="1"/>
+          <w:numId w:val="27"/>
         </w:numPr>
         <w:jc w:val="both"/>
         <w:rPr>
@@ -1983,6 +2170,7 @@
           <w:sz w:val="28"/>
           <w:szCs w:val="28"/>
         </w:rPr>
+        <w:lastRenderedPageBreak/>
         <w:t>Internet Connectivity:</w:t>
       </w:r>
       <w:r>
@@ -2239,7 +2427,6 @@
           <w:sz w:val="28"/>
           <w:szCs w:val="28"/>
         </w:rPr>
-        <w:lastRenderedPageBreak/>
         <w:t>Backend Language:</w:t>
       </w:r>
       <w:r>
@@ -2548,7 +2735,7 @@
         <w:pStyle w:val="ListParagraph"/>
         <w:numPr>
           <w:ilvl w:val="1"/>
-          <w:numId w:val="1"/>
+          <w:numId w:val="27"/>
         </w:numPr>
         <w:jc w:val="both"/>
         <w:rPr>
@@ -2654,6 +2841,7 @@
           <w:sz w:val="28"/>
           <w:szCs w:val="28"/>
         </w:rPr>
+        <w:lastRenderedPageBreak/>
         <w:t>Kotlin</w:t>
       </w:r>
       <w:r>
@@ -2834,7 +3022,6 @@
           <w:sz w:val="28"/>
           <w:szCs w:val="28"/>
         </w:rPr>
-        <w:lastRenderedPageBreak/>
         <w:t>Room Persistence Library</w:t>
       </w:r>
       <w:r>
@@ -3151,6 +3338,1653 @@
     </w:p>
     <w:p>
       <w:pPr>
+        <w:jc w:val="both"/>
+        <w:rPr>
+          <w:rFonts w:ascii="Times New Roman" w:hAnsi="Times New Roman" w:cs="Times New Roman"/>
+          <w:sz w:val="28"/>
+          <w:szCs w:val="28"/>
+        </w:rPr>
+      </w:pPr>
+    </w:p>
+    <w:p>
+      <w:pPr>
+        <w:ind w:left="142"/>
+        <w:jc w:val="both"/>
+        <w:rPr>
+          <w:rFonts w:ascii="Times New Roman" w:hAnsi="Times New Roman" w:cs="Times New Roman"/>
+          <w:b/>
+          <w:bCs/>
+          <w:sz w:val="32"/>
+          <w:szCs w:val="32"/>
+        </w:rPr>
+      </w:pPr>
+    </w:p>
+    <w:p>
+      <w:pPr>
+        <w:pStyle w:val="ListParagraph"/>
+        <w:numPr>
+          <w:ilvl w:val="1"/>
+          <w:numId w:val="27"/>
+        </w:numPr>
+        <w:jc w:val="both"/>
+        <w:rPr>
+          <w:rFonts w:ascii="Times New Roman" w:hAnsi="Times New Roman" w:cs="Times New Roman"/>
+          <w:b/>
+          <w:bCs/>
+          <w:sz w:val="32"/>
+          <w:szCs w:val="32"/>
+        </w:rPr>
+      </w:pPr>
+      <w:r>
+        <w:rPr>
+          <w:rFonts w:ascii="Times New Roman" w:hAnsi="Times New Roman" w:cs="Times New Roman"/>
+          <w:b/>
+          <w:bCs/>
+          <w:sz w:val="32"/>
+          <w:szCs w:val="32"/>
+        </w:rPr>
+        <w:lastRenderedPageBreak/>
+        <w:t>Module Specification</w:t>
+      </w:r>
+    </w:p>
+    <w:p>
+      <w:pPr>
+        <w:pStyle w:val="NormalWeb"/>
+        <w:ind w:left="720"/>
+        <w:jc w:val="both"/>
+        <w:rPr>
+          <w:sz w:val="28"/>
+          <w:szCs w:val="28"/>
+        </w:rPr>
+      </w:pPr>
+      <w:r>
+        <w:rPr>
+          <w:sz w:val="28"/>
+          <w:szCs w:val="28"/>
+        </w:rPr>
+        <w:t>The KnowsItAll platform architecture design uses clean architecture techniques, isolating functional components through modular structure. Through decoupling presentation layer from underlying cloud transaction processing, the platform provides high responsiveness for hyper-local transactions with full data integrity cryptographically verified within the system.</w:t>
+      </w:r>
+    </w:p>
+    <w:p>
+      <w:pPr>
+        <w:pStyle w:val="NormalWeb"/>
+        <w:ind w:left="720"/>
+        <w:jc w:val="both"/>
+        <w:rPr>
+          <w:sz w:val="28"/>
+          <w:szCs w:val="28"/>
+        </w:rPr>
+      </w:pPr>
+      <w:r>
+        <w:rPr>
+          <w:sz w:val="28"/>
+          <w:szCs w:val="28"/>
+        </w:rPr>
+        <w:t>The system is split into four primary functional modules:</w:t>
+      </w:r>
+    </w:p>
+    <w:p>
+      <w:pPr>
+        <w:pStyle w:val="NormalWeb"/>
+        <w:numPr>
+          <w:ilvl w:val="0"/>
+          <w:numId w:val="28"/>
+        </w:numPr>
+        <w:jc w:val="both"/>
+        <w:rPr>
+          <w:sz w:val="28"/>
+          <w:szCs w:val="28"/>
+        </w:rPr>
+      </w:pPr>
+      <w:r>
+        <w:rPr>
+          <w:b/>
+          <w:bCs/>
+          <w:sz w:val="28"/>
+          <w:szCs w:val="28"/>
+        </w:rPr>
+        <w:t>User Identity &amp; Passport Module (Authentication &amp; Profile Management)</w:t>
+      </w:r>
+    </w:p>
+    <w:p>
+      <w:pPr>
+        <w:pStyle w:val="NormalWeb"/>
+        <w:numPr>
+          <w:ilvl w:val="0"/>
+          <w:numId w:val="28"/>
+        </w:numPr>
+        <w:jc w:val="both"/>
+        <w:rPr>
+          <w:sz w:val="28"/>
+          <w:szCs w:val="28"/>
+        </w:rPr>
+      </w:pPr>
+      <w:r>
+        <w:rPr>
+          <w:b/>
+          <w:bCs/>
+          <w:sz w:val="28"/>
+          <w:szCs w:val="28"/>
+        </w:rPr>
+        <w:t>Hyper-Local Geospatial Engine (Skill Radar &amp; Proximity Tracking)</w:t>
+      </w:r>
+    </w:p>
+    <w:p>
+      <w:pPr>
+        <w:pStyle w:val="NormalWeb"/>
+        <w:numPr>
+          <w:ilvl w:val="0"/>
+          <w:numId w:val="28"/>
+        </w:numPr>
+        <w:jc w:val="both"/>
+        <w:rPr>
+          <w:sz w:val="28"/>
+          <w:szCs w:val="28"/>
+        </w:rPr>
+      </w:pPr>
+      <w:r>
+        <w:rPr>
+          <w:b/>
+          <w:bCs/>
+          <w:sz w:val="28"/>
+          <w:szCs w:val="28"/>
+        </w:rPr>
+        <w:t>Decentralized Escrow &amp; Hybrid Trade Engine (Transaction Processing)</w:t>
+      </w:r>
+    </w:p>
+    <w:p>
+      <w:pPr>
+        <w:pStyle w:val="NormalWeb"/>
+        <w:numPr>
+          <w:ilvl w:val="0"/>
+          <w:numId w:val="28"/>
+        </w:numPr>
+        <w:jc w:val="both"/>
+        <w:rPr>
+          <w:b/>
+          <w:bCs/>
+        </w:rPr>
+      </w:pPr>
+      <w:r>
+        <w:rPr>
+          <w:b/>
+          <w:bCs/>
+          <w:sz w:val="28"/>
+          <w:szCs w:val="28"/>
+        </w:rPr>
+        <w:t>Cryptographic Validation &amp; Verification Module (Trust Ledger &amp; Skill Passport Compiler)</w:t>
+      </w:r>
+    </w:p>
+    <w:p>
+      <w:pPr>
+        <w:pStyle w:val="NormalWeb"/>
+        <w:ind w:left="720"/>
+        <w:jc w:val="both"/>
+        <w:rPr>
+          <w:b/>
+          <w:bCs/>
+          <w:sz w:val="28"/>
+          <w:szCs w:val="28"/>
+        </w:rPr>
+      </w:pPr>
+      <w:r>
+        <w:rPr>
+          <w:b/>
+          <w:bCs/>
+          <w:sz w:val="28"/>
+          <w:szCs w:val="28"/>
+        </w:rPr>
+        <w:t>1. User Identity &amp; Passport Module</w:t>
+      </w:r>
+    </w:p>
+    <w:p>
+      <w:pPr>
+        <w:pStyle w:val="NormalWeb"/>
+        <w:numPr>
+          <w:ilvl w:val="0"/>
+          <w:numId w:val="29"/>
+        </w:numPr>
+        <w:jc w:val="both"/>
+        <w:rPr>
+          <w:sz w:val="28"/>
+          <w:szCs w:val="28"/>
+        </w:rPr>
+      </w:pPr>
+      <w:r>
+        <w:rPr>
+          <w:sz w:val="28"/>
+          <w:szCs w:val="28"/>
+        </w:rPr>
+        <w:t>This module will be used to handle secure onboarding, session management, and user data mapping. It maps the traditional identity profiles to a professional "Skill Passport".</w:t>
+      </w:r>
+    </w:p>
+    <w:p>
+      <w:pPr>
+        <w:pStyle w:val="NormalWeb"/>
+        <w:numPr>
+          <w:ilvl w:val="0"/>
+          <w:numId w:val="29"/>
+        </w:numPr>
+        <w:jc w:val="both"/>
+        <w:rPr>
+          <w:sz w:val="28"/>
+          <w:szCs w:val="28"/>
+        </w:rPr>
+      </w:pPr>
+      <w:r>
+        <w:rPr>
+          <w:b/>
+          <w:bCs/>
+          <w:sz w:val="28"/>
+          <w:szCs w:val="28"/>
+        </w:rPr>
+        <w:t>Functional Description:</w:t>
+      </w:r>
+      <w:r>
+        <w:rPr>
+          <w:sz w:val="28"/>
+          <w:szCs w:val="28"/>
+        </w:rPr>
+        <w:t xml:space="preserve"> </w:t>
+      </w:r>
+      <w:r>
+        <w:rPr>
+          <w:sz w:val="28"/>
+          <w:szCs w:val="28"/>
+        </w:rPr>
+        <w:t>It will create a secure way of account creation and sign-in. After successful identity verification, it dynamically manages profile metadata by tracking the user’s historical credibility, their specific skillset, and preferred learning style.</w:t>
+      </w:r>
+    </w:p>
+    <w:p>
+      <w:pPr>
+        <w:pStyle w:val="NormalWeb"/>
+        <w:numPr>
+          <w:ilvl w:val="0"/>
+          <w:numId w:val="29"/>
+        </w:numPr>
+        <w:jc w:val="both"/>
+        <w:rPr>
+          <w:sz w:val="28"/>
+          <w:szCs w:val="28"/>
+        </w:rPr>
+      </w:pPr>
+      <w:r>
+        <w:rPr>
+          <w:b/>
+          <w:bCs/>
+          <w:sz w:val="28"/>
+          <w:szCs w:val="28"/>
+        </w:rPr>
+        <w:t>Technical Components &amp; Classes:</w:t>
+      </w:r>
+    </w:p>
+    <w:p>
+      <w:pPr>
+        <w:pStyle w:val="NormalWeb"/>
+        <w:numPr>
+          <w:ilvl w:val="1"/>
+          <w:numId w:val="29"/>
+        </w:numPr>
+        <w:jc w:val="both"/>
+        <w:rPr>
+          <w:sz w:val="28"/>
+          <w:szCs w:val="28"/>
+        </w:rPr>
+      </w:pPr>
+      <w:proofErr w:type="spellStart"/>
+      <w:r>
+        <w:rPr>
+          <w:sz w:val="28"/>
+          <w:szCs w:val="28"/>
+        </w:rPr>
+        <w:t>AuthRepository</w:t>
+      </w:r>
+      <w:proofErr w:type="spellEnd"/>
+      <w:r>
+        <w:rPr>
+          <w:sz w:val="28"/>
+          <w:szCs w:val="28"/>
+        </w:rPr>
+        <w:t xml:space="preserve">: </w:t>
+      </w:r>
+      <w:r>
+        <w:rPr>
+          <w:sz w:val="28"/>
+          <w:szCs w:val="28"/>
+        </w:rPr>
+        <w:t>Will wrap the Firebase Authentication SDK and map asynchronous streams of user sessions with the help of Kotlin Coroutines (</w:t>
+      </w:r>
+      <w:proofErr w:type="gramStart"/>
+      <w:r>
+        <w:rPr>
+          <w:sz w:val="28"/>
+          <w:szCs w:val="28"/>
+        </w:rPr>
+        <w:t>await(</w:t>
+      </w:r>
+      <w:proofErr w:type="gramEnd"/>
+      <w:r>
+        <w:rPr>
+          <w:sz w:val="28"/>
+          <w:szCs w:val="28"/>
+        </w:rPr>
+        <w:t>)).</w:t>
+      </w:r>
+    </w:p>
+    <w:p>
+      <w:pPr>
+        <w:pStyle w:val="NormalWeb"/>
+        <w:numPr>
+          <w:ilvl w:val="1"/>
+          <w:numId w:val="29"/>
+        </w:numPr>
+        <w:jc w:val="both"/>
+        <w:rPr>
+          <w:sz w:val="28"/>
+          <w:szCs w:val="28"/>
+        </w:rPr>
+      </w:pPr>
+      <w:proofErr w:type="spellStart"/>
+      <w:r>
+        <w:rPr>
+          <w:sz w:val="28"/>
+          <w:szCs w:val="28"/>
+        </w:rPr>
+        <w:t>LoginViewModel</w:t>
+      </w:r>
+      <w:proofErr w:type="spellEnd"/>
+      <w:r>
+        <w:rPr>
+          <w:sz w:val="28"/>
+          <w:szCs w:val="28"/>
+        </w:rPr>
+        <w:t xml:space="preserve"> &amp; </w:t>
+      </w:r>
+      <w:proofErr w:type="spellStart"/>
+      <w:r>
+        <w:rPr>
+          <w:sz w:val="28"/>
+          <w:szCs w:val="28"/>
+        </w:rPr>
+        <w:t>RegistrationViewModel</w:t>
+      </w:r>
+      <w:proofErr w:type="spellEnd"/>
+      <w:r>
+        <w:rPr>
+          <w:sz w:val="28"/>
+          <w:szCs w:val="28"/>
+        </w:rPr>
+        <w:t xml:space="preserve">: </w:t>
+      </w:r>
+      <w:r>
+        <w:rPr>
+          <w:sz w:val="28"/>
+          <w:szCs w:val="28"/>
+        </w:rPr>
+        <w:t xml:space="preserve">Expose the one-directional </w:t>
+      </w:r>
+      <w:proofErr w:type="spellStart"/>
+      <w:r>
+        <w:rPr>
+          <w:sz w:val="28"/>
+          <w:szCs w:val="28"/>
+        </w:rPr>
+        <w:t>StateFlow</w:t>
+      </w:r>
+      <w:proofErr w:type="spellEnd"/>
+      <w:r>
+        <w:rPr>
+          <w:sz w:val="28"/>
+          <w:szCs w:val="28"/>
+        </w:rPr>
+        <w:t xml:space="preserve"> objects such as </w:t>
+      </w:r>
+      <w:proofErr w:type="spellStart"/>
+      <w:r>
+        <w:rPr>
+          <w:sz w:val="28"/>
+          <w:szCs w:val="28"/>
+        </w:rPr>
+        <w:t>isLoading</w:t>
+      </w:r>
+      <w:proofErr w:type="spellEnd"/>
+      <w:r>
+        <w:rPr>
+          <w:sz w:val="28"/>
+          <w:szCs w:val="28"/>
+        </w:rPr>
+        <w:t xml:space="preserve">, </w:t>
+      </w:r>
+      <w:proofErr w:type="spellStart"/>
+      <w:r>
+        <w:rPr>
+          <w:sz w:val="28"/>
+          <w:szCs w:val="28"/>
+        </w:rPr>
+        <w:t>isLoginSuccessful</w:t>
+      </w:r>
+      <w:proofErr w:type="spellEnd"/>
+      <w:r>
+        <w:rPr>
+          <w:sz w:val="28"/>
+          <w:szCs w:val="28"/>
+        </w:rPr>
+        <w:t>, and error.</w:t>
+      </w:r>
+    </w:p>
+    <w:p>
+      <w:pPr>
+        <w:pStyle w:val="NormalWeb"/>
+        <w:numPr>
+          <w:ilvl w:val="1"/>
+          <w:numId w:val="29"/>
+        </w:numPr>
+        <w:jc w:val="both"/>
+        <w:rPr>
+          <w:sz w:val="28"/>
+          <w:szCs w:val="28"/>
+        </w:rPr>
+      </w:pPr>
+      <w:r>
+        <w:rPr>
+          <w:sz w:val="28"/>
+          <w:szCs w:val="28"/>
+        </w:rPr>
+        <w:t xml:space="preserve">User Model Class: </w:t>
+      </w:r>
+      <w:r>
+        <w:rPr>
+          <w:sz w:val="28"/>
+          <w:szCs w:val="28"/>
+        </w:rPr>
+        <w:t xml:space="preserve">Document schema structure consisting of </w:t>
+      </w:r>
+      <w:proofErr w:type="spellStart"/>
+      <w:r>
+        <w:rPr>
+          <w:sz w:val="28"/>
+          <w:szCs w:val="28"/>
+        </w:rPr>
+        <w:t>uid</w:t>
+      </w:r>
+      <w:proofErr w:type="spellEnd"/>
+      <w:r>
+        <w:rPr>
+          <w:sz w:val="28"/>
+          <w:szCs w:val="28"/>
+        </w:rPr>
+        <w:t>, display name, email address, trust score, and structural vectors referencing active skill set.</w:t>
+      </w:r>
+    </w:p>
+    <w:p>
+      <w:pPr>
+        <w:pStyle w:val="NormalWeb"/>
+        <w:numPr>
+          <w:ilvl w:val="0"/>
+          <w:numId w:val="29"/>
+        </w:numPr>
+        <w:jc w:val="both"/>
+        <w:rPr>
+          <w:sz w:val="28"/>
+          <w:szCs w:val="28"/>
+        </w:rPr>
+      </w:pPr>
+      <w:r>
+        <w:rPr>
+          <w:b/>
+          <w:bCs/>
+          <w:sz w:val="28"/>
+          <w:szCs w:val="28"/>
+        </w:rPr>
+        <w:t>Input Parameters:</w:t>
+      </w:r>
+      <w:r>
+        <w:rPr>
+          <w:sz w:val="28"/>
+          <w:szCs w:val="28"/>
+        </w:rPr>
+        <w:t xml:space="preserve"> User registration details (Email, Password, Full Name, Initial Skill/Learning Preferences).</w:t>
+      </w:r>
+    </w:p>
+    <w:p>
+      <w:pPr>
+        <w:pStyle w:val="NormalWeb"/>
+        <w:numPr>
+          <w:ilvl w:val="0"/>
+          <w:numId w:val="29"/>
+        </w:numPr>
+        <w:jc w:val="both"/>
+        <w:rPr>
+          <w:sz w:val="28"/>
+          <w:szCs w:val="28"/>
+        </w:rPr>
+      </w:pPr>
+      <w:r>
+        <w:rPr>
+          <w:b/>
+          <w:bCs/>
+          <w:sz w:val="28"/>
+          <w:szCs w:val="28"/>
+        </w:rPr>
+        <w:t>Output Parameters:</w:t>
+      </w:r>
+      <w:r>
+        <w:rPr>
+          <w:sz w:val="28"/>
+          <w:szCs w:val="28"/>
+        </w:rPr>
+        <w:t xml:space="preserve"> Firebase JSON Web Token (JWT) string, unique </w:t>
+      </w:r>
+      <w:proofErr w:type="spellStart"/>
+      <w:r>
+        <w:rPr>
+          <w:sz w:val="28"/>
+          <w:szCs w:val="28"/>
+        </w:rPr>
+        <w:t>uid</w:t>
+      </w:r>
+      <w:proofErr w:type="spellEnd"/>
+      <w:r>
+        <w:rPr>
+          <w:sz w:val="28"/>
+          <w:szCs w:val="28"/>
+        </w:rPr>
+        <w:t>, stateful user profile object injected into the local application state.</w:t>
+      </w:r>
+    </w:p>
+    <w:p>
+      <w:pPr>
+        <w:pStyle w:val="NormalWeb"/>
+        <w:ind w:left="420"/>
+        <w:jc w:val="both"/>
+        <w:rPr>
+          <w:b/>
+          <w:bCs/>
+          <w:sz w:val="28"/>
+          <w:szCs w:val="28"/>
+        </w:rPr>
+      </w:pPr>
+      <w:r>
+        <w:rPr>
+          <w:b/>
+          <w:bCs/>
+          <w:sz w:val="28"/>
+          <w:szCs w:val="28"/>
+        </w:rPr>
+        <w:lastRenderedPageBreak/>
+        <w:t>2. Hyper-Local Geospatial Engine (Skill Radar)</w:t>
+      </w:r>
+    </w:p>
+    <w:p>
+      <w:pPr>
+        <w:pStyle w:val="NormalWeb"/>
+        <w:numPr>
+          <w:ilvl w:val="0"/>
+          <w:numId w:val="30"/>
+        </w:numPr>
+        <w:jc w:val="both"/>
+        <w:rPr>
+          <w:sz w:val="28"/>
+          <w:szCs w:val="28"/>
+        </w:rPr>
+      </w:pPr>
+      <w:r>
+        <w:rPr>
+          <w:sz w:val="28"/>
+          <w:szCs w:val="28"/>
+        </w:rPr>
+        <w:t>Being the visual heart of the platform, this module leverages hardware sensor telemetry to detect, distance-calculate, and visually represent nearby human knowledge assets via the interactive radar interface.</w:t>
+      </w:r>
+    </w:p>
+    <w:p>
+      <w:pPr>
+        <w:pStyle w:val="NormalWeb"/>
+        <w:numPr>
+          <w:ilvl w:val="0"/>
+          <w:numId w:val="30"/>
+        </w:numPr>
+        <w:jc w:val="both"/>
+        <w:rPr>
+          <w:sz w:val="28"/>
+          <w:szCs w:val="28"/>
+        </w:rPr>
+      </w:pPr>
+      <w:r>
+        <w:rPr>
+          <w:b/>
+          <w:bCs/>
+          <w:sz w:val="28"/>
+          <w:szCs w:val="28"/>
+        </w:rPr>
+        <w:t>Functional Description:</w:t>
+      </w:r>
+      <w:r>
+        <w:rPr>
+          <w:sz w:val="28"/>
+          <w:szCs w:val="28"/>
+        </w:rPr>
+        <w:t xml:space="preserve"> </w:t>
+      </w:r>
+      <w:r>
+        <w:rPr>
+          <w:sz w:val="28"/>
+          <w:szCs w:val="28"/>
+        </w:rPr>
+        <w:t>It obtains the high precision geographic position of the user and filters the global dataset, enabling it to find other users within the defined and customizable 5km radius. It computes vector projections based on orientation geometry, drawing live updates on a custom Compose canvas.</w:t>
+      </w:r>
+    </w:p>
+    <w:p>
+      <w:pPr>
+        <w:pStyle w:val="NormalWeb"/>
+        <w:numPr>
+          <w:ilvl w:val="0"/>
+          <w:numId w:val="30"/>
+        </w:numPr>
+        <w:jc w:val="both"/>
+        <w:rPr>
+          <w:sz w:val="28"/>
+          <w:szCs w:val="28"/>
+        </w:rPr>
+      </w:pPr>
+      <w:r>
+        <w:rPr>
+          <w:b/>
+          <w:bCs/>
+          <w:sz w:val="28"/>
+          <w:szCs w:val="28"/>
+        </w:rPr>
+        <w:t>Technical Components &amp; Classes:</w:t>
+      </w:r>
+    </w:p>
+    <w:p>
+      <w:pPr>
+        <w:pStyle w:val="NormalWeb"/>
+        <w:numPr>
+          <w:ilvl w:val="1"/>
+          <w:numId w:val="30"/>
+        </w:numPr>
+        <w:jc w:val="both"/>
+        <w:rPr>
+          <w:sz w:val="28"/>
+          <w:szCs w:val="28"/>
+        </w:rPr>
+      </w:pPr>
+      <w:proofErr w:type="spellStart"/>
+      <w:r>
+        <w:rPr>
+          <w:sz w:val="28"/>
+          <w:szCs w:val="28"/>
+        </w:rPr>
+        <w:t>RadarScreenEnhanced</w:t>
+      </w:r>
+      <w:proofErr w:type="spellEnd"/>
+      <w:r>
+        <w:rPr>
+          <w:sz w:val="28"/>
+          <w:szCs w:val="28"/>
+        </w:rPr>
+        <w:t xml:space="preserve">: </w:t>
+      </w:r>
+      <w:r>
+        <w:rPr>
+          <w:sz w:val="28"/>
+          <w:szCs w:val="28"/>
+        </w:rPr>
+        <w:t>Presentation layer written in Jetpack Compose, annotated with @</w:t>
+      </w:r>
+      <w:proofErr w:type="gramStart"/>
+      <w:r>
+        <w:rPr>
+          <w:sz w:val="28"/>
+          <w:szCs w:val="28"/>
+        </w:rPr>
+        <w:t>OptIn(ExperimentalPermissionsApi::</w:t>
+      </w:r>
+      <w:proofErr w:type="gramEnd"/>
+      <w:r>
+        <w:rPr>
+          <w:sz w:val="28"/>
+          <w:szCs w:val="28"/>
+        </w:rPr>
+        <w:t>class) for safely querying geolocation data in real time without crashing the application.</w:t>
+      </w:r>
+    </w:p>
+    <w:p>
+      <w:pPr>
+        <w:pStyle w:val="NormalWeb"/>
+        <w:numPr>
+          <w:ilvl w:val="1"/>
+          <w:numId w:val="30"/>
+        </w:numPr>
+        <w:jc w:val="both"/>
+        <w:rPr>
+          <w:sz w:val="28"/>
+          <w:szCs w:val="28"/>
+        </w:rPr>
+      </w:pPr>
+      <w:proofErr w:type="spellStart"/>
+      <w:r>
+        <w:rPr>
+          <w:sz w:val="28"/>
+          <w:szCs w:val="28"/>
+        </w:rPr>
+        <w:t>FusedLocationProviderClient</w:t>
+      </w:r>
+      <w:proofErr w:type="spellEnd"/>
+      <w:r>
+        <w:rPr>
+          <w:sz w:val="28"/>
+          <w:szCs w:val="28"/>
+        </w:rPr>
+        <w:t xml:space="preserve">: </w:t>
+      </w:r>
+      <w:r>
+        <w:rPr>
+          <w:sz w:val="28"/>
+          <w:szCs w:val="28"/>
+        </w:rPr>
+        <w:t>The Google Play services bridge to hardware GPS data.</w:t>
+      </w:r>
+    </w:p>
+    <w:p>
+      <w:pPr>
+        <w:pStyle w:val="NormalWeb"/>
+        <w:numPr>
+          <w:ilvl w:val="1"/>
+          <w:numId w:val="30"/>
+        </w:numPr>
+        <w:jc w:val="both"/>
+        <w:rPr>
+          <w:sz w:val="28"/>
+          <w:szCs w:val="28"/>
+        </w:rPr>
+      </w:pPr>
+      <w:proofErr w:type="spellStart"/>
+      <w:r>
+        <w:rPr>
+          <w:sz w:val="28"/>
+          <w:szCs w:val="28"/>
+        </w:rPr>
+        <w:t>RadarViewModel</w:t>
+      </w:r>
+      <w:proofErr w:type="spellEnd"/>
+      <w:r>
+        <w:rPr>
+          <w:sz w:val="28"/>
+          <w:szCs w:val="28"/>
+        </w:rPr>
+        <w:t xml:space="preserve">: </w:t>
+      </w:r>
+      <w:r>
+        <w:rPr>
+          <w:sz w:val="28"/>
+          <w:szCs w:val="28"/>
+        </w:rPr>
+        <w:t>Uses mathematical models such as the Haversine formula for calculating absolute geographic distances from users and projecting them into local coordinate systems.</w:t>
+      </w:r>
+    </w:p>
+    <w:p>
+      <w:pPr>
+        <w:pStyle w:val="NormalWeb"/>
+        <w:numPr>
+          <w:ilvl w:val="1"/>
+          <w:numId w:val="30"/>
+        </w:numPr>
+        <w:jc w:val="both"/>
+        <w:rPr>
+          <w:sz w:val="28"/>
+          <w:szCs w:val="28"/>
+        </w:rPr>
+      </w:pPr>
+      <w:proofErr w:type="spellStart"/>
+      <w:r>
+        <w:rPr>
+          <w:sz w:val="28"/>
+          <w:szCs w:val="28"/>
+        </w:rPr>
+        <w:t>PermissionManager</w:t>
+      </w:r>
+      <w:proofErr w:type="spellEnd"/>
+      <w:r>
+        <w:rPr>
+          <w:sz w:val="28"/>
+          <w:szCs w:val="28"/>
+        </w:rPr>
+        <w:t>:</w:t>
+      </w:r>
+      <w:r>
+        <w:rPr>
+          <w:sz w:val="28"/>
+          <w:szCs w:val="28"/>
+        </w:rPr>
+        <w:t xml:space="preserve"> Makes use of the Google Accompanist Permissions Library for handling system-level permission states (</w:t>
+      </w:r>
+      <w:proofErr w:type="spellStart"/>
+      <w:r>
+        <w:rPr>
+          <w:sz w:val="28"/>
+          <w:szCs w:val="28"/>
+        </w:rPr>
+        <w:t>isGranted</w:t>
+      </w:r>
+      <w:proofErr w:type="spellEnd"/>
+      <w:r>
+        <w:rPr>
+          <w:sz w:val="28"/>
+          <w:szCs w:val="28"/>
+        </w:rPr>
+        <w:t xml:space="preserve">, </w:t>
+      </w:r>
+      <w:proofErr w:type="spellStart"/>
+      <w:r>
+        <w:rPr>
+          <w:sz w:val="28"/>
+          <w:szCs w:val="28"/>
+        </w:rPr>
+        <w:t>shouldShowRationale</w:t>
+      </w:r>
+      <w:proofErr w:type="spellEnd"/>
+      <w:r>
+        <w:rPr>
+          <w:sz w:val="28"/>
+          <w:szCs w:val="28"/>
+        </w:rPr>
+        <w:t>)</w:t>
+      </w:r>
+    </w:p>
+    <w:p>
+      <w:pPr>
+        <w:pStyle w:val="NormalWeb"/>
+        <w:numPr>
+          <w:ilvl w:val="0"/>
+          <w:numId w:val="30"/>
+        </w:numPr>
+        <w:jc w:val="both"/>
+        <w:rPr>
+          <w:sz w:val="28"/>
+          <w:szCs w:val="28"/>
+        </w:rPr>
+      </w:pPr>
+      <w:r>
+        <w:rPr>
+          <w:b/>
+          <w:bCs/>
+          <w:sz w:val="28"/>
+          <w:szCs w:val="28"/>
+        </w:rPr>
+        <w:t>Input Parameters:</w:t>
+      </w:r>
+      <w:r>
+        <w:rPr>
+          <w:sz w:val="28"/>
+          <w:szCs w:val="28"/>
+        </w:rPr>
+        <w:t xml:space="preserve"> Live device latitude/longitude variables, user-configured search radius filter (defaulting to 5km).</w:t>
+      </w:r>
+    </w:p>
+    <w:p>
+      <w:pPr>
+        <w:pStyle w:val="NormalWeb"/>
+        <w:numPr>
+          <w:ilvl w:val="0"/>
+          <w:numId w:val="30"/>
+        </w:numPr>
+        <w:jc w:val="both"/>
+        <w:rPr>
+          <w:sz w:val="28"/>
+          <w:szCs w:val="28"/>
+        </w:rPr>
+      </w:pPr>
+      <w:r>
+        <w:rPr>
+          <w:b/>
+          <w:bCs/>
+          <w:sz w:val="28"/>
+          <w:szCs w:val="28"/>
+        </w:rPr>
+        <w:t>Output Parameters:</w:t>
+      </w:r>
+      <w:r>
+        <w:rPr>
+          <w:sz w:val="28"/>
+          <w:szCs w:val="28"/>
+        </w:rPr>
+        <w:t xml:space="preserve"> A collection of nearby active peers, updated dynamic radar markers, relative distance metrics displayed in </w:t>
+      </w:r>
+      <w:proofErr w:type="spellStart"/>
+      <w:r>
+        <w:rPr>
+          <w:sz w:val="28"/>
+          <w:szCs w:val="28"/>
+        </w:rPr>
+        <w:t>kilometers</w:t>
+      </w:r>
+      <w:proofErr w:type="spellEnd"/>
+      <w:r>
+        <w:rPr>
+          <w:sz w:val="28"/>
+          <w:szCs w:val="28"/>
+        </w:rPr>
+        <w:t>.</w:t>
+      </w:r>
+    </w:p>
+    <w:p>
+      <w:pPr>
+        <w:pStyle w:val="NormalWeb"/>
+        <w:ind w:left="420"/>
+        <w:jc w:val="both"/>
+        <w:rPr>
+          <w:b/>
+          <w:bCs/>
+          <w:sz w:val="28"/>
+          <w:szCs w:val="28"/>
+        </w:rPr>
+      </w:pPr>
+      <w:r>
+        <w:rPr>
+          <w:b/>
+          <w:bCs/>
+          <w:sz w:val="28"/>
+          <w:szCs w:val="28"/>
+        </w:rPr>
+        <w:t>3. Decentralized Escrow &amp; Hybrid Trade Engine</w:t>
+      </w:r>
+    </w:p>
+    <w:p>
+      <w:pPr>
+        <w:pStyle w:val="NormalWeb"/>
+        <w:numPr>
+          <w:ilvl w:val="0"/>
+          <w:numId w:val="31"/>
+        </w:numPr>
+        <w:jc w:val="both"/>
+        <w:rPr>
+          <w:sz w:val="28"/>
+          <w:szCs w:val="28"/>
+        </w:rPr>
+      </w:pPr>
+      <w:r>
+        <w:rPr>
+          <w:sz w:val="28"/>
+          <w:szCs w:val="28"/>
+        </w:rPr>
+        <w:t>This module is concerned with the logic of swapping skills, conducting trades and managing the distribution of tokens on a P2P basis without using fiat currency.</w:t>
+      </w:r>
+    </w:p>
+    <w:p>
+      <w:pPr>
+        <w:pStyle w:val="NormalWeb"/>
+        <w:numPr>
+          <w:ilvl w:val="0"/>
+          <w:numId w:val="31"/>
+        </w:numPr>
+        <w:jc w:val="both"/>
+        <w:rPr>
+          <w:sz w:val="28"/>
+          <w:szCs w:val="28"/>
+        </w:rPr>
+      </w:pPr>
+      <w:r>
+        <w:rPr>
+          <w:b/>
+          <w:bCs/>
+          <w:sz w:val="28"/>
+          <w:szCs w:val="28"/>
+        </w:rPr>
+        <w:t>Functional Description:</w:t>
+      </w:r>
+      <w:r>
+        <w:rPr>
+          <w:sz w:val="28"/>
+          <w:szCs w:val="28"/>
+        </w:rPr>
+        <w:t xml:space="preserve"> </w:t>
+      </w:r>
+      <w:r>
+        <w:rPr>
+          <w:sz w:val="28"/>
+          <w:szCs w:val="28"/>
+        </w:rPr>
+        <w:t>Supports two modes of transactions - synchronous Direct Barter (Skill-for-Skill trade) and asynchronous Token Escrow. In the case of token exchanges, it debits "SkillTokens" from the learner's account and puts them in a secure escrow state on the server side until confirmation that the transaction happened.</w:t>
+      </w:r>
+    </w:p>
+    <w:p>
+      <w:pPr>
+        <w:pStyle w:val="NormalWeb"/>
+        <w:numPr>
+          <w:ilvl w:val="0"/>
+          <w:numId w:val="31"/>
+        </w:numPr>
+        <w:jc w:val="both"/>
+        <w:rPr>
+          <w:sz w:val="28"/>
+          <w:szCs w:val="28"/>
+        </w:rPr>
+      </w:pPr>
+      <w:r>
+        <w:rPr>
+          <w:b/>
+          <w:bCs/>
+          <w:sz w:val="28"/>
+          <w:szCs w:val="28"/>
+        </w:rPr>
+        <w:t>Technical Components &amp; Classes:</w:t>
+      </w:r>
+    </w:p>
+    <w:p>
+      <w:pPr>
+        <w:pStyle w:val="NormalWeb"/>
+        <w:numPr>
+          <w:ilvl w:val="1"/>
+          <w:numId w:val="31"/>
+        </w:numPr>
+        <w:jc w:val="both"/>
+        <w:rPr>
+          <w:sz w:val="28"/>
+          <w:szCs w:val="28"/>
+        </w:rPr>
+      </w:pPr>
+      <w:proofErr w:type="spellStart"/>
+      <w:r>
+        <w:rPr>
+          <w:sz w:val="28"/>
+          <w:szCs w:val="28"/>
+        </w:rPr>
+        <w:t>TradeViewModel</w:t>
+      </w:r>
+      <w:proofErr w:type="spellEnd"/>
+      <w:r>
+        <w:rPr>
+          <w:sz w:val="28"/>
+          <w:szCs w:val="28"/>
+        </w:rPr>
+        <w:t>:</w:t>
+      </w:r>
+      <w:r>
+        <w:rPr>
+          <w:sz w:val="28"/>
+          <w:szCs w:val="28"/>
+        </w:rPr>
+        <w:t xml:space="preserve"> </w:t>
+      </w:r>
+      <w:r>
+        <w:rPr>
+          <w:sz w:val="28"/>
+          <w:szCs w:val="28"/>
+        </w:rPr>
+        <w:t>Coordinates state updates during a trade life-cycle: Requested, Accepted, Active, Completed, Disputed.</w:t>
+      </w:r>
+    </w:p>
+    <w:p>
+      <w:pPr>
+        <w:pStyle w:val="NormalWeb"/>
+        <w:numPr>
+          <w:ilvl w:val="1"/>
+          <w:numId w:val="31"/>
+        </w:numPr>
+        <w:jc w:val="both"/>
+        <w:rPr>
+          <w:sz w:val="28"/>
+          <w:szCs w:val="28"/>
+        </w:rPr>
+      </w:pPr>
+      <w:proofErr w:type="spellStart"/>
+      <w:r>
+        <w:rPr>
+          <w:sz w:val="28"/>
+          <w:szCs w:val="28"/>
+        </w:rPr>
+        <w:t>LedgerRepository</w:t>
+      </w:r>
+      <w:proofErr w:type="spellEnd"/>
+      <w:r>
+        <w:rPr>
+          <w:sz w:val="28"/>
+          <w:szCs w:val="28"/>
+        </w:rPr>
+        <w:t xml:space="preserve">: </w:t>
+      </w:r>
+      <w:r>
+        <w:rPr>
+          <w:sz w:val="28"/>
+          <w:szCs w:val="28"/>
+        </w:rPr>
+        <w:t>Facilitates access to Cloud Firestore collections that store information about transaction balances and escrow states.</w:t>
+      </w:r>
+    </w:p>
+    <w:p>
+      <w:pPr>
+        <w:pStyle w:val="NormalWeb"/>
+        <w:numPr>
+          <w:ilvl w:val="1"/>
+          <w:numId w:val="31"/>
+        </w:numPr>
+        <w:jc w:val="both"/>
+        <w:rPr>
+          <w:sz w:val="28"/>
+          <w:szCs w:val="28"/>
+        </w:rPr>
+      </w:pPr>
+      <w:r>
+        <w:rPr>
+          <w:sz w:val="28"/>
+          <w:szCs w:val="28"/>
+        </w:rPr>
+        <w:lastRenderedPageBreak/>
+        <w:t xml:space="preserve">Swap Data Class: </w:t>
+      </w:r>
+      <w:r>
+        <w:rPr>
+          <w:sz w:val="28"/>
+          <w:szCs w:val="28"/>
+        </w:rPr>
+        <w:t xml:space="preserve">Keeps track of events related to a particular exchange, with fields like </w:t>
+      </w:r>
+      <w:proofErr w:type="spellStart"/>
+      <w:r>
+        <w:rPr>
+          <w:sz w:val="28"/>
+          <w:szCs w:val="28"/>
+        </w:rPr>
+        <w:t>swapId</w:t>
+      </w:r>
+      <w:proofErr w:type="spellEnd"/>
+      <w:r>
+        <w:rPr>
+          <w:sz w:val="28"/>
+          <w:szCs w:val="28"/>
+        </w:rPr>
+        <w:t xml:space="preserve">, </w:t>
+      </w:r>
+      <w:proofErr w:type="spellStart"/>
+      <w:r>
+        <w:rPr>
+          <w:sz w:val="28"/>
+          <w:szCs w:val="28"/>
+        </w:rPr>
+        <w:t>mentorId</w:t>
+      </w:r>
+      <w:proofErr w:type="spellEnd"/>
+      <w:r>
+        <w:rPr>
+          <w:sz w:val="28"/>
+          <w:szCs w:val="28"/>
+        </w:rPr>
+        <w:t xml:space="preserve">, </w:t>
+      </w:r>
+      <w:proofErr w:type="spellStart"/>
+      <w:r>
+        <w:rPr>
+          <w:sz w:val="28"/>
+          <w:szCs w:val="28"/>
+        </w:rPr>
+        <w:t>learnerId</w:t>
+      </w:r>
+      <w:proofErr w:type="spellEnd"/>
+      <w:r>
+        <w:rPr>
+          <w:sz w:val="28"/>
+          <w:szCs w:val="28"/>
+        </w:rPr>
+        <w:t xml:space="preserve">, </w:t>
+      </w:r>
+      <w:proofErr w:type="spellStart"/>
+      <w:r>
+        <w:rPr>
+          <w:sz w:val="28"/>
+          <w:szCs w:val="28"/>
+        </w:rPr>
+        <w:t>tokenAmount</w:t>
+      </w:r>
+      <w:proofErr w:type="spellEnd"/>
+      <w:r>
+        <w:rPr>
+          <w:sz w:val="28"/>
+          <w:szCs w:val="28"/>
+        </w:rPr>
+        <w:t xml:space="preserve">, </w:t>
+      </w:r>
+      <w:proofErr w:type="spellStart"/>
+      <w:r>
+        <w:rPr>
+          <w:sz w:val="28"/>
+          <w:szCs w:val="28"/>
+        </w:rPr>
+        <w:t>tradeStatus</w:t>
+      </w:r>
+      <w:proofErr w:type="spellEnd"/>
+      <w:r>
+        <w:rPr>
+          <w:sz w:val="28"/>
+          <w:szCs w:val="28"/>
+        </w:rPr>
+        <w:t>.</w:t>
+      </w:r>
+    </w:p>
+    <w:p>
+      <w:pPr>
+        <w:pStyle w:val="NormalWeb"/>
+        <w:numPr>
+          <w:ilvl w:val="0"/>
+          <w:numId w:val="31"/>
+        </w:numPr>
+        <w:jc w:val="both"/>
+        <w:rPr>
+          <w:sz w:val="28"/>
+          <w:szCs w:val="28"/>
+        </w:rPr>
+      </w:pPr>
+      <w:r>
+        <w:rPr>
+          <w:b/>
+          <w:bCs/>
+          <w:sz w:val="28"/>
+          <w:szCs w:val="28"/>
+        </w:rPr>
+        <w:t>Input Parameters:</w:t>
+      </w:r>
+      <w:r>
+        <w:rPr>
+          <w:sz w:val="28"/>
+          <w:szCs w:val="28"/>
+        </w:rPr>
+        <w:t xml:space="preserve"> Target Mentor ID, specific Skill ID requested, transaction mode selection, agreed token weight.</w:t>
+      </w:r>
+    </w:p>
+    <w:p>
+      <w:pPr>
+        <w:pStyle w:val="NormalWeb"/>
+        <w:numPr>
+          <w:ilvl w:val="0"/>
+          <w:numId w:val="31"/>
+        </w:numPr>
+        <w:jc w:val="both"/>
+        <w:rPr>
+          <w:sz w:val="28"/>
+          <w:szCs w:val="28"/>
+        </w:rPr>
+      </w:pPr>
+      <w:r>
+        <w:rPr>
+          <w:b/>
+          <w:bCs/>
+          <w:sz w:val="28"/>
+          <w:szCs w:val="28"/>
+        </w:rPr>
+        <w:t>Output Parameters:</w:t>
+      </w:r>
+      <w:r>
+        <w:rPr>
+          <w:sz w:val="28"/>
+          <w:szCs w:val="28"/>
+        </w:rPr>
+        <w:t xml:space="preserve"> Escrow hold confirmation state, transaction balance mutations, live swap log updates.</w:t>
+      </w:r>
+    </w:p>
+    <w:p>
+      <w:pPr>
+        <w:pStyle w:val="NormalWeb"/>
+        <w:ind w:left="420"/>
+        <w:jc w:val="both"/>
+        <w:rPr>
+          <w:b/>
+          <w:bCs/>
+          <w:sz w:val="28"/>
+          <w:szCs w:val="28"/>
+        </w:rPr>
+      </w:pPr>
+      <w:r>
+        <w:rPr>
+          <w:b/>
+          <w:bCs/>
+          <w:sz w:val="28"/>
+          <w:szCs w:val="28"/>
+        </w:rPr>
+        <w:t>4. Cryptographic Validation &amp; Verification Module</w:t>
+      </w:r>
+    </w:p>
+    <w:p>
+      <w:pPr>
+        <w:pStyle w:val="NormalWeb"/>
+        <w:ind w:left="420"/>
+        <w:jc w:val="both"/>
+        <w:rPr>
+          <w:sz w:val="28"/>
+          <w:szCs w:val="28"/>
+        </w:rPr>
+      </w:pPr>
+      <w:r>
+        <w:rPr>
+          <w:sz w:val="28"/>
+          <w:szCs w:val="28"/>
+        </w:rPr>
+        <w:t>Security layer of the platform, the module prevents frauds, ensure reputations cannot be spoofed and makes every completed transaction a verified professional asset.</w:t>
+      </w:r>
+    </w:p>
+    <w:p>
+      <w:pPr>
+        <w:pStyle w:val="NormalWeb"/>
+        <w:numPr>
+          <w:ilvl w:val="0"/>
+          <w:numId w:val="32"/>
+        </w:numPr>
+        <w:jc w:val="both"/>
+        <w:rPr>
+          <w:sz w:val="28"/>
+          <w:szCs w:val="28"/>
+        </w:rPr>
+      </w:pPr>
+      <w:r>
+        <w:rPr>
+          <w:b/>
+          <w:bCs/>
+          <w:sz w:val="28"/>
+          <w:szCs w:val="28"/>
+        </w:rPr>
+        <w:t>Functional Description:</w:t>
+      </w:r>
+      <w:r>
+        <w:rPr>
+          <w:sz w:val="28"/>
+          <w:szCs w:val="28"/>
+        </w:rPr>
+        <w:t xml:space="preserve"> </w:t>
+      </w:r>
+      <w:r>
+        <w:rPr>
+          <w:sz w:val="28"/>
+          <w:szCs w:val="28"/>
+        </w:rPr>
+        <w:t>During face-to-face user interactions, this module implements a physical multi-factor handshake procedure via QR code exchange. Then the information regarding the transaction gets grouped, digitally signed using on-device hashing service, added to immutable history ledger and compiled into a shareable micro-credential certificate.</w:t>
+      </w:r>
+    </w:p>
+    <w:p>
+      <w:pPr>
+        <w:pStyle w:val="NormalWeb"/>
+        <w:numPr>
+          <w:ilvl w:val="0"/>
+          <w:numId w:val="32"/>
+        </w:numPr>
+        <w:jc w:val="both"/>
+        <w:rPr>
+          <w:sz w:val="28"/>
+          <w:szCs w:val="28"/>
+        </w:rPr>
+      </w:pPr>
+      <w:r>
+        <w:rPr>
+          <w:b/>
+          <w:bCs/>
+          <w:sz w:val="28"/>
+          <w:szCs w:val="28"/>
+        </w:rPr>
+        <w:t>Technical Components &amp; Classes:</w:t>
+      </w:r>
+    </w:p>
+    <w:p>
+      <w:pPr>
+        <w:pStyle w:val="NormalWeb"/>
+        <w:numPr>
+          <w:ilvl w:val="1"/>
+          <w:numId w:val="32"/>
+        </w:numPr>
+        <w:jc w:val="both"/>
+        <w:rPr>
+          <w:sz w:val="28"/>
+          <w:szCs w:val="28"/>
+        </w:rPr>
+      </w:pPr>
+      <w:proofErr w:type="spellStart"/>
+      <w:r>
+        <w:rPr>
+          <w:sz w:val="28"/>
+          <w:szCs w:val="28"/>
+        </w:rPr>
+        <w:t>QRGenerator</w:t>
+      </w:r>
+      <w:proofErr w:type="spellEnd"/>
+      <w:r>
+        <w:rPr>
+          <w:sz w:val="28"/>
+          <w:szCs w:val="28"/>
+        </w:rPr>
+        <w:t xml:space="preserve"> / </w:t>
+      </w:r>
+      <w:proofErr w:type="spellStart"/>
+      <w:r>
+        <w:rPr>
+          <w:sz w:val="28"/>
+          <w:szCs w:val="28"/>
+        </w:rPr>
+        <w:t>QRScanner</w:t>
+      </w:r>
+      <w:proofErr w:type="spellEnd"/>
+      <w:r>
+        <w:rPr>
+          <w:sz w:val="28"/>
+          <w:szCs w:val="28"/>
+        </w:rPr>
+        <w:t xml:space="preserve">: </w:t>
+      </w:r>
+      <w:r>
+        <w:rPr>
+          <w:sz w:val="28"/>
+          <w:szCs w:val="28"/>
+        </w:rPr>
+        <w:t>Implements QR code generation and scanning using Google ML Kit / ZXing Core, producing encrypted high-density matrixes corresponding to current session hashes.</w:t>
+      </w:r>
+    </w:p>
+    <w:p>
+      <w:pPr>
+        <w:pStyle w:val="NormalWeb"/>
+        <w:numPr>
+          <w:ilvl w:val="1"/>
+          <w:numId w:val="32"/>
+        </w:numPr>
+        <w:jc w:val="both"/>
+        <w:rPr>
+          <w:sz w:val="28"/>
+          <w:szCs w:val="28"/>
+        </w:rPr>
+      </w:pPr>
+      <w:proofErr w:type="spellStart"/>
+      <w:r>
+        <w:rPr>
+          <w:sz w:val="28"/>
+          <w:szCs w:val="28"/>
+        </w:rPr>
+        <w:t>CryptoUtils</w:t>
+      </w:r>
+      <w:proofErr w:type="spellEnd"/>
+      <w:r>
+        <w:rPr>
+          <w:sz w:val="28"/>
+          <w:szCs w:val="28"/>
+        </w:rPr>
+        <w:t xml:space="preserve">: </w:t>
+      </w:r>
+      <w:r>
+        <w:rPr>
+          <w:sz w:val="28"/>
+          <w:szCs w:val="28"/>
+        </w:rPr>
+        <w:t xml:space="preserve">Custom utility class which uses Java’s </w:t>
+      </w:r>
+      <w:proofErr w:type="spellStart"/>
+      <w:r>
+        <w:rPr>
+          <w:sz w:val="28"/>
+          <w:szCs w:val="28"/>
+        </w:rPr>
+        <w:t>MessageDigest</w:t>
+      </w:r>
+      <w:proofErr w:type="spellEnd"/>
+      <w:r>
+        <w:rPr>
+          <w:sz w:val="28"/>
+          <w:szCs w:val="28"/>
+        </w:rPr>
+        <w:t xml:space="preserve"> native providers to generate hash chain signatures for consecutive transactional records.</w:t>
+      </w:r>
+    </w:p>
+    <w:p>
+      <w:pPr>
+        <w:pStyle w:val="NormalWeb"/>
+        <w:numPr>
+          <w:ilvl w:val="1"/>
+          <w:numId w:val="32"/>
+        </w:numPr>
+        <w:jc w:val="both"/>
+        <w:rPr>
+          <w:sz w:val="28"/>
+          <w:szCs w:val="28"/>
+        </w:rPr>
+      </w:pPr>
+      <w:proofErr w:type="spellStart"/>
+      <w:r>
+        <w:rPr>
+          <w:sz w:val="28"/>
+          <w:szCs w:val="28"/>
+        </w:rPr>
+        <w:t>PassportCompiler</w:t>
+      </w:r>
+      <w:proofErr w:type="spellEnd"/>
+      <w:r>
+        <w:rPr>
+          <w:sz w:val="28"/>
+          <w:szCs w:val="28"/>
+        </w:rPr>
+        <w:t xml:space="preserve">: </w:t>
+      </w:r>
+      <w:r>
+        <w:rPr>
+          <w:sz w:val="28"/>
+          <w:szCs w:val="28"/>
+        </w:rPr>
+        <w:t xml:space="preserve">Service combining </w:t>
+      </w:r>
+      <w:proofErr w:type="spellStart"/>
+      <w:r>
+        <w:rPr>
+          <w:sz w:val="28"/>
+          <w:szCs w:val="28"/>
+        </w:rPr>
+        <w:t>iText</w:t>
+      </w:r>
+      <w:proofErr w:type="spellEnd"/>
+      <w:r>
+        <w:rPr>
+          <w:sz w:val="28"/>
+          <w:szCs w:val="28"/>
+        </w:rPr>
+        <w:t xml:space="preserve"> PDF classes (</w:t>
+      </w:r>
+      <w:proofErr w:type="spellStart"/>
+      <w:proofErr w:type="gramStart"/>
+      <w:r>
+        <w:rPr>
+          <w:sz w:val="28"/>
+          <w:szCs w:val="28"/>
+        </w:rPr>
+        <w:t>itext.kernel</w:t>
+      </w:r>
+      <w:proofErr w:type="spellEnd"/>
+      <w:proofErr w:type="gramEnd"/>
+      <w:r>
+        <w:rPr>
+          <w:sz w:val="28"/>
+          <w:szCs w:val="28"/>
+        </w:rPr>
+        <w:t xml:space="preserve">, </w:t>
+      </w:r>
+      <w:proofErr w:type="spellStart"/>
+      <w:proofErr w:type="gramStart"/>
+      <w:r>
+        <w:rPr>
+          <w:sz w:val="28"/>
+          <w:szCs w:val="28"/>
+        </w:rPr>
+        <w:t>itext.layout</w:t>
+      </w:r>
+      <w:proofErr w:type="spellEnd"/>
+      <w:proofErr w:type="gramEnd"/>
+      <w:r>
+        <w:rPr>
+          <w:sz w:val="28"/>
+          <w:szCs w:val="28"/>
+        </w:rPr>
+        <w:t>) for creating dynamic compilations of verifiable learning metrics, digital signatures, and trust scores.</w:t>
+      </w:r>
+    </w:p>
+    <w:p>
+      <w:pPr>
+        <w:pStyle w:val="NormalWeb"/>
+        <w:numPr>
+          <w:ilvl w:val="0"/>
+          <w:numId w:val="32"/>
+        </w:numPr>
+        <w:jc w:val="both"/>
+        <w:rPr>
+          <w:sz w:val="28"/>
+          <w:szCs w:val="28"/>
+        </w:rPr>
+      </w:pPr>
+      <w:r>
+        <w:rPr>
+          <w:b/>
+          <w:bCs/>
+          <w:sz w:val="28"/>
+          <w:szCs w:val="28"/>
+        </w:rPr>
+        <w:t>Input Parameters:</w:t>
+      </w:r>
+      <w:r>
+        <w:rPr>
+          <w:sz w:val="28"/>
+          <w:szCs w:val="28"/>
+        </w:rPr>
+        <w:t xml:space="preserve"> Concluded swap metadata, target device camera preview stream, execution timestamp.</w:t>
+      </w:r>
+    </w:p>
+    <w:p>
+      <w:pPr>
+        <w:pStyle w:val="NormalWeb"/>
+        <w:numPr>
+          <w:ilvl w:val="0"/>
+          <w:numId w:val="32"/>
+        </w:numPr>
+        <w:jc w:val="both"/>
+        <w:rPr>
+          <w:sz w:val="28"/>
+          <w:szCs w:val="28"/>
+        </w:rPr>
+      </w:pPr>
+      <w:r>
+        <w:rPr>
+          <w:b/>
+          <w:bCs/>
+          <w:sz w:val="28"/>
+          <w:szCs w:val="28"/>
+        </w:rPr>
+        <w:t>Output Parameters:</w:t>
+      </w:r>
+      <w:r>
+        <w:rPr>
+          <w:sz w:val="28"/>
+          <w:szCs w:val="28"/>
+        </w:rPr>
+        <w:t xml:space="preserve"> Reconciled handshake confirmation state, SHA-256 signature block, cryptographically sealed PDF micro-credential file</w:t>
+      </w:r>
+      <w:r>
+        <w:rPr>
+          <w:sz w:val="28"/>
+          <w:szCs w:val="28"/>
+        </w:rPr>
+        <w:t>.</w:t>
+      </w:r>
+    </w:p>
+    <w:p>
+      <w:pPr>
         <w:pStyle w:val="ListParagraph"/>
         <w:ind w:left="862"/>
         <w:jc w:val="both"/>
@@ -3182,78 +5016,6 @@
           <w:rFonts w:ascii="Times New Roman" w:hAnsi="Times New Roman" w:cs="Times New Roman"/>
           <w:sz w:val="28"/>
           <w:szCs w:val="28"/>
-        </w:rPr>
-      </w:pPr>
-    </w:p>
-    <w:p>
-      <w:pPr>
-        <w:jc w:val="both"/>
-        <w:rPr>
-          <w:rFonts w:ascii="Times New Roman" w:hAnsi="Times New Roman" w:cs="Times New Roman"/>
-          <w:b/>
-          <w:bCs/>
-          <w:sz w:val="36"/>
-          <w:szCs w:val="36"/>
-        </w:rPr>
-      </w:pPr>
-    </w:p>
-    <w:p>
-      <w:pPr>
-        <w:jc w:val="both"/>
-        <w:rPr>
-          <w:rFonts w:ascii="Times New Roman" w:hAnsi="Times New Roman" w:cs="Times New Roman"/>
-          <w:b/>
-          <w:bCs/>
-          <w:sz w:val="36"/>
-          <w:szCs w:val="36"/>
-        </w:rPr>
-      </w:pPr>
-    </w:p>
-    <w:p>
-      <w:pPr>
-        <w:jc w:val="both"/>
-        <w:rPr>
-          <w:rFonts w:ascii="Times New Roman" w:hAnsi="Times New Roman" w:cs="Times New Roman"/>
-          <w:b/>
-          <w:bCs/>
-          <w:sz w:val="36"/>
-          <w:szCs w:val="36"/>
-        </w:rPr>
-      </w:pPr>
-    </w:p>
-    <w:p>
-      <w:pPr>
-        <w:jc w:val="both"/>
-        <w:rPr>
-          <w:rFonts w:ascii="Times New Roman" w:hAnsi="Times New Roman" w:cs="Times New Roman"/>
-          <w:b/>
-          <w:bCs/>
-          <w:sz w:val="36"/>
-          <w:szCs w:val="36"/>
-        </w:rPr>
-      </w:pPr>
-    </w:p>
-    <w:p>
-      <w:pPr>
-        <w:jc w:val="both"/>
-        <w:rPr>
-          <w:rFonts w:ascii="Times New Roman" w:hAnsi="Times New Roman" w:cs="Times New Roman"/>
-          <w:b/>
-          <w:bCs/>
-          <w:sz w:val="36"/>
-          <w:szCs w:val="36"/>
-        </w:rPr>
-      </w:pPr>
-    </w:p>
-    <w:p>
-      <w:pPr>
-        <w:jc w:val="both"/>
-        <w:rPr>
-          <w:rFonts w:ascii="Times New Roman" w:hAnsi="Times New Roman" w:cs="Times New Roman"/>
-          <w:b/>
-          <w:bCs/>
-          <w:sz w:val="36"/>
-          <w:szCs w:val="36"/>
         </w:rPr>
       </w:pPr>
     </w:p>
@@ -3412,7 +5174,7 @@
                     <pic:cNvPicPr/>
                   </pic:nvPicPr>
                   <pic:blipFill>
-                    <a:blip r:embed="rId7">
+                    <a:blip r:embed="rId8">
                       <a:extLst>
                         <a:ext uri="{28A0092B-C50C-407E-A947-70E740481C1C}">
                           <a14:useLocalDpi xmlns:a14="http://schemas.microsoft.com/office/drawing/2010/main" val="0"/>
@@ -3600,37 +5362,901 @@
           <w:lang w:val="en-US"/>
         </w:rPr>
         <w:lastRenderedPageBreak/>
-        <w:t>2</w:t>
-      </w:r>
-      <w:r>
-        <w:rPr>
-          <w:rFonts w:ascii="Times New Roman" w:hAnsi="Times New Roman" w:cs="Times New Roman"/>
-          <w:b/>
-          <w:bCs/>
+        <w:t>2.2 Use Case Diagrams</w:t>
+      </w:r>
+    </w:p>
+    <w:p>
+      <w:pPr>
+        <w:rPr>
+          <w:rFonts w:ascii="Times New Roman" w:hAnsi="Times New Roman" w:cs="Times New Roman"/>
           <w:sz w:val="32"/>
           <w:szCs w:val="32"/>
           <w:lang w:val="en-US"/>
         </w:rPr>
-        <w:t>.3 Data Dictionary</w:t>
-      </w:r>
-    </w:p>
-    <w:p>
-      <w:pPr>
-        <w:rPr>
-          <w:b/>
-          <w:bCs/>
+      </w:pPr>
+      <w:r>
+        <w:rPr>
+          <w:rFonts w:ascii="Times New Roman" w:hAnsi="Times New Roman" w:cs="Times New Roman"/>
+          <w:noProof/>
           <w:sz w:val="32"/>
           <w:szCs w:val="32"/>
-        </w:rPr>
-      </w:pPr>
-      <w:r>
-        <w:rPr>
+          <w:lang w:val="en-US"/>
+        </w:rPr>
+        <w:drawing>
+          <wp:inline distT="0" distB="0" distL="0" distR="0" wp14:anchorId="43748865" wp14:editId="68A15B50">
+            <wp:extent cx="2802820" cy="8244840"/>
+            <wp:effectExtent l="0" t="0" r="0" b="3810"/>
+            <wp:docPr id="1093669778" name="Picture 4"/>
+            <wp:cNvGraphicFramePr>
+              <a:graphicFrameLocks xmlns:a="http://schemas.openxmlformats.org/drawingml/2006/main" noChangeAspect="1"/>
+            </wp:cNvGraphicFramePr>
+            <a:graphic xmlns:a="http://schemas.openxmlformats.org/drawingml/2006/main">
+              <a:graphicData uri="http://schemas.openxmlformats.org/drawingml/2006/picture">
+                <pic:pic xmlns:pic="http://schemas.openxmlformats.org/drawingml/2006/picture">
+                  <pic:nvPicPr>
+                    <pic:cNvPr id="1093669778" name="Picture 1093669778"/>
+                    <pic:cNvPicPr/>
+                  </pic:nvPicPr>
+                  <pic:blipFill>
+                    <a:blip r:embed="rId9">
+                      <a:extLst>
+                        <a:ext uri="{28A0092B-C50C-407E-A947-70E740481C1C}">
+                          <a14:useLocalDpi xmlns:a14="http://schemas.microsoft.com/office/drawing/2010/main" val="0"/>
+                        </a:ext>
+                      </a:extLst>
+                    </a:blip>
+                    <a:stretch>
+                      <a:fillRect/>
+                    </a:stretch>
+                  </pic:blipFill>
+                  <pic:spPr>
+                    <a:xfrm>
+                      <a:off x="0" y="0"/>
+                      <a:ext cx="2808151" cy="8260522"/>
+                    </a:xfrm>
+                    <a:prstGeom prst="rect">
+                      <a:avLst/>
+                    </a:prstGeom>
+                  </pic:spPr>
+                </pic:pic>
+              </a:graphicData>
+            </a:graphic>
+          </wp:inline>
+        </w:drawing>
+      </w:r>
+    </w:p>
+    <w:p>
+      <w:pPr>
+        <w:rPr>
+          <w:rFonts w:ascii="Times New Roman" w:hAnsi="Times New Roman" w:cs="Times New Roman"/>
           <w:b/>
           <w:bCs/>
           <w:sz w:val="32"/>
           <w:szCs w:val="32"/>
-        </w:rPr>
-        <w:t xml:space="preserve">2.3.1 </w:t>
+          <w:lang w:val="en-US"/>
+        </w:rPr>
+      </w:pPr>
+      <w:r>
+        <w:rPr>
+          <w:rFonts w:ascii="Times New Roman" w:hAnsi="Times New Roman" w:cs="Times New Roman"/>
+          <w:b/>
+          <w:bCs/>
+          <w:sz w:val="32"/>
+          <w:szCs w:val="32"/>
+          <w:lang w:val="en-US"/>
+        </w:rPr>
+        <w:lastRenderedPageBreak/>
+        <w:t>2.3</w:t>
+      </w:r>
+      <w:r>
+        <w:rPr>
+          <w:rFonts w:ascii="Times New Roman" w:hAnsi="Times New Roman" w:cs="Times New Roman"/>
+          <w:b/>
+          <w:bCs/>
+          <w:sz w:val="32"/>
+          <w:szCs w:val="32"/>
+          <w:lang w:val="en-US"/>
+        </w:rPr>
+        <w:t xml:space="preserve"> Class Diagram</w:t>
+      </w:r>
+    </w:p>
+    <w:p>
+      <w:pPr>
+        <w:rPr>
+          <w:rFonts w:ascii="Times New Roman" w:hAnsi="Times New Roman" w:cs="Times New Roman"/>
+          <w:b/>
+          <w:bCs/>
+          <w:sz w:val="32"/>
+          <w:szCs w:val="32"/>
+          <w:lang w:val="en-US"/>
+        </w:rPr>
+      </w:pPr>
+      <w:r>
+        <w:rPr>
+          <w:rFonts w:ascii="Times New Roman" w:hAnsi="Times New Roman" w:cs="Times New Roman"/>
+          <w:b/>
+          <w:bCs/>
+          <w:noProof/>
+          <w:sz w:val="32"/>
+          <w:szCs w:val="32"/>
+          <w:lang w:val="en-US"/>
+        </w:rPr>
+        <w:drawing>
+          <wp:inline distT="0" distB="0" distL="0" distR="0" wp14:anchorId="576302CA" wp14:editId="0C6ED208">
+            <wp:extent cx="5731510" cy="3887470"/>
+            <wp:effectExtent l="0" t="0" r="2540" b="0"/>
+            <wp:docPr id="1641441711" name="Picture 3"/>
+            <wp:cNvGraphicFramePr>
+              <a:graphicFrameLocks xmlns:a="http://schemas.openxmlformats.org/drawingml/2006/main" noChangeAspect="1"/>
+            </wp:cNvGraphicFramePr>
+            <a:graphic xmlns:a="http://schemas.openxmlformats.org/drawingml/2006/main">
+              <a:graphicData uri="http://schemas.openxmlformats.org/drawingml/2006/picture">
+                <pic:pic xmlns:pic="http://schemas.openxmlformats.org/drawingml/2006/picture">
+                  <pic:nvPicPr>
+                    <pic:cNvPr id="1641441711" name="Picture 1641441711"/>
+                    <pic:cNvPicPr/>
+                  </pic:nvPicPr>
+                  <pic:blipFill>
+                    <a:blip r:embed="rId10">
+                      <a:extLst>
+                        <a:ext uri="{28A0092B-C50C-407E-A947-70E740481C1C}">
+                          <a14:useLocalDpi xmlns:a14="http://schemas.microsoft.com/office/drawing/2010/main" val="0"/>
+                        </a:ext>
+                      </a:extLst>
+                    </a:blip>
+                    <a:stretch>
+                      <a:fillRect/>
+                    </a:stretch>
+                  </pic:blipFill>
+                  <pic:spPr>
+                    <a:xfrm>
+                      <a:off x="0" y="0"/>
+                      <a:ext cx="5731510" cy="3887470"/>
+                    </a:xfrm>
+                    <a:prstGeom prst="rect">
+                      <a:avLst/>
+                    </a:prstGeom>
+                  </pic:spPr>
+                </pic:pic>
+              </a:graphicData>
+            </a:graphic>
+          </wp:inline>
+        </w:drawing>
+      </w:r>
+    </w:p>
+    <w:p>
+      <w:pPr>
+        <w:rPr>
+          <w:rFonts w:ascii="Times New Roman" w:hAnsi="Times New Roman" w:cs="Times New Roman"/>
+          <w:b/>
+          <w:bCs/>
+          <w:sz w:val="32"/>
+          <w:szCs w:val="32"/>
+          <w:lang w:val="en-US"/>
+        </w:rPr>
+      </w:pPr>
+    </w:p>
+    <w:p>
+      <w:pPr>
+        <w:rPr>
+          <w:rFonts w:ascii="Times New Roman" w:hAnsi="Times New Roman" w:cs="Times New Roman"/>
+          <w:b/>
+          <w:bCs/>
+          <w:sz w:val="32"/>
+          <w:szCs w:val="32"/>
+          <w:lang w:val="en-US"/>
+        </w:rPr>
+      </w:pPr>
+    </w:p>
+    <w:p>
+      <w:pPr>
+        <w:rPr>
+          <w:rFonts w:ascii="Times New Roman" w:hAnsi="Times New Roman" w:cs="Times New Roman"/>
+          <w:b/>
+          <w:bCs/>
+          <w:sz w:val="32"/>
+          <w:szCs w:val="32"/>
+          <w:lang w:val="en-US"/>
+        </w:rPr>
+      </w:pPr>
+    </w:p>
+    <w:p>
+      <w:pPr>
+        <w:rPr>
+          <w:rFonts w:ascii="Times New Roman" w:hAnsi="Times New Roman" w:cs="Times New Roman"/>
+          <w:b/>
+          <w:bCs/>
+          <w:sz w:val="32"/>
+          <w:szCs w:val="32"/>
+          <w:lang w:val="en-US"/>
+        </w:rPr>
+      </w:pPr>
+    </w:p>
+    <w:p>
+      <w:pPr>
+        <w:rPr>
+          <w:rFonts w:ascii="Times New Roman" w:hAnsi="Times New Roman" w:cs="Times New Roman"/>
+          <w:b/>
+          <w:bCs/>
+          <w:sz w:val="32"/>
+          <w:szCs w:val="32"/>
+          <w:lang w:val="en-US"/>
+        </w:rPr>
+      </w:pPr>
+    </w:p>
+    <w:p>
+      <w:pPr>
+        <w:rPr>
+          <w:rFonts w:ascii="Times New Roman" w:hAnsi="Times New Roman" w:cs="Times New Roman"/>
+          <w:b/>
+          <w:bCs/>
+          <w:sz w:val="32"/>
+          <w:szCs w:val="32"/>
+          <w:lang w:val="en-US"/>
+        </w:rPr>
+      </w:pPr>
+    </w:p>
+    <w:p>
+      <w:pPr>
+        <w:rPr>
+          <w:rFonts w:ascii="Times New Roman" w:hAnsi="Times New Roman" w:cs="Times New Roman"/>
+          <w:b/>
+          <w:bCs/>
+          <w:sz w:val="32"/>
+          <w:szCs w:val="32"/>
+          <w:lang w:val="en-US"/>
+        </w:rPr>
+      </w:pPr>
+    </w:p>
+    <w:p>
+      <w:pPr>
+        <w:rPr>
+          <w:rFonts w:ascii="Times New Roman" w:hAnsi="Times New Roman" w:cs="Times New Roman"/>
+          <w:b/>
+          <w:bCs/>
+          <w:sz w:val="32"/>
+          <w:szCs w:val="32"/>
+          <w:lang w:val="en-US"/>
+        </w:rPr>
+      </w:pPr>
+    </w:p>
+    <w:p>
+      <w:pPr>
+        <w:rPr>
+          <w:rFonts w:ascii="Times New Roman" w:hAnsi="Times New Roman" w:cs="Times New Roman"/>
+          <w:b/>
+          <w:bCs/>
+          <w:sz w:val="32"/>
+          <w:szCs w:val="32"/>
+          <w:lang w:val="en-US"/>
+        </w:rPr>
+      </w:pPr>
+    </w:p>
+    <w:p>
+      <w:pPr>
+        <w:rPr>
+          <w:rFonts w:ascii="Times New Roman" w:hAnsi="Times New Roman" w:cs="Times New Roman"/>
+          <w:b/>
+          <w:bCs/>
+          <w:sz w:val="32"/>
+          <w:szCs w:val="32"/>
+          <w:lang w:val="en-US"/>
+        </w:rPr>
+      </w:pPr>
+    </w:p>
+    <w:p>
+      <w:pPr>
+        <w:rPr>
+          <w:rFonts w:ascii="Times New Roman" w:hAnsi="Times New Roman" w:cs="Times New Roman"/>
+          <w:b/>
+          <w:bCs/>
+          <w:sz w:val="32"/>
+          <w:szCs w:val="32"/>
+          <w:lang w:val="en-US"/>
+        </w:rPr>
+      </w:pPr>
+    </w:p>
+    <w:p>
+      <w:pPr>
+        <w:rPr>
+          <w:rFonts w:ascii="Times New Roman" w:hAnsi="Times New Roman" w:cs="Times New Roman"/>
+          <w:b/>
+          <w:bCs/>
+          <w:sz w:val="32"/>
+          <w:szCs w:val="32"/>
+          <w:lang w:val="en-US"/>
+        </w:rPr>
+      </w:pPr>
+    </w:p>
+    <w:p>
+      <w:pPr>
+        <w:rPr>
+          <w:rFonts w:ascii="Times New Roman" w:hAnsi="Times New Roman" w:cs="Times New Roman"/>
+          <w:b/>
+          <w:bCs/>
+          <w:sz w:val="32"/>
+          <w:szCs w:val="32"/>
+          <w:lang w:val="en-US"/>
+        </w:rPr>
+      </w:pPr>
+    </w:p>
+    <w:p>
+      <w:pPr>
+        <w:rPr>
+          <w:rFonts w:ascii="Times New Roman" w:hAnsi="Times New Roman" w:cs="Times New Roman"/>
+          <w:b/>
+          <w:bCs/>
+          <w:sz w:val="32"/>
+          <w:szCs w:val="32"/>
+          <w:lang w:val="en-US"/>
+        </w:rPr>
+      </w:pPr>
+      <w:r>
+        <w:rPr>
+          <w:rFonts w:ascii="Times New Roman" w:hAnsi="Times New Roman" w:cs="Times New Roman"/>
+          <w:b/>
+          <w:bCs/>
+          <w:sz w:val="32"/>
+          <w:szCs w:val="32"/>
+          <w:lang w:val="en-US"/>
+        </w:rPr>
+        <w:lastRenderedPageBreak/>
+        <w:t>2.</w:t>
+      </w:r>
+      <w:r>
+        <w:rPr>
+          <w:rFonts w:ascii="Times New Roman" w:hAnsi="Times New Roman" w:cs="Times New Roman"/>
+          <w:b/>
+          <w:bCs/>
+          <w:sz w:val="32"/>
+          <w:szCs w:val="32"/>
+          <w:lang w:val="en-US"/>
+        </w:rPr>
+        <w:t>4</w:t>
+      </w:r>
+      <w:r>
+        <w:rPr>
+          <w:rFonts w:ascii="Times New Roman" w:hAnsi="Times New Roman" w:cs="Times New Roman"/>
+          <w:b/>
+          <w:bCs/>
+          <w:sz w:val="32"/>
+          <w:szCs w:val="32"/>
+          <w:lang w:val="en-US"/>
+        </w:rPr>
+        <w:t xml:space="preserve"> Ac</w:t>
+      </w:r>
+      <w:r>
+        <w:rPr>
+          <w:rFonts w:ascii="Times New Roman" w:hAnsi="Times New Roman" w:cs="Times New Roman"/>
+          <w:b/>
+          <w:bCs/>
+          <w:sz w:val="32"/>
+          <w:szCs w:val="32"/>
+          <w:lang w:val="en-US"/>
+        </w:rPr>
+        <w:t>t</w:t>
+      </w:r>
+      <w:r>
+        <w:rPr>
+          <w:rFonts w:ascii="Times New Roman" w:hAnsi="Times New Roman" w:cs="Times New Roman"/>
+          <w:b/>
+          <w:bCs/>
+          <w:sz w:val="32"/>
+          <w:szCs w:val="32"/>
+          <w:lang w:val="en-US"/>
+        </w:rPr>
+        <w:t>ivity Diagram</w:t>
+      </w:r>
+    </w:p>
+    <w:p>
+      <w:pPr>
+        <w:rPr>
+          <w:rFonts w:ascii="Times New Roman" w:hAnsi="Times New Roman" w:cs="Times New Roman"/>
+          <w:b/>
+          <w:bCs/>
+          <w:sz w:val="32"/>
+          <w:szCs w:val="32"/>
+          <w:lang w:val="en-US"/>
+        </w:rPr>
+      </w:pPr>
+      <w:r>
+        <w:rPr>
+          <w:rFonts w:ascii="Times New Roman" w:hAnsi="Times New Roman" w:cs="Times New Roman"/>
+          <w:b/>
+          <w:bCs/>
+          <w:noProof/>
+          <w:sz w:val="32"/>
+          <w:szCs w:val="32"/>
+          <w:lang w:val="en-US"/>
+        </w:rPr>
+        <w:drawing>
+          <wp:inline distT="0" distB="0" distL="0" distR="0" wp14:anchorId="38C8035F" wp14:editId="6C36294D">
+            <wp:extent cx="3807406" cy="8336280"/>
+            <wp:effectExtent l="0" t="0" r="3175" b="7620"/>
+            <wp:docPr id="1788120997" name="Picture 3"/>
+            <wp:cNvGraphicFramePr>
+              <a:graphicFrameLocks xmlns:a="http://schemas.openxmlformats.org/drawingml/2006/main" noChangeAspect="1"/>
+            </wp:cNvGraphicFramePr>
+            <a:graphic xmlns:a="http://schemas.openxmlformats.org/drawingml/2006/main">
+              <a:graphicData uri="http://schemas.openxmlformats.org/drawingml/2006/picture">
+                <pic:pic xmlns:pic="http://schemas.openxmlformats.org/drawingml/2006/picture">
+                  <pic:nvPicPr>
+                    <pic:cNvPr id="1788120997" name="Picture 1788120997"/>
+                    <pic:cNvPicPr/>
+                  </pic:nvPicPr>
+                  <pic:blipFill>
+                    <a:blip r:embed="rId11">
+                      <a:extLst>
+                        <a:ext uri="{28A0092B-C50C-407E-A947-70E740481C1C}">
+                          <a14:useLocalDpi xmlns:a14="http://schemas.microsoft.com/office/drawing/2010/main" val="0"/>
+                        </a:ext>
+                      </a:extLst>
+                    </a:blip>
+                    <a:stretch>
+                      <a:fillRect/>
+                    </a:stretch>
+                  </pic:blipFill>
+                  <pic:spPr>
+                    <a:xfrm>
+                      <a:off x="0" y="0"/>
+                      <a:ext cx="3812985" cy="8348495"/>
+                    </a:xfrm>
+                    <a:prstGeom prst="rect">
+                      <a:avLst/>
+                    </a:prstGeom>
+                  </pic:spPr>
+                </pic:pic>
+              </a:graphicData>
+            </a:graphic>
+          </wp:inline>
+        </w:drawing>
+      </w:r>
+    </w:p>
+    <w:p>
+      <w:pPr>
+        <w:rPr>
+          <w:rFonts w:ascii="Times New Roman" w:hAnsi="Times New Roman" w:cs="Times New Roman"/>
+          <w:b/>
+          <w:bCs/>
+          <w:sz w:val="32"/>
+          <w:szCs w:val="32"/>
+          <w:lang w:val="en-US"/>
+        </w:rPr>
+      </w:pPr>
+      <w:r>
+        <w:rPr>
+          <w:rFonts w:ascii="Times New Roman" w:hAnsi="Times New Roman" w:cs="Times New Roman"/>
+          <w:b/>
+          <w:bCs/>
+          <w:sz w:val="32"/>
+          <w:szCs w:val="32"/>
+          <w:lang w:val="en-US"/>
+        </w:rPr>
+        <w:lastRenderedPageBreak/>
+        <w:t xml:space="preserve">2.5 </w:t>
+      </w:r>
+      <w:r>
+        <w:rPr>
+          <w:rFonts w:ascii="Times New Roman" w:hAnsi="Times New Roman" w:cs="Times New Roman"/>
+          <w:b/>
+          <w:bCs/>
+          <w:sz w:val="32"/>
+          <w:szCs w:val="32"/>
+          <w:lang w:val="en-US"/>
+        </w:rPr>
+        <w:t>DFD Diagram</w:t>
+      </w:r>
+    </w:p>
+    <w:p>
+      <w:pPr>
+        <w:rPr>
+          <w:rFonts w:ascii="Times New Roman" w:hAnsi="Times New Roman" w:cs="Times New Roman"/>
+          <w:b/>
+          <w:bCs/>
+          <w:sz w:val="32"/>
+          <w:szCs w:val="32"/>
+          <w:lang w:val="en-US"/>
+        </w:rPr>
+      </w:pPr>
+      <w:r>
+        <w:rPr>
+          <w:rFonts w:ascii="Times New Roman" w:hAnsi="Times New Roman" w:cs="Times New Roman"/>
+          <w:b/>
+          <w:bCs/>
+          <w:noProof/>
+          <w:sz w:val="32"/>
+          <w:szCs w:val="32"/>
+          <w:lang w:val="en-US"/>
+        </w:rPr>
+        <w:drawing>
+          <wp:inline distT="0" distB="0" distL="0" distR="0" wp14:anchorId="172D8121" wp14:editId="79E7BED4">
+            <wp:extent cx="5731510" cy="3820795"/>
+            <wp:effectExtent l="0" t="0" r="2540" b="8255"/>
+            <wp:docPr id="380970708" name="Picture 2"/>
+            <wp:cNvGraphicFramePr>
+              <a:graphicFrameLocks xmlns:a="http://schemas.openxmlformats.org/drawingml/2006/main" noChangeAspect="1"/>
+            </wp:cNvGraphicFramePr>
+            <a:graphic xmlns:a="http://schemas.openxmlformats.org/drawingml/2006/main">
+              <a:graphicData uri="http://schemas.openxmlformats.org/drawingml/2006/picture">
+                <pic:pic xmlns:pic="http://schemas.openxmlformats.org/drawingml/2006/picture">
+                  <pic:nvPicPr>
+                    <pic:cNvPr id="380970708" name="Picture 380970708"/>
+                    <pic:cNvPicPr/>
+                  </pic:nvPicPr>
+                  <pic:blipFill>
+                    <a:blip r:embed="rId12" cstate="print">
+                      <a:extLst>
+                        <a:ext uri="{28A0092B-C50C-407E-A947-70E740481C1C}">
+                          <a14:useLocalDpi xmlns:a14="http://schemas.microsoft.com/office/drawing/2010/main" val="0"/>
+                        </a:ext>
+                      </a:extLst>
+                    </a:blip>
+                    <a:stretch>
+                      <a:fillRect/>
+                    </a:stretch>
+                  </pic:blipFill>
+                  <pic:spPr>
+                    <a:xfrm>
+                      <a:off x="0" y="0"/>
+                      <a:ext cx="5731510" cy="3820795"/>
+                    </a:xfrm>
+                    <a:prstGeom prst="rect">
+                      <a:avLst/>
+                    </a:prstGeom>
+                  </pic:spPr>
+                </pic:pic>
+              </a:graphicData>
+            </a:graphic>
+          </wp:inline>
+        </w:drawing>
+      </w:r>
+    </w:p>
+    <w:p>
+      <w:pPr>
+        <w:rPr>
+          <w:rFonts w:ascii="Times New Roman" w:hAnsi="Times New Roman" w:cs="Times New Roman"/>
+          <w:b/>
+          <w:bCs/>
+          <w:sz w:val="32"/>
+          <w:szCs w:val="32"/>
+          <w:lang w:val="en-US"/>
+        </w:rPr>
+      </w:pPr>
+    </w:p>
+    <w:p>
+      <w:pPr>
+        <w:rPr>
+          <w:rFonts w:ascii="Times New Roman" w:hAnsi="Times New Roman" w:cs="Times New Roman"/>
+          <w:b/>
+          <w:bCs/>
+          <w:sz w:val="32"/>
+          <w:szCs w:val="32"/>
+          <w:lang w:val="en-US"/>
+        </w:rPr>
+      </w:pPr>
+    </w:p>
+    <w:p>
+      <w:pPr>
+        <w:rPr>
+          <w:rFonts w:ascii="Times New Roman" w:hAnsi="Times New Roman" w:cs="Times New Roman"/>
+          <w:b/>
+          <w:bCs/>
+          <w:sz w:val="32"/>
+          <w:szCs w:val="32"/>
+          <w:lang w:val="en-US"/>
+        </w:rPr>
+      </w:pPr>
+    </w:p>
+    <w:p>
+      <w:pPr>
+        <w:rPr>
+          <w:rFonts w:ascii="Times New Roman" w:hAnsi="Times New Roman" w:cs="Times New Roman"/>
+          <w:b/>
+          <w:bCs/>
+          <w:sz w:val="32"/>
+          <w:szCs w:val="32"/>
+          <w:lang w:val="en-US"/>
+        </w:rPr>
+      </w:pPr>
+    </w:p>
+    <w:p>
+      <w:pPr>
+        <w:rPr>
+          <w:rFonts w:ascii="Times New Roman" w:hAnsi="Times New Roman" w:cs="Times New Roman"/>
+          <w:b/>
+          <w:bCs/>
+          <w:sz w:val="32"/>
+          <w:szCs w:val="32"/>
+          <w:lang w:val="en-US"/>
+        </w:rPr>
+      </w:pPr>
+    </w:p>
+    <w:p>
+      <w:pPr>
+        <w:rPr>
+          <w:rFonts w:ascii="Times New Roman" w:hAnsi="Times New Roman" w:cs="Times New Roman"/>
+          <w:b/>
+          <w:bCs/>
+          <w:sz w:val="32"/>
+          <w:szCs w:val="32"/>
+          <w:lang w:val="en-US"/>
+        </w:rPr>
+      </w:pPr>
+    </w:p>
+    <w:p>
+      <w:pPr>
+        <w:rPr>
+          <w:rFonts w:ascii="Times New Roman" w:hAnsi="Times New Roman" w:cs="Times New Roman"/>
+          <w:b/>
+          <w:bCs/>
+          <w:sz w:val="32"/>
+          <w:szCs w:val="32"/>
+          <w:lang w:val="en-US"/>
+        </w:rPr>
+      </w:pPr>
+    </w:p>
+    <w:p>
+      <w:pPr>
+        <w:rPr>
+          <w:rFonts w:ascii="Times New Roman" w:hAnsi="Times New Roman" w:cs="Times New Roman"/>
+          <w:b/>
+          <w:bCs/>
+          <w:sz w:val="32"/>
+          <w:szCs w:val="32"/>
+          <w:lang w:val="en-US"/>
+        </w:rPr>
+      </w:pPr>
+    </w:p>
+    <w:p>
+      <w:pPr>
+        <w:rPr>
+          <w:rFonts w:ascii="Times New Roman" w:hAnsi="Times New Roman" w:cs="Times New Roman"/>
+          <w:b/>
+          <w:bCs/>
+          <w:sz w:val="32"/>
+          <w:szCs w:val="32"/>
+          <w:lang w:val="en-US"/>
+        </w:rPr>
+      </w:pPr>
+    </w:p>
+    <w:p>
+      <w:pPr>
+        <w:rPr>
+          <w:rFonts w:ascii="Times New Roman" w:hAnsi="Times New Roman" w:cs="Times New Roman"/>
+          <w:b/>
+          <w:bCs/>
+          <w:sz w:val="32"/>
+          <w:szCs w:val="32"/>
+          <w:lang w:val="en-US"/>
+        </w:rPr>
+      </w:pPr>
+    </w:p>
+    <w:p>
+      <w:pPr>
+        <w:rPr>
+          <w:rFonts w:ascii="Times New Roman" w:hAnsi="Times New Roman" w:cs="Times New Roman"/>
+          <w:b/>
+          <w:bCs/>
+          <w:sz w:val="32"/>
+          <w:szCs w:val="32"/>
+          <w:lang w:val="en-US"/>
+        </w:rPr>
+      </w:pPr>
+    </w:p>
+    <w:p>
+      <w:pPr>
+        <w:rPr>
+          <w:rFonts w:ascii="Times New Roman" w:hAnsi="Times New Roman" w:cs="Times New Roman"/>
+          <w:b/>
+          <w:bCs/>
+          <w:sz w:val="32"/>
+          <w:szCs w:val="32"/>
+          <w:lang w:val="en-US"/>
+        </w:rPr>
+      </w:pPr>
+    </w:p>
+    <w:p>
+      <w:pPr>
+        <w:rPr>
+          <w:rFonts w:ascii="Times New Roman" w:hAnsi="Times New Roman" w:cs="Times New Roman"/>
+          <w:b/>
+          <w:bCs/>
+          <w:sz w:val="32"/>
+          <w:szCs w:val="32"/>
+          <w:lang w:val="en-US"/>
+        </w:rPr>
+      </w:pPr>
+    </w:p>
+    <w:p>
+      <w:pPr>
+        <w:rPr>
+          <w:rFonts w:ascii="Times New Roman" w:hAnsi="Times New Roman" w:cs="Times New Roman"/>
+          <w:b/>
+          <w:bCs/>
+          <w:sz w:val="32"/>
+          <w:szCs w:val="32"/>
+          <w:lang w:val="en-US"/>
+        </w:rPr>
+      </w:pPr>
+      <w:r>
+        <w:rPr>
+          <w:rFonts w:ascii="Times New Roman" w:hAnsi="Times New Roman" w:cs="Times New Roman"/>
+          <w:b/>
+          <w:bCs/>
+          <w:sz w:val="32"/>
+          <w:szCs w:val="32"/>
+          <w:lang w:val="en-US"/>
+        </w:rPr>
+        <w:lastRenderedPageBreak/>
+        <w:t>2.6 Sequence Diagram</w:t>
+      </w:r>
+    </w:p>
+    <w:p>
+      <w:pPr>
+        <w:rPr>
+          <w:rFonts w:ascii="Times New Roman" w:hAnsi="Times New Roman" w:cs="Times New Roman"/>
+          <w:b/>
+          <w:bCs/>
+          <w:sz w:val="32"/>
+          <w:szCs w:val="32"/>
+          <w:lang w:val="en-US"/>
+        </w:rPr>
+      </w:pPr>
+      <w:r>
+        <w:rPr>
+          <w:rFonts w:ascii="Times New Roman" w:hAnsi="Times New Roman" w:cs="Times New Roman"/>
+          <w:b/>
+          <w:bCs/>
+          <w:noProof/>
+          <w:sz w:val="32"/>
+          <w:szCs w:val="32"/>
+          <w:lang w:val="en-US"/>
+        </w:rPr>
+        <w:drawing>
+          <wp:inline distT="0" distB="0" distL="0" distR="0" wp14:anchorId="706904AF" wp14:editId="5AECC08E">
+            <wp:extent cx="4922520" cy="7383780"/>
+            <wp:effectExtent l="0" t="0" r="0" b="7620"/>
+            <wp:docPr id="849658936" name="Picture 3"/>
+            <wp:cNvGraphicFramePr>
+              <a:graphicFrameLocks xmlns:a="http://schemas.openxmlformats.org/drawingml/2006/main" noChangeAspect="1"/>
+            </wp:cNvGraphicFramePr>
+            <a:graphic xmlns:a="http://schemas.openxmlformats.org/drawingml/2006/main">
+              <a:graphicData uri="http://schemas.openxmlformats.org/drawingml/2006/picture">
+                <pic:pic xmlns:pic="http://schemas.openxmlformats.org/drawingml/2006/picture">
+                  <pic:nvPicPr>
+                    <pic:cNvPr id="849658936" name="Picture 849658936"/>
+                    <pic:cNvPicPr/>
+                  </pic:nvPicPr>
+                  <pic:blipFill>
+                    <a:blip r:embed="rId13">
+                      <a:extLst>
+                        <a:ext uri="{28A0092B-C50C-407E-A947-70E740481C1C}">
+                          <a14:useLocalDpi xmlns:a14="http://schemas.microsoft.com/office/drawing/2010/main" val="0"/>
+                        </a:ext>
+                      </a:extLst>
+                    </a:blip>
+                    <a:stretch>
+                      <a:fillRect/>
+                    </a:stretch>
+                  </pic:blipFill>
+                  <pic:spPr>
+                    <a:xfrm>
+                      <a:off x="0" y="0"/>
+                      <a:ext cx="4922520" cy="7383780"/>
+                    </a:xfrm>
+                    <a:prstGeom prst="rect">
+                      <a:avLst/>
+                    </a:prstGeom>
+                  </pic:spPr>
+                </pic:pic>
+              </a:graphicData>
+            </a:graphic>
+          </wp:inline>
+        </w:drawing>
+      </w:r>
+    </w:p>
+    <w:p>
+      <w:pPr>
+        <w:rPr>
+          <w:rFonts w:ascii="Times New Roman" w:hAnsi="Times New Roman" w:cs="Times New Roman"/>
+          <w:b/>
+          <w:bCs/>
+          <w:sz w:val="32"/>
+          <w:szCs w:val="32"/>
+          <w:lang w:val="en-US"/>
+        </w:rPr>
+      </w:pPr>
+      <w:r>
+        <w:rPr>
+          <w:rFonts w:ascii="Times New Roman" w:hAnsi="Times New Roman" w:cs="Times New Roman"/>
+          <w:b/>
+          <w:bCs/>
+          <w:sz w:val="32"/>
+          <w:szCs w:val="32"/>
+          <w:lang w:val="en-US"/>
+        </w:rPr>
+        <w:t>2</w:t>
+      </w:r>
+      <w:r>
+        <w:rPr>
+          <w:rFonts w:ascii="Times New Roman" w:hAnsi="Times New Roman" w:cs="Times New Roman"/>
+          <w:b/>
+          <w:bCs/>
+          <w:sz w:val="32"/>
+          <w:szCs w:val="32"/>
+          <w:lang w:val="en-US"/>
+        </w:rPr>
+        <w:t>.</w:t>
+      </w:r>
+      <w:r>
+        <w:rPr>
+          <w:rFonts w:ascii="Times New Roman" w:hAnsi="Times New Roman" w:cs="Times New Roman"/>
+          <w:b/>
+          <w:bCs/>
+          <w:sz w:val="32"/>
+          <w:szCs w:val="32"/>
+          <w:lang w:val="en-US"/>
+        </w:rPr>
+        <w:t>7</w:t>
+      </w:r>
+      <w:r>
+        <w:rPr>
+          <w:rFonts w:ascii="Times New Roman" w:hAnsi="Times New Roman" w:cs="Times New Roman"/>
+          <w:b/>
+          <w:bCs/>
+          <w:sz w:val="32"/>
+          <w:szCs w:val="32"/>
+          <w:lang w:val="en-US"/>
+        </w:rPr>
+        <w:t xml:space="preserve"> </w:t>
+      </w:r>
+      <w:r>
+        <w:rPr>
+          <w:rFonts w:ascii="Times New Roman" w:hAnsi="Times New Roman" w:cs="Times New Roman"/>
+          <w:b/>
+          <w:bCs/>
+          <w:sz w:val="32"/>
+          <w:szCs w:val="32"/>
+          <w:lang w:val="en-US"/>
+        </w:rPr>
+        <w:t>Table Structure</w:t>
+      </w:r>
+    </w:p>
+    <w:p>
+      <w:pPr>
+        <w:rPr>
+          <w:b/>
+          <w:bCs/>
+          <w:sz w:val="32"/>
+          <w:szCs w:val="32"/>
+        </w:rPr>
+      </w:pPr>
+      <w:r>
+        <w:rPr>
+          <w:b/>
+          <w:bCs/>
+          <w:sz w:val="32"/>
+          <w:szCs w:val="32"/>
+        </w:rPr>
+        <w:t>2.</w:t>
+      </w:r>
+      <w:r>
+        <w:rPr>
+          <w:b/>
+          <w:bCs/>
+          <w:sz w:val="32"/>
+          <w:szCs w:val="32"/>
+        </w:rPr>
+        <w:t>7</w:t>
+      </w:r>
+      <w:r>
+        <w:rPr>
+          <w:b/>
+          <w:bCs/>
+          <w:sz w:val="32"/>
+          <w:szCs w:val="32"/>
+        </w:rPr>
+        <w:t xml:space="preserve">.1 </w:t>
       </w:r>
       <w:proofErr w:type="spellStart"/>
       <w:r>
@@ -3687,6 +6313,7 @@
                 <w:b/>
                 <w:bCs/>
               </w:rPr>
+              <w:lastRenderedPageBreak/>
               <w:t>Field Name</w:t>
             </w:r>
           </w:p>
@@ -3981,7 +6608,25 @@
           <w:sz w:val="32"/>
           <w:szCs w:val="32"/>
         </w:rPr>
-        <w:t xml:space="preserve">2.3.2 </w:t>
+        <w:t>2.</w:t>
+      </w:r>
+      <w:r>
+        <w:rPr>
+          <w:b/>
+          <w:bCs/>
+          <w:sz w:val="32"/>
+          <w:szCs w:val="32"/>
+        </w:rPr>
+        <w:t>7</w:t>
+      </w:r>
+      <w:r>
+        <w:rPr>
+          <w:b/>
+          <w:bCs/>
+          <w:sz w:val="32"/>
+          <w:szCs w:val="32"/>
+        </w:rPr>
+        <w:t xml:space="preserve">.2 </w:t>
       </w:r>
       <w:r>
         <w:rPr>
@@ -4248,11 +6893,6 @@
       </w:tr>
     </w:tbl>
     <w:p/>
-    <w:p/>
-    <w:p/>
-    <w:p/>
-    <w:p/>
-    <w:p/>
     <w:p>
       <w:pPr>
         <w:rPr>
@@ -4269,8 +6909,25 @@
           <w:sz w:val="32"/>
           <w:szCs w:val="32"/>
         </w:rPr>
-        <w:lastRenderedPageBreak/>
-        <w:t xml:space="preserve">2.3.3 </w:t>
+        <w:t>2.</w:t>
+      </w:r>
+      <w:r>
+        <w:rPr>
+          <w:b/>
+          <w:bCs/>
+          <w:sz w:val="32"/>
+          <w:szCs w:val="32"/>
+        </w:rPr>
+        <w:t>7</w:t>
+      </w:r>
+      <w:r>
+        <w:rPr>
+          <w:b/>
+          <w:bCs/>
+          <w:sz w:val="32"/>
+          <w:szCs w:val="32"/>
+        </w:rPr>
+        <w:t xml:space="preserve">.3 </w:t>
       </w:r>
       <w:proofErr w:type="spellStart"/>
       <w:r>
@@ -4448,6 +7105,7 @@
                 <w:b/>
                 <w:bCs/>
               </w:rPr>
+              <w:lastRenderedPageBreak/>
               <w:t>entryID</w:t>
             </w:r>
             <w:proofErr w:type="spellEnd"/>
@@ -4685,7 +7343,25 @@
           <w:sz w:val="32"/>
           <w:szCs w:val="32"/>
         </w:rPr>
-        <w:t xml:space="preserve">2.3.4 </w:t>
+        <w:t>2.</w:t>
+      </w:r>
+      <w:r>
+        <w:rPr>
+          <w:b/>
+          <w:bCs/>
+          <w:sz w:val="32"/>
+          <w:szCs w:val="32"/>
+        </w:rPr>
+        <w:t>7</w:t>
+      </w:r>
+      <w:r>
+        <w:rPr>
+          <w:b/>
+          <w:bCs/>
+          <w:sz w:val="32"/>
+          <w:szCs w:val="32"/>
+        </w:rPr>
+        <w:t xml:space="preserve">.4 </w:t>
       </w:r>
       <w:r>
         <w:rPr>
@@ -5040,7 +7716,14 @@
                 <w:b/>
                 <w:bCs/>
               </w:rPr>
-              <w:t>title</w:t>
+              <w:t>T</w:t>
+            </w:r>
+            <w:r>
+              <w:rPr>
+                <w:b/>
+                <w:bCs/>
+              </w:rPr>
+              <w:t>itle</w:t>
             </w:r>
           </w:p>
         </w:tc>
@@ -5087,8 +7770,25 @@
           <w:sz w:val="32"/>
           <w:szCs w:val="32"/>
         </w:rPr>
-        <w:lastRenderedPageBreak/>
-        <w:t xml:space="preserve">2.3.5 </w:t>
+        <w:t>2.</w:t>
+      </w:r>
+      <w:r>
+        <w:rPr>
+          <w:b/>
+          <w:bCs/>
+          <w:sz w:val="32"/>
+          <w:szCs w:val="32"/>
+        </w:rPr>
+        <w:t>7</w:t>
+      </w:r>
+      <w:r>
+        <w:rPr>
+          <w:b/>
+          <w:bCs/>
+          <w:sz w:val="32"/>
+          <w:szCs w:val="32"/>
+        </w:rPr>
+        <w:t xml:space="preserve">.5 </w:t>
       </w:r>
       <w:r>
         <w:rPr>
@@ -5143,6 +7843,7 @@
                 <w:b/>
                 <w:bCs/>
               </w:rPr>
+              <w:lastRenderedPageBreak/>
               <w:t>Field Name</w:t>
             </w:r>
           </w:p>
@@ -5584,7 +8285,14 @@
                 <w:b/>
                 <w:bCs/>
               </w:rPr>
-              <w:t>type</w:t>
+              <w:t>T</w:t>
+            </w:r>
+            <w:r>
+              <w:rPr>
+                <w:b/>
+                <w:bCs/>
+              </w:rPr>
+              <w:t>ype</w:t>
             </w:r>
           </w:p>
         </w:tc>
@@ -5631,7 +8339,25 @@
           <w:sz w:val="32"/>
           <w:szCs w:val="32"/>
         </w:rPr>
-        <w:t xml:space="preserve">2.3.6 </w:t>
+        <w:t>2.</w:t>
+      </w:r>
+      <w:r>
+        <w:rPr>
+          <w:b/>
+          <w:bCs/>
+          <w:sz w:val="32"/>
+          <w:szCs w:val="32"/>
+        </w:rPr>
+        <w:t>7</w:t>
+      </w:r>
+      <w:r>
+        <w:rPr>
+          <w:b/>
+          <w:bCs/>
+          <w:sz w:val="32"/>
+          <w:szCs w:val="32"/>
+        </w:rPr>
+        <w:t xml:space="preserve">.6 </w:t>
       </w:r>
       <w:proofErr w:type="spellStart"/>
       <w:r>
@@ -5983,7 +8709,25 @@
           <w:sz w:val="32"/>
           <w:szCs w:val="32"/>
         </w:rPr>
-        <w:t xml:space="preserve">2.3.7 </w:t>
+        <w:t>2.</w:t>
+      </w:r>
+      <w:r>
+        <w:rPr>
+          <w:b/>
+          <w:bCs/>
+          <w:sz w:val="32"/>
+          <w:szCs w:val="32"/>
+        </w:rPr>
+        <w:t>7</w:t>
+      </w:r>
+      <w:r>
+        <w:rPr>
+          <w:b/>
+          <w:bCs/>
+          <w:sz w:val="32"/>
+          <w:szCs w:val="32"/>
+        </w:rPr>
+        <w:t xml:space="preserve">.7 </w:t>
       </w:r>
       <w:proofErr w:type="spellStart"/>
       <w:r>
@@ -6284,7 +9028,25 @@
           <w:sz w:val="32"/>
           <w:szCs w:val="32"/>
         </w:rPr>
-        <w:t xml:space="preserve">2.3.8 </w:t>
+        <w:t>2.</w:t>
+      </w:r>
+      <w:r>
+        <w:rPr>
+          <w:b/>
+          <w:bCs/>
+          <w:sz w:val="32"/>
+          <w:szCs w:val="32"/>
+        </w:rPr>
+        <w:t>7</w:t>
+      </w:r>
+      <w:r>
+        <w:rPr>
+          <w:b/>
+          <w:bCs/>
+          <w:sz w:val="32"/>
+          <w:szCs w:val="32"/>
+        </w:rPr>
+        <w:t xml:space="preserve">.8 </w:t>
       </w:r>
       <w:r>
         <w:rPr>
@@ -6976,433 +9738,6 @@
           <w:rFonts w:ascii="Times New Roman" w:hAnsi="Times New Roman" w:cs="Times New Roman"/>
           <w:b/>
           <w:bCs/>
-          <w:sz w:val="32"/>
-          <w:szCs w:val="32"/>
-          <w:lang w:val="en-US"/>
-        </w:rPr>
-        <w:lastRenderedPageBreak/>
-        <w:t>3.4 Class Diagram</w:t>
-      </w:r>
-    </w:p>
-    <w:p>
-      <w:pPr>
-        <w:rPr>
-          <w:rFonts w:ascii="Times New Roman" w:hAnsi="Times New Roman" w:cs="Times New Roman"/>
-          <w:b/>
-          <w:bCs/>
-          <w:sz w:val="32"/>
-          <w:szCs w:val="32"/>
-          <w:lang w:val="en-US"/>
-        </w:rPr>
-      </w:pPr>
-      <w:r>
-        <w:rPr>
-          <w:rFonts w:ascii="Times New Roman" w:hAnsi="Times New Roman" w:cs="Times New Roman"/>
-          <w:b/>
-          <w:bCs/>
-          <w:noProof/>
-          <w:sz w:val="32"/>
-          <w:szCs w:val="32"/>
-          <w:lang w:val="en-US"/>
-        </w:rPr>
-        <w:drawing>
-          <wp:inline distT="0" distB="0" distL="0" distR="0" wp14:anchorId="37767B13" wp14:editId="435BAD70">
-            <wp:extent cx="5731510" cy="3887470"/>
-            <wp:effectExtent l="0" t="0" r="2540" b="0"/>
-            <wp:docPr id="1641441711" name="Picture 3"/>
-            <wp:cNvGraphicFramePr>
-              <a:graphicFrameLocks xmlns:a="http://schemas.openxmlformats.org/drawingml/2006/main" noChangeAspect="1"/>
-            </wp:cNvGraphicFramePr>
-            <a:graphic xmlns:a="http://schemas.openxmlformats.org/drawingml/2006/main">
-              <a:graphicData uri="http://schemas.openxmlformats.org/drawingml/2006/picture">
-                <pic:pic xmlns:pic="http://schemas.openxmlformats.org/drawingml/2006/picture">
-                  <pic:nvPicPr>
-                    <pic:cNvPr id="1641441711" name="Picture 1641441711"/>
-                    <pic:cNvPicPr/>
-                  </pic:nvPicPr>
-                  <pic:blipFill>
-                    <a:blip r:embed="rId8">
-                      <a:extLst>
-                        <a:ext uri="{28A0092B-C50C-407E-A947-70E740481C1C}">
-                          <a14:useLocalDpi xmlns:a14="http://schemas.microsoft.com/office/drawing/2010/main" val="0"/>
-                        </a:ext>
-                      </a:extLst>
-                    </a:blip>
-                    <a:stretch>
-                      <a:fillRect/>
-                    </a:stretch>
-                  </pic:blipFill>
-                  <pic:spPr>
-                    <a:xfrm>
-                      <a:off x="0" y="0"/>
-                      <a:ext cx="5731510" cy="3887470"/>
-                    </a:xfrm>
-                    <a:prstGeom prst="rect">
-                      <a:avLst/>
-                    </a:prstGeom>
-                  </pic:spPr>
-                </pic:pic>
-              </a:graphicData>
-            </a:graphic>
-          </wp:inline>
-        </w:drawing>
-      </w:r>
-    </w:p>
-    <w:p>
-      <w:pPr>
-        <w:rPr>
-          <w:rFonts w:ascii="Times New Roman" w:hAnsi="Times New Roman" w:cs="Times New Roman"/>
-          <w:b/>
-          <w:bCs/>
-          <w:sz w:val="32"/>
-          <w:szCs w:val="32"/>
-          <w:lang w:val="en-US"/>
-        </w:rPr>
-      </w:pPr>
-    </w:p>
-    <w:p>
-      <w:pPr>
-        <w:rPr>
-          <w:rFonts w:ascii="Times New Roman" w:hAnsi="Times New Roman" w:cs="Times New Roman"/>
-          <w:b/>
-          <w:bCs/>
-          <w:sz w:val="32"/>
-          <w:szCs w:val="32"/>
-          <w:lang w:val="en-US"/>
-        </w:rPr>
-      </w:pPr>
-    </w:p>
-    <w:p>
-      <w:pPr>
-        <w:rPr>
-          <w:rFonts w:ascii="Times New Roman" w:hAnsi="Times New Roman" w:cs="Times New Roman"/>
-          <w:b/>
-          <w:bCs/>
-          <w:sz w:val="32"/>
-          <w:szCs w:val="32"/>
-          <w:lang w:val="en-US"/>
-        </w:rPr>
-      </w:pPr>
-    </w:p>
-    <w:p>
-      <w:pPr>
-        <w:rPr>
-          <w:rFonts w:ascii="Times New Roman" w:hAnsi="Times New Roman" w:cs="Times New Roman"/>
-          <w:b/>
-          <w:bCs/>
-          <w:sz w:val="32"/>
-          <w:szCs w:val="32"/>
-          <w:lang w:val="en-US"/>
-        </w:rPr>
-      </w:pPr>
-    </w:p>
-    <w:p>
-      <w:pPr>
-        <w:rPr>
-          <w:rFonts w:ascii="Times New Roman" w:hAnsi="Times New Roman" w:cs="Times New Roman"/>
-          <w:b/>
-          <w:bCs/>
-          <w:sz w:val="32"/>
-          <w:szCs w:val="32"/>
-          <w:lang w:val="en-US"/>
-        </w:rPr>
-      </w:pPr>
-    </w:p>
-    <w:p>
-      <w:pPr>
-        <w:rPr>
-          <w:rFonts w:ascii="Times New Roman" w:hAnsi="Times New Roman" w:cs="Times New Roman"/>
-          <w:b/>
-          <w:bCs/>
-          <w:sz w:val="32"/>
-          <w:szCs w:val="32"/>
-          <w:lang w:val="en-US"/>
-        </w:rPr>
-      </w:pPr>
-    </w:p>
-    <w:p>
-      <w:pPr>
-        <w:rPr>
-          <w:rFonts w:ascii="Times New Roman" w:hAnsi="Times New Roman" w:cs="Times New Roman"/>
-          <w:b/>
-          <w:bCs/>
-          <w:sz w:val="32"/>
-          <w:szCs w:val="32"/>
-          <w:lang w:val="en-US"/>
-        </w:rPr>
-      </w:pPr>
-    </w:p>
-    <w:p>
-      <w:pPr>
-        <w:rPr>
-          <w:rFonts w:ascii="Times New Roman" w:hAnsi="Times New Roman" w:cs="Times New Roman"/>
-          <w:b/>
-          <w:bCs/>
-          <w:sz w:val="32"/>
-          <w:szCs w:val="32"/>
-          <w:lang w:val="en-US"/>
-        </w:rPr>
-      </w:pPr>
-    </w:p>
-    <w:p>
-      <w:pPr>
-        <w:rPr>
-          <w:rFonts w:ascii="Times New Roman" w:hAnsi="Times New Roman" w:cs="Times New Roman"/>
-          <w:b/>
-          <w:bCs/>
-          <w:sz w:val="32"/>
-          <w:szCs w:val="32"/>
-          <w:lang w:val="en-US"/>
-        </w:rPr>
-      </w:pPr>
-    </w:p>
-    <w:p>
-      <w:pPr>
-        <w:rPr>
-          <w:rFonts w:ascii="Times New Roman" w:hAnsi="Times New Roman" w:cs="Times New Roman"/>
-          <w:b/>
-          <w:bCs/>
-          <w:sz w:val="32"/>
-          <w:szCs w:val="32"/>
-          <w:lang w:val="en-US"/>
-        </w:rPr>
-      </w:pPr>
-    </w:p>
-    <w:p>
-      <w:pPr>
-        <w:rPr>
-          <w:rFonts w:ascii="Times New Roman" w:hAnsi="Times New Roman" w:cs="Times New Roman"/>
-          <w:b/>
-          <w:bCs/>
-          <w:sz w:val="32"/>
-          <w:szCs w:val="32"/>
-          <w:lang w:val="en-US"/>
-        </w:rPr>
-      </w:pPr>
-    </w:p>
-    <w:p>
-      <w:pPr>
-        <w:rPr>
-          <w:rFonts w:ascii="Times New Roman" w:hAnsi="Times New Roman" w:cs="Times New Roman"/>
-          <w:b/>
-          <w:bCs/>
-          <w:sz w:val="32"/>
-          <w:szCs w:val="32"/>
-          <w:lang w:val="en-US"/>
-        </w:rPr>
-      </w:pPr>
-    </w:p>
-    <w:p>
-      <w:pPr>
-        <w:rPr>
-          <w:rFonts w:ascii="Times New Roman" w:hAnsi="Times New Roman" w:cs="Times New Roman"/>
-          <w:b/>
-          <w:bCs/>
-          <w:sz w:val="32"/>
-          <w:szCs w:val="32"/>
-          <w:lang w:val="en-US"/>
-        </w:rPr>
-      </w:pPr>
-    </w:p>
-    <w:p>
-      <w:pPr>
-        <w:rPr>
-          <w:rFonts w:ascii="Times New Roman" w:hAnsi="Times New Roman" w:cs="Times New Roman"/>
-          <w:b/>
-          <w:bCs/>
-          <w:sz w:val="32"/>
-          <w:szCs w:val="32"/>
-          <w:lang w:val="en-US"/>
-        </w:rPr>
-      </w:pPr>
-      <w:r>
-        <w:rPr>
-          <w:rFonts w:ascii="Times New Roman" w:hAnsi="Times New Roman" w:cs="Times New Roman"/>
-          <w:b/>
-          <w:bCs/>
-          <w:sz w:val="32"/>
-          <w:szCs w:val="32"/>
-          <w:lang w:val="en-US"/>
-        </w:rPr>
-        <w:lastRenderedPageBreak/>
-        <w:t>2.5 Use Case Diagrams</w:t>
-      </w:r>
-    </w:p>
-    <w:p>
-      <w:pPr>
-        <w:rPr>
-          <w:rFonts w:ascii="Times New Roman" w:hAnsi="Times New Roman" w:cs="Times New Roman"/>
-          <w:sz w:val="32"/>
-          <w:szCs w:val="32"/>
-          <w:lang w:val="en-US"/>
-        </w:rPr>
-      </w:pPr>
-      <w:r>
-        <w:rPr>
-          <w:rFonts w:ascii="Times New Roman" w:hAnsi="Times New Roman" w:cs="Times New Roman"/>
-          <w:noProof/>
-          <w:sz w:val="32"/>
-          <w:szCs w:val="32"/>
-          <w:lang w:val="en-US"/>
-        </w:rPr>
-        <w:drawing>
-          <wp:inline distT="0" distB="0" distL="0" distR="0" wp14:anchorId="0FA28396" wp14:editId="3AA476D4">
-            <wp:extent cx="2802820" cy="8244840"/>
-            <wp:effectExtent l="0" t="0" r="0" b="3810"/>
-            <wp:docPr id="1093669778" name="Picture 4"/>
-            <wp:cNvGraphicFramePr>
-              <a:graphicFrameLocks xmlns:a="http://schemas.openxmlformats.org/drawingml/2006/main" noChangeAspect="1"/>
-            </wp:cNvGraphicFramePr>
-            <a:graphic xmlns:a="http://schemas.openxmlformats.org/drawingml/2006/main">
-              <a:graphicData uri="http://schemas.openxmlformats.org/drawingml/2006/picture">
-                <pic:pic xmlns:pic="http://schemas.openxmlformats.org/drawingml/2006/picture">
-                  <pic:nvPicPr>
-                    <pic:cNvPr id="1093669778" name="Picture 1093669778"/>
-                    <pic:cNvPicPr/>
-                  </pic:nvPicPr>
-                  <pic:blipFill>
-                    <a:blip r:embed="rId9">
-                      <a:extLst>
-                        <a:ext uri="{28A0092B-C50C-407E-A947-70E740481C1C}">
-                          <a14:useLocalDpi xmlns:a14="http://schemas.microsoft.com/office/drawing/2010/main" val="0"/>
-                        </a:ext>
-                      </a:extLst>
-                    </a:blip>
-                    <a:stretch>
-                      <a:fillRect/>
-                    </a:stretch>
-                  </pic:blipFill>
-                  <pic:spPr>
-                    <a:xfrm>
-                      <a:off x="0" y="0"/>
-                      <a:ext cx="2808151" cy="8260522"/>
-                    </a:xfrm>
-                    <a:prstGeom prst="rect">
-                      <a:avLst/>
-                    </a:prstGeom>
-                  </pic:spPr>
-                </pic:pic>
-              </a:graphicData>
-            </a:graphic>
-          </wp:inline>
-        </w:drawing>
-      </w:r>
-    </w:p>
-    <w:p>
-      <w:pPr>
-        <w:rPr>
-          <w:rFonts w:ascii="Times New Roman" w:hAnsi="Times New Roman" w:cs="Times New Roman"/>
-          <w:b/>
-          <w:bCs/>
-          <w:sz w:val="32"/>
-          <w:szCs w:val="32"/>
-          <w:lang w:val="en-US"/>
-        </w:rPr>
-      </w:pPr>
-      <w:r>
-        <w:rPr>
-          <w:rFonts w:ascii="Times New Roman" w:hAnsi="Times New Roman" w:cs="Times New Roman"/>
-          <w:b/>
-          <w:bCs/>
-          <w:sz w:val="32"/>
-          <w:szCs w:val="32"/>
-          <w:lang w:val="en-US"/>
-        </w:rPr>
-        <w:lastRenderedPageBreak/>
-        <w:t>2.6 Activity Diagra</w:t>
-      </w:r>
-      <w:r>
-        <w:rPr>
-          <w:rFonts w:ascii="Times New Roman" w:hAnsi="Times New Roman" w:cs="Times New Roman"/>
-          <w:b/>
-          <w:bCs/>
-          <w:sz w:val="32"/>
-          <w:szCs w:val="32"/>
-          <w:lang w:val="en-US"/>
-        </w:rPr>
-        <w:t>m</w:t>
-      </w:r>
-    </w:p>
-    <w:p>
-      <w:pPr>
-        <w:rPr>
-          <w:rFonts w:ascii="Times New Roman" w:hAnsi="Times New Roman" w:cs="Times New Roman"/>
-          <w:b/>
-          <w:bCs/>
-          <w:sz w:val="32"/>
-          <w:szCs w:val="32"/>
-          <w:lang w:val="en-US"/>
-        </w:rPr>
-      </w:pPr>
-      <w:r>
-        <w:rPr>
-          <w:rFonts w:ascii="Times New Roman" w:hAnsi="Times New Roman" w:cs="Times New Roman"/>
-          <w:b/>
-          <w:bCs/>
-          <w:noProof/>
-          <w:sz w:val="32"/>
-          <w:szCs w:val="32"/>
-          <w:lang w:val="en-US"/>
-        </w:rPr>
-        <w:drawing>
-          <wp:inline distT="0" distB="0" distL="0" distR="0" wp14:anchorId="2864E37D" wp14:editId="75915B12">
-            <wp:extent cx="3807406" cy="8336280"/>
-            <wp:effectExtent l="0" t="0" r="3175" b="7620"/>
-            <wp:docPr id="1788120997" name="Picture 3"/>
-            <wp:cNvGraphicFramePr>
-              <a:graphicFrameLocks xmlns:a="http://schemas.openxmlformats.org/drawingml/2006/main" noChangeAspect="1"/>
-            </wp:cNvGraphicFramePr>
-            <a:graphic xmlns:a="http://schemas.openxmlformats.org/drawingml/2006/main">
-              <a:graphicData uri="http://schemas.openxmlformats.org/drawingml/2006/picture">
-                <pic:pic xmlns:pic="http://schemas.openxmlformats.org/drawingml/2006/picture">
-                  <pic:nvPicPr>
-                    <pic:cNvPr id="1788120997" name="Picture 1788120997"/>
-                    <pic:cNvPicPr/>
-                  </pic:nvPicPr>
-                  <pic:blipFill>
-                    <a:blip r:embed="rId10">
-                      <a:extLst>
-                        <a:ext uri="{28A0092B-C50C-407E-A947-70E740481C1C}">
-                          <a14:useLocalDpi xmlns:a14="http://schemas.microsoft.com/office/drawing/2010/main" val="0"/>
-                        </a:ext>
-                      </a:extLst>
-                    </a:blip>
-                    <a:stretch>
-                      <a:fillRect/>
-                    </a:stretch>
-                  </pic:blipFill>
-                  <pic:spPr>
-                    <a:xfrm>
-                      <a:off x="0" y="0"/>
-                      <a:ext cx="3812985" cy="8348495"/>
-                    </a:xfrm>
-                    <a:prstGeom prst="rect">
-                      <a:avLst/>
-                    </a:prstGeom>
-                  </pic:spPr>
-                </pic:pic>
-              </a:graphicData>
-            </a:graphic>
-          </wp:inline>
-        </w:drawing>
-      </w:r>
-    </w:p>
-    <w:p>
-      <w:pPr>
-        <w:rPr>
-          <w:rFonts w:ascii="Times New Roman" w:hAnsi="Times New Roman" w:cs="Times New Roman"/>
-          <w:b/>
-          <w:bCs/>
-          <w:sz w:val="32"/>
-          <w:szCs w:val="32"/>
-          <w:lang w:val="en-US"/>
-        </w:rPr>
-      </w:pPr>
-      <w:r>
-        <w:rPr>
-          <w:rFonts w:ascii="Times New Roman" w:hAnsi="Times New Roman" w:cs="Times New Roman"/>
-          <w:b/>
-          <w:bCs/>
           <w:sz w:val="36"/>
           <w:szCs w:val="36"/>
           <w:lang w:val="en-US"/>
@@ -8956,9 +11291,7 @@
           <w:lang w:val="en-US"/>
         </w:rPr>
       </w:pPr>
-    </w:p>
-    <w:p>
-      <w:pPr>
+      <w:r>
         <w:rPr>
           <w:rFonts w:ascii="Times New Roman" w:hAnsi="Times New Roman" w:cs="Times New Roman"/>
           <w:b/>
@@ -8967,10 +11300,10 @@
           <w:szCs w:val="36"/>
           <w:lang w:val="en-US"/>
         </w:rPr>
-      </w:pPr>
-    </w:p>
-    <w:p>
-      <w:pPr>
+        <w:lastRenderedPageBreak/>
+        <w:t xml:space="preserve">Chapter </w:t>
+      </w:r>
+      <w:r>
         <w:rPr>
           <w:rFonts w:ascii="Times New Roman" w:hAnsi="Times New Roman" w:cs="Times New Roman"/>
           <w:b/>
@@ -8979,7 +11312,8 @@
           <w:szCs w:val="36"/>
           <w:lang w:val="en-US"/>
         </w:rPr>
-      </w:pPr>
+        <w:t>6</w:t>
+      </w:r>
       <w:r>
         <w:rPr>
           <w:rFonts w:ascii="Times New Roman" w:hAnsi="Times New Roman" w:cs="Times New Roman"/>
@@ -8989,7 +11323,7 @@
           <w:szCs w:val="36"/>
           <w:lang w:val="en-US"/>
         </w:rPr>
-        <w:t>Chapter 7: Bibliography</w:t>
+        <w:t>: Bibliography</w:t>
       </w:r>
     </w:p>
     <w:p>
@@ -9187,7 +11521,7 @@
         </w:rPr>
         <w:t xml:space="preserve"> Retrieved from </w:t>
       </w:r>
-      <w:hyperlink r:id="rId11" w:tgtFrame="_blank" w:history="1">
+      <w:hyperlink r:id="rId14" w:tgtFrame="_blank" w:history="1">
         <w:r>
           <w:rPr>
             <w:rStyle w:val="Hyperlink"/>
@@ -9247,7 +11581,7 @@
         </w:rPr>
         <w:t xml:space="preserve"> Retrieved from </w:t>
       </w:r>
-      <w:hyperlink r:id="rId12" w:tgtFrame="_blank" w:history="1">
+      <w:hyperlink r:id="rId15" w:tgtFrame="_blank" w:history="1">
         <w:r>
           <w:rPr>
             <w:rStyle w:val="Hyperlink"/>
@@ -9307,7 +11641,7 @@
         </w:rPr>
         <w:t xml:space="preserve"> Retrieved from </w:t>
       </w:r>
-      <w:hyperlink r:id="rId13" w:tgtFrame="_blank" w:history="1">
+      <w:hyperlink r:id="rId16" w:tgtFrame="_blank" w:history="1">
         <w:r>
           <w:rPr>
             <w:rStyle w:val="Hyperlink"/>
@@ -9367,7 +11701,7 @@
         </w:rPr>
         <w:t xml:space="preserve"> Retrieved from </w:t>
       </w:r>
-      <w:hyperlink r:id="rId14" w:tgtFrame="_blank" w:history="1">
+      <w:hyperlink r:id="rId17" w:tgtFrame="_blank" w:history="1">
         <w:r>
           <w:rPr>
             <w:rStyle w:val="Hyperlink"/>
@@ -9427,7 +11761,7 @@
         </w:rPr>
         <w:t xml:space="preserve"> Retrieved from </w:t>
       </w:r>
-      <w:hyperlink r:id="rId15" w:tgtFrame="_blank" w:history="1">
+      <w:hyperlink r:id="rId18" w:tgtFrame="_blank" w:history="1">
         <w:r>
           <w:rPr>
             <w:rStyle w:val="Hyperlink"/>
@@ -9487,7 +11821,7 @@
         </w:rPr>
         <w:t xml:space="preserve"> Retrieved from </w:t>
       </w:r>
-      <w:hyperlink r:id="rId16" w:tgtFrame="_blank" w:history="1">
+      <w:hyperlink r:id="rId19" w:tgtFrame="_blank" w:history="1">
         <w:r>
           <w:rPr>
             <w:rStyle w:val="Hyperlink"/>
@@ -9547,7 +11881,7 @@
         </w:rPr>
         <w:t xml:space="preserve"> [Video Series]. YouTube. </w:t>
       </w:r>
-      <w:hyperlink r:id="rId17" w:tgtFrame="_blank" w:history="1">
+      <w:hyperlink r:id="rId20" w:tgtFrame="_blank" w:history="1">
         <w:r>
           <w:rPr>
             <w:rStyle w:val="Hyperlink"/>
@@ -9619,7 +11953,7 @@
         </w:rPr>
         <w:t xml:space="preserve"> [Video Series]. YouTube. </w:t>
       </w:r>
-      <w:hyperlink r:id="rId18" w:tgtFrame="_blank" w:history="1">
+      <w:hyperlink r:id="rId21" w:tgtFrame="_blank" w:history="1">
         <w:r>
           <w:rPr>
             <w:rStyle w:val="Hyperlink"/>
@@ -9636,27 +11970,96 @@
     <w:p>
       <w:pPr>
         <w:rPr>
-          <w:rFonts w:ascii="Times New Roman" w:hAnsi="Times New Roman" w:cs="Times New Roman"/>
-          <w:b/>
-          <w:bCs/>
-          <w:sz w:val="28"/>
-          <w:szCs w:val="28"/>
-          <w:lang w:val="en-US"/>
-        </w:rPr>
-      </w:pPr>
-      <w:r>
-        <w:rPr>
           <w:b/>
           <w:bCs/>
           <w:sz w:val="36"/>
           <w:szCs w:val="36"/>
         </w:rPr>
+      </w:pPr>
+    </w:p>
+    <w:p>
+      <w:pPr>
+        <w:rPr>
+          <w:b/>
+          <w:bCs/>
+          <w:sz w:val="36"/>
+          <w:szCs w:val="36"/>
+        </w:rPr>
+      </w:pPr>
+    </w:p>
+    <w:p>
+      <w:pPr>
+        <w:rPr>
+          <w:b/>
+          <w:bCs/>
+          <w:sz w:val="36"/>
+          <w:szCs w:val="36"/>
+        </w:rPr>
+      </w:pPr>
+      <w:r>
+        <w:rPr>
+          <w:b/>
+          <w:bCs/>
+          <w:sz w:val="36"/>
+          <w:szCs w:val="36"/>
+        </w:rPr>
         <w:lastRenderedPageBreak/>
         <w:t xml:space="preserve">Chapter 8: Annexure 1: </w:t>
       </w:r>
     </w:p>
+    <w:p>
+      <w:pPr>
+        <w:rPr>
+          <w:b/>
+          <w:bCs/>
+          <w:sz w:val="36"/>
+          <w:szCs w:val="36"/>
+        </w:rPr>
+      </w:pPr>
+    </w:p>
+    <w:p>
+      <w:pPr>
+        <w:rPr>
+          <w:b/>
+          <w:bCs/>
+          <w:sz w:val="36"/>
+          <w:szCs w:val="36"/>
+        </w:rPr>
+      </w:pPr>
+    </w:p>
+    <w:p>
+      <w:pPr>
+        <w:rPr>
+          <w:b/>
+          <w:bCs/>
+          <w:sz w:val="36"/>
+          <w:szCs w:val="36"/>
+        </w:rPr>
+      </w:pPr>
+      <w:r>
+        <w:rPr>
+          <w:b/>
+          <w:bCs/>
+          <w:sz w:val="36"/>
+          <w:szCs w:val="36"/>
+        </w:rPr>
+        <w:t>Annexure 2:</w:t>
+      </w:r>
+    </w:p>
+    <w:p>
+      <w:pPr>
+        <w:rPr>
+          <w:rFonts w:ascii="Times New Roman" w:hAnsi="Times New Roman" w:cs="Times New Roman"/>
+          <w:b/>
+          <w:bCs/>
+          <w:sz w:val="28"/>
+          <w:szCs w:val="28"/>
+          <w:lang w:val="en-US"/>
+        </w:rPr>
+      </w:pPr>
+    </w:p>
     <w:sectPr>
-      <w:headerReference w:type="default" r:id="rId19"/>
+      <w:headerReference w:type="default" r:id="rId22"/>
       <w:pgSz w:w="11906" w:h="16838"/>
       <w:pgMar w:top="1440" w:right="1440" w:bottom="1440" w:left="1440" w:header="708" w:footer="708" w:gutter="0"/>
       <w:cols w:space="708"/>
@@ -9851,6 +12254,119 @@
 <file path=word/numbering.xml><?xml version="1.0" encoding="utf-8"?>
 <w:numbering xmlns:wpc="http://schemas.microsoft.com/office/word/2010/wordprocessingCanvas" xmlns:cx="http://schemas.microsoft.com/office/drawing/2014/chartex" xmlns:cx1="http://schemas.microsoft.com/office/drawing/2015/9/8/chartex" xmlns:cx2="http://schemas.microsoft.com/office/drawing/2015/10/21/chartex" xmlns:cx3="http://schemas.microsoft.com/office/drawing/2016/5/9/chartex" xmlns:cx4="http://schemas.microsoft.com/office/drawing/2016/5/10/chartex" xmlns:cx5="http://schemas.microsoft.com/office/drawing/2016/5/11/chartex" xmlns:cx6="http://schemas.microsoft.com/office/drawing/2016/5/12/chartex" xmlns:cx7="http://schemas.microsoft.com/office/drawing/2016/5/13/chartex" xmlns:cx8="http://schemas.microsoft.com/office/drawing/2016/5/14/chartex" xmlns:mc="http://schemas.openxmlformats.org/markup-compatibility/2006" xmlns:aink="http://schemas.microsoft.com/office/drawing/2016/ink" xmlns:am3d="http://schemas.microsoft.com/office/drawing/2017/model3d" xmlns:o="urn:schemas-microsoft-com:office:office" xmlns:oel="http://schemas.microsoft.com/office/2019/extlst" xmlns:r="http://schemas.openxmlformats.org/officeDocument/2006/relationships" xmlns:m="http://schemas.openxmlformats.org/officeDocument/2006/math" xmlns:v="urn:schemas-microsoft-com:vml" xmlns:wp14="http://schemas.microsoft.com/office/word/2010/wordprocessingDrawing" xmlns:wp="http://schemas.openxmlformats.org/drawingml/2006/wordprocessingDrawing" xmlns:w10="urn:schemas-microsoft-com:office:word" xmlns:w="http://schemas.openxmlformats.org/wordprocessingml/2006/main" xmlns:w14="http://schemas.microsoft.com/office/word/2010/wordml" xmlns:w15="http://schemas.microsoft.com/office/word/2012/wordml" xmlns:w16cex="http://schemas.microsoft.com/office/word/2018/wordml/cex" xmlns:w16cid="http://schemas.microsoft.com/office/word/2016/wordml/cid" xmlns:w16="http://schemas.microsoft.com/office/word/2018/wordml" xmlns:w16du="http://schemas.microsoft.com/office/word/2023/wordml/word16du" xmlns:w16sdtdh="http://schemas.microsoft.com/office/word/2020/wordml/sdtdatahash" xmlns:w16sdtfl="http://schemas.microsoft.com/office/word/2024/wordml/sdtformatlock" xmlns:w16se="http://schemas.microsoft.com/office/word/2015/wordml/symex" xmlns:wpg="http://schemas.microsoft.com/office/word/2010/wordprocessingGroup" xmlns:wpi="http://schemas.microsoft.com/office/word/2010/wordprocessingInk" xmlns:wne="http://schemas.microsoft.com/office/word/2006/wordml" xmlns:wps="http://schemas.microsoft.com/office/word/2010/wordprocessingShape" mc:Ignorable="w14 w15 w16se w16cid w16 w16cex w16sdtdh w16sdtfl w16du wp14">
   <w:abstractNum w:abstractNumId="0" w15:restartNumberingAfterBreak="0">
+    <w:nsid w:val="09C212B5"/>
+    <w:multiLevelType w:val="hybridMultilevel"/>
+    <w:tmpl w:val="A77251FA"/>
+    <w:lvl w:ilvl="0" w:tplc="40090001">
+      <w:start w:val="1"/>
+      <w:numFmt w:val="bullet"/>
+      <w:lvlText w:val=""/>
+      <w:lvlJc w:val="left"/>
+      <w:pPr>
+        <w:ind w:left="1582" w:hanging="360"/>
+      </w:pPr>
+      <w:rPr>
+        <w:rFonts w:ascii="Symbol" w:hAnsi="Symbol" w:hint="default"/>
+      </w:rPr>
+    </w:lvl>
+    <w:lvl w:ilvl="1" w:tplc="40090003">
+      <w:start w:val="1"/>
+      <w:numFmt w:val="bullet"/>
+      <w:lvlText w:val="o"/>
+      <w:lvlJc w:val="left"/>
+      <w:pPr>
+        <w:ind w:left="2302" w:hanging="360"/>
+      </w:pPr>
+      <w:rPr>
+        <w:rFonts w:ascii="Courier New" w:hAnsi="Courier New" w:cs="Courier New" w:hint="default"/>
+      </w:rPr>
+    </w:lvl>
+    <w:lvl w:ilvl="2" w:tplc="40090005" w:tentative="1">
+      <w:start w:val="1"/>
+      <w:numFmt w:val="bullet"/>
+      <w:lvlText w:val=""/>
+      <w:lvlJc w:val="left"/>
+      <w:pPr>
+        <w:ind w:left="3022" w:hanging="360"/>
+      </w:pPr>
+      <w:rPr>
+        <w:rFonts w:ascii="Wingdings" w:hAnsi="Wingdings" w:hint="default"/>
+      </w:rPr>
+    </w:lvl>
+    <w:lvl w:ilvl="3" w:tplc="40090001" w:tentative="1">
+      <w:start w:val="1"/>
+      <w:numFmt w:val="bullet"/>
+      <w:lvlText w:val=""/>
+      <w:lvlJc w:val="left"/>
+      <w:pPr>
+        <w:ind w:left="3742" w:hanging="360"/>
+      </w:pPr>
+      <w:rPr>
+        <w:rFonts w:ascii="Symbol" w:hAnsi="Symbol" w:hint="default"/>
+      </w:rPr>
+    </w:lvl>
+    <w:lvl w:ilvl="4" w:tplc="40090003" w:tentative="1">
+      <w:start w:val="1"/>
+      <w:numFmt w:val="bullet"/>
+      <w:lvlText w:val="o"/>
+      <w:lvlJc w:val="left"/>
+      <w:pPr>
+        <w:ind w:left="4462" w:hanging="360"/>
+      </w:pPr>
+      <w:rPr>
+        <w:rFonts w:ascii="Courier New" w:hAnsi="Courier New" w:cs="Courier New" w:hint="default"/>
+      </w:rPr>
+    </w:lvl>
+    <w:lvl w:ilvl="5" w:tplc="40090005" w:tentative="1">
+      <w:start w:val="1"/>
+      <w:numFmt w:val="bullet"/>
+      <w:lvlText w:val=""/>
+      <w:lvlJc w:val="left"/>
+      <w:pPr>
+        <w:ind w:left="5182" w:hanging="360"/>
+      </w:pPr>
+      <w:rPr>
+        <w:rFonts w:ascii="Wingdings" w:hAnsi="Wingdings" w:hint="default"/>
+      </w:rPr>
+    </w:lvl>
+    <w:lvl w:ilvl="6" w:tplc="40090001" w:tentative="1">
+      <w:start w:val="1"/>
+      <w:numFmt w:val="bullet"/>
+      <w:lvlText w:val=""/>
+      <w:lvlJc w:val="left"/>
+      <w:pPr>
+        <w:ind w:left="5902" w:hanging="360"/>
+      </w:pPr>
+      <w:rPr>
+        <w:rFonts w:ascii="Symbol" w:hAnsi="Symbol" w:hint="default"/>
+      </w:rPr>
+    </w:lvl>
+    <w:lvl w:ilvl="7" w:tplc="40090003" w:tentative="1">
+      <w:start w:val="1"/>
+      <w:numFmt w:val="bullet"/>
+      <w:lvlText w:val="o"/>
+      <w:lvlJc w:val="left"/>
+      <w:pPr>
+        <w:ind w:left="6622" w:hanging="360"/>
+      </w:pPr>
+      <w:rPr>
+        <w:rFonts w:ascii="Courier New" w:hAnsi="Courier New" w:cs="Courier New" w:hint="default"/>
+      </w:rPr>
+    </w:lvl>
+    <w:lvl w:ilvl="8" w:tplc="40090005" w:tentative="1">
+      <w:start w:val="1"/>
+      <w:numFmt w:val="bullet"/>
+      <w:lvlText w:val=""/>
+      <w:lvlJc w:val="left"/>
+      <w:pPr>
+        <w:ind w:left="7342" w:hanging="360"/>
+      </w:pPr>
+      <w:rPr>
+        <w:rFonts w:ascii="Wingdings" w:hAnsi="Wingdings" w:hint="default"/>
+      </w:rPr>
+    </w:lvl>
+  </w:abstractNum>
+  <w:abstractNum w:abstractNumId="1" w15:restartNumberingAfterBreak="0">
     <w:nsid w:val="0FB127B8"/>
     <w:multiLevelType w:val="multilevel"/>
     <w:tmpl w:val="E758A17C"/>
@@ -9963,7 +12479,7 @@
       </w:pPr>
     </w:lvl>
   </w:abstractNum>
-  <w:abstractNum w:abstractNumId="1" w15:restartNumberingAfterBreak="0">
+  <w:abstractNum w:abstractNumId="2" w15:restartNumberingAfterBreak="0">
     <w:nsid w:val="1A950EE6"/>
     <w:multiLevelType w:val="hybridMultilevel"/>
     <w:tmpl w:val="2DC4312C"/>
@@ -10076,7 +12592,7 @@
       </w:rPr>
     </w:lvl>
   </w:abstractNum>
-  <w:abstractNum w:abstractNumId="2" w15:restartNumberingAfterBreak="0">
+  <w:abstractNum w:abstractNumId="3" w15:restartNumberingAfterBreak="0">
     <w:nsid w:val="1B344172"/>
     <w:multiLevelType w:val="multilevel"/>
     <w:tmpl w:val="C706CDAE"/>
@@ -10225,7 +12741,7 @@
       </w:rPr>
     </w:lvl>
   </w:abstractNum>
-  <w:abstractNum w:abstractNumId="3" w15:restartNumberingAfterBreak="0">
+  <w:abstractNum w:abstractNumId="4" w15:restartNumberingAfterBreak="0">
     <w:nsid w:val="1E7A622B"/>
     <w:multiLevelType w:val="hybridMultilevel"/>
     <w:tmpl w:val="CCE2868A"/>
@@ -10338,7 +12854,7 @@
       </w:rPr>
     </w:lvl>
   </w:abstractNum>
-  <w:abstractNum w:abstractNumId="4" w15:restartNumberingAfterBreak="0">
+  <w:abstractNum w:abstractNumId="5" w15:restartNumberingAfterBreak="0">
     <w:nsid w:val="1F2216BD"/>
     <w:multiLevelType w:val="multilevel"/>
     <w:tmpl w:val="026094BE"/>
@@ -10487,7 +13003,7 @@
       </w:rPr>
     </w:lvl>
   </w:abstractNum>
-  <w:abstractNum w:abstractNumId="5" w15:restartNumberingAfterBreak="0">
+  <w:abstractNum w:abstractNumId="6" w15:restartNumberingAfterBreak="0">
     <w:nsid w:val="20EC29EB"/>
     <w:multiLevelType w:val="multilevel"/>
     <w:tmpl w:val="8C84120C"/>
@@ -10600,7 +13116,120 @@
       </w:pPr>
     </w:lvl>
   </w:abstractNum>
-  <w:abstractNum w:abstractNumId="6" w15:restartNumberingAfterBreak="0">
+  <w:abstractNum w:abstractNumId="7" w15:restartNumberingAfterBreak="0">
+    <w:nsid w:val="22FF3E7C"/>
+    <w:multiLevelType w:val="multilevel"/>
+    <w:tmpl w:val="CC686166"/>
+    <w:lvl w:ilvl="0">
+      <w:start w:val="1"/>
+      <w:numFmt w:val="decimal"/>
+      <w:lvlText w:val="%1."/>
+      <w:lvlJc w:val="left"/>
+      <w:pPr>
+        <w:tabs>
+          <w:tab w:val="num" w:pos="720"/>
+        </w:tabs>
+        <w:ind w:left="720" w:hanging="360"/>
+      </w:pPr>
+    </w:lvl>
+    <w:lvl w:ilvl="1" w:tentative="1">
+      <w:start w:val="1"/>
+      <w:numFmt w:val="decimal"/>
+      <w:lvlText w:val="%2."/>
+      <w:lvlJc w:val="left"/>
+      <w:pPr>
+        <w:tabs>
+          <w:tab w:val="num" w:pos="1440"/>
+        </w:tabs>
+        <w:ind w:left="1440" w:hanging="360"/>
+      </w:pPr>
+    </w:lvl>
+    <w:lvl w:ilvl="2" w:tentative="1">
+      <w:start w:val="1"/>
+      <w:numFmt w:val="decimal"/>
+      <w:lvlText w:val="%3."/>
+      <w:lvlJc w:val="left"/>
+      <w:pPr>
+        <w:tabs>
+          <w:tab w:val="num" w:pos="2160"/>
+        </w:tabs>
+        <w:ind w:left="2160" w:hanging="360"/>
+      </w:pPr>
+    </w:lvl>
+    <w:lvl w:ilvl="3" w:tentative="1">
+      <w:start w:val="1"/>
+      <w:numFmt w:val="decimal"/>
+      <w:lvlText w:val="%4."/>
+      <w:lvlJc w:val="left"/>
+      <w:pPr>
+        <w:tabs>
+          <w:tab w:val="num" w:pos="2880"/>
+        </w:tabs>
+        <w:ind w:left="2880" w:hanging="360"/>
+      </w:pPr>
+    </w:lvl>
+    <w:lvl w:ilvl="4" w:tentative="1">
+      <w:start w:val="1"/>
+      <w:numFmt w:val="decimal"/>
+      <w:lvlText w:val="%5."/>
+      <w:lvlJc w:val="left"/>
+      <w:pPr>
+        <w:tabs>
+          <w:tab w:val="num" w:pos="3600"/>
+        </w:tabs>
+        <w:ind w:left="3600" w:hanging="360"/>
+      </w:pPr>
+    </w:lvl>
+    <w:lvl w:ilvl="5" w:tentative="1">
+      <w:start w:val="1"/>
+      <w:numFmt w:val="decimal"/>
+      <w:lvlText w:val="%6."/>
+      <w:lvlJc w:val="left"/>
+      <w:pPr>
+        <w:tabs>
+          <w:tab w:val="num" w:pos="4320"/>
+        </w:tabs>
+        <w:ind w:left="4320" w:hanging="360"/>
+      </w:pPr>
+    </w:lvl>
+    <w:lvl w:ilvl="6" w:tentative="1">
+      <w:start w:val="1"/>
+      <w:numFmt w:val="decimal"/>
+      <w:lvlText w:val="%7."/>
+      <w:lvlJc w:val="left"/>
+      <w:pPr>
+        <w:tabs>
+          <w:tab w:val="num" w:pos="5040"/>
+        </w:tabs>
+        <w:ind w:left="5040" w:hanging="360"/>
+      </w:pPr>
+    </w:lvl>
+    <w:lvl w:ilvl="7" w:tentative="1">
+      <w:start w:val="1"/>
+      <w:numFmt w:val="decimal"/>
+      <w:lvlText w:val="%8."/>
+      <w:lvlJc w:val="left"/>
+      <w:pPr>
+        <w:tabs>
+          <w:tab w:val="num" w:pos="5760"/>
+        </w:tabs>
+        <w:ind w:left="5760" w:hanging="360"/>
+      </w:pPr>
+    </w:lvl>
+    <w:lvl w:ilvl="8" w:tentative="1">
+      <w:start w:val="1"/>
+      <w:numFmt w:val="decimal"/>
+      <w:lvlText w:val="%9."/>
+      <w:lvlJc w:val="left"/>
+      <w:pPr>
+        <w:tabs>
+          <w:tab w:val="num" w:pos="6480"/>
+        </w:tabs>
+        <w:ind w:left="6480" w:hanging="360"/>
+      </w:pPr>
+    </w:lvl>
+  </w:abstractNum>
+  <w:abstractNum w:abstractNumId="8" w15:restartNumberingAfterBreak="0">
     <w:nsid w:val="27995E81"/>
     <w:multiLevelType w:val="multilevel"/>
     <w:tmpl w:val="91807392"/>
@@ -10713,7 +13342,120 @@
       </w:pPr>
     </w:lvl>
   </w:abstractNum>
-  <w:abstractNum w:abstractNumId="7" w15:restartNumberingAfterBreak="0">
+  <w:abstractNum w:abstractNumId="9" w15:restartNumberingAfterBreak="0">
+    <w:nsid w:val="2BB579B3"/>
+    <w:multiLevelType w:val="multilevel"/>
+    <w:tmpl w:val="1696F5AE"/>
+    <w:lvl w:ilvl="0">
+      <w:start w:val="1"/>
+      <w:numFmt w:val="decimal"/>
+      <w:lvlText w:val="%1"/>
+      <w:lvlJc w:val="left"/>
+      <w:pPr>
+        <w:ind w:left="420" w:hanging="420"/>
+      </w:pPr>
+      <w:rPr>
+        <w:rFonts w:hint="default"/>
+      </w:rPr>
+    </w:lvl>
+    <w:lvl w:ilvl="1">
+      <w:start w:val="3"/>
+      <w:numFmt w:val="decimal"/>
+      <w:lvlText w:val="%1.%2"/>
+      <w:lvlJc w:val="left"/>
+      <w:pPr>
+        <w:ind w:left="862" w:hanging="720"/>
+      </w:pPr>
+      <w:rPr>
+        <w:rFonts w:hint="default"/>
+      </w:rPr>
+    </w:lvl>
+    <w:lvl w:ilvl="2">
+      <w:start w:val="1"/>
+      <w:numFmt w:val="decimal"/>
+      <w:lvlText w:val="%1.%2.%3"/>
+      <w:lvlJc w:val="left"/>
+      <w:pPr>
+        <w:ind w:left="1004" w:hanging="720"/>
+      </w:pPr>
+      <w:rPr>
+        <w:rFonts w:hint="default"/>
+      </w:rPr>
+    </w:lvl>
+    <w:lvl w:ilvl="3">
+      <w:start w:val="1"/>
+      <w:numFmt w:val="decimal"/>
+      <w:lvlText w:val="%1.%2.%3.%4"/>
+      <w:lvlJc w:val="left"/>
+      <w:pPr>
+        <w:ind w:left="1506" w:hanging="1080"/>
+      </w:pPr>
+      <w:rPr>
+        <w:rFonts w:hint="default"/>
+      </w:rPr>
+    </w:lvl>
+    <w:lvl w:ilvl="4">
+      <w:start w:val="1"/>
+      <w:numFmt w:val="decimal"/>
+      <w:lvlText w:val="%1.%2.%3.%4.%5"/>
+      <w:lvlJc w:val="left"/>
+      <w:pPr>
+        <w:ind w:left="2008" w:hanging="1440"/>
+      </w:pPr>
+      <w:rPr>
+        <w:rFonts w:hint="default"/>
+      </w:rPr>
+    </w:lvl>
+    <w:lvl w:ilvl="5">
+      <w:start w:val="1"/>
+      <w:numFmt w:val="decimal"/>
+      <w:lvlText w:val="%1.%2.%3.%4.%5.%6"/>
+      <w:lvlJc w:val="left"/>
+      <w:pPr>
+        <w:ind w:left="2150" w:hanging="1440"/>
+      </w:pPr>
+      <w:rPr>
+        <w:rFonts w:hint="default"/>
+      </w:rPr>
+    </w:lvl>
+    <w:lvl w:ilvl="6">
+      <w:start w:val="1"/>
+      <w:numFmt w:val="decimal"/>
+      <w:lvlText w:val="%1.%2.%3.%4.%5.%6.%7"/>
+      <w:lvlJc w:val="left"/>
+      <w:pPr>
+        <w:ind w:left="2652" w:hanging="1800"/>
+      </w:pPr>
+      <w:rPr>
+        <w:rFonts w:hint="default"/>
+      </w:rPr>
+    </w:lvl>
+    <w:lvl w:ilvl="7">
+      <w:start w:val="1"/>
+      <w:numFmt w:val="decimal"/>
+      <w:lvlText w:val="%1.%2.%3.%4.%5.%6.%7.%8"/>
+      <w:lvlJc w:val="left"/>
+      <w:pPr>
+        <w:ind w:left="3154" w:hanging="2160"/>
+      </w:pPr>
+      <w:rPr>
+        <w:rFonts w:hint="default"/>
+      </w:rPr>
+    </w:lvl>
+    <w:lvl w:ilvl="8">
+      <w:start w:val="1"/>
+      <w:numFmt w:val="decimal"/>
+      <w:lvlText w:val="%1.%2.%3.%4.%5.%6.%7.%8.%9"/>
+      <w:lvlJc w:val="left"/>
+      <w:pPr>
+        <w:ind w:left="3296" w:hanging="2160"/>
+      </w:pPr>
+      <w:rPr>
+        <w:rFonts w:hint="default"/>
+      </w:rPr>
+    </w:lvl>
+  </w:abstractNum>
+  <w:abstractNum w:abstractNumId="10" w15:restartNumberingAfterBreak="0">
     <w:nsid w:val="2D611B91"/>
     <w:multiLevelType w:val="multilevel"/>
     <w:tmpl w:val="6D18AAAA"/>
@@ -10862,7 +13604,7 @@
       </w:rPr>
     </w:lvl>
   </w:abstractNum>
-  <w:abstractNum w:abstractNumId="8" w15:restartNumberingAfterBreak="0">
+  <w:abstractNum w:abstractNumId="11" w15:restartNumberingAfterBreak="0">
     <w:nsid w:val="348B6362"/>
     <w:multiLevelType w:val="multilevel"/>
     <w:tmpl w:val="D0341340"/>
@@ -11011,7 +13753,156 @@
       </w:rPr>
     </w:lvl>
   </w:abstractNum>
-  <w:abstractNum w:abstractNumId="9" w15:restartNumberingAfterBreak="0">
+  <w:abstractNum w:abstractNumId="12" w15:restartNumberingAfterBreak="0">
+    <w:nsid w:val="35954049"/>
+    <w:multiLevelType w:val="multilevel"/>
+    <w:tmpl w:val="C43CC38C"/>
+    <w:lvl w:ilvl="0">
+      <w:start w:val="1"/>
+      <w:numFmt w:val="bullet"/>
+      <w:lvlText w:val=""/>
+      <w:lvlJc w:val="left"/>
+      <w:pPr>
+        <w:tabs>
+          <w:tab w:val="num" w:pos="720"/>
+        </w:tabs>
+        <w:ind w:left="720" w:hanging="360"/>
+      </w:pPr>
+      <w:rPr>
+        <w:rFonts w:ascii="Symbol" w:hAnsi="Symbol" w:hint="default"/>
+        <w:sz w:val="20"/>
+      </w:rPr>
+    </w:lvl>
+    <w:lvl w:ilvl="1">
+      <w:start w:val="1"/>
+      <w:numFmt w:val="bullet"/>
+      <w:lvlText w:val="o"/>
+      <w:lvlJc w:val="left"/>
+      <w:pPr>
+        <w:tabs>
+          <w:tab w:val="num" w:pos="1440"/>
+        </w:tabs>
+        <w:ind w:left="1440" w:hanging="360"/>
+      </w:pPr>
+      <w:rPr>
+        <w:rFonts w:ascii="Courier New" w:hAnsi="Courier New" w:hint="default"/>
+        <w:sz w:val="20"/>
+      </w:rPr>
+    </w:lvl>
+    <w:lvl w:ilvl="2" w:tentative="1">
+      <w:start w:val="1"/>
+      <w:numFmt w:val="bullet"/>
+      <w:lvlText w:val=""/>
+      <w:lvlJc w:val="left"/>
+      <w:pPr>
+        <w:tabs>
+          <w:tab w:val="num" w:pos="2160"/>
+        </w:tabs>
+        <w:ind w:left="2160" w:hanging="360"/>
+      </w:pPr>
+      <w:rPr>
+        <w:rFonts w:ascii="Wingdings" w:hAnsi="Wingdings" w:hint="default"/>
+        <w:sz w:val="20"/>
+      </w:rPr>
+    </w:lvl>
+    <w:lvl w:ilvl="3" w:tentative="1">
+      <w:start w:val="1"/>
+      <w:numFmt w:val="bullet"/>
+      <w:lvlText w:val=""/>
+      <w:lvlJc w:val="left"/>
+      <w:pPr>
+        <w:tabs>
+          <w:tab w:val="num" w:pos="2880"/>
+        </w:tabs>
+        <w:ind w:left="2880" w:hanging="360"/>
+      </w:pPr>
+      <w:rPr>
+        <w:rFonts w:ascii="Wingdings" w:hAnsi="Wingdings" w:hint="default"/>
+        <w:sz w:val="20"/>
+      </w:rPr>
+    </w:lvl>
+    <w:lvl w:ilvl="4" w:tentative="1">
+      <w:start w:val="1"/>
+      <w:numFmt w:val="bullet"/>
+      <w:lvlText w:val=""/>
+      <w:lvlJc w:val="left"/>
+      <w:pPr>
+        <w:tabs>
+          <w:tab w:val="num" w:pos="3600"/>
+        </w:tabs>
+        <w:ind w:left="3600" w:hanging="360"/>
+      </w:pPr>
+      <w:rPr>
+        <w:rFonts w:ascii="Wingdings" w:hAnsi="Wingdings" w:hint="default"/>
+        <w:sz w:val="20"/>
+      </w:rPr>
+    </w:lvl>
+    <w:lvl w:ilvl="5" w:tentative="1">
+      <w:start w:val="1"/>
+      <w:numFmt w:val="bullet"/>
+      <w:lvlText w:val=""/>
+      <w:lvlJc w:val="left"/>
+      <w:pPr>
+        <w:tabs>
+          <w:tab w:val="num" w:pos="4320"/>
+        </w:tabs>
+        <w:ind w:left="4320" w:hanging="360"/>
+      </w:pPr>
+      <w:rPr>
+        <w:rFonts w:ascii="Wingdings" w:hAnsi="Wingdings" w:hint="default"/>
+        <w:sz w:val="20"/>
+      </w:rPr>
+    </w:lvl>
+    <w:lvl w:ilvl="6" w:tentative="1">
+      <w:start w:val="1"/>
+      <w:numFmt w:val="bullet"/>
+      <w:lvlText w:val=""/>
+      <w:lvlJc w:val="left"/>
+      <w:pPr>
+        <w:tabs>
+          <w:tab w:val="num" w:pos="5040"/>
+        </w:tabs>
+        <w:ind w:left="5040" w:hanging="360"/>
+      </w:pPr>
+      <w:rPr>
+        <w:rFonts w:ascii="Wingdings" w:hAnsi="Wingdings" w:hint="default"/>
+        <w:sz w:val="20"/>
+      </w:rPr>
+    </w:lvl>
+    <w:lvl w:ilvl="7" w:tentative="1">
+      <w:start w:val="1"/>
+      <w:numFmt w:val="bullet"/>
+      <w:lvlText w:val=""/>
+      <w:lvlJc w:val="left"/>
+      <w:pPr>
+        <w:tabs>
+          <w:tab w:val="num" w:pos="5760"/>
+        </w:tabs>
+        <w:ind w:left="5760" w:hanging="360"/>
+      </w:pPr>
+      <w:rPr>
+        <w:rFonts w:ascii="Wingdings" w:hAnsi="Wingdings" w:hint="default"/>
+        <w:sz w:val="20"/>
+      </w:rPr>
+    </w:lvl>
+    <w:lvl w:ilvl="8" w:tentative="1">
+      <w:start w:val="1"/>
+      <w:numFmt w:val="bullet"/>
+      <w:lvlText w:val=""/>
+      <w:lvlJc w:val="left"/>
+      <w:pPr>
+        <w:tabs>
+          <w:tab w:val="num" w:pos="6480"/>
+        </w:tabs>
+        <w:ind w:left="6480" w:hanging="360"/>
+      </w:pPr>
+      <w:rPr>
+        <w:rFonts w:ascii="Wingdings" w:hAnsi="Wingdings" w:hint="default"/>
+        <w:sz w:val="20"/>
+      </w:rPr>
+    </w:lvl>
+  </w:abstractNum>
+  <w:abstractNum w:abstractNumId="13" w15:restartNumberingAfterBreak="0">
     <w:nsid w:val="36A171A0"/>
     <w:multiLevelType w:val="multilevel"/>
     <w:tmpl w:val="C5A6FB2E"/>
@@ -11160,7 +14051,7 @@
       </w:rPr>
     </w:lvl>
   </w:abstractNum>
-  <w:abstractNum w:abstractNumId="10" w15:restartNumberingAfterBreak="0">
+  <w:abstractNum w:abstractNumId="14" w15:restartNumberingAfterBreak="0">
     <w:nsid w:val="3C33229F"/>
     <w:multiLevelType w:val="multilevel"/>
     <w:tmpl w:val="B5389568"/>
@@ -11309,7 +14200,7 @@
       </w:rPr>
     </w:lvl>
   </w:abstractNum>
-  <w:abstractNum w:abstractNumId="11" w15:restartNumberingAfterBreak="0">
+  <w:abstractNum w:abstractNumId="15" w15:restartNumberingAfterBreak="0">
     <w:nsid w:val="3F804CA3"/>
     <w:multiLevelType w:val="multilevel"/>
     <w:tmpl w:val="BDAACE06"/>
@@ -11458,7 +14349,156 @@
       </w:rPr>
     </w:lvl>
   </w:abstractNum>
-  <w:abstractNum w:abstractNumId="12" w15:restartNumberingAfterBreak="0">
+  <w:abstractNum w:abstractNumId="16" w15:restartNumberingAfterBreak="0">
+    <w:nsid w:val="42805D17"/>
+    <w:multiLevelType w:val="multilevel"/>
+    <w:tmpl w:val="15FCE2B8"/>
+    <w:lvl w:ilvl="0">
+      <w:start w:val="1"/>
+      <w:numFmt w:val="bullet"/>
+      <w:lvlText w:val=""/>
+      <w:lvlJc w:val="left"/>
+      <w:pPr>
+        <w:tabs>
+          <w:tab w:val="num" w:pos="720"/>
+        </w:tabs>
+        <w:ind w:left="720" w:hanging="360"/>
+      </w:pPr>
+      <w:rPr>
+        <w:rFonts w:ascii="Symbol" w:hAnsi="Symbol" w:hint="default"/>
+        <w:sz w:val="20"/>
+      </w:rPr>
+    </w:lvl>
+    <w:lvl w:ilvl="1">
+      <w:start w:val="1"/>
+      <w:numFmt w:val="bullet"/>
+      <w:lvlText w:val="o"/>
+      <w:lvlJc w:val="left"/>
+      <w:pPr>
+        <w:tabs>
+          <w:tab w:val="num" w:pos="1440"/>
+        </w:tabs>
+        <w:ind w:left="1440" w:hanging="360"/>
+      </w:pPr>
+      <w:rPr>
+        <w:rFonts w:ascii="Courier New" w:hAnsi="Courier New" w:hint="default"/>
+        <w:sz w:val="20"/>
+      </w:rPr>
+    </w:lvl>
+    <w:lvl w:ilvl="2" w:tentative="1">
+      <w:start w:val="1"/>
+      <w:numFmt w:val="bullet"/>
+      <w:lvlText w:val=""/>
+      <w:lvlJc w:val="left"/>
+      <w:pPr>
+        <w:tabs>
+          <w:tab w:val="num" w:pos="2160"/>
+        </w:tabs>
+        <w:ind w:left="2160" w:hanging="360"/>
+      </w:pPr>
+      <w:rPr>
+        <w:rFonts w:ascii="Wingdings" w:hAnsi="Wingdings" w:hint="default"/>
+        <w:sz w:val="20"/>
+      </w:rPr>
+    </w:lvl>
+    <w:lvl w:ilvl="3" w:tentative="1">
+      <w:start w:val="1"/>
+      <w:numFmt w:val="bullet"/>
+      <w:lvlText w:val=""/>
+      <w:lvlJc w:val="left"/>
+      <w:pPr>
+        <w:tabs>
+          <w:tab w:val="num" w:pos="2880"/>
+        </w:tabs>
+        <w:ind w:left="2880" w:hanging="360"/>
+      </w:pPr>
+      <w:rPr>
+        <w:rFonts w:ascii="Wingdings" w:hAnsi="Wingdings" w:hint="default"/>
+        <w:sz w:val="20"/>
+      </w:rPr>
+    </w:lvl>
+    <w:lvl w:ilvl="4" w:tentative="1">
+      <w:start w:val="1"/>
+      <w:numFmt w:val="bullet"/>
+      <w:lvlText w:val=""/>
+      <w:lvlJc w:val="left"/>
+      <w:pPr>
+        <w:tabs>
+          <w:tab w:val="num" w:pos="3600"/>
+        </w:tabs>
+        <w:ind w:left="3600" w:hanging="360"/>
+      </w:pPr>
+      <w:rPr>
+        <w:rFonts w:ascii="Wingdings" w:hAnsi="Wingdings" w:hint="default"/>
+        <w:sz w:val="20"/>
+      </w:rPr>
+    </w:lvl>
+    <w:lvl w:ilvl="5" w:tentative="1">
+      <w:start w:val="1"/>
+      <w:numFmt w:val="bullet"/>
+      <w:lvlText w:val=""/>
+      <w:lvlJc w:val="left"/>
+      <w:pPr>
+        <w:tabs>
+          <w:tab w:val="num" w:pos="4320"/>
+        </w:tabs>
+        <w:ind w:left="4320" w:hanging="360"/>
+      </w:pPr>
+      <w:rPr>
+        <w:rFonts w:ascii="Wingdings" w:hAnsi="Wingdings" w:hint="default"/>
+        <w:sz w:val="20"/>
+      </w:rPr>
+    </w:lvl>
+    <w:lvl w:ilvl="6" w:tentative="1">
+      <w:start w:val="1"/>
+      <w:numFmt w:val="bullet"/>
+      <w:lvlText w:val=""/>
+      <w:lvlJc w:val="left"/>
+      <w:pPr>
+        <w:tabs>
+          <w:tab w:val="num" w:pos="5040"/>
+        </w:tabs>
+        <w:ind w:left="5040" w:hanging="360"/>
+      </w:pPr>
+      <w:rPr>
+        <w:rFonts w:ascii="Wingdings" w:hAnsi="Wingdings" w:hint="default"/>
+        <w:sz w:val="20"/>
+      </w:rPr>
+    </w:lvl>
+    <w:lvl w:ilvl="7" w:tentative="1">
+      <w:start w:val="1"/>
+      <w:numFmt w:val="bullet"/>
+      <w:lvlText w:val=""/>
+      <w:lvlJc w:val="left"/>
+      <w:pPr>
+        <w:tabs>
+          <w:tab w:val="num" w:pos="5760"/>
+        </w:tabs>
+        <w:ind w:left="5760" w:hanging="360"/>
+      </w:pPr>
+      <w:rPr>
+        <w:rFonts w:ascii="Wingdings" w:hAnsi="Wingdings" w:hint="default"/>
+        <w:sz w:val="20"/>
+      </w:rPr>
+    </w:lvl>
+    <w:lvl w:ilvl="8" w:tentative="1">
+      <w:start w:val="1"/>
+      <w:numFmt w:val="bullet"/>
+      <w:lvlText w:val=""/>
+      <w:lvlJc w:val="left"/>
+      <w:pPr>
+        <w:tabs>
+          <w:tab w:val="num" w:pos="6480"/>
+        </w:tabs>
+        <w:ind w:left="6480" w:hanging="360"/>
+      </w:pPr>
+      <w:rPr>
+        <w:rFonts w:ascii="Wingdings" w:hAnsi="Wingdings" w:hint="default"/>
+        <w:sz w:val="20"/>
+      </w:rPr>
+    </w:lvl>
+  </w:abstractNum>
+  <w:abstractNum w:abstractNumId="17" w15:restartNumberingAfterBreak="0">
     <w:nsid w:val="497A0ED0"/>
     <w:multiLevelType w:val="multilevel"/>
     <w:tmpl w:val="D64A7962"/>
@@ -11607,7 +14647,7 @@
       </w:rPr>
     </w:lvl>
   </w:abstractNum>
-  <w:abstractNum w:abstractNumId="13" w15:restartNumberingAfterBreak="0">
+  <w:abstractNum w:abstractNumId="18" w15:restartNumberingAfterBreak="0">
     <w:nsid w:val="4C8543BB"/>
     <w:multiLevelType w:val="multilevel"/>
     <w:tmpl w:val="3C144086"/>
@@ -11717,7 +14757,120 @@
       </w:rPr>
     </w:lvl>
   </w:abstractNum>
-  <w:abstractNum w:abstractNumId="14" w15:restartNumberingAfterBreak="0">
+  <w:abstractNum w:abstractNumId="19" w15:restartNumberingAfterBreak="0">
+    <w:nsid w:val="53756C8D"/>
+    <w:multiLevelType w:val="hybridMultilevel"/>
+    <w:tmpl w:val="740678E0"/>
+    <w:lvl w:ilvl="0" w:tplc="40090001">
+      <w:start w:val="1"/>
+      <w:numFmt w:val="bullet"/>
+      <w:lvlText w:val=""/>
+      <w:lvlJc w:val="left"/>
+      <w:pPr>
+        <w:ind w:left="1260" w:hanging="360"/>
+      </w:pPr>
+      <w:rPr>
+        <w:rFonts w:ascii="Symbol" w:hAnsi="Symbol" w:hint="default"/>
+      </w:rPr>
+    </w:lvl>
+    <w:lvl w:ilvl="1" w:tplc="40090003" w:tentative="1">
+      <w:start w:val="1"/>
+      <w:numFmt w:val="bullet"/>
+      <w:lvlText w:val="o"/>
+      <w:lvlJc w:val="left"/>
+      <w:pPr>
+        <w:ind w:left="1980" w:hanging="360"/>
+      </w:pPr>
+      <w:rPr>
+        <w:rFonts w:ascii="Courier New" w:hAnsi="Courier New" w:cs="Courier New" w:hint="default"/>
+      </w:rPr>
+    </w:lvl>
+    <w:lvl w:ilvl="2" w:tplc="40090005" w:tentative="1">
+      <w:start w:val="1"/>
+      <w:numFmt w:val="bullet"/>
+      <w:lvlText w:val=""/>
+      <w:lvlJc w:val="left"/>
+      <w:pPr>
+        <w:ind w:left="2700" w:hanging="360"/>
+      </w:pPr>
+      <w:rPr>
+        <w:rFonts w:ascii="Wingdings" w:hAnsi="Wingdings" w:hint="default"/>
+      </w:rPr>
+    </w:lvl>
+    <w:lvl w:ilvl="3" w:tplc="40090001" w:tentative="1">
+      <w:start w:val="1"/>
+      <w:numFmt w:val="bullet"/>
+      <w:lvlText w:val=""/>
+      <w:lvlJc w:val="left"/>
+      <w:pPr>
+        <w:ind w:left="3420" w:hanging="360"/>
+      </w:pPr>
+      <w:rPr>
+        <w:rFonts w:ascii="Symbol" w:hAnsi="Symbol" w:hint="default"/>
+      </w:rPr>
+    </w:lvl>
+    <w:lvl w:ilvl="4" w:tplc="40090003" w:tentative="1">
+      <w:start w:val="1"/>
+      <w:numFmt w:val="bullet"/>
+      <w:lvlText w:val="o"/>
+      <w:lvlJc w:val="left"/>
+      <w:pPr>
+        <w:ind w:left="4140" w:hanging="360"/>
+      </w:pPr>
+      <w:rPr>
+        <w:rFonts w:ascii="Courier New" w:hAnsi="Courier New" w:cs="Courier New" w:hint="default"/>
+      </w:rPr>
+    </w:lvl>
+    <w:lvl w:ilvl="5" w:tplc="40090005" w:tentative="1">
+      <w:start w:val="1"/>
+      <w:numFmt w:val="bullet"/>
+      <w:lvlText w:val=""/>
+      <w:lvlJc w:val="left"/>
+      <w:pPr>
+        <w:ind w:left="4860" w:hanging="360"/>
+      </w:pPr>
+      <w:rPr>
+        <w:rFonts w:ascii="Wingdings" w:hAnsi="Wingdings" w:hint="default"/>
+      </w:rPr>
+    </w:lvl>
+    <w:lvl w:ilvl="6" w:tplc="40090001" w:tentative="1">
+      <w:start w:val="1"/>
+      <w:numFmt w:val="bullet"/>
+      <w:lvlText w:val=""/>
+      <w:lvlJc w:val="left"/>
+      <w:pPr>
+        <w:ind w:left="5580" w:hanging="360"/>
+      </w:pPr>
+      <w:rPr>
+        <w:rFonts w:ascii="Symbol" w:hAnsi="Symbol" w:hint="default"/>
+      </w:rPr>
+    </w:lvl>
+    <w:lvl w:ilvl="7" w:tplc="40090003" w:tentative="1">
+      <w:start w:val="1"/>
+      <w:numFmt w:val="bullet"/>
+      <w:lvlText w:val="o"/>
+      <w:lvlJc w:val="left"/>
+      <w:pPr>
+        <w:ind w:left="6300" w:hanging="360"/>
+      </w:pPr>
+      <w:rPr>
+        <w:rFonts w:ascii="Courier New" w:hAnsi="Courier New" w:cs="Courier New" w:hint="default"/>
+      </w:rPr>
+    </w:lvl>
+    <w:lvl w:ilvl="8" w:tplc="40090005" w:tentative="1">
+      <w:start w:val="1"/>
+      <w:numFmt w:val="bullet"/>
+      <w:lvlText w:val=""/>
+      <w:lvlJc w:val="left"/>
+      <w:pPr>
+        <w:ind w:left="7020" w:hanging="360"/>
+      </w:pPr>
+      <w:rPr>
+        <w:rFonts w:ascii="Wingdings" w:hAnsi="Wingdings" w:hint="default"/>
+      </w:rPr>
+    </w:lvl>
+  </w:abstractNum>
+  <w:abstractNum w:abstractNumId="20" w15:restartNumberingAfterBreak="0">
     <w:nsid w:val="53C0313D"/>
     <w:multiLevelType w:val="multilevel"/>
     <w:tmpl w:val="44EECE58"/>
@@ -11830,7 +14983,156 @@
       </w:pPr>
     </w:lvl>
   </w:abstractNum>
-  <w:abstractNum w:abstractNumId="15" w15:restartNumberingAfterBreak="0">
+  <w:abstractNum w:abstractNumId="21" w15:restartNumberingAfterBreak="0">
+    <w:nsid w:val="54C83EBD"/>
+    <w:multiLevelType w:val="multilevel"/>
+    <w:tmpl w:val="53A2FCD0"/>
+    <w:lvl w:ilvl="0">
+      <w:start w:val="1"/>
+      <w:numFmt w:val="bullet"/>
+      <w:lvlText w:val=""/>
+      <w:lvlJc w:val="left"/>
+      <w:pPr>
+        <w:tabs>
+          <w:tab w:val="num" w:pos="720"/>
+        </w:tabs>
+        <w:ind w:left="720" w:hanging="360"/>
+      </w:pPr>
+      <w:rPr>
+        <w:rFonts w:ascii="Symbol" w:hAnsi="Symbol" w:hint="default"/>
+        <w:sz w:val="20"/>
+      </w:rPr>
+    </w:lvl>
+    <w:lvl w:ilvl="1">
+      <w:start w:val="1"/>
+      <w:numFmt w:val="bullet"/>
+      <w:lvlText w:val="o"/>
+      <w:lvlJc w:val="left"/>
+      <w:pPr>
+        <w:tabs>
+          <w:tab w:val="num" w:pos="1440"/>
+        </w:tabs>
+        <w:ind w:left="1440" w:hanging="360"/>
+      </w:pPr>
+      <w:rPr>
+        <w:rFonts w:ascii="Courier New" w:hAnsi="Courier New" w:hint="default"/>
+        <w:sz w:val="20"/>
+      </w:rPr>
+    </w:lvl>
+    <w:lvl w:ilvl="2" w:tentative="1">
+      <w:start w:val="1"/>
+      <w:numFmt w:val="bullet"/>
+      <w:lvlText w:val=""/>
+      <w:lvlJc w:val="left"/>
+      <w:pPr>
+        <w:tabs>
+          <w:tab w:val="num" w:pos="2160"/>
+        </w:tabs>
+        <w:ind w:left="2160" w:hanging="360"/>
+      </w:pPr>
+      <w:rPr>
+        <w:rFonts w:ascii="Wingdings" w:hAnsi="Wingdings" w:hint="default"/>
+        <w:sz w:val="20"/>
+      </w:rPr>
+    </w:lvl>
+    <w:lvl w:ilvl="3" w:tentative="1">
+      <w:start w:val="1"/>
+      <w:numFmt w:val="bullet"/>
+      <w:lvlText w:val=""/>
+      <w:lvlJc w:val="left"/>
+      <w:pPr>
+        <w:tabs>
+          <w:tab w:val="num" w:pos="2880"/>
+        </w:tabs>
+        <w:ind w:left="2880" w:hanging="360"/>
+      </w:pPr>
+      <w:rPr>
+        <w:rFonts w:ascii="Wingdings" w:hAnsi="Wingdings" w:hint="default"/>
+        <w:sz w:val="20"/>
+      </w:rPr>
+    </w:lvl>
+    <w:lvl w:ilvl="4" w:tentative="1">
+      <w:start w:val="1"/>
+      <w:numFmt w:val="bullet"/>
+      <w:lvlText w:val=""/>
+      <w:lvlJc w:val="left"/>
+      <w:pPr>
+        <w:tabs>
+          <w:tab w:val="num" w:pos="3600"/>
+        </w:tabs>
+        <w:ind w:left="3600" w:hanging="360"/>
+      </w:pPr>
+      <w:rPr>
+        <w:rFonts w:ascii="Wingdings" w:hAnsi="Wingdings" w:hint="default"/>
+        <w:sz w:val="20"/>
+      </w:rPr>
+    </w:lvl>
+    <w:lvl w:ilvl="5" w:tentative="1">
+      <w:start w:val="1"/>
+      <w:numFmt w:val="bullet"/>
+      <w:lvlText w:val=""/>
+      <w:lvlJc w:val="left"/>
+      <w:pPr>
+        <w:tabs>
+          <w:tab w:val="num" w:pos="4320"/>
+        </w:tabs>
+        <w:ind w:left="4320" w:hanging="360"/>
+      </w:pPr>
+      <w:rPr>
+        <w:rFonts w:ascii="Wingdings" w:hAnsi="Wingdings" w:hint="default"/>
+        <w:sz w:val="20"/>
+      </w:rPr>
+    </w:lvl>
+    <w:lvl w:ilvl="6" w:tentative="1">
+      <w:start w:val="1"/>
+      <w:numFmt w:val="bullet"/>
+      <w:lvlText w:val=""/>
+      <w:lvlJc w:val="left"/>
+      <w:pPr>
+        <w:tabs>
+          <w:tab w:val="num" w:pos="5040"/>
+        </w:tabs>
+        <w:ind w:left="5040" w:hanging="360"/>
+      </w:pPr>
+      <w:rPr>
+        <w:rFonts w:ascii="Wingdings" w:hAnsi="Wingdings" w:hint="default"/>
+        <w:sz w:val="20"/>
+      </w:rPr>
+    </w:lvl>
+    <w:lvl w:ilvl="7" w:tentative="1">
+      <w:start w:val="1"/>
+      <w:numFmt w:val="bullet"/>
+      <w:lvlText w:val=""/>
+      <w:lvlJc w:val="left"/>
+      <w:pPr>
+        <w:tabs>
+          <w:tab w:val="num" w:pos="5760"/>
+        </w:tabs>
+        <w:ind w:left="5760" w:hanging="360"/>
+      </w:pPr>
+      <w:rPr>
+        <w:rFonts w:ascii="Wingdings" w:hAnsi="Wingdings" w:hint="default"/>
+        <w:sz w:val="20"/>
+      </w:rPr>
+    </w:lvl>
+    <w:lvl w:ilvl="8" w:tentative="1">
+      <w:start w:val="1"/>
+      <w:numFmt w:val="bullet"/>
+      <w:lvlText w:val=""/>
+      <w:lvlJc w:val="left"/>
+      <w:pPr>
+        <w:tabs>
+          <w:tab w:val="num" w:pos="6480"/>
+        </w:tabs>
+        <w:ind w:left="6480" w:hanging="360"/>
+      </w:pPr>
+      <w:rPr>
+        <w:rFonts w:ascii="Wingdings" w:hAnsi="Wingdings" w:hint="default"/>
+        <w:sz w:val="20"/>
+      </w:rPr>
+    </w:lvl>
+  </w:abstractNum>
+  <w:abstractNum w:abstractNumId="22" w15:restartNumberingAfterBreak="0">
     <w:nsid w:val="55B53A06"/>
     <w:multiLevelType w:val="multilevel"/>
     <w:tmpl w:val="68945808"/>
@@ -11979,7 +15281,7 @@
       </w:rPr>
     </w:lvl>
   </w:abstractNum>
-  <w:abstractNum w:abstractNumId="16" w15:restartNumberingAfterBreak="0">
+  <w:abstractNum w:abstractNumId="23" w15:restartNumberingAfterBreak="0">
     <w:nsid w:val="583A7F0E"/>
     <w:multiLevelType w:val="multilevel"/>
     <w:tmpl w:val="FD50AB80"/>
@@ -12128,7 +15430,7 @@
       </w:rPr>
     </w:lvl>
   </w:abstractNum>
-  <w:abstractNum w:abstractNumId="17" w15:restartNumberingAfterBreak="0">
+  <w:abstractNum w:abstractNumId="24" w15:restartNumberingAfterBreak="0">
     <w:nsid w:val="58A74C1D"/>
     <w:multiLevelType w:val="multilevel"/>
     <w:tmpl w:val="56883962"/>
@@ -12241,7 +15543,7 @@
       </w:pPr>
     </w:lvl>
   </w:abstractNum>
-  <w:abstractNum w:abstractNumId="18" w15:restartNumberingAfterBreak="0">
+  <w:abstractNum w:abstractNumId="25" w15:restartNumberingAfterBreak="0">
     <w:nsid w:val="640D2457"/>
     <w:multiLevelType w:val="multilevel"/>
     <w:tmpl w:val="A404B308"/>
@@ -12390,7 +15692,7 @@
       </w:rPr>
     </w:lvl>
   </w:abstractNum>
-  <w:abstractNum w:abstractNumId="19" w15:restartNumberingAfterBreak="0">
+  <w:abstractNum w:abstractNumId="26" w15:restartNumberingAfterBreak="0">
     <w:nsid w:val="67265CB4"/>
     <w:multiLevelType w:val="multilevel"/>
     <w:tmpl w:val="599E7618"/>
@@ -12539,7 +15841,7 @@
       </w:rPr>
     </w:lvl>
   </w:abstractNum>
-  <w:abstractNum w:abstractNumId="20" w15:restartNumberingAfterBreak="0">
+  <w:abstractNum w:abstractNumId="27" w15:restartNumberingAfterBreak="0">
     <w:nsid w:val="68B533F2"/>
     <w:multiLevelType w:val="multilevel"/>
     <w:tmpl w:val="FEB8A47A"/>
@@ -12688,7 +15990,7 @@
       </w:rPr>
     </w:lvl>
   </w:abstractNum>
-  <w:abstractNum w:abstractNumId="21" w15:restartNumberingAfterBreak="0">
+  <w:abstractNum w:abstractNumId="28" w15:restartNumberingAfterBreak="0">
     <w:nsid w:val="6E1D1DE8"/>
     <w:multiLevelType w:val="multilevel"/>
     <w:tmpl w:val="E60615C8"/>
@@ -12837,7 +16139,7 @@
       </w:rPr>
     </w:lvl>
   </w:abstractNum>
-  <w:abstractNum w:abstractNumId="22" w15:restartNumberingAfterBreak="0">
+  <w:abstractNum w:abstractNumId="29" w15:restartNumberingAfterBreak="0">
     <w:nsid w:val="70D605B2"/>
     <w:multiLevelType w:val="multilevel"/>
     <w:tmpl w:val="7C204A02"/>
@@ -12950,7 +16252,7 @@
       </w:pPr>
     </w:lvl>
   </w:abstractNum>
-  <w:abstractNum w:abstractNumId="23" w15:restartNumberingAfterBreak="0">
+  <w:abstractNum w:abstractNumId="30" w15:restartNumberingAfterBreak="0">
     <w:nsid w:val="757D1F47"/>
     <w:multiLevelType w:val="multilevel"/>
     <w:tmpl w:val="3F7E2870"/>
@@ -13063,77 +16365,250 @@
       </w:pPr>
     </w:lvl>
   </w:abstractNum>
+  <w:abstractNum w:abstractNumId="31" w15:restartNumberingAfterBreak="0">
+    <w:nsid w:val="7B9B385D"/>
+    <w:multiLevelType w:val="multilevel"/>
+    <w:tmpl w:val="093A390C"/>
+    <w:lvl w:ilvl="0">
+      <w:start w:val="1"/>
+      <w:numFmt w:val="bullet"/>
+      <w:lvlText w:val=""/>
+      <w:lvlJc w:val="left"/>
+      <w:pPr>
+        <w:tabs>
+          <w:tab w:val="num" w:pos="720"/>
+        </w:tabs>
+        <w:ind w:left="720" w:hanging="360"/>
+      </w:pPr>
+      <w:rPr>
+        <w:rFonts w:ascii="Symbol" w:hAnsi="Symbol" w:hint="default"/>
+        <w:sz w:val="20"/>
+      </w:rPr>
+    </w:lvl>
+    <w:lvl w:ilvl="1">
+      <w:start w:val="1"/>
+      <w:numFmt w:val="bullet"/>
+      <w:lvlText w:val="o"/>
+      <w:lvlJc w:val="left"/>
+      <w:pPr>
+        <w:tabs>
+          <w:tab w:val="num" w:pos="1440"/>
+        </w:tabs>
+        <w:ind w:left="1440" w:hanging="360"/>
+      </w:pPr>
+      <w:rPr>
+        <w:rFonts w:ascii="Courier New" w:hAnsi="Courier New" w:hint="default"/>
+        <w:sz w:val="20"/>
+      </w:rPr>
+    </w:lvl>
+    <w:lvl w:ilvl="2" w:tentative="1">
+      <w:start w:val="1"/>
+      <w:numFmt w:val="bullet"/>
+      <w:lvlText w:val=""/>
+      <w:lvlJc w:val="left"/>
+      <w:pPr>
+        <w:tabs>
+          <w:tab w:val="num" w:pos="2160"/>
+        </w:tabs>
+        <w:ind w:left="2160" w:hanging="360"/>
+      </w:pPr>
+      <w:rPr>
+        <w:rFonts w:ascii="Wingdings" w:hAnsi="Wingdings" w:hint="default"/>
+        <w:sz w:val="20"/>
+      </w:rPr>
+    </w:lvl>
+    <w:lvl w:ilvl="3" w:tentative="1">
+      <w:start w:val="1"/>
+      <w:numFmt w:val="bullet"/>
+      <w:lvlText w:val=""/>
+      <w:lvlJc w:val="left"/>
+      <w:pPr>
+        <w:tabs>
+          <w:tab w:val="num" w:pos="2880"/>
+        </w:tabs>
+        <w:ind w:left="2880" w:hanging="360"/>
+      </w:pPr>
+      <w:rPr>
+        <w:rFonts w:ascii="Wingdings" w:hAnsi="Wingdings" w:hint="default"/>
+        <w:sz w:val="20"/>
+      </w:rPr>
+    </w:lvl>
+    <w:lvl w:ilvl="4" w:tentative="1">
+      <w:start w:val="1"/>
+      <w:numFmt w:val="bullet"/>
+      <w:lvlText w:val=""/>
+      <w:lvlJc w:val="left"/>
+      <w:pPr>
+        <w:tabs>
+          <w:tab w:val="num" w:pos="3600"/>
+        </w:tabs>
+        <w:ind w:left="3600" w:hanging="360"/>
+      </w:pPr>
+      <w:rPr>
+        <w:rFonts w:ascii="Wingdings" w:hAnsi="Wingdings" w:hint="default"/>
+        <w:sz w:val="20"/>
+      </w:rPr>
+    </w:lvl>
+    <w:lvl w:ilvl="5" w:tentative="1">
+      <w:start w:val="1"/>
+      <w:numFmt w:val="bullet"/>
+      <w:lvlText w:val=""/>
+      <w:lvlJc w:val="left"/>
+      <w:pPr>
+        <w:tabs>
+          <w:tab w:val="num" w:pos="4320"/>
+        </w:tabs>
+        <w:ind w:left="4320" w:hanging="360"/>
+      </w:pPr>
+      <w:rPr>
+        <w:rFonts w:ascii="Wingdings" w:hAnsi="Wingdings" w:hint="default"/>
+        <w:sz w:val="20"/>
+      </w:rPr>
+    </w:lvl>
+    <w:lvl w:ilvl="6" w:tentative="1">
+      <w:start w:val="1"/>
+      <w:numFmt w:val="bullet"/>
+      <w:lvlText w:val=""/>
+      <w:lvlJc w:val="left"/>
+      <w:pPr>
+        <w:tabs>
+          <w:tab w:val="num" w:pos="5040"/>
+        </w:tabs>
+        <w:ind w:left="5040" w:hanging="360"/>
+      </w:pPr>
+      <w:rPr>
+        <w:rFonts w:ascii="Wingdings" w:hAnsi="Wingdings" w:hint="default"/>
+        <w:sz w:val="20"/>
+      </w:rPr>
+    </w:lvl>
+    <w:lvl w:ilvl="7" w:tentative="1">
+      <w:start w:val="1"/>
+      <w:numFmt w:val="bullet"/>
+      <w:lvlText w:val=""/>
+      <w:lvlJc w:val="left"/>
+      <w:pPr>
+        <w:tabs>
+          <w:tab w:val="num" w:pos="5760"/>
+        </w:tabs>
+        <w:ind w:left="5760" w:hanging="360"/>
+      </w:pPr>
+      <w:rPr>
+        <w:rFonts w:ascii="Wingdings" w:hAnsi="Wingdings" w:hint="default"/>
+        <w:sz w:val="20"/>
+      </w:rPr>
+    </w:lvl>
+    <w:lvl w:ilvl="8" w:tentative="1">
+      <w:start w:val="1"/>
+      <w:numFmt w:val="bullet"/>
+      <w:lvlText w:val=""/>
+      <w:lvlJc w:val="left"/>
+      <w:pPr>
+        <w:tabs>
+          <w:tab w:val="num" w:pos="6480"/>
+        </w:tabs>
+        <w:ind w:left="6480" w:hanging="360"/>
+      </w:pPr>
+      <w:rPr>
+        <w:rFonts w:ascii="Wingdings" w:hAnsi="Wingdings" w:hint="default"/>
+        <w:sz w:val="20"/>
+      </w:rPr>
+    </w:lvl>
+  </w:abstractNum>
   <w:num w:numId="1" w16cid:durableId="1113793454">
+    <w:abstractNumId w:val="18"/>
+  </w:num>
+  <w:num w:numId="2" w16cid:durableId="744449438">
+    <w:abstractNumId w:val="4"/>
+  </w:num>
+  <w:num w:numId="3" w16cid:durableId="1676300797">
+    <w:abstractNumId w:val="24"/>
+  </w:num>
+  <w:num w:numId="4" w16cid:durableId="1477800288">
+    <w:abstractNumId w:val="1"/>
+  </w:num>
+  <w:num w:numId="5" w16cid:durableId="1660157991">
+    <w:abstractNumId w:val="29"/>
+  </w:num>
+  <w:num w:numId="6" w16cid:durableId="685599768">
+    <w:abstractNumId w:val="2"/>
+  </w:num>
+  <w:num w:numId="7" w16cid:durableId="611742340">
+    <w:abstractNumId w:val="15"/>
+  </w:num>
+  <w:num w:numId="8" w16cid:durableId="474685286">
+    <w:abstractNumId w:val="3"/>
+  </w:num>
+  <w:num w:numId="9" w16cid:durableId="1576862177">
+    <w:abstractNumId w:val="25"/>
+  </w:num>
+  <w:num w:numId="10" w16cid:durableId="756243242">
+    <w:abstractNumId w:val="14"/>
+  </w:num>
+  <w:num w:numId="11" w16cid:durableId="1588348785">
     <w:abstractNumId w:val="13"/>
   </w:num>
-  <w:num w:numId="2" w16cid:durableId="744449438">
-    <w:abstractNumId w:val="3"/>
+  <w:num w:numId="12" w16cid:durableId="1351908083">
+    <w:abstractNumId w:val="30"/>
   </w:num>
-  <w:num w:numId="3" w16cid:durableId="1676300797">
+  <w:num w:numId="13" w16cid:durableId="1594435715">
+    <w:abstractNumId w:val="10"/>
+  </w:num>
+  <w:num w:numId="14" w16cid:durableId="591166373">
+    <w:abstractNumId w:val="27"/>
+  </w:num>
+  <w:num w:numId="15" w16cid:durableId="364018740">
     <w:abstractNumId w:val="17"/>
   </w:num>
-  <w:num w:numId="4" w16cid:durableId="1477800288">
+  <w:num w:numId="16" w16cid:durableId="1582791253">
+    <w:abstractNumId w:val="23"/>
+  </w:num>
+  <w:num w:numId="17" w16cid:durableId="1769810865">
+    <w:abstractNumId w:val="26"/>
+  </w:num>
+  <w:num w:numId="18" w16cid:durableId="1390306257">
+    <w:abstractNumId w:val="22"/>
+  </w:num>
+  <w:num w:numId="19" w16cid:durableId="1761179800">
+    <w:abstractNumId w:val="5"/>
+  </w:num>
+  <w:num w:numId="20" w16cid:durableId="1728915774">
+    <w:abstractNumId w:val="11"/>
+  </w:num>
+  <w:num w:numId="21" w16cid:durableId="286084005">
+    <w:abstractNumId w:val="28"/>
+  </w:num>
+  <w:num w:numId="22" w16cid:durableId="1432312713">
+    <w:abstractNumId w:val="20"/>
+  </w:num>
+  <w:num w:numId="23" w16cid:durableId="154154541">
+    <w:abstractNumId w:val="8"/>
+  </w:num>
+  <w:num w:numId="24" w16cid:durableId="1595281865">
+    <w:abstractNumId w:val="6"/>
+  </w:num>
+  <w:num w:numId="25" w16cid:durableId="105120009">
+    <w:abstractNumId w:val="19"/>
+  </w:num>
+  <w:num w:numId="26" w16cid:durableId="1004362047">
     <w:abstractNumId w:val="0"/>
   </w:num>
-  <w:num w:numId="5" w16cid:durableId="1660157991">
-    <w:abstractNumId w:val="22"/>
-  </w:num>
-  <w:num w:numId="6" w16cid:durableId="685599768">
-    <w:abstractNumId w:val="1"/>
-  </w:num>
-  <w:num w:numId="7" w16cid:durableId="611742340">
-    <w:abstractNumId w:val="11"/>
-  </w:num>
-  <w:num w:numId="8" w16cid:durableId="474685286">
-    <w:abstractNumId w:val="2"/>
-  </w:num>
-  <w:num w:numId="9" w16cid:durableId="1576862177">
-    <w:abstractNumId w:val="18"/>
-  </w:num>
-  <w:num w:numId="10" w16cid:durableId="756243242">
-    <w:abstractNumId w:val="10"/>
-  </w:num>
-  <w:num w:numId="11" w16cid:durableId="1588348785">
+  <w:num w:numId="27" w16cid:durableId="1841039186">
     <w:abstractNumId w:val="9"/>
   </w:num>
-  <w:num w:numId="12" w16cid:durableId="1351908083">
-    <w:abstractNumId w:val="23"/>
-  </w:num>
-  <w:num w:numId="13" w16cid:durableId="1594435715">
+  <w:num w:numId="28" w16cid:durableId="72506895">
     <w:abstractNumId w:val="7"/>
   </w:num>
-  <w:num w:numId="14" w16cid:durableId="591166373">
-    <w:abstractNumId w:val="20"/>
-  </w:num>
-  <w:num w:numId="15" w16cid:durableId="364018740">
+  <w:num w:numId="29" w16cid:durableId="778643250">
     <w:abstractNumId w:val="12"/>
   </w:num>
-  <w:num w:numId="16" w16cid:durableId="1582791253">
+  <w:num w:numId="30" w16cid:durableId="555824326">
+    <w:abstractNumId w:val="21"/>
+  </w:num>
+  <w:num w:numId="31" w16cid:durableId="732892667">
     <w:abstractNumId w:val="16"/>
   </w:num>
-  <w:num w:numId="17" w16cid:durableId="1769810865">
-    <w:abstractNumId w:val="19"/>
-  </w:num>
-  <w:num w:numId="18" w16cid:durableId="1390306257">
-    <w:abstractNumId w:val="15"/>
-  </w:num>
-  <w:num w:numId="19" w16cid:durableId="1761179800">
-    <w:abstractNumId w:val="4"/>
-  </w:num>
-  <w:num w:numId="20" w16cid:durableId="1728915774">
-    <w:abstractNumId w:val="8"/>
-  </w:num>
-  <w:num w:numId="21" w16cid:durableId="286084005">
-    <w:abstractNumId w:val="21"/>
-  </w:num>
-  <w:num w:numId="22" w16cid:durableId="1432312713">
-    <w:abstractNumId w:val="14"/>
-  </w:num>
-  <w:num w:numId="23" w16cid:durableId="154154541">
-    <w:abstractNumId w:val="6"/>
-  </w:num>
-  <w:num w:numId="24" w16cid:durableId="1595281865">
-    <w:abstractNumId w:val="5"/>
+  <w:num w:numId="32" w16cid:durableId="1791044249">
+    <w:abstractNumId w:val="31"/>
   </w:num>
 </w:numbering>
 </file>
@@ -13741,7 +17216,6 @@
   <w:style w:type="character" w:default="1" w:styleId="DefaultParagraphFont">
     <w:name w:val="Default Paragraph Font"/>
     <w:uiPriority w:val="1"/>
-    <w:semiHidden/>
     <w:unhideWhenUsed/>
   </w:style>
   <w:style w:type="table" w:default="1" w:styleId="TableNormal">
@@ -14088,7 +17562,6 @@
     <w:name w:val="Normal (Web)"/>
     <w:basedOn w:val="Normal"/>
     <w:uiPriority w:val="99"/>
-    <w:semiHidden/>
     <w:unhideWhenUsed/>
     <w:rsid w:val="00C51AF2"/>
     <w:pPr>
@@ -14136,6 +17609,146 @@
       <w:color w:val="605E5C"/>
       <w:shd w:val="clear" w:color="auto" w:fill="E1DFDD"/>
     </w:rPr>
+  </w:style>
+  <w:style w:type="character" w:customStyle="1" w:styleId="citation-72">
+    <w:name w:val="citation-72"/>
+    <w:basedOn w:val="DefaultParagraphFont"/>
+    <w:rsid w:val="009F7154"/>
+  </w:style>
+  <w:style w:type="character" w:customStyle="1" w:styleId="citation-71">
+    <w:name w:val="citation-71"/>
+    <w:basedOn w:val="DefaultParagraphFont"/>
+    <w:rsid w:val="009F7154"/>
+  </w:style>
+  <w:style w:type="character" w:customStyle="1" w:styleId="citation-70">
+    <w:name w:val="citation-70"/>
+    <w:basedOn w:val="DefaultParagraphFont"/>
+    <w:rsid w:val="009F7154"/>
+  </w:style>
+  <w:style w:type="character" w:customStyle="1" w:styleId="citation-69">
+    <w:name w:val="citation-69"/>
+    <w:basedOn w:val="DefaultParagraphFont"/>
+    <w:rsid w:val="009F7154"/>
+  </w:style>
+  <w:style w:type="character" w:customStyle="1" w:styleId="citation-68">
+    <w:name w:val="citation-68"/>
+    <w:basedOn w:val="DefaultParagraphFont"/>
+    <w:rsid w:val="009F7154"/>
+  </w:style>
+  <w:style w:type="character" w:customStyle="1" w:styleId="citation-67">
+    <w:name w:val="citation-67"/>
+    <w:basedOn w:val="DefaultParagraphFont"/>
+    <w:rsid w:val="009F7154"/>
+  </w:style>
+  <w:style w:type="character" w:customStyle="1" w:styleId="citation-66">
+    <w:name w:val="citation-66"/>
+    <w:basedOn w:val="DefaultParagraphFont"/>
+    <w:rsid w:val="009F7154"/>
+  </w:style>
+  <w:style w:type="character" w:customStyle="1" w:styleId="citation-65">
+    <w:name w:val="citation-65"/>
+    <w:basedOn w:val="DefaultParagraphFont"/>
+    <w:rsid w:val="009F7154"/>
+  </w:style>
+  <w:style w:type="character" w:customStyle="1" w:styleId="citation-64">
+    <w:name w:val="citation-64"/>
+    <w:basedOn w:val="DefaultParagraphFont"/>
+    <w:rsid w:val="009F7154"/>
+  </w:style>
+  <w:style w:type="character" w:customStyle="1" w:styleId="citation-63">
+    <w:name w:val="citation-63"/>
+    <w:basedOn w:val="DefaultParagraphFont"/>
+    <w:rsid w:val="009F7154"/>
+  </w:style>
+  <w:style w:type="character" w:customStyle="1" w:styleId="citation-62">
+    <w:name w:val="citation-62"/>
+    <w:basedOn w:val="DefaultParagraphFont"/>
+    <w:rsid w:val="009F7154"/>
+  </w:style>
+  <w:style w:type="character" w:customStyle="1" w:styleId="citation-61">
+    <w:name w:val="citation-61"/>
+    <w:basedOn w:val="DefaultParagraphFont"/>
+    <w:rsid w:val="009F7154"/>
+  </w:style>
+  <w:style w:type="character" w:customStyle="1" w:styleId="citation-60">
+    <w:name w:val="citation-60"/>
+    <w:basedOn w:val="DefaultParagraphFont"/>
+    <w:rsid w:val="009F7154"/>
+  </w:style>
+  <w:style w:type="character" w:customStyle="1" w:styleId="citation-59">
+    <w:name w:val="citation-59"/>
+    <w:basedOn w:val="DefaultParagraphFont"/>
+    <w:rsid w:val="009F7154"/>
+  </w:style>
+  <w:style w:type="character" w:customStyle="1" w:styleId="citation-155">
+    <w:name w:val="citation-155"/>
+    <w:basedOn w:val="DefaultParagraphFont"/>
+    <w:rsid w:val="00441D51"/>
+  </w:style>
+  <w:style w:type="character" w:customStyle="1" w:styleId="citation-154">
+    <w:name w:val="citation-154"/>
+    <w:basedOn w:val="DefaultParagraphFont"/>
+    <w:rsid w:val="00441D51"/>
+  </w:style>
+  <w:style w:type="character" w:customStyle="1" w:styleId="citation-153">
+    <w:name w:val="citation-153"/>
+    <w:basedOn w:val="DefaultParagraphFont"/>
+    <w:rsid w:val="00441D51"/>
+  </w:style>
+  <w:style w:type="character" w:customStyle="1" w:styleId="citation-152">
+    <w:name w:val="citation-152"/>
+    <w:basedOn w:val="DefaultParagraphFont"/>
+    <w:rsid w:val="00441D51"/>
+  </w:style>
+  <w:style w:type="character" w:customStyle="1" w:styleId="citation-151">
+    <w:name w:val="citation-151"/>
+    <w:basedOn w:val="DefaultParagraphFont"/>
+    <w:rsid w:val="00441D51"/>
+  </w:style>
+  <w:style w:type="character" w:customStyle="1" w:styleId="citation-150">
+    <w:name w:val="citation-150"/>
+    <w:basedOn w:val="DefaultParagraphFont"/>
+    <w:rsid w:val="00441D51"/>
+  </w:style>
+  <w:style w:type="character" w:customStyle="1" w:styleId="citation-149">
+    <w:name w:val="citation-149"/>
+    <w:basedOn w:val="DefaultParagraphFont"/>
+    <w:rsid w:val="00441D51"/>
+  </w:style>
+  <w:style w:type="character" w:customStyle="1" w:styleId="citation-147">
+    <w:name w:val="citation-147"/>
+    <w:basedOn w:val="DefaultParagraphFont"/>
+    <w:rsid w:val="00D44F66"/>
+  </w:style>
+  <w:style w:type="character" w:customStyle="1" w:styleId="citation-146">
+    <w:name w:val="citation-146"/>
+    <w:basedOn w:val="DefaultParagraphFont"/>
+    <w:rsid w:val="00D44F66"/>
+  </w:style>
+  <w:style w:type="character" w:customStyle="1" w:styleId="citation-145">
+    <w:name w:val="citation-145"/>
+    <w:basedOn w:val="DefaultParagraphFont"/>
+    <w:rsid w:val="00D44F66"/>
+  </w:style>
+  <w:style w:type="character" w:customStyle="1" w:styleId="citation-144">
+    <w:name w:val="citation-144"/>
+    <w:basedOn w:val="DefaultParagraphFont"/>
+    <w:rsid w:val="00D44F66"/>
+  </w:style>
+  <w:style w:type="character" w:customStyle="1" w:styleId="citation-143">
+    <w:name w:val="citation-143"/>
+    <w:basedOn w:val="DefaultParagraphFont"/>
+    <w:rsid w:val="00D44F66"/>
+  </w:style>
+  <w:style w:type="character" w:customStyle="1" w:styleId="citation-142">
+    <w:name w:val="citation-142"/>
+    <w:basedOn w:val="DefaultParagraphFont"/>
+    <w:rsid w:val="00D44F66"/>
+  </w:style>
+  <w:style w:type="character" w:customStyle="1" w:styleId="citation-141">
+    <w:name w:val="citation-141"/>
+    <w:basedOn w:val="DefaultParagraphFont"/>
+    <w:rsid w:val="00D44F66"/>
   </w:style>
 </w:styles>
 </file>
@@ -14433,4 +18046,16 @@
     </a:ext>
   </a:extLst>
 </a:theme>
+</file>
+
+<file path=customXml/item1.xml><?xml version="1.0" encoding="utf-8"?>
+<b:Sources xmlns:b="http://schemas.openxmlformats.org/officeDocument/2006/bibliography" xmlns="http://schemas.openxmlformats.org/officeDocument/2006/bibliography" SelectedStyle="\APASixthEditionOfficeOnline.xsl" StyleName="APA" Version="6"/>
+</file>
+
+<file path=customXml/itemProps1.xml><?xml version="1.0" encoding="utf-8"?>
+<ds:datastoreItem xmlns:ds="http://schemas.openxmlformats.org/officeDocument/2006/customXml" ds:itemID="{F0D9871D-CEBB-417C-8665-F3C3D34039D0}">
+  <ds:schemaRefs>
+    <ds:schemaRef ds:uri="http://schemas.openxmlformats.org/officeDocument/2006/bibliography"/>
+  </ds:schemaRefs>
+</ds:datastoreItem>
 </file>